--- a/ПЗ1/Отчет ПЗ1 Фёдоров А.С. БСБО-09-23.docx
+++ b/ПЗ1/Отчет ПЗ1 Фёдоров А.С. БСБО-09-23.docx
@@ -2,6 +2,2450 @@
 <file path=word/document.xml><?xml version="1.0" encoding="utf-8"?>
 <w:document xmlns:wpc="http://schemas.microsoft.com/office/word/2010/wordprocessingCanvas" xmlns:cx="http://schemas.microsoft.com/office/drawing/2014/chartex" xmlns:cx1="http://schemas.microsoft.com/office/drawing/2015/9/8/chartex" xmlns:cx2="http://schemas.microsoft.com/office/drawing/2015/10/21/chartex" xmlns:cx3="http://schemas.microsoft.com/office/drawing/2016/5/9/chartex" xmlns:cx4="http://schemas.microsoft.com/office/drawing/2016/5/10/chartex" xmlns:cx5="http://schemas.microsoft.com/office/drawing/2016/5/11/chartex" xmlns:cx6="http://schemas.microsoft.com/office/drawing/2016/5/12/chartex" xmlns:cx7="http://schemas.microsoft.com/office/drawing/2016/5/13/chartex" xmlns:cx8="http://schemas.microsoft.com/office/drawing/2016/5/14/chartex" xmlns:mc="http://schemas.openxmlformats.org/markup-compatibility/2006" xmlns:aink="http://schemas.microsoft.com/office/drawing/2016/ink" xmlns:am3d="http://schemas.microsoft.com/office/drawing/2017/model3d" xmlns:o="urn:schemas-microsoft-com:office:office" xmlns:oel="http://schemas.microsoft.com/office/2019/extlst" xmlns:r="http://schemas.openxmlformats.org/officeDocument/2006/relationships" xmlns:m="http://schemas.openxmlformats.org/officeDocument/2006/math" xmlns:v="urn:schemas-microsoft-com:vml" xmlns:wp14="http://schemas.microsoft.com/office/word/2010/wordprocessingDrawing" xmlns:wp="http://schemas.openxmlformats.org/drawingml/2006/wordprocessingDrawing" xmlns:w10="urn:schemas-microsoft-com:office:word" xmlns:w="http://schemas.openxmlformats.org/wordprocessingml/2006/main" xmlns:w14="http://schemas.microsoft.com/office/word/2010/wordml" xmlns:w15="http://schemas.microsoft.com/office/word/2012/wordml" xmlns:w16cex="http://schemas.microsoft.com/office/word/2018/wordml/cex" xmlns:w16cid="http://schemas.microsoft.com/office/word/2016/wordml/cid" xmlns:w16="http://schemas.microsoft.com/office/word/2018/wordml" xmlns:w16sdtdh="http://schemas.microsoft.com/office/word/2020/wordml/sdtdatahash" xmlns:w16se="http://schemas.microsoft.com/office/word/2015/wordml/symex" xmlns:wpg="http://schemas.microsoft.com/office/word/2010/wordprocessingGroup" xmlns:wpi="http://schemas.microsoft.com/office/word/2010/wordprocessingInk" xmlns:wne="http://schemas.microsoft.com/office/word/2006/wordml" xmlns:wps="http://schemas.microsoft.com/office/word/2010/wordprocessingShape" mc:Ignorable="w14 w15 w16se w16cid w16 w16cex w16sdtdh wp14">
   <w:body>
+    <w:tbl>
+      <w:tblPr>
+        <w:tblW w:w="9681" w:type="dxa"/>
+        <w:jc w:val="center"/>
+        <w:tblLayout w:type="fixed"/>
+        <w:tblLook w:val="0000" w:firstRow="0" w:lastRow="0" w:firstColumn="0" w:lastColumn="0" w:noHBand="0" w:noVBand="0"/>
+      </w:tblPr>
+      <w:tblGrid>
+        <w:gridCol w:w="9445"/>
+        <w:gridCol w:w="236"/>
+      </w:tblGrid>
+      <w:tr>
+        <w:trPr>
+          <w:trHeight w:val="180"/>
+          <w:jc w:val="center"/>
+        </w:trPr>
+        <w:tc>
+          <w:tcPr>
+            <w:tcW w:w="9445" w:type="dxa"/>
+            <w:shd w:val="clear" w:color="auto" w:fill="auto"/>
+          </w:tcPr>
+          <w:tbl>
+            <w:tblPr>
+              <w:tblW w:w="9356" w:type="dxa"/>
+              <w:tblLayout w:type="fixed"/>
+              <w:tblLook w:val="0000" w:firstRow="0" w:lastRow="0" w:firstColumn="0" w:lastColumn="0" w:noHBand="0" w:noVBand="0"/>
+            </w:tblPr>
+            <w:tblGrid>
+              <w:gridCol w:w="2599"/>
+              <w:gridCol w:w="3166"/>
+              <w:gridCol w:w="3591"/>
+            </w:tblGrid>
+            <w:tr>
+              <w:trPr>
+                <w:gridAfter w:val="1"/>
+                <w:wAfter w:w="3591" w:type="dxa"/>
+                <w:trHeight w:val="180"/>
+              </w:trPr>
+              <w:tc>
+                <w:tcPr>
+                  <w:tcW w:w="2599" w:type="dxa"/>
+                </w:tcPr>
+                <w:p>
+                  <w:pPr>
+                    <w:widowControl w:val="0"/>
+                    <w:spacing w:line="276" w:lineRule="auto"/>
+                    <w:jc w:val="center"/>
+                    <w:rPr>
+                      <w:rFonts w:ascii="Times New Roman" w:hAnsi="Times New Roman" w:cs="Times New Roman"/>
+                      <w:b/>
+                      <w:lang w:val="en-US" w:eastAsia="zh-CN"/>
+                    </w:rPr>
+                  </w:pPr>
+                </w:p>
+                <w:p>
+                  <w:pPr>
+                    <w:widowControl w:val="0"/>
+                    <w:spacing w:line="276" w:lineRule="auto"/>
+                    <w:jc w:val="center"/>
+                    <w:rPr>
+                      <w:rFonts w:ascii="Times New Roman" w:hAnsi="Times New Roman" w:cs="Times New Roman"/>
+                      <w:b/>
+                      <w:lang w:val="en-US" w:eastAsia="zh-CN"/>
+                    </w:rPr>
+                  </w:pPr>
+                </w:p>
+                <w:p>
+                  <w:pPr>
+                    <w:widowControl w:val="0"/>
+                    <w:spacing w:line="276" w:lineRule="auto"/>
+                    <w:jc w:val="center"/>
+                    <w:rPr>
+                      <w:rFonts w:ascii="Times New Roman" w:hAnsi="Times New Roman" w:cs="Times New Roman"/>
+                      <w:smallCaps/>
+                      <w:lang w:val="en-US" w:eastAsia="zh-CN"/>
+                    </w:rPr>
+                  </w:pPr>
+                </w:p>
+              </w:tc>
+              <w:tc>
+                <w:tcPr>
+                  <w:tcW w:w="3166" w:type="dxa"/>
+                </w:tcPr>
+                <w:p>
+                  <w:pPr>
+                    <w:widowControl w:val="0"/>
+                    <w:spacing w:line="276" w:lineRule="auto"/>
+                    <w:ind w:firstLine="590"/>
+                    <w:jc w:val="center"/>
+                    <w:rPr>
+                      <w:rFonts w:ascii="Times New Roman" w:hAnsi="Times New Roman" w:cs="Times New Roman"/>
+                      <w:lang w:val="en-US" w:eastAsia="zh-CN"/>
+                    </w:rPr>
+                  </w:pPr>
+                  <w:r>
+                    <w:rPr>
+                      <w:rFonts w:ascii="Times New Roman" w:hAnsi="Times New Roman" w:cs="Times New Roman"/>
+                      <w:lang w:eastAsia="zh-CN"/>
+                    </w:rPr>
+                    <w:t xml:space="preserve">       </w:t>
+                  </w:r>
+                  <w:r>
+                    <w:rPr>
+                      <w:rFonts w:ascii="Times New Roman" w:hAnsi="Times New Roman" w:cs="Times New Roman"/>
+                      <w:noProof/>
+                    </w:rPr>
+                    <w:drawing>
+                      <wp:inline distT="0" distB="0" distL="0" distR="0" wp14:anchorId="675D8D37" wp14:editId="0AFF5744">
+                        <wp:extent cx="890693" cy="1009227"/>
+                        <wp:effectExtent l="0" t="0" r="5080" b="635"/>
+                        <wp:docPr id="3" name="image1.png"/>
+                        <wp:cNvGraphicFramePr/>
+                        <a:graphic xmlns:a="http://schemas.openxmlformats.org/drawingml/2006/main">
+                          <a:graphicData uri="http://schemas.openxmlformats.org/drawingml/2006/picture">
+                            <pic:pic xmlns:pic="http://schemas.openxmlformats.org/drawingml/2006/picture">
+                              <pic:nvPicPr>
+                                <pic:cNvPr id="0" name="image1.png"/>
+                                <pic:cNvPicPr preferRelativeResize="0"/>
+                              </pic:nvPicPr>
+                              <pic:blipFill>
+                                <a:blip r:embed="rId8">
+                                  <a:extLst>
+                                    <a:ext uri="{28A0092B-C50C-407E-A947-70E740481C1C}">
+                                      <a14:useLocalDpi xmlns:a14="http://schemas.microsoft.com/office/drawing/2010/main" val="0"/>
+                                    </a:ext>
+                                  </a:extLst>
+                                </a:blip>
+                                <a:srcRect/>
+                                <a:stretch>
+                                  <a:fillRect/>
+                                </a:stretch>
+                              </pic:blipFill>
+                              <pic:spPr>
+                                <a:xfrm>
+                                  <a:off x="0" y="0"/>
+                                  <a:ext cx="890693" cy="1009227"/>
+                                </a:xfrm>
+                                <a:prstGeom prst="rect">
+                                  <a:avLst/>
+                                </a:prstGeom>
+                                <a:ln/>
+                              </pic:spPr>
+                            </pic:pic>
+                          </a:graphicData>
+                        </a:graphic>
+                      </wp:inline>
+                    </w:drawing>
+                  </w:r>
+                </w:p>
+              </w:tc>
+            </w:tr>
+            <w:tr>
+              <w:trPr>
+                <w:trHeight w:val="540"/>
+              </w:trPr>
+              <w:tc>
+                <w:tcPr>
+                  <w:tcW w:w="9356" w:type="dxa"/>
+                  <w:gridSpan w:val="3"/>
+                  <w:vAlign w:val="center"/>
+                </w:tcPr>
+                <w:p>
+                  <w:pPr>
+                    <w:widowControl w:val="0"/>
+                    <w:spacing w:line="276" w:lineRule="auto"/>
+                    <w:jc w:val="center"/>
+                    <w:rPr>
+                      <w:rFonts w:ascii="Times New Roman" w:hAnsi="Times New Roman" w:cs="Times New Roman"/>
+                      <w:smallCaps/>
+                      <w:lang w:val="en-US" w:eastAsia="zh-CN"/>
+                    </w:rPr>
+                  </w:pPr>
+                  <w:r>
+                    <w:rPr>
+                      <w:rFonts w:ascii="Times New Roman" w:hAnsi="Times New Roman" w:cs="Times New Roman"/>
+                      <w:smallCaps/>
+                      <w:lang w:val="en-US" w:eastAsia="zh-CN"/>
+                    </w:rPr>
+                    <w:t>МИНОБРНАУКИ РОССИИ</w:t>
+                  </w:r>
+                </w:p>
+              </w:tc>
+            </w:tr>
+            <w:tr>
+              <w:tc>
+                <w:tcPr>
+                  <w:tcW w:w="9356" w:type="dxa"/>
+                  <w:gridSpan w:val="3"/>
+                </w:tcPr>
+                <w:p>
+                  <w:pPr>
+                    <w:widowControl w:val="0"/>
+                    <w:jc w:val="center"/>
+                    <w:rPr>
+                      <w:rFonts w:ascii="Times New Roman" w:hAnsi="Times New Roman" w:cs="Times New Roman"/>
+                      <w:lang w:eastAsia="zh-CN"/>
+                    </w:rPr>
+                  </w:pPr>
+                  <w:r>
+                    <w:rPr>
+                      <w:rFonts w:ascii="Times New Roman" w:hAnsi="Times New Roman" w:cs="Times New Roman"/>
+                      <w:lang w:eastAsia="zh-CN"/>
+                    </w:rPr>
+                    <w:t xml:space="preserve">Федеральное государственное бюджетное образовательное учреждение </w:t>
+                  </w:r>
+                </w:p>
+                <w:p>
+                  <w:pPr>
+                    <w:widowControl w:val="0"/>
+                    <w:jc w:val="center"/>
+                    <w:rPr>
+                      <w:rFonts w:ascii="Times New Roman" w:hAnsi="Times New Roman" w:cs="Times New Roman"/>
+                      <w:lang w:eastAsia="zh-CN"/>
+                    </w:rPr>
+                  </w:pPr>
+                  <w:r>
+                    <w:rPr>
+                      <w:rFonts w:ascii="Times New Roman" w:hAnsi="Times New Roman" w:cs="Times New Roman"/>
+                      <w:lang w:eastAsia="zh-CN"/>
+                    </w:rPr>
+                    <w:t xml:space="preserve"> высшего образования</w:t>
+                  </w:r>
+                </w:p>
+                <w:p>
+                  <w:pPr>
+                    <w:widowControl w:val="0"/>
+                    <w:jc w:val="center"/>
+                    <w:rPr>
+                      <w:rFonts w:ascii="Times New Roman" w:hAnsi="Times New Roman" w:cs="Times New Roman"/>
+                      <w:b/>
+                      <w:lang w:eastAsia="zh-CN"/>
+                    </w:rPr>
+                  </w:pPr>
+                  <w:r>
+                    <w:rPr>
+                      <w:rFonts w:ascii="Times New Roman" w:hAnsi="Times New Roman" w:cs="Times New Roman"/>
+                      <w:b/>
+                      <w:lang w:eastAsia="zh-CN"/>
+                    </w:rPr>
+                    <w:t>«МИРЭА – Российский технологический университет»</w:t>
+                  </w:r>
+                </w:p>
+                <w:p>
+                  <w:pPr>
+                    <w:keepNext/>
+                    <w:widowControl w:val="0"/>
+                    <w:jc w:val="center"/>
+                    <w:rPr>
+                      <w:rFonts w:ascii="Times New Roman" w:hAnsi="Times New Roman" w:cs="Times New Roman"/>
+                      <w:b/>
+                      <w:sz w:val="32"/>
+                      <w:szCs w:val="32"/>
+                      <w:lang w:eastAsia="zh-CN"/>
+                    </w:rPr>
+                  </w:pPr>
+                  <w:r>
+                    <w:rPr>
+                      <w:rFonts w:ascii="Times New Roman" w:hAnsi="Times New Roman" w:cs="Times New Roman"/>
+                      <w:b/>
+                      <w:sz w:val="32"/>
+                      <w:szCs w:val="32"/>
+                      <w:lang w:eastAsia="zh-CN"/>
+                    </w:rPr>
+                    <w:t>РТУ МИРЭА</w:t>
+                  </w:r>
+                </w:p>
+                <w:p>
+                  <w:pPr>
+                    <w:keepNext/>
+                    <w:widowControl w:val="0"/>
+                    <w:jc w:val="center"/>
+                    <w:rPr>
+                      <w:rFonts w:ascii="Times New Roman" w:hAnsi="Times New Roman" w:cs="Times New Roman"/>
+                      <w:b/>
+                      <w:sz w:val="40"/>
+                      <w:szCs w:val="40"/>
+                      <w:lang w:eastAsia="zh-CN"/>
+                    </w:rPr>
+                  </w:pPr>
+                </w:p>
+              </w:tc>
+            </w:tr>
+          </w:tbl>
+          <w:p>
+            <w:pPr>
+              <w:widowControl w:val="0"/>
+              <w:spacing w:line="276" w:lineRule="auto"/>
+              <w:jc w:val="center"/>
+              <w:rPr>
+                <w:rFonts w:ascii="Times New Roman" w:hAnsi="Times New Roman" w:cs="Times New Roman"/>
+                <w:smallCaps/>
+                <w:lang w:eastAsia="zh-CN"/>
+              </w:rPr>
+            </w:pPr>
+          </w:p>
+        </w:tc>
+        <w:tc>
+          <w:tcPr>
+            <w:tcW w:w="236" w:type="dxa"/>
+            <w:shd w:val="clear" w:color="auto" w:fill="auto"/>
+          </w:tcPr>
+          <w:p>
+            <w:pPr>
+              <w:widowControl w:val="0"/>
+              <w:rPr>
+                <w:rFonts w:ascii="Times New Roman" w:hAnsi="Times New Roman" w:cs="Times New Roman"/>
+                <w:lang w:eastAsia="zh-CN"/>
+              </w:rPr>
+            </w:pPr>
+          </w:p>
+        </w:tc>
+      </w:tr>
+    </w:tbl>
+    <w:p>
+      <w:pPr>
+        <w:widowControl w:val="0"/>
+        <w:jc w:val="center"/>
+        <w:rPr>
+          <w:rFonts w:ascii="Times New Roman" w:hAnsi="Times New Roman" w:cs="Times New Roman"/>
+          <w:szCs w:val="28"/>
+          <w:lang w:eastAsia="zh-CN"/>
+        </w:rPr>
+      </w:pPr>
+      <w:bookmarkStart w:id="0" w:name="_gjdgxs" w:colFirst="0" w:colLast="0"/>
+      <w:bookmarkEnd w:id="0"/>
+      <w:r>
+        <w:rPr>
+          <w:rFonts w:ascii="Times New Roman" w:hAnsi="Times New Roman" w:cs="Times New Roman"/>
+          <w:b/>
+          <w:szCs w:val="28"/>
+          <w:lang w:eastAsia="zh-CN"/>
+        </w:rPr>
+        <w:t>КБ-3 «</w:t>
+      </w:r>
+      <w:r>
+        <w:rPr>
+          <w:rFonts w:ascii="Times New Roman" w:hAnsi="Times New Roman" w:cs="Times New Roman"/>
+          <w:b/>
+          <w:szCs w:val="28"/>
+          <w:lang w:eastAsia="zh-CN"/>
+        </w:rPr>
+        <w:t>Разработка программных решений и системное программирование</w:t>
+      </w:r>
+      <w:r>
+        <w:rPr>
+          <w:rFonts w:ascii="Times New Roman" w:hAnsi="Times New Roman" w:cs="Times New Roman"/>
+          <w:b/>
+          <w:szCs w:val="28"/>
+          <w:lang w:eastAsia="zh-CN"/>
+        </w:rPr>
+        <w:t>»</w:t>
+      </w:r>
+    </w:p>
+    <w:p>
+      <w:pPr>
+        <w:widowControl w:val="0"/>
+        <w:shd w:val="clear" w:color="auto" w:fill="FFFFFF"/>
+        <w:rPr>
+          <w:rFonts w:ascii="Times New Roman" w:hAnsi="Times New Roman" w:cs="Times New Roman"/>
+          <w:b/>
+          <w:sz w:val="32"/>
+          <w:szCs w:val="32"/>
+          <w:lang w:eastAsia="zh-CN"/>
+        </w:rPr>
+      </w:pPr>
+    </w:p>
+    <w:p>
+      <w:pPr>
+        <w:widowControl w:val="0"/>
+        <w:shd w:val="clear" w:color="auto" w:fill="FFFFFF"/>
+        <w:jc w:val="center"/>
+        <w:rPr>
+          <w:rFonts w:ascii="Times New Roman" w:hAnsi="Times New Roman" w:cs="Times New Roman"/>
+          <w:b/>
+          <w:sz w:val="32"/>
+          <w:szCs w:val="32"/>
+          <w:lang w:eastAsia="zh-CN"/>
+        </w:rPr>
+      </w:pPr>
+    </w:p>
+    <w:tbl>
+      <w:tblPr>
+        <w:tblW w:w="9349" w:type="dxa"/>
+        <w:tblLayout w:type="fixed"/>
+        <w:tblLook w:val="0000" w:firstRow="0" w:lastRow="0" w:firstColumn="0" w:lastColumn="0" w:noHBand="0" w:noVBand="0"/>
+      </w:tblPr>
+      <w:tblGrid>
+        <w:gridCol w:w="5954"/>
+        <w:gridCol w:w="3395"/>
+      </w:tblGrid>
+      <w:tr>
+        <w:tc>
+          <w:tcPr>
+            <w:tcW w:w="9349" w:type="dxa"/>
+            <w:gridSpan w:val="2"/>
+            <w:shd w:val="clear" w:color="auto" w:fill="auto"/>
+          </w:tcPr>
+          <w:p>
+            <w:pPr>
+              <w:widowControl w:val="0"/>
+              <w:shd w:val="clear" w:color="auto" w:fill="FFFFFF"/>
+              <w:jc w:val="center"/>
+              <w:rPr>
+                <w:rFonts w:ascii="Times New Roman" w:hAnsi="Times New Roman" w:cs="Times New Roman"/>
+                <w:b/>
+                <w:sz w:val="28"/>
+                <w:szCs w:val="32"/>
+                <w:lang w:eastAsia="zh-CN"/>
+              </w:rPr>
+            </w:pPr>
+            <w:r>
+              <w:rPr>
+                <w:rFonts w:ascii="Times New Roman" w:hAnsi="Times New Roman" w:cs="Times New Roman"/>
+                <w:b/>
+                <w:sz w:val="28"/>
+                <w:szCs w:val="32"/>
+                <w:lang w:eastAsia="zh-CN"/>
+              </w:rPr>
+              <w:t>Отчет по практической работе №1</w:t>
+            </w:r>
+            <w:r>
+              <w:rPr>
+                <w:rFonts w:ascii="Times New Roman" w:hAnsi="Times New Roman" w:cs="Times New Roman"/>
+                <w:b/>
+                <w:sz w:val="28"/>
+                <w:szCs w:val="32"/>
+                <w:lang w:eastAsia="zh-CN"/>
+              </w:rPr>
+              <w:t xml:space="preserve"> «Сдвоенная функция»</w:t>
+            </w:r>
+          </w:p>
+        </w:tc>
+      </w:tr>
+      <w:tr>
+        <w:tc>
+          <w:tcPr>
+            <w:tcW w:w="9349" w:type="dxa"/>
+            <w:gridSpan w:val="2"/>
+            <w:shd w:val="clear" w:color="auto" w:fill="auto"/>
+          </w:tcPr>
+          <w:p>
+            <w:pPr>
+              <w:widowControl w:val="0"/>
+              <w:shd w:val="clear" w:color="auto" w:fill="FFFFFF"/>
+              <w:jc w:val="center"/>
+              <w:rPr>
+                <w:rFonts w:ascii="Times New Roman" w:hAnsi="Times New Roman" w:cs="Times New Roman"/>
+                <w:bCs/>
+                <w:sz w:val="28"/>
+                <w:szCs w:val="28"/>
+                <w:lang w:val="en-US" w:eastAsia="zh-CN"/>
+              </w:rPr>
+            </w:pPr>
+            <w:proofErr w:type="spellStart"/>
+            <w:r>
+              <w:rPr>
+                <w:rFonts w:ascii="Times New Roman" w:hAnsi="Times New Roman" w:cs="Times New Roman"/>
+                <w:bCs/>
+                <w:sz w:val="28"/>
+                <w:szCs w:val="28"/>
+                <w:lang w:val="en-US" w:eastAsia="zh-CN"/>
+              </w:rPr>
+              <w:t>по</w:t>
+            </w:r>
+            <w:proofErr w:type="spellEnd"/>
+            <w:r>
+              <w:rPr>
+                <w:rFonts w:ascii="Times New Roman" w:hAnsi="Times New Roman" w:cs="Times New Roman"/>
+                <w:bCs/>
+                <w:sz w:val="28"/>
+                <w:szCs w:val="28"/>
+                <w:lang w:val="en-US" w:eastAsia="zh-CN"/>
+              </w:rPr>
+              <w:t xml:space="preserve"> </w:t>
+            </w:r>
+            <w:proofErr w:type="spellStart"/>
+            <w:r>
+              <w:rPr>
+                <w:rFonts w:ascii="Times New Roman" w:hAnsi="Times New Roman" w:cs="Times New Roman"/>
+                <w:bCs/>
+                <w:sz w:val="28"/>
+                <w:szCs w:val="28"/>
+                <w:lang w:val="en-US" w:eastAsia="zh-CN"/>
+              </w:rPr>
+              <w:t>дисциплине</w:t>
+            </w:r>
+            <w:proofErr w:type="spellEnd"/>
+          </w:p>
+        </w:tc>
+      </w:tr>
+      <w:tr>
+        <w:tc>
+          <w:tcPr>
+            <w:tcW w:w="9349" w:type="dxa"/>
+            <w:gridSpan w:val="2"/>
+            <w:shd w:val="clear" w:color="auto" w:fill="auto"/>
+          </w:tcPr>
+          <w:p>
+            <w:pPr>
+              <w:widowControl w:val="0"/>
+              <w:shd w:val="clear" w:color="auto" w:fill="FFFFFF"/>
+              <w:jc w:val="center"/>
+              <w:rPr>
+                <w:rFonts w:ascii="Times New Roman" w:hAnsi="Times New Roman" w:cs="Times New Roman"/>
+                <w:b/>
+                <w:sz w:val="28"/>
+                <w:szCs w:val="28"/>
+                <w:lang w:eastAsia="zh-CN"/>
+              </w:rPr>
+            </w:pPr>
+            <w:r>
+              <w:rPr>
+                <w:rFonts w:ascii="Times New Roman" w:hAnsi="Times New Roman" w:cs="Times New Roman"/>
+                <w:b/>
+                <w:sz w:val="28"/>
+                <w:szCs w:val="28"/>
+                <w:lang w:eastAsia="zh-CN"/>
+              </w:rPr>
+              <w:t>«</w:t>
+            </w:r>
+            <w:r>
+              <w:rPr>
+                <w:rFonts w:ascii="Times New Roman" w:hAnsi="Times New Roman" w:cs="Times New Roman"/>
+                <w:b/>
+                <w:sz w:val="28"/>
+                <w:szCs w:val="28"/>
+                <w:u w:val="single"/>
+                <w:lang w:eastAsia="zh-CN"/>
+              </w:rPr>
+              <w:t>Сборка, тестирование и верификация программного продукта</w:t>
+            </w:r>
+            <w:r>
+              <w:rPr>
+                <w:rFonts w:ascii="Times New Roman" w:hAnsi="Times New Roman" w:cs="Times New Roman"/>
+                <w:b/>
+                <w:sz w:val="28"/>
+                <w:szCs w:val="28"/>
+                <w:lang w:eastAsia="zh-CN"/>
+              </w:rPr>
+              <w:t>»</w:t>
+            </w:r>
+          </w:p>
+          <w:p>
+            <w:pPr>
+              <w:spacing w:after="200" w:line="276" w:lineRule="auto"/>
+              <w:rPr>
+                <w:rFonts w:ascii="Times New Roman" w:hAnsi="Times New Roman" w:cs="Times New Roman"/>
+                <w:sz w:val="32"/>
+                <w:szCs w:val="32"/>
+                <w:lang w:eastAsia="zh-CN"/>
+              </w:rPr>
+            </w:pPr>
+          </w:p>
+          <w:p>
+            <w:pPr>
+              <w:spacing w:after="200" w:line="276" w:lineRule="auto"/>
+              <w:rPr>
+                <w:rFonts w:ascii="Times New Roman" w:hAnsi="Times New Roman" w:cs="Times New Roman"/>
+                <w:sz w:val="32"/>
+                <w:szCs w:val="32"/>
+                <w:lang w:eastAsia="zh-CN"/>
+              </w:rPr>
+            </w:pPr>
+          </w:p>
+          <w:p>
+            <w:pPr>
+              <w:spacing w:after="200" w:line="276" w:lineRule="auto"/>
+              <w:rPr>
+                <w:rFonts w:ascii="Times New Roman" w:eastAsia="SimSun" w:hAnsi="Times New Roman" w:cs="Times New Roman"/>
+                <w:bCs/>
+                <w:lang w:eastAsia="zh-CN"/>
+              </w:rPr>
+            </w:pPr>
+          </w:p>
+        </w:tc>
+      </w:tr>
+      <w:tr>
+        <w:tc>
+          <w:tcPr>
+            <w:tcW w:w="9349" w:type="dxa"/>
+            <w:gridSpan w:val="2"/>
+            <w:shd w:val="clear" w:color="auto" w:fill="auto"/>
+          </w:tcPr>
+          <w:p>
+            <w:pPr>
+              <w:widowControl w:val="0"/>
+              <w:shd w:val="clear" w:color="auto" w:fill="FFFFFF"/>
+              <w:rPr>
+                <w:rFonts w:ascii="Times New Roman" w:hAnsi="Times New Roman" w:cs="Times New Roman"/>
+                <w:b/>
+                <w:lang w:eastAsia="zh-CN"/>
+              </w:rPr>
+            </w:pPr>
+          </w:p>
+          <w:p>
+            <w:pPr>
+              <w:widowControl w:val="0"/>
+              <w:shd w:val="clear" w:color="auto" w:fill="FFFFFF"/>
+              <w:rPr>
+                <w:rFonts w:ascii="Times New Roman" w:hAnsi="Times New Roman" w:cs="Times New Roman"/>
+                <w:b/>
+                <w:lang w:eastAsia="zh-CN"/>
+              </w:rPr>
+            </w:pPr>
+          </w:p>
+          <w:p>
+            <w:pPr>
+              <w:widowControl w:val="0"/>
+              <w:shd w:val="clear" w:color="auto" w:fill="FFFFFF"/>
+              <w:rPr>
+                <w:rFonts w:ascii="Times New Roman" w:hAnsi="Times New Roman" w:cs="Times New Roman"/>
+                <w:b/>
+                <w:lang w:eastAsia="zh-CN"/>
+              </w:rPr>
+            </w:pPr>
+          </w:p>
+        </w:tc>
+      </w:tr>
+      <w:tr>
+        <w:tc>
+          <w:tcPr>
+            <w:tcW w:w="5954" w:type="dxa"/>
+            <w:shd w:val="clear" w:color="auto" w:fill="auto"/>
+          </w:tcPr>
+          <w:p>
+            <w:pPr>
+              <w:widowControl w:val="0"/>
+              <w:rPr>
+                <w:rFonts w:ascii="Times New Roman" w:hAnsi="Times New Roman" w:cs="Times New Roman"/>
+                <w:highlight w:val="yellow"/>
+                <w:lang w:eastAsia="zh-CN"/>
+              </w:rPr>
+            </w:pPr>
+            <w:r>
+              <w:rPr>
+                <w:rFonts w:ascii="Times New Roman" w:hAnsi="Times New Roman" w:cs="Times New Roman"/>
+                <w:lang w:eastAsia="zh-CN"/>
+              </w:rPr>
+              <w:t>Выполнил студент группы БСБО-09-23</w:t>
+            </w:r>
+          </w:p>
+          <w:p>
+            <w:pPr>
+              <w:widowControl w:val="0"/>
+              <w:shd w:val="clear" w:color="auto" w:fill="FFFFFF"/>
+              <w:jc w:val="center"/>
+              <w:rPr>
+                <w:rFonts w:ascii="Times New Roman" w:hAnsi="Times New Roman" w:cs="Times New Roman"/>
+                <w:b/>
+                <w:color w:val="FF0000"/>
+                <w:lang w:val="en-US" w:eastAsia="zh-CN"/>
+              </w:rPr>
+            </w:pPr>
+            <w:r>
+              <w:rPr>
+                <w:rFonts w:ascii="Times New Roman" w:hAnsi="Times New Roman" w:cs="Times New Roman"/>
+                <w:lang w:val="en-US" w:eastAsia="zh-CN"/>
+              </w:rPr>
+              <w:t xml:space="preserve">                    </w:t>
+            </w:r>
+          </w:p>
+        </w:tc>
+        <w:tc>
+          <w:tcPr>
+            <w:tcW w:w="3395" w:type="dxa"/>
+            <w:shd w:val="clear" w:color="auto" w:fill="auto"/>
+          </w:tcPr>
+          <w:p>
+            <w:pPr>
+              <w:widowControl w:val="0"/>
+              <w:shd w:val="clear" w:color="auto" w:fill="FFFFFF"/>
+              <w:rPr>
+                <w:rFonts w:ascii="Times New Roman" w:hAnsi="Times New Roman" w:cs="Times New Roman"/>
+                <w:lang w:eastAsia="zh-CN"/>
+              </w:rPr>
+            </w:pPr>
+            <w:r>
+              <w:rPr>
+                <w:rFonts w:ascii="Times New Roman" w:hAnsi="Times New Roman" w:cs="Times New Roman"/>
+                <w:lang w:eastAsia="zh-CN"/>
+              </w:rPr>
+              <w:t>Фёдоров Антон Сергеевич</w:t>
+            </w:r>
+          </w:p>
+        </w:tc>
+      </w:tr>
+    </w:tbl>
+    <w:p>
+      <w:pPr>
+        <w:widowControl w:val="0"/>
+        <w:shd w:val="clear" w:color="auto" w:fill="FFFFFF"/>
+        <w:rPr>
+          <w:rFonts w:ascii="Times New Roman" w:hAnsi="Times New Roman" w:cs="Times New Roman"/>
+          <w:b/>
+          <w:sz w:val="32"/>
+          <w:szCs w:val="32"/>
+          <w:lang w:eastAsia="zh-CN"/>
+        </w:rPr>
+      </w:pPr>
+    </w:p>
+    <w:p>
+      <w:pPr>
+        <w:widowControl w:val="0"/>
+        <w:shd w:val="clear" w:color="auto" w:fill="FFFFFF"/>
+        <w:rPr>
+          <w:rFonts w:ascii="Times New Roman" w:hAnsi="Times New Roman" w:cs="Times New Roman"/>
+          <w:b/>
+          <w:sz w:val="32"/>
+          <w:szCs w:val="32"/>
+          <w:lang w:eastAsia="zh-CN"/>
+        </w:rPr>
+      </w:pPr>
+    </w:p>
+    <w:p>
+      <w:pPr>
+        <w:widowControl w:val="0"/>
+        <w:shd w:val="clear" w:color="auto" w:fill="FFFFFF"/>
+        <w:rPr>
+          <w:rFonts w:ascii="Times New Roman" w:hAnsi="Times New Roman" w:cs="Times New Roman"/>
+          <w:b/>
+          <w:sz w:val="32"/>
+          <w:szCs w:val="32"/>
+          <w:lang w:eastAsia="zh-CN"/>
+        </w:rPr>
+      </w:pPr>
+    </w:p>
+    <w:tbl>
+      <w:tblPr>
+        <w:tblW w:w="9462" w:type="dxa"/>
+        <w:tblLayout w:type="fixed"/>
+        <w:tblLook w:val="0000" w:firstRow="0" w:lastRow="0" w:firstColumn="0" w:lastColumn="0" w:noHBand="0" w:noVBand="0"/>
+      </w:tblPr>
+      <w:tblGrid>
+        <w:gridCol w:w="3119"/>
+        <w:gridCol w:w="3544"/>
+        <w:gridCol w:w="2799"/>
+      </w:tblGrid>
+      <w:tr>
+        <w:tc>
+          <w:tcPr>
+            <w:tcW w:w="3119" w:type="dxa"/>
+            <w:shd w:val="clear" w:color="auto" w:fill="auto"/>
+            <w:vAlign w:val="center"/>
+          </w:tcPr>
+          <w:p>
+            <w:pPr>
+              <w:widowControl w:val="0"/>
+              <w:rPr>
+                <w:rFonts w:ascii="Times New Roman" w:hAnsi="Times New Roman" w:cs="Times New Roman"/>
+                <w:lang w:eastAsia="zh-CN"/>
+              </w:rPr>
+            </w:pPr>
+            <w:proofErr w:type="spellStart"/>
+            <w:r>
+              <w:rPr>
+                <w:rFonts w:ascii="Times New Roman" w:hAnsi="Times New Roman" w:cs="Times New Roman"/>
+                <w:lang w:val="en-US" w:eastAsia="zh-CN"/>
+              </w:rPr>
+              <w:t>Работ</w:t>
+            </w:r>
+            <w:proofErr w:type="spellEnd"/>
+            <w:r>
+              <w:rPr>
+                <w:rFonts w:ascii="Times New Roman" w:hAnsi="Times New Roman" w:cs="Times New Roman"/>
+                <w:lang w:eastAsia="zh-CN"/>
+              </w:rPr>
+              <w:t>а</w:t>
+            </w:r>
+            <w:r>
+              <w:rPr>
+                <w:rFonts w:ascii="Times New Roman" w:hAnsi="Times New Roman" w:cs="Times New Roman"/>
+                <w:lang w:val="en-US" w:eastAsia="zh-CN"/>
+              </w:rPr>
+              <w:t xml:space="preserve"> </w:t>
+            </w:r>
+            <w:proofErr w:type="spellStart"/>
+            <w:r>
+              <w:rPr>
+                <w:rFonts w:ascii="Times New Roman" w:hAnsi="Times New Roman" w:cs="Times New Roman"/>
+                <w:lang w:val="en-US" w:eastAsia="zh-CN"/>
+              </w:rPr>
+              <w:t>выполнен</w:t>
+            </w:r>
+            <w:proofErr w:type="spellEnd"/>
+            <w:r>
+              <w:rPr>
+                <w:rFonts w:ascii="Times New Roman" w:hAnsi="Times New Roman" w:cs="Times New Roman"/>
+                <w:lang w:eastAsia="zh-CN"/>
+              </w:rPr>
+              <w:t>а</w:t>
+            </w:r>
+          </w:p>
+        </w:tc>
+        <w:tc>
+          <w:tcPr>
+            <w:tcW w:w="3544" w:type="dxa"/>
+            <w:shd w:val="clear" w:color="auto" w:fill="auto"/>
+            <w:vAlign w:val="center"/>
+          </w:tcPr>
+          <w:p>
+            <w:pPr>
+              <w:widowControl w:val="0"/>
+              <w:jc w:val="right"/>
+              <w:rPr>
+                <w:rFonts w:ascii="Times New Roman" w:hAnsi="Times New Roman" w:cs="Times New Roman"/>
+                <w:lang w:val="en-US" w:eastAsia="zh-CN"/>
+              </w:rPr>
+            </w:pPr>
+          </w:p>
+        </w:tc>
+        <w:tc>
+          <w:tcPr>
+            <w:tcW w:w="2799" w:type="dxa"/>
+            <w:shd w:val="clear" w:color="auto" w:fill="auto"/>
+          </w:tcPr>
+          <w:p>
+            <w:pPr>
+              <w:widowControl w:val="0"/>
+              <w:rPr>
+                <w:rFonts w:ascii="Times New Roman" w:hAnsi="Times New Roman" w:cs="Times New Roman"/>
+                <w:i/>
+                <w:color w:val="FF0000"/>
+                <w:highlight w:val="yellow"/>
+                <w:lang w:eastAsia="zh-CN"/>
+              </w:rPr>
+            </w:pPr>
+            <w:r>
+              <w:rPr>
+                <w:rFonts w:ascii="Times New Roman" w:hAnsi="Times New Roman" w:cs="Times New Roman"/>
+                <w:lang w:val="en-US" w:eastAsia="zh-CN"/>
+              </w:rPr>
+              <w:t>«</w:t>
+            </w:r>
+            <w:r>
+              <w:rPr>
+                <w:rFonts w:ascii="Times New Roman" w:hAnsi="Times New Roman" w:cs="Times New Roman"/>
+                <w:lang w:eastAsia="zh-CN"/>
+              </w:rPr>
+              <w:t>20</w:t>
+            </w:r>
+            <w:r>
+              <w:rPr>
+                <w:rFonts w:ascii="Times New Roman" w:hAnsi="Times New Roman" w:cs="Times New Roman"/>
+                <w:lang w:val="en-US" w:eastAsia="zh-CN"/>
+              </w:rPr>
+              <w:t>»</w:t>
+            </w:r>
+            <w:r>
+              <w:rPr>
+                <w:rFonts w:ascii="Times New Roman" w:hAnsi="Times New Roman" w:cs="Times New Roman"/>
+                <w:lang w:eastAsia="zh-CN"/>
+              </w:rPr>
+              <w:t xml:space="preserve"> февраля </w:t>
+            </w:r>
+            <w:r>
+              <w:rPr>
+                <w:rFonts w:ascii="Times New Roman" w:hAnsi="Times New Roman" w:cs="Times New Roman"/>
+                <w:lang w:val="en-US" w:eastAsia="zh-CN"/>
+              </w:rPr>
+              <w:t>202</w:t>
+            </w:r>
+            <w:r>
+              <w:rPr>
+                <w:rFonts w:ascii="Times New Roman" w:hAnsi="Times New Roman" w:cs="Times New Roman"/>
+                <w:lang w:eastAsia="zh-CN"/>
+              </w:rPr>
+              <w:t>6</w:t>
+            </w:r>
+            <w:r>
+              <w:rPr>
+                <w:rFonts w:ascii="Times New Roman" w:hAnsi="Times New Roman" w:cs="Times New Roman"/>
+                <w:lang w:val="en-US" w:eastAsia="zh-CN"/>
+              </w:rPr>
+              <w:t xml:space="preserve"> г</w:t>
+            </w:r>
+            <w:r>
+              <w:rPr>
+                <w:rFonts w:ascii="Times New Roman" w:hAnsi="Times New Roman" w:cs="Times New Roman"/>
+                <w:lang w:eastAsia="zh-CN"/>
+              </w:rPr>
+              <w:t>.</w:t>
+            </w:r>
+          </w:p>
+        </w:tc>
+      </w:tr>
+      <w:tr>
+        <w:tc>
+          <w:tcPr>
+            <w:tcW w:w="3119" w:type="dxa"/>
+            <w:shd w:val="clear" w:color="auto" w:fill="auto"/>
+          </w:tcPr>
+          <w:p>
+            <w:pPr>
+              <w:widowControl w:val="0"/>
+              <w:jc w:val="center"/>
+              <w:rPr>
+                <w:rFonts w:ascii="Times New Roman" w:hAnsi="Times New Roman" w:cs="Times New Roman"/>
+                <w:sz w:val="28"/>
+                <w:szCs w:val="28"/>
+                <w:lang w:val="en-US" w:eastAsia="zh-CN"/>
+              </w:rPr>
+            </w:pPr>
+          </w:p>
+        </w:tc>
+        <w:tc>
+          <w:tcPr>
+            <w:tcW w:w="3544" w:type="dxa"/>
+            <w:shd w:val="clear" w:color="auto" w:fill="auto"/>
+          </w:tcPr>
+          <w:p>
+            <w:pPr>
+              <w:widowControl w:val="0"/>
+              <w:jc w:val="center"/>
+              <w:rPr>
+                <w:rFonts w:ascii="Times New Roman" w:hAnsi="Times New Roman" w:cs="Times New Roman"/>
+                <w:i/>
+                <w:sz w:val="28"/>
+                <w:szCs w:val="28"/>
+                <w:lang w:val="en-US" w:eastAsia="zh-CN"/>
+              </w:rPr>
+            </w:pPr>
+          </w:p>
+        </w:tc>
+        <w:tc>
+          <w:tcPr>
+            <w:tcW w:w="2799" w:type="dxa"/>
+            <w:shd w:val="clear" w:color="auto" w:fill="auto"/>
+          </w:tcPr>
+          <w:p>
+            <w:pPr>
+              <w:widowControl w:val="0"/>
+              <w:jc w:val="center"/>
+              <w:rPr>
+                <w:rFonts w:ascii="Times New Roman" w:hAnsi="Times New Roman" w:cs="Times New Roman"/>
+                <w:sz w:val="28"/>
+                <w:szCs w:val="28"/>
+                <w:lang w:val="en-US" w:eastAsia="zh-CN"/>
+              </w:rPr>
+            </w:pPr>
+          </w:p>
+        </w:tc>
+      </w:tr>
+      <w:tr>
+        <w:tc>
+          <w:tcPr>
+            <w:tcW w:w="3119" w:type="dxa"/>
+            <w:shd w:val="clear" w:color="auto" w:fill="auto"/>
+            <w:vAlign w:val="center"/>
+          </w:tcPr>
+          <w:p>
+            <w:pPr>
+              <w:widowControl w:val="0"/>
+              <w:jc w:val="center"/>
+              <w:rPr>
+                <w:rFonts w:ascii="Times New Roman" w:hAnsi="Times New Roman" w:cs="Times New Roman"/>
+                <w:sz w:val="28"/>
+                <w:szCs w:val="28"/>
+                <w:lang w:val="en-US" w:eastAsia="zh-CN"/>
+              </w:rPr>
+            </w:pPr>
+          </w:p>
+        </w:tc>
+        <w:tc>
+          <w:tcPr>
+            <w:tcW w:w="3544" w:type="dxa"/>
+            <w:shd w:val="clear" w:color="auto" w:fill="auto"/>
+            <w:vAlign w:val="center"/>
+          </w:tcPr>
+          <w:p>
+            <w:pPr>
+              <w:widowControl w:val="0"/>
+              <w:jc w:val="center"/>
+              <w:rPr>
+                <w:rFonts w:ascii="Times New Roman" w:hAnsi="Times New Roman" w:cs="Times New Roman"/>
+                <w:sz w:val="28"/>
+                <w:szCs w:val="28"/>
+                <w:lang w:val="en-US" w:eastAsia="zh-CN"/>
+              </w:rPr>
+            </w:pPr>
+          </w:p>
+        </w:tc>
+        <w:tc>
+          <w:tcPr>
+            <w:tcW w:w="2799" w:type="dxa"/>
+            <w:shd w:val="clear" w:color="auto" w:fill="auto"/>
+          </w:tcPr>
+          <w:p>
+            <w:pPr>
+              <w:widowControl w:val="0"/>
+              <w:jc w:val="center"/>
+              <w:rPr>
+                <w:rFonts w:ascii="Times New Roman" w:hAnsi="Times New Roman" w:cs="Times New Roman"/>
+                <w:i/>
+                <w:color w:val="FF0000"/>
+                <w:sz w:val="28"/>
+                <w:szCs w:val="28"/>
+                <w:lang w:val="en-US" w:eastAsia="zh-CN"/>
+              </w:rPr>
+            </w:pPr>
+          </w:p>
+        </w:tc>
+      </w:tr>
+    </w:tbl>
+    <w:p>
+      <w:pPr>
+        <w:widowControl w:val="0"/>
+        <w:shd w:val="clear" w:color="auto" w:fill="FFFFFF"/>
+        <w:rPr>
+          <w:rFonts w:ascii="Times New Roman" w:hAnsi="Times New Roman" w:cs="Times New Roman"/>
+          <w:sz w:val="28"/>
+          <w:szCs w:val="28"/>
+          <w:lang w:val="en-US" w:eastAsia="zh-CN"/>
+        </w:rPr>
+      </w:pPr>
+    </w:p>
+    <w:p>
+      <w:pPr>
+        <w:widowControl w:val="0"/>
+        <w:shd w:val="clear" w:color="auto" w:fill="FFFFFF"/>
+        <w:jc w:val="center"/>
+        <w:rPr>
+          <w:rFonts w:ascii="Times New Roman" w:hAnsi="Times New Roman" w:cs="Times New Roman"/>
+          <w:sz w:val="28"/>
+          <w:szCs w:val="28"/>
+          <w:lang w:val="en-US" w:eastAsia="zh-CN"/>
+        </w:rPr>
+      </w:pPr>
+    </w:p>
+    <w:p>
+      <w:pPr>
+        <w:widowControl w:val="0"/>
+        <w:shd w:val="clear" w:color="auto" w:fill="FFFFFF"/>
+        <w:jc w:val="center"/>
+        <w:rPr>
+          <w:rFonts w:ascii="Times New Roman" w:hAnsi="Times New Roman" w:cs="Times New Roman"/>
+          <w:sz w:val="28"/>
+          <w:szCs w:val="28"/>
+          <w:lang w:val="en-US" w:eastAsia="zh-CN"/>
+        </w:rPr>
+      </w:pPr>
+    </w:p>
+    <w:p>
+      <w:pPr>
+        <w:widowControl w:val="0"/>
+        <w:shd w:val="clear" w:color="auto" w:fill="FFFFFF"/>
+        <w:jc w:val="center"/>
+        <w:rPr>
+          <w:rFonts w:ascii="Times New Roman" w:hAnsi="Times New Roman" w:cs="Times New Roman"/>
+          <w:sz w:val="28"/>
+          <w:szCs w:val="28"/>
+          <w:lang w:val="en-US" w:eastAsia="zh-CN"/>
+        </w:rPr>
+      </w:pPr>
+    </w:p>
+    <w:p>
+      <w:pPr>
+        <w:widowControl w:val="0"/>
+        <w:shd w:val="clear" w:color="auto" w:fill="FFFFFF"/>
+        <w:jc w:val="center"/>
+        <w:rPr>
+          <w:rFonts w:ascii="Times New Roman" w:hAnsi="Times New Roman" w:cs="Times New Roman"/>
+          <w:sz w:val="28"/>
+          <w:szCs w:val="28"/>
+          <w:lang w:val="en-US" w:eastAsia="zh-CN"/>
+        </w:rPr>
+      </w:pPr>
+    </w:p>
+    <w:p>
+      <w:pPr>
+        <w:widowControl w:val="0"/>
+        <w:shd w:val="clear" w:color="auto" w:fill="FFFFFF"/>
+        <w:jc w:val="center"/>
+        <w:rPr>
+          <w:rFonts w:ascii="Times New Roman" w:hAnsi="Times New Roman" w:cs="Times New Roman"/>
+          <w:sz w:val="28"/>
+          <w:szCs w:val="28"/>
+          <w:lang w:val="en-US" w:eastAsia="zh-CN"/>
+        </w:rPr>
+      </w:pPr>
+    </w:p>
+    <w:p>
+      <w:pPr>
+        <w:widowControl w:val="0"/>
+        <w:shd w:val="clear" w:color="auto" w:fill="FFFFFF"/>
+        <w:jc w:val="center"/>
+        <w:rPr>
+          <w:rFonts w:ascii="Times New Roman" w:hAnsi="Times New Roman" w:cs="Times New Roman"/>
+          <w:sz w:val="28"/>
+          <w:szCs w:val="28"/>
+          <w:lang w:val="en-US" w:eastAsia="zh-CN"/>
+        </w:rPr>
+      </w:pPr>
+    </w:p>
+    <w:p>
+      <w:pPr>
+        <w:widowControl w:val="0"/>
+        <w:shd w:val="clear" w:color="auto" w:fill="FFFFFF"/>
+        <w:jc w:val="center"/>
+        <w:rPr>
+          <w:rFonts w:ascii="Times New Roman" w:hAnsi="Times New Roman" w:cs="Times New Roman"/>
+          <w:sz w:val="28"/>
+          <w:szCs w:val="28"/>
+          <w:lang w:val="en-US" w:eastAsia="zh-CN"/>
+        </w:rPr>
+      </w:pPr>
+    </w:p>
+    <w:p>
+      <w:pPr>
+        <w:widowControl w:val="0"/>
+        <w:shd w:val="clear" w:color="auto" w:fill="FFFFFF"/>
+        <w:jc w:val="center"/>
+        <w:rPr>
+          <w:rFonts w:ascii="Times New Roman" w:hAnsi="Times New Roman" w:cs="Times New Roman"/>
+          <w:sz w:val="28"/>
+          <w:szCs w:val="28"/>
+          <w:lang w:val="en-US" w:eastAsia="zh-CN"/>
+        </w:rPr>
+      </w:pPr>
+    </w:p>
+    <w:p>
+      <w:pPr>
+        <w:widowControl w:val="0"/>
+        <w:shd w:val="clear" w:color="auto" w:fill="FFFFFF"/>
+        <w:rPr>
+          <w:rFonts w:ascii="Times New Roman" w:hAnsi="Times New Roman" w:cs="Times New Roman"/>
+          <w:sz w:val="28"/>
+          <w:szCs w:val="28"/>
+          <w:lang w:val="en-US" w:eastAsia="zh-CN"/>
+        </w:rPr>
+      </w:pPr>
+    </w:p>
+    <w:p>
+      <w:pPr>
+        <w:widowControl w:val="0"/>
+        <w:shd w:val="clear" w:color="auto" w:fill="FFFFFF"/>
+        <w:jc w:val="center"/>
+        <w:rPr>
+          <w:b/>
+          <w:bCs/>
+          <w:sz w:val="28"/>
+          <w:szCs w:val="28"/>
+          <w:lang w:eastAsia="zh-CN"/>
+        </w:rPr>
+      </w:pPr>
+      <w:r>
+        <w:rPr>
+          <w:rFonts w:ascii="Times New Roman" w:hAnsi="Times New Roman" w:cs="Times New Roman"/>
+          <w:b/>
+          <w:bCs/>
+          <w:sz w:val="28"/>
+          <w:szCs w:val="28"/>
+          <w:lang w:val="en-US" w:eastAsia="zh-CN"/>
+        </w:rPr>
+        <w:t>М</w:t>
+      </w:r>
+      <w:proofErr w:type="spellStart"/>
+      <w:r>
+        <w:rPr>
+          <w:rFonts w:ascii="Times New Roman" w:hAnsi="Times New Roman" w:cs="Times New Roman"/>
+          <w:b/>
+          <w:bCs/>
+          <w:sz w:val="28"/>
+          <w:szCs w:val="28"/>
+          <w:lang w:eastAsia="zh-CN"/>
+        </w:rPr>
+        <w:t>осква</w:t>
+      </w:r>
+      <w:proofErr w:type="spellEnd"/>
+      <w:r>
+        <w:rPr>
+          <w:rFonts w:ascii="Times New Roman" w:hAnsi="Times New Roman" w:cs="Times New Roman"/>
+          <w:b/>
+          <w:bCs/>
+          <w:sz w:val="28"/>
+          <w:szCs w:val="28"/>
+          <w:lang w:eastAsia="zh-CN"/>
+        </w:rPr>
+        <w:t>,</w:t>
+      </w:r>
+      <w:r>
+        <w:rPr>
+          <w:rFonts w:ascii="Times New Roman" w:hAnsi="Times New Roman" w:cs="Times New Roman"/>
+          <w:b/>
+          <w:bCs/>
+          <w:sz w:val="28"/>
+          <w:szCs w:val="28"/>
+          <w:lang w:val="en-US" w:eastAsia="zh-CN"/>
+        </w:rPr>
+        <w:t xml:space="preserve"> 202</w:t>
+      </w:r>
+      <w:r>
+        <w:rPr>
+          <w:rFonts w:ascii="Times New Roman" w:hAnsi="Times New Roman" w:cs="Times New Roman"/>
+          <w:b/>
+          <w:bCs/>
+          <w:sz w:val="28"/>
+          <w:szCs w:val="28"/>
+          <w:lang w:eastAsia="zh-CN"/>
+        </w:rPr>
+        <w:t>6 г.</w:t>
+      </w:r>
+      <w:r>
+        <w:rPr>
+          <w:rFonts w:ascii="Times New Roman" w:hAnsi="Times New Roman" w:cs="Times New Roman"/>
+          <w:b/>
+          <w:bCs/>
+          <w:sz w:val="32"/>
+          <w:szCs w:val="32"/>
+        </w:rPr>
+        <w:br w:type="page"/>
+      </w:r>
+    </w:p>
+    <w:sdt>
+      <w:sdtPr>
+        <w:rPr>
+          <w:rFonts w:ascii="Times New Roman" w:hAnsi="Times New Roman" w:cs="Times New Roman"/>
+          <w:sz w:val="28"/>
+          <w:szCs w:val="28"/>
+        </w:rPr>
+        <w:id w:val="-1331355766"/>
+        <w:docPartObj>
+          <w:docPartGallery w:val="Table of Contents"/>
+          <w:docPartUnique/>
+        </w:docPartObj>
+      </w:sdtPr>
+      <w:sdtEndPr>
+        <w:rPr>
+          <w:rFonts w:asciiTheme="minorHAnsi" w:hAnsiTheme="minorHAnsi" w:cstheme="minorBidi"/>
+          <w:b/>
+          <w:bCs/>
+          <w:noProof/>
+          <w:sz w:val="24"/>
+          <w:szCs w:val="24"/>
+        </w:rPr>
+      </w:sdtEndPr>
+      <w:sdtContent>
+        <w:p>
+          <w:pPr>
+            <w:spacing w:line="360" w:lineRule="auto"/>
+            <w:jc w:val="center"/>
+            <w:rPr>
+              <w:rFonts w:ascii="Times New Roman" w:hAnsi="Times New Roman" w:cs="Times New Roman"/>
+              <w:b/>
+              <w:bCs/>
+              <w:sz w:val="28"/>
+              <w:szCs w:val="28"/>
+            </w:rPr>
+          </w:pPr>
+          <w:r>
+            <w:rPr>
+              <w:rFonts w:ascii="Times New Roman" w:hAnsi="Times New Roman" w:cs="Times New Roman"/>
+              <w:b/>
+              <w:bCs/>
+              <w:sz w:val="28"/>
+              <w:szCs w:val="28"/>
+            </w:rPr>
+            <w:t>СОДЕРЖАНИЕ</w:t>
+          </w:r>
+        </w:p>
+        <w:p>
+          <w:pPr>
+            <w:pStyle w:val="11"/>
+            <w:tabs>
+              <w:tab w:val="right" w:leader="dot" w:pos="9345"/>
+            </w:tabs>
+            <w:spacing w:before="0" w:line="360" w:lineRule="auto"/>
+            <w:rPr>
+              <w:rFonts w:ascii="Times New Roman" w:hAnsi="Times New Roman" w:cs="Times New Roman"/>
+              <w:b w:val="0"/>
+              <w:bCs w:val="0"/>
+              <w:i w:val="0"/>
+              <w:iCs w:val="0"/>
+              <w:noProof/>
+              <w:sz w:val="28"/>
+              <w:szCs w:val="28"/>
+            </w:rPr>
+          </w:pPr>
+          <w:r>
+            <w:rPr>
+              <w:b w:val="0"/>
+              <w:bCs w:val="0"/>
+            </w:rPr>
+            <w:fldChar w:fldCharType="begin"/>
+          </w:r>
+          <w:r>
+            <w:instrText>TOC \o "1-3" \h \z \u</w:instrText>
+          </w:r>
+          <w:r>
+            <w:rPr>
+              <w:b w:val="0"/>
+              <w:bCs w:val="0"/>
+            </w:rPr>
+            <w:fldChar w:fldCharType="separate"/>
+          </w:r>
+          <w:hyperlink w:anchor="_Toc222510503" w:history="1">
+            <w:r>
+              <w:rPr>
+                <w:rStyle w:val="af8"/>
+                <w:rFonts w:ascii="Times New Roman" w:hAnsi="Times New Roman" w:cs="Times New Roman"/>
+                <w:b w:val="0"/>
+                <w:bCs w:val="0"/>
+                <w:i w:val="0"/>
+                <w:iCs w:val="0"/>
+                <w:noProof/>
+                <w:sz w:val="28"/>
+                <w:szCs w:val="28"/>
+              </w:rPr>
+              <w:t>1. ПОСТАНОВКА ЗАДАЧИ</w:t>
+            </w:r>
+            <w:r>
+              <w:rPr>
+                <w:rFonts w:ascii="Times New Roman" w:hAnsi="Times New Roman" w:cs="Times New Roman"/>
+                <w:b w:val="0"/>
+                <w:bCs w:val="0"/>
+                <w:i w:val="0"/>
+                <w:iCs w:val="0"/>
+                <w:noProof/>
+                <w:webHidden/>
+                <w:sz w:val="28"/>
+                <w:szCs w:val="28"/>
+              </w:rPr>
+              <w:tab/>
+            </w:r>
+            <w:r>
+              <w:rPr>
+                <w:rFonts w:ascii="Times New Roman" w:hAnsi="Times New Roman" w:cs="Times New Roman"/>
+                <w:b w:val="0"/>
+                <w:bCs w:val="0"/>
+                <w:i w:val="0"/>
+                <w:iCs w:val="0"/>
+                <w:noProof/>
+                <w:webHidden/>
+                <w:sz w:val="28"/>
+                <w:szCs w:val="28"/>
+              </w:rPr>
+              <w:fldChar w:fldCharType="begin"/>
+            </w:r>
+            <w:r>
+              <w:rPr>
+                <w:rFonts w:ascii="Times New Roman" w:hAnsi="Times New Roman" w:cs="Times New Roman"/>
+                <w:b w:val="0"/>
+                <w:bCs w:val="0"/>
+                <w:i w:val="0"/>
+                <w:iCs w:val="0"/>
+                <w:noProof/>
+                <w:webHidden/>
+                <w:sz w:val="28"/>
+                <w:szCs w:val="28"/>
+              </w:rPr>
+              <w:instrText xml:space="preserve"> PAGEREF _Toc222510503 \h </w:instrText>
+            </w:r>
+            <w:r>
+              <w:rPr>
+                <w:rFonts w:ascii="Times New Roman" w:hAnsi="Times New Roman" w:cs="Times New Roman"/>
+                <w:b w:val="0"/>
+                <w:bCs w:val="0"/>
+                <w:i w:val="0"/>
+                <w:iCs w:val="0"/>
+                <w:noProof/>
+                <w:webHidden/>
+                <w:sz w:val="28"/>
+                <w:szCs w:val="28"/>
+              </w:rPr>
+            </w:r>
+            <w:r>
+              <w:rPr>
+                <w:rFonts w:ascii="Times New Roman" w:hAnsi="Times New Roman" w:cs="Times New Roman"/>
+                <w:b w:val="0"/>
+                <w:bCs w:val="0"/>
+                <w:i w:val="0"/>
+                <w:iCs w:val="0"/>
+                <w:noProof/>
+                <w:webHidden/>
+                <w:sz w:val="28"/>
+                <w:szCs w:val="28"/>
+              </w:rPr>
+              <w:fldChar w:fldCharType="separate"/>
+            </w:r>
+            <w:r>
+              <w:rPr>
+                <w:rFonts w:ascii="Times New Roman" w:hAnsi="Times New Roman" w:cs="Times New Roman"/>
+                <w:b w:val="0"/>
+                <w:bCs w:val="0"/>
+                <w:i w:val="0"/>
+                <w:iCs w:val="0"/>
+                <w:noProof/>
+                <w:webHidden/>
+                <w:sz w:val="28"/>
+                <w:szCs w:val="28"/>
+              </w:rPr>
+              <w:t>3</w:t>
+            </w:r>
+            <w:r>
+              <w:rPr>
+                <w:rFonts w:ascii="Times New Roman" w:hAnsi="Times New Roman" w:cs="Times New Roman"/>
+                <w:b w:val="0"/>
+                <w:bCs w:val="0"/>
+                <w:i w:val="0"/>
+                <w:iCs w:val="0"/>
+                <w:noProof/>
+                <w:webHidden/>
+                <w:sz w:val="28"/>
+                <w:szCs w:val="28"/>
+              </w:rPr>
+              <w:fldChar w:fldCharType="end"/>
+            </w:r>
+          </w:hyperlink>
+        </w:p>
+        <w:p>
+          <w:pPr>
+            <w:pStyle w:val="11"/>
+            <w:tabs>
+              <w:tab w:val="right" w:leader="dot" w:pos="9345"/>
+            </w:tabs>
+            <w:spacing w:before="0" w:line="360" w:lineRule="auto"/>
+            <w:rPr>
+              <w:rFonts w:ascii="Times New Roman" w:hAnsi="Times New Roman" w:cs="Times New Roman"/>
+              <w:b w:val="0"/>
+              <w:bCs w:val="0"/>
+              <w:i w:val="0"/>
+              <w:iCs w:val="0"/>
+              <w:noProof/>
+              <w:sz w:val="28"/>
+              <w:szCs w:val="28"/>
+            </w:rPr>
+          </w:pPr>
+          <w:hyperlink w:anchor="_Toc222510504" w:history="1">
+            <w:r>
+              <w:rPr>
+                <w:rStyle w:val="af8"/>
+                <w:rFonts w:ascii="Times New Roman" w:hAnsi="Times New Roman" w:cs="Times New Roman"/>
+                <w:b w:val="0"/>
+                <w:bCs w:val="0"/>
+                <w:i w:val="0"/>
+                <w:iCs w:val="0"/>
+                <w:noProof/>
+                <w:sz w:val="28"/>
+                <w:szCs w:val="28"/>
+              </w:rPr>
+              <w:t>2. ОПИСАНИЕ ТЕСТИРУЕМЫХ СЛУЧАЕВ</w:t>
+            </w:r>
+            <w:r>
+              <w:rPr>
+                <w:rFonts w:ascii="Times New Roman" w:hAnsi="Times New Roman" w:cs="Times New Roman"/>
+                <w:b w:val="0"/>
+                <w:bCs w:val="0"/>
+                <w:i w:val="0"/>
+                <w:iCs w:val="0"/>
+                <w:noProof/>
+                <w:webHidden/>
+                <w:sz w:val="28"/>
+                <w:szCs w:val="28"/>
+              </w:rPr>
+              <w:tab/>
+            </w:r>
+            <w:r>
+              <w:rPr>
+                <w:rFonts w:ascii="Times New Roman" w:hAnsi="Times New Roman" w:cs="Times New Roman"/>
+                <w:b w:val="0"/>
+                <w:bCs w:val="0"/>
+                <w:i w:val="0"/>
+                <w:iCs w:val="0"/>
+                <w:noProof/>
+                <w:webHidden/>
+                <w:sz w:val="28"/>
+                <w:szCs w:val="28"/>
+              </w:rPr>
+              <w:fldChar w:fldCharType="begin"/>
+            </w:r>
+            <w:r>
+              <w:rPr>
+                <w:rFonts w:ascii="Times New Roman" w:hAnsi="Times New Roman" w:cs="Times New Roman"/>
+                <w:b w:val="0"/>
+                <w:bCs w:val="0"/>
+                <w:i w:val="0"/>
+                <w:iCs w:val="0"/>
+                <w:noProof/>
+                <w:webHidden/>
+                <w:sz w:val="28"/>
+                <w:szCs w:val="28"/>
+              </w:rPr>
+              <w:instrText xml:space="preserve"> PAGEREF _Toc222510504 \h </w:instrText>
+            </w:r>
+            <w:r>
+              <w:rPr>
+                <w:rFonts w:ascii="Times New Roman" w:hAnsi="Times New Roman" w:cs="Times New Roman"/>
+                <w:b w:val="0"/>
+                <w:bCs w:val="0"/>
+                <w:i w:val="0"/>
+                <w:iCs w:val="0"/>
+                <w:noProof/>
+                <w:webHidden/>
+                <w:sz w:val="28"/>
+                <w:szCs w:val="28"/>
+              </w:rPr>
+            </w:r>
+            <w:r>
+              <w:rPr>
+                <w:rFonts w:ascii="Times New Roman" w:hAnsi="Times New Roman" w:cs="Times New Roman"/>
+                <w:b w:val="0"/>
+                <w:bCs w:val="0"/>
+                <w:i w:val="0"/>
+                <w:iCs w:val="0"/>
+                <w:noProof/>
+                <w:webHidden/>
+                <w:sz w:val="28"/>
+                <w:szCs w:val="28"/>
+              </w:rPr>
+              <w:fldChar w:fldCharType="separate"/>
+            </w:r>
+            <w:r>
+              <w:rPr>
+                <w:rFonts w:ascii="Times New Roman" w:hAnsi="Times New Roman" w:cs="Times New Roman"/>
+                <w:b w:val="0"/>
+                <w:bCs w:val="0"/>
+                <w:i w:val="0"/>
+                <w:iCs w:val="0"/>
+                <w:noProof/>
+                <w:webHidden/>
+                <w:sz w:val="28"/>
+                <w:szCs w:val="28"/>
+              </w:rPr>
+              <w:t>3</w:t>
+            </w:r>
+            <w:r>
+              <w:rPr>
+                <w:rFonts w:ascii="Times New Roman" w:hAnsi="Times New Roman" w:cs="Times New Roman"/>
+                <w:b w:val="0"/>
+                <w:bCs w:val="0"/>
+                <w:i w:val="0"/>
+                <w:iCs w:val="0"/>
+                <w:noProof/>
+                <w:webHidden/>
+                <w:sz w:val="28"/>
+                <w:szCs w:val="28"/>
+              </w:rPr>
+              <w:fldChar w:fldCharType="end"/>
+            </w:r>
+          </w:hyperlink>
+        </w:p>
+        <w:p>
+          <w:pPr>
+            <w:pStyle w:val="11"/>
+            <w:tabs>
+              <w:tab w:val="right" w:leader="dot" w:pos="9345"/>
+            </w:tabs>
+            <w:spacing w:before="0" w:line="360" w:lineRule="auto"/>
+            <w:rPr>
+              <w:rFonts w:ascii="Times New Roman" w:hAnsi="Times New Roman" w:cs="Times New Roman"/>
+              <w:b w:val="0"/>
+              <w:bCs w:val="0"/>
+              <w:i w:val="0"/>
+              <w:iCs w:val="0"/>
+              <w:noProof/>
+              <w:sz w:val="28"/>
+              <w:szCs w:val="28"/>
+            </w:rPr>
+          </w:pPr>
+          <w:hyperlink w:anchor="_Toc222510505" w:history="1">
+            <w:r>
+              <w:rPr>
+                <w:rStyle w:val="af8"/>
+                <w:rFonts w:ascii="Times New Roman" w:hAnsi="Times New Roman" w:cs="Times New Roman"/>
+                <w:b w:val="0"/>
+                <w:bCs w:val="0"/>
+                <w:i w:val="0"/>
+                <w:iCs w:val="0"/>
+                <w:noProof/>
+                <w:sz w:val="28"/>
+                <w:szCs w:val="28"/>
+              </w:rPr>
+              <w:t>3. РЕАЛИЗАЦИЯ И ТЕСТИРОВАНИЕ</w:t>
+            </w:r>
+            <w:r>
+              <w:rPr>
+                <w:rFonts w:ascii="Times New Roman" w:hAnsi="Times New Roman" w:cs="Times New Roman"/>
+                <w:b w:val="0"/>
+                <w:bCs w:val="0"/>
+                <w:i w:val="0"/>
+                <w:iCs w:val="0"/>
+                <w:noProof/>
+                <w:webHidden/>
+                <w:sz w:val="28"/>
+                <w:szCs w:val="28"/>
+              </w:rPr>
+              <w:tab/>
+            </w:r>
+            <w:r>
+              <w:rPr>
+                <w:rFonts w:ascii="Times New Roman" w:hAnsi="Times New Roman" w:cs="Times New Roman"/>
+                <w:b w:val="0"/>
+                <w:bCs w:val="0"/>
+                <w:i w:val="0"/>
+                <w:iCs w:val="0"/>
+                <w:noProof/>
+                <w:webHidden/>
+                <w:sz w:val="28"/>
+                <w:szCs w:val="28"/>
+              </w:rPr>
+              <w:fldChar w:fldCharType="begin"/>
+            </w:r>
+            <w:r>
+              <w:rPr>
+                <w:rFonts w:ascii="Times New Roman" w:hAnsi="Times New Roman" w:cs="Times New Roman"/>
+                <w:b w:val="0"/>
+                <w:bCs w:val="0"/>
+                <w:i w:val="0"/>
+                <w:iCs w:val="0"/>
+                <w:noProof/>
+                <w:webHidden/>
+                <w:sz w:val="28"/>
+                <w:szCs w:val="28"/>
+              </w:rPr>
+              <w:instrText xml:space="preserve"> PAGEREF _Toc222510505 \h </w:instrText>
+            </w:r>
+            <w:r>
+              <w:rPr>
+                <w:rFonts w:ascii="Times New Roman" w:hAnsi="Times New Roman" w:cs="Times New Roman"/>
+                <w:b w:val="0"/>
+                <w:bCs w:val="0"/>
+                <w:i w:val="0"/>
+                <w:iCs w:val="0"/>
+                <w:noProof/>
+                <w:webHidden/>
+                <w:sz w:val="28"/>
+                <w:szCs w:val="28"/>
+              </w:rPr>
+            </w:r>
+            <w:r>
+              <w:rPr>
+                <w:rFonts w:ascii="Times New Roman" w:hAnsi="Times New Roman" w:cs="Times New Roman"/>
+                <w:b w:val="0"/>
+                <w:bCs w:val="0"/>
+                <w:i w:val="0"/>
+                <w:iCs w:val="0"/>
+                <w:noProof/>
+                <w:webHidden/>
+                <w:sz w:val="28"/>
+                <w:szCs w:val="28"/>
+              </w:rPr>
+              <w:fldChar w:fldCharType="separate"/>
+            </w:r>
+            <w:r>
+              <w:rPr>
+                <w:rFonts w:ascii="Times New Roman" w:hAnsi="Times New Roman" w:cs="Times New Roman"/>
+                <w:b w:val="0"/>
+                <w:bCs w:val="0"/>
+                <w:i w:val="0"/>
+                <w:iCs w:val="0"/>
+                <w:noProof/>
+                <w:webHidden/>
+                <w:sz w:val="28"/>
+                <w:szCs w:val="28"/>
+              </w:rPr>
+              <w:t>3</w:t>
+            </w:r>
+            <w:r>
+              <w:rPr>
+                <w:rFonts w:ascii="Times New Roman" w:hAnsi="Times New Roman" w:cs="Times New Roman"/>
+                <w:b w:val="0"/>
+                <w:bCs w:val="0"/>
+                <w:i w:val="0"/>
+                <w:iCs w:val="0"/>
+                <w:noProof/>
+                <w:webHidden/>
+                <w:sz w:val="28"/>
+                <w:szCs w:val="28"/>
+              </w:rPr>
+              <w:fldChar w:fldCharType="end"/>
+            </w:r>
+          </w:hyperlink>
+        </w:p>
+        <w:p>
+          <w:pPr>
+            <w:pStyle w:val="23"/>
+            <w:tabs>
+              <w:tab w:val="right" w:leader="dot" w:pos="9345"/>
+            </w:tabs>
+            <w:spacing w:before="0" w:line="360" w:lineRule="auto"/>
+            <w:rPr>
+              <w:rFonts w:ascii="Times New Roman" w:hAnsi="Times New Roman" w:cs="Times New Roman"/>
+              <w:b w:val="0"/>
+              <w:bCs w:val="0"/>
+              <w:noProof/>
+              <w:sz w:val="28"/>
+              <w:szCs w:val="28"/>
+            </w:rPr>
+          </w:pPr>
+          <w:hyperlink w:anchor="_Toc222510506" w:history="1">
+            <w:r>
+              <w:rPr>
+                <w:rStyle w:val="af8"/>
+                <w:rFonts w:ascii="Times New Roman" w:hAnsi="Times New Roman" w:cs="Times New Roman"/>
+                <w:b w:val="0"/>
+                <w:bCs w:val="0"/>
+                <w:noProof/>
+                <w:sz w:val="28"/>
+                <w:szCs w:val="28"/>
+              </w:rPr>
+              <w:t>3.1. Исходный код</w:t>
+            </w:r>
+            <w:r>
+              <w:rPr>
+                <w:rFonts w:ascii="Times New Roman" w:hAnsi="Times New Roman" w:cs="Times New Roman"/>
+                <w:b w:val="0"/>
+                <w:bCs w:val="0"/>
+                <w:noProof/>
+                <w:webHidden/>
+                <w:sz w:val="28"/>
+                <w:szCs w:val="28"/>
+              </w:rPr>
+              <w:tab/>
+            </w:r>
+            <w:r>
+              <w:rPr>
+                <w:rFonts w:ascii="Times New Roman" w:hAnsi="Times New Roman" w:cs="Times New Roman"/>
+                <w:b w:val="0"/>
+                <w:bCs w:val="0"/>
+                <w:noProof/>
+                <w:webHidden/>
+                <w:sz w:val="28"/>
+                <w:szCs w:val="28"/>
+              </w:rPr>
+              <w:fldChar w:fldCharType="begin"/>
+            </w:r>
+            <w:r>
+              <w:rPr>
+                <w:rFonts w:ascii="Times New Roman" w:hAnsi="Times New Roman" w:cs="Times New Roman"/>
+                <w:b w:val="0"/>
+                <w:bCs w:val="0"/>
+                <w:noProof/>
+                <w:webHidden/>
+                <w:sz w:val="28"/>
+                <w:szCs w:val="28"/>
+              </w:rPr>
+              <w:instrText xml:space="preserve"> PAGEREF _Toc222510506 \h </w:instrText>
+            </w:r>
+            <w:r>
+              <w:rPr>
+                <w:rFonts w:ascii="Times New Roman" w:hAnsi="Times New Roman" w:cs="Times New Roman"/>
+                <w:b w:val="0"/>
+                <w:bCs w:val="0"/>
+                <w:noProof/>
+                <w:webHidden/>
+                <w:sz w:val="28"/>
+                <w:szCs w:val="28"/>
+              </w:rPr>
+            </w:r>
+            <w:r>
+              <w:rPr>
+                <w:rFonts w:ascii="Times New Roman" w:hAnsi="Times New Roman" w:cs="Times New Roman"/>
+                <w:b w:val="0"/>
+                <w:bCs w:val="0"/>
+                <w:noProof/>
+                <w:webHidden/>
+                <w:sz w:val="28"/>
+                <w:szCs w:val="28"/>
+              </w:rPr>
+              <w:fldChar w:fldCharType="separate"/>
+            </w:r>
+            <w:r>
+              <w:rPr>
+                <w:rFonts w:ascii="Times New Roman" w:hAnsi="Times New Roman" w:cs="Times New Roman"/>
+                <w:b w:val="0"/>
+                <w:bCs w:val="0"/>
+                <w:noProof/>
+                <w:webHidden/>
+                <w:sz w:val="28"/>
+                <w:szCs w:val="28"/>
+              </w:rPr>
+              <w:t>3</w:t>
+            </w:r>
+            <w:r>
+              <w:rPr>
+                <w:rFonts w:ascii="Times New Roman" w:hAnsi="Times New Roman" w:cs="Times New Roman"/>
+                <w:b w:val="0"/>
+                <w:bCs w:val="0"/>
+                <w:noProof/>
+                <w:webHidden/>
+                <w:sz w:val="28"/>
+                <w:szCs w:val="28"/>
+              </w:rPr>
+              <w:fldChar w:fldCharType="end"/>
+            </w:r>
+          </w:hyperlink>
+        </w:p>
+        <w:p>
+          <w:pPr>
+            <w:pStyle w:val="23"/>
+            <w:tabs>
+              <w:tab w:val="right" w:leader="dot" w:pos="9345"/>
+            </w:tabs>
+            <w:spacing w:before="0" w:line="360" w:lineRule="auto"/>
+            <w:rPr>
+              <w:rFonts w:ascii="Times New Roman" w:hAnsi="Times New Roman" w:cs="Times New Roman"/>
+              <w:b w:val="0"/>
+              <w:bCs w:val="0"/>
+              <w:noProof/>
+              <w:sz w:val="28"/>
+              <w:szCs w:val="28"/>
+            </w:rPr>
+          </w:pPr>
+          <w:hyperlink w:anchor="_Toc222510507" w:history="1">
+            <w:r>
+              <w:rPr>
+                <w:rStyle w:val="af8"/>
+                <w:rFonts w:ascii="Times New Roman" w:hAnsi="Times New Roman" w:cs="Times New Roman"/>
+                <w:b w:val="0"/>
+                <w:bCs w:val="0"/>
+                <w:noProof/>
+                <w:sz w:val="28"/>
+                <w:szCs w:val="28"/>
+              </w:rPr>
+              <w:t>3.2. Результаты выполнения</w:t>
+            </w:r>
+            <w:r>
+              <w:rPr>
+                <w:rFonts w:ascii="Times New Roman" w:hAnsi="Times New Roman" w:cs="Times New Roman"/>
+                <w:b w:val="0"/>
+                <w:bCs w:val="0"/>
+                <w:noProof/>
+                <w:webHidden/>
+                <w:sz w:val="28"/>
+                <w:szCs w:val="28"/>
+              </w:rPr>
+              <w:tab/>
+            </w:r>
+            <w:r>
+              <w:rPr>
+                <w:rFonts w:ascii="Times New Roman" w:hAnsi="Times New Roman" w:cs="Times New Roman"/>
+                <w:b w:val="0"/>
+                <w:bCs w:val="0"/>
+                <w:noProof/>
+                <w:webHidden/>
+                <w:sz w:val="28"/>
+                <w:szCs w:val="28"/>
+              </w:rPr>
+              <w:fldChar w:fldCharType="begin"/>
+            </w:r>
+            <w:r>
+              <w:rPr>
+                <w:rFonts w:ascii="Times New Roman" w:hAnsi="Times New Roman" w:cs="Times New Roman"/>
+                <w:b w:val="0"/>
+                <w:bCs w:val="0"/>
+                <w:noProof/>
+                <w:webHidden/>
+                <w:sz w:val="28"/>
+                <w:szCs w:val="28"/>
+              </w:rPr>
+              <w:instrText xml:space="preserve"> PAGEREF _Toc222510507 \h </w:instrText>
+            </w:r>
+            <w:r>
+              <w:rPr>
+                <w:rFonts w:ascii="Times New Roman" w:hAnsi="Times New Roman" w:cs="Times New Roman"/>
+                <w:b w:val="0"/>
+                <w:bCs w:val="0"/>
+                <w:noProof/>
+                <w:webHidden/>
+                <w:sz w:val="28"/>
+                <w:szCs w:val="28"/>
+              </w:rPr>
+            </w:r>
+            <w:r>
+              <w:rPr>
+                <w:rFonts w:ascii="Times New Roman" w:hAnsi="Times New Roman" w:cs="Times New Roman"/>
+                <w:b w:val="0"/>
+                <w:bCs w:val="0"/>
+                <w:noProof/>
+                <w:webHidden/>
+                <w:sz w:val="28"/>
+                <w:szCs w:val="28"/>
+              </w:rPr>
+              <w:fldChar w:fldCharType="separate"/>
+            </w:r>
+            <w:r>
+              <w:rPr>
+                <w:rFonts w:ascii="Times New Roman" w:hAnsi="Times New Roman" w:cs="Times New Roman"/>
+                <w:b w:val="0"/>
+                <w:bCs w:val="0"/>
+                <w:noProof/>
+                <w:webHidden/>
+                <w:sz w:val="28"/>
+                <w:szCs w:val="28"/>
+              </w:rPr>
+              <w:t>4</w:t>
+            </w:r>
+            <w:r>
+              <w:rPr>
+                <w:rFonts w:ascii="Times New Roman" w:hAnsi="Times New Roman" w:cs="Times New Roman"/>
+                <w:b w:val="0"/>
+                <w:bCs w:val="0"/>
+                <w:noProof/>
+                <w:webHidden/>
+                <w:sz w:val="28"/>
+                <w:szCs w:val="28"/>
+              </w:rPr>
+              <w:fldChar w:fldCharType="end"/>
+            </w:r>
+          </w:hyperlink>
+        </w:p>
+        <w:p>
+          <w:pPr>
+            <w:pStyle w:val="23"/>
+            <w:tabs>
+              <w:tab w:val="right" w:leader="dot" w:pos="9345"/>
+            </w:tabs>
+            <w:spacing w:before="0" w:line="360" w:lineRule="auto"/>
+            <w:rPr>
+              <w:rFonts w:ascii="Times New Roman" w:hAnsi="Times New Roman" w:cs="Times New Roman"/>
+              <w:b w:val="0"/>
+              <w:bCs w:val="0"/>
+              <w:noProof/>
+              <w:sz w:val="28"/>
+              <w:szCs w:val="28"/>
+            </w:rPr>
+          </w:pPr>
+          <w:hyperlink w:anchor="_Toc222510508" w:history="1">
+            <w:r>
+              <w:rPr>
+                <w:rStyle w:val="af8"/>
+                <w:rFonts w:ascii="Times New Roman" w:hAnsi="Times New Roman" w:cs="Times New Roman"/>
+                <w:b w:val="0"/>
+                <w:bCs w:val="0"/>
+                <w:noProof/>
+                <w:sz w:val="28"/>
+                <w:szCs w:val="28"/>
+              </w:rPr>
+              <w:t>3.3. Модульное тестирование</w:t>
+            </w:r>
+            <w:r>
+              <w:rPr>
+                <w:rFonts w:ascii="Times New Roman" w:hAnsi="Times New Roman" w:cs="Times New Roman"/>
+                <w:b w:val="0"/>
+                <w:bCs w:val="0"/>
+                <w:noProof/>
+                <w:webHidden/>
+                <w:sz w:val="28"/>
+                <w:szCs w:val="28"/>
+              </w:rPr>
+              <w:tab/>
+            </w:r>
+            <w:r>
+              <w:rPr>
+                <w:rFonts w:ascii="Times New Roman" w:hAnsi="Times New Roman" w:cs="Times New Roman"/>
+                <w:b w:val="0"/>
+                <w:bCs w:val="0"/>
+                <w:noProof/>
+                <w:webHidden/>
+                <w:sz w:val="28"/>
+                <w:szCs w:val="28"/>
+              </w:rPr>
+              <w:fldChar w:fldCharType="begin"/>
+            </w:r>
+            <w:r>
+              <w:rPr>
+                <w:rFonts w:ascii="Times New Roman" w:hAnsi="Times New Roman" w:cs="Times New Roman"/>
+                <w:b w:val="0"/>
+                <w:bCs w:val="0"/>
+                <w:noProof/>
+                <w:webHidden/>
+                <w:sz w:val="28"/>
+                <w:szCs w:val="28"/>
+              </w:rPr>
+              <w:instrText xml:space="preserve"> PAGEREF _Toc222510508 \h </w:instrText>
+            </w:r>
+            <w:r>
+              <w:rPr>
+                <w:rFonts w:ascii="Times New Roman" w:hAnsi="Times New Roman" w:cs="Times New Roman"/>
+                <w:b w:val="0"/>
+                <w:bCs w:val="0"/>
+                <w:noProof/>
+                <w:webHidden/>
+                <w:sz w:val="28"/>
+                <w:szCs w:val="28"/>
+              </w:rPr>
+            </w:r>
+            <w:r>
+              <w:rPr>
+                <w:rFonts w:ascii="Times New Roman" w:hAnsi="Times New Roman" w:cs="Times New Roman"/>
+                <w:b w:val="0"/>
+                <w:bCs w:val="0"/>
+                <w:noProof/>
+                <w:webHidden/>
+                <w:sz w:val="28"/>
+                <w:szCs w:val="28"/>
+              </w:rPr>
+              <w:fldChar w:fldCharType="separate"/>
+            </w:r>
+            <w:r>
+              <w:rPr>
+                <w:rFonts w:ascii="Times New Roman" w:hAnsi="Times New Roman" w:cs="Times New Roman"/>
+                <w:b w:val="0"/>
+                <w:bCs w:val="0"/>
+                <w:noProof/>
+                <w:webHidden/>
+                <w:sz w:val="28"/>
+                <w:szCs w:val="28"/>
+              </w:rPr>
+              <w:t>5</w:t>
+            </w:r>
+            <w:r>
+              <w:rPr>
+                <w:rFonts w:ascii="Times New Roman" w:hAnsi="Times New Roman" w:cs="Times New Roman"/>
+                <w:b w:val="0"/>
+                <w:bCs w:val="0"/>
+                <w:noProof/>
+                <w:webHidden/>
+                <w:sz w:val="28"/>
+                <w:szCs w:val="28"/>
+              </w:rPr>
+              <w:fldChar w:fldCharType="end"/>
+            </w:r>
+          </w:hyperlink>
+        </w:p>
+        <w:p>
+          <w:pPr>
+            <w:pStyle w:val="11"/>
+            <w:tabs>
+              <w:tab w:val="right" w:leader="dot" w:pos="9345"/>
+            </w:tabs>
+            <w:spacing w:before="0" w:line="360" w:lineRule="auto"/>
+            <w:rPr>
+              <w:rFonts w:ascii="Times New Roman" w:hAnsi="Times New Roman" w:cs="Times New Roman"/>
+              <w:b w:val="0"/>
+              <w:bCs w:val="0"/>
+              <w:i w:val="0"/>
+              <w:iCs w:val="0"/>
+              <w:noProof/>
+              <w:sz w:val="28"/>
+              <w:szCs w:val="28"/>
+            </w:rPr>
+          </w:pPr>
+          <w:hyperlink w:anchor="_Toc222510509" w:history="1">
+            <w:r>
+              <w:rPr>
+                <w:rStyle w:val="af8"/>
+                <w:rFonts w:ascii="Times New Roman" w:hAnsi="Times New Roman" w:cs="Times New Roman"/>
+                <w:b w:val="0"/>
+                <w:bCs w:val="0"/>
+                <w:i w:val="0"/>
+                <w:iCs w:val="0"/>
+                <w:noProof/>
+                <w:sz w:val="28"/>
+                <w:szCs w:val="28"/>
+              </w:rPr>
+              <w:t>4. АНАЛИЗ ПОКРЫТИЯ КОДА</w:t>
+            </w:r>
+            <w:r>
+              <w:rPr>
+                <w:rFonts w:ascii="Times New Roman" w:hAnsi="Times New Roman" w:cs="Times New Roman"/>
+                <w:b w:val="0"/>
+                <w:bCs w:val="0"/>
+                <w:i w:val="0"/>
+                <w:iCs w:val="0"/>
+                <w:noProof/>
+                <w:webHidden/>
+                <w:sz w:val="28"/>
+                <w:szCs w:val="28"/>
+              </w:rPr>
+              <w:tab/>
+            </w:r>
+            <w:r>
+              <w:rPr>
+                <w:rFonts w:ascii="Times New Roman" w:hAnsi="Times New Roman" w:cs="Times New Roman"/>
+                <w:b w:val="0"/>
+                <w:bCs w:val="0"/>
+                <w:i w:val="0"/>
+                <w:iCs w:val="0"/>
+                <w:noProof/>
+                <w:webHidden/>
+                <w:sz w:val="28"/>
+                <w:szCs w:val="28"/>
+              </w:rPr>
+              <w:fldChar w:fldCharType="begin"/>
+            </w:r>
+            <w:r>
+              <w:rPr>
+                <w:rFonts w:ascii="Times New Roman" w:hAnsi="Times New Roman" w:cs="Times New Roman"/>
+                <w:b w:val="0"/>
+                <w:bCs w:val="0"/>
+                <w:i w:val="0"/>
+                <w:iCs w:val="0"/>
+                <w:noProof/>
+                <w:webHidden/>
+                <w:sz w:val="28"/>
+                <w:szCs w:val="28"/>
+              </w:rPr>
+              <w:instrText xml:space="preserve"> PAGEREF _Toc222510509 \h </w:instrText>
+            </w:r>
+            <w:r>
+              <w:rPr>
+                <w:rFonts w:ascii="Times New Roman" w:hAnsi="Times New Roman" w:cs="Times New Roman"/>
+                <w:b w:val="0"/>
+                <w:bCs w:val="0"/>
+                <w:i w:val="0"/>
+                <w:iCs w:val="0"/>
+                <w:noProof/>
+                <w:webHidden/>
+                <w:sz w:val="28"/>
+                <w:szCs w:val="28"/>
+              </w:rPr>
+            </w:r>
+            <w:r>
+              <w:rPr>
+                <w:rFonts w:ascii="Times New Roman" w:hAnsi="Times New Roman" w:cs="Times New Roman"/>
+                <w:b w:val="0"/>
+                <w:bCs w:val="0"/>
+                <w:i w:val="0"/>
+                <w:iCs w:val="0"/>
+                <w:noProof/>
+                <w:webHidden/>
+                <w:sz w:val="28"/>
+                <w:szCs w:val="28"/>
+              </w:rPr>
+              <w:fldChar w:fldCharType="separate"/>
+            </w:r>
+            <w:r>
+              <w:rPr>
+                <w:rFonts w:ascii="Times New Roman" w:hAnsi="Times New Roman" w:cs="Times New Roman"/>
+                <w:b w:val="0"/>
+                <w:bCs w:val="0"/>
+                <w:i w:val="0"/>
+                <w:iCs w:val="0"/>
+                <w:noProof/>
+                <w:webHidden/>
+                <w:sz w:val="28"/>
+                <w:szCs w:val="28"/>
+              </w:rPr>
+              <w:t>6</w:t>
+            </w:r>
+            <w:r>
+              <w:rPr>
+                <w:rFonts w:ascii="Times New Roman" w:hAnsi="Times New Roman" w:cs="Times New Roman"/>
+                <w:b w:val="0"/>
+                <w:bCs w:val="0"/>
+                <w:i w:val="0"/>
+                <w:iCs w:val="0"/>
+                <w:noProof/>
+                <w:webHidden/>
+                <w:sz w:val="28"/>
+                <w:szCs w:val="28"/>
+              </w:rPr>
+              <w:fldChar w:fldCharType="end"/>
+            </w:r>
+          </w:hyperlink>
+        </w:p>
+        <w:p>
+          <w:pPr>
+            <w:pStyle w:val="11"/>
+            <w:tabs>
+              <w:tab w:val="right" w:leader="dot" w:pos="9345"/>
+            </w:tabs>
+            <w:spacing w:before="0" w:line="360" w:lineRule="auto"/>
+            <w:rPr>
+              <w:rFonts w:ascii="Times New Roman" w:hAnsi="Times New Roman" w:cs="Times New Roman"/>
+              <w:b w:val="0"/>
+              <w:bCs w:val="0"/>
+              <w:i w:val="0"/>
+              <w:iCs w:val="0"/>
+              <w:noProof/>
+              <w:sz w:val="28"/>
+              <w:szCs w:val="28"/>
+            </w:rPr>
+          </w:pPr>
+          <w:hyperlink w:anchor="_Toc222510510" w:history="1">
+            <w:r>
+              <w:rPr>
+                <w:rStyle w:val="af8"/>
+                <w:rFonts w:ascii="Times New Roman" w:hAnsi="Times New Roman" w:cs="Times New Roman"/>
+                <w:b w:val="0"/>
+                <w:bCs w:val="0"/>
+                <w:i w:val="0"/>
+                <w:iCs w:val="0"/>
+                <w:noProof/>
+                <w:sz w:val="28"/>
+                <w:szCs w:val="28"/>
+              </w:rPr>
+              <w:t>5. ВИЗУАЛИЗАЦИЯ ГРАФИКОВ</w:t>
+            </w:r>
+            <w:r>
+              <w:rPr>
+                <w:rFonts w:ascii="Times New Roman" w:hAnsi="Times New Roman" w:cs="Times New Roman"/>
+                <w:b w:val="0"/>
+                <w:bCs w:val="0"/>
+                <w:i w:val="0"/>
+                <w:iCs w:val="0"/>
+                <w:noProof/>
+                <w:webHidden/>
+                <w:sz w:val="28"/>
+                <w:szCs w:val="28"/>
+              </w:rPr>
+              <w:tab/>
+            </w:r>
+            <w:r>
+              <w:rPr>
+                <w:rFonts w:ascii="Times New Roman" w:hAnsi="Times New Roman" w:cs="Times New Roman"/>
+                <w:b w:val="0"/>
+                <w:bCs w:val="0"/>
+                <w:i w:val="0"/>
+                <w:iCs w:val="0"/>
+                <w:noProof/>
+                <w:webHidden/>
+                <w:sz w:val="28"/>
+                <w:szCs w:val="28"/>
+              </w:rPr>
+              <w:fldChar w:fldCharType="begin"/>
+            </w:r>
+            <w:r>
+              <w:rPr>
+                <w:rFonts w:ascii="Times New Roman" w:hAnsi="Times New Roman" w:cs="Times New Roman"/>
+                <w:b w:val="0"/>
+                <w:bCs w:val="0"/>
+                <w:i w:val="0"/>
+                <w:iCs w:val="0"/>
+                <w:noProof/>
+                <w:webHidden/>
+                <w:sz w:val="28"/>
+                <w:szCs w:val="28"/>
+              </w:rPr>
+              <w:instrText xml:space="preserve"> PAGEREF _Toc222510510 \h </w:instrText>
+            </w:r>
+            <w:r>
+              <w:rPr>
+                <w:rFonts w:ascii="Times New Roman" w:hAnsi="Times New Roman" w:cs="Times New Roman"/>
+                <w:b w:val="0"/>
+                <w:bCs w:val="0"/>
+                <w:i w:val="0"/>
+                <w:iCs w:val="0"/>
+                <w:noProof/>
+                <w:webHidden/>
+                <w:sz w:val="28"/>
+                <w:szCs w:val="28"/>
+              </w:rPr>
+            </w:r>
+            <w:r>
+              <w:rPr>
+                <w:rFonts w:ascii="Times New Roman" w:hAnsi="Times New Roman" w:cs="Times New Roman"/>
+                <w:b w:val="0"/>
+                <w:bCs w:val="0"/>
+                <w:i w:val="0"/>
+                <w:iCs w:val="0"/>
+                <w:noProof/>
+                <w:webHidden/>
+                <w:sz w:val="28"/>
+                <w:szCs w:val="28"/>
+              </w:rPr>
+              <w:fldChar w:fldCharType="separate"/>
+            </w:r>
+            <w:r>
+              <w:rPr>
+                <w:rFonts w:ascii="Times New Roman" w:hAnsi="Times New Roman" w:cs="Times New Roman"/>
+                <w:b w:val="0"/>
+                <w:bCs w:val="0"/>
+                <w:i w:val="0"/>
+                <w:iCs w:val="0"/>
+                <w:noProof/>
+                <w:webHidden/>
+                <w:sz w:val="28"/>
+                <w:szCs w:val="28"/>
+              </w:rPr>
+              <w:t>7</w:t>
+            </w:r>
+            <w:r>
+              <w:rPr>
+                <w:rFonts w:ascii="Times New Roman" w:hAnsi="Times New Roman" w:cs="Times New Roman"/>
+                <w:b w:val="0"/>
+                <w:bCs w:val="0"/>
+                <w:i w:val="0"/>
+                <w:iCs w:val="0"/>
+                <w:noProof/>
+                <w:webHidden/>
+                <w:sz w:val="28"/>
+                <w:szCs w:val="28"/>
+              </w:rPr>
+              <w:fldChar w:fldCharType="end"/>
+            </w:r>
+          </w:hyperlink>
+        </w:p>
+        <w:p>
+          <w:pPr>
+            <w:pStyle w:val="11"/>
+            <w:tabs>
+              <w:tab w:val="right" w:leader="dot" w:pos="9345"/>
+            </w:tabs>
+            <w:spacing w:before="0" w:line="360" w:lineRule="auto"/>
+            <w:rPr>
+              <w:rFonts w:ascii="Times New Roman" w:hAnsi="Times New Roman" w:cs="Times New Roman"/>
+              <w:b w:val="0"/>
+              <w:bCs w:val="0"/>
+              <w:noProof/>
+            </w:rPr>
+          </w:pPr>
+          <w:hyperlink w:anchor="_Toc222510511" w:history="1">
+            <w:r>
+              <w:rPr>
+                <w:rStyle w:val="af8"/>
+                <w:rFonts w:ascii="Times New Roman" w:hAnsi="Times New Roman" w:cs="Times New Roman"/>
+                <w:b w:val="0"/>
+                <w:bCs w:val="0"/>
+                <w:i w:val="0"/>
+                <w:iCs w:val="0"/>
+                <w:noProof/>
+                <w:sz w:val="28"/>
+                <w:szCs w:val="28"/>
+              </w:rPr>
+              <w:t>ВЫВОДЫ</w:t>
+            </w:r>
+            <w:r>
+              <w:rPr>
+                <w:rFonts w:ascii="Times New Roman" w:hAnsi="Times New Roman" w:cs="Times New Roman"/>
+                <w:b w:val="0"/>
+                <w:bCs w:val="0"/>
+                <w:i w:val="0"/>
+                <w:iCs w:val="0"/>
+                <w:noProof/>
+                <w:webHidden/>
+                <w:sz w:val="28"/>
+                <w:szCs w:val="28"/>
+              </w:rPr>
+              <w:tab/>
+            </w:r>
+            <w:r>
+              <w:rPr>
+                <w:rFonts w:ascii="Times New Roman" w:hAnsi="Times New Roman" w:cs="Times New Roman"/>
+                <w:b w:val="0"/>
+                <w:bCs w:val="0"/>
+                <w:i w:val="0"/>
+                <w:iCs w:val="0"/>
+                <w:noProof/>
+                <w:webHidden/>
+                <w:sz w:val="28"/>
+                <w:szCs w:val="28"/>
+              </w:rPr>
+              <w:fldChar w:fldCharType="begin"/>
+            </w:r>
+            <w:r>
+              <w:rPr>
+                <w:rFonts w:ascii="Times New Roman" w:hAnsi="Times New Roman" w:cs="Times New Roman"/>
+                <w:b w:val="0"/>
+                <w:bCs w:val="0"/>
+                <w:i w:val="0"/>
+                <w:iCs w:val="0"/>
+                <w:noProof/>
+                <w:webHidden/>
+                <w:sz w:val="28"/>
+                <w:szCs w:val="28"/>
+              </w:rPr>
+              <w:instrText xml:space="preserve"> PAGEREF _Toc222510511 \h </w:instrText>
+            </w:r>
+            <w:r>
+              <w:rPr>
+                <w:rFonts w:ascii="Times New Roman" w:hAnsi="Times New Roman" w:cs="Times New Roman"/>
+                <w:b w:val="0"/>
+                <w:bCs w:val="0"/>
+                <w:i w:val="0"/>
+                <w:iCs w:val="0"/>
+                <w:noProof/>
+                <w:webHidden/>
+                <w:sz w:val="28"/>
+                <w:szCs w:val="28"/>
+              </w:rPr>
+            </w:r>
+            <w:r>
+              <w:rPr>
+                <w:rFonts w:ascii="Times New Roman" w:hAnsi="Times New Roman" w:cs="Times New Roman"/>
+                <w:b w:val="0"/>
+                <w:bCs w:val="0"/>
+                <w:i w:val="0"/>
+                <w:iCs w:val="0"/>
+                <w:noProof/>
+                <w:webHidden/>
+                <w:sz w:val="28"/>
+                <w:szCs w:val="28"/>
+              </w:rPr>
+              <w:fldChar w:fldCharType="separate"/>
+            </w:r>
+            <w:r>
+              <w:rPr>
+                <w:rFonts w:ascii="Times New Roman" w:hAnsi="Times New Roman" w:cs="Times New Roman"/>
+                <w:b w:val="0"/>
+                <w:bCs w:val="0"/>
+                <w:i w:val="0"/>
+                <w:iCs w:val="0"/>
+                <w:noProof/>
+                <w:webHidden/>
+                <w:sz w:val="28"/>
+                <w:szCs w:val="28"/>
+              </w:rPr>
+              <w:t>7</w:t>
+            </w:r>
+            <w:r>
+              <w:rPr>
+                <w:rFonts w:ascii="Times New Roman" w:hAnsi="Times New Roman" w:cs="Times New Roman"/>
+                <w:b w:val="0"/>
+                <w:bCs w:val="0"/>
+                <w:i w:val="0"/>
+                <w:iCs w:val="0"/>
+                <w:noProof/>
+                <w:webHidden/>
+                <w:sz w:val="28"/>
+                <w:szCs w:val="28"/>
+              </w:rPr>
+              <w:fldChar w:fldCharType="end"/>
+            </w:r>
+          </w:hyperlink>
+        </w:p>
+        <w:p>
+          <w:r>
+            <w:rPr>
+              <w:b/>
+              <w:bCs/>
+              <w:noProof/>
+            </w:rPr>
+            <w:fldChar w:fldCharType="end"/>
+          </w:r>
+        </w:p>
+      </w:sdtContent>
+    </w:sdt>
+    <w:p>
+      <w:pPr>
+        <w:rPr>
+          <w:rFonts w:ascii="Times New Roman" w:eastAsia="Times New Roman" w:hAnsi="Times New Roman" w:cstheme="majorBidi"/>
+          <w:b/>
+          <w:color w:val="000000" w:themeColor="text1"/>
+          <w:sz w:val="28"/>
+          <w:szCs w:val="32"/>
+          <w:lang w:eastAsia="ru-RU"/>
+        </w:rPr>
+      </w:pPr>
+      <w:r>
+        <w:br w:type="page"/>
+      </w:r>
+    </w:p>
+    <w:p>
+      <w:pPr>
+        <w:pStyle w:val="a7"/>
+      </w:pPr>
+      <w:bookmarkStart w:id="1" w:name="_Toc222510503"/>
+      <w:r>
+        <w:lastRenderedPageBreak/>
+        <w:t>1. ПОСТАНОВКА ЗАДАЧИ</w:t>
+      </w:r>
+      <w:bookmarkEnd w:id="1"/>
+    </w:p>
     <w:p>
       <w:pPr>
         <w:spacing w:line="360" w:lineRule="auto"/>
@@ -124,7 +2568,7 @@
           <w:numId w:val="2"/>
         </w:numPr>
         <w:spacing w:line="360" w:lineRule="auto"/>
-        <w:ind w:left="709"/>
+        <w:ind w:left="1134"/>
         <w:jc w:val="both"/>
         <w:rPr>
           <w:rFonts w:ascii="Times New Roman" w:hAnsi="Times New Roman" w:cs="Times New Roman"/>
@@ -180,15 +2624,7 @@
           <w:sz w:val="28"/>
           <w:szCs w:val="28"/>
         </w:rPr>
-        <w:t xml:space="preserve">) = </w:t>
-      </w:r>
-      <w:r>
-        <w:rPr>
-          <w:rFonts w:ascii="Times New Roman" w:hAnsi="Times New Roman" w:cs="Times New Roman"/>
-          <w:sz w:val="28"/>
-          <w:szCs w:val="28"/>
-        </w:rPr>
-        <w:t>1 / (x**2 - 9)</w:t>
+        <w:t>) = 1 / (x**2 - 9)</w:t>
       </w:r>
       <w:r>
         <w:rPr>
@@ -207,7 +2643,7 @@
           <w:numId w:val="2"/>
         </w:numPr>
         <w:spacing w:line="360" w:lineRule="auto"/>
-        <w:ind w:left="709"/>
+        <w:ind w:left="1134"/>
         <w:jc w:val="both"/>
         <w:rPr>
           <w:rFonts w:ascii="Times New Roman" w:hAnsi="Times New Roman" w:cs="Times New Roman"/>
@@ -310,7 +2746,7 @@
           <w:numId w:val="2"/>
         </w:numPr>
         <w:spacing w:line="360" w:lineRule="auto"/>
-        <w:ind w:left="709"/>
+        <w:ind w:left="1134"/>
         <w:jc w:val="both"/>
         <w:rPr>
           <w:rFonts w:ascii="Times New Roman" w:hAnsi="Times New Roman" w:cs="Times New Roman"/>
@@ -445,6 +2881,16 @@
         </w:rPr>
         <w:t>).</w:t>
       </w:r>
+    </w:p>
+    <w:p>
+      <w:pPr>
+        <w:pStyle w:val="a7"/>
+      </w:pPr>
+      <w:bookmarkStart w:id="2" w:name="_Toc222510504"/>
+      <w:r>
+        <w:t>2. ОПИСАНИЕ ТЕСТИРУЕМЫХ СЛУЧАЕВ</w:t>
+      </w:r>
+      <w:bookmarkEnd w:id="2"/>
     </w:p>
     <w:p>
       <w:pPr>
@@ -463,15 +2909,7 @@
           <w:sz w:val="28"/>
           <w:szCs w:val="28"/>
         </w:rPr>
-        <w:t>Сценарии для проверки работы программы</w:t>
-      </w:r>
-      <w:r>
-        <w:rPr>
-          <w:rFonts w:ascii="Times New Roman" w:hAnsi="Times New Roman" w:cs="Times New Roman"/>
-          <w:sz w:val="28"/>
-          <w:szCs w:val="28"/>
-        </w:rPr>
-        <w:t>:</w:t>
+        <w:t>Сценарии для проверки работы программы:</w:t>
       </w:r>
     </w:p>
     <w:p>
@@ -482,7 +2920,7 @@
           <w:numId w:val="7"/>
         </w:numPr>
         <w:spacing w:line="360" w:lineRule="auto"/>
-        <w:ind w:left="709"/>
+        <w:ind w:left="1134"/>
         <w:jc w:val="both"/>
         <w:rPr>
           <w:rFonts w:ascii="Times New Roman" w:hAnsi="Times New Roman" w:cs="Times New Roman"/>
@@ -496,23 +2934,7 @@
           <w:sz w:val="28"/>
           <w:szCs w:val="28"/>
         </w:rPr>
-        <w:t>Корректные значения: п</w:t>
-      </w:r>
-      <w:r>
-        <w:rPr>
-          <w:rFonts w:ascii="Times New Roman" w:hAnsi="Times New Roman" w:cs="Times New Roman"/>
-          <w:sz w:val="28"/>
-          <w:szCs w:val="28"/>
-        </w:rPr>
-        <w:t>роверка вычислений для</w:t>
-      </w:r>
-      <w:r>
-        <w:rPr>
-          <w:rFonts w:ascii="Times New Roman" w:hAnsi="Times New Roman" w:cs="Times New Roman"/>
-          <w:sz w:val="28"/>
-          <w:szCs w:val="28"/>
-        </w:rPr>
-        <w:t xml:space="preserve"> </w:t>
+        <w:t xml:space="preserve">Корректные значения: проверка вычислений для </w:t>
       </w:r>
       <w:proofErr w:type="gramStart"/>
       <w:r>
@@ -530,31 +2952,7 @@
           <w:sz w:val="28"/>
           <w:szCs w:val="28"/>
         </w:rPr>
-        <w:t>n</w:t>
-      </w:r>
-      <w:r>
-        <w:rPr>
-          <w:rFonts w:ascii="Times New Roman" w:hAnsi="Times New Roman" w:cs="Times New Roman"/>
-          <w:sz w:val="28"/>
-          <w:szCs w:val="28"/>
-        </w:rPr>
-        <w:t xml:space="preserve"> </w:t>
-      </w:r>
-      <w:r>
-        <w:rPr>
-          <w:rFonts w:ascii="Times New Roman" w:hAnsi="Times New Roman" w:cs="Times New Roman"/>
-          <w:sz w:val="28"/>
-          <w:szCs w:val="28"/>
-        </w:rPr>
-        <w:t>(использование левой функции) и</w:t>
-      </w:r>
-      <w:r>
-        <w:rPr>
-          <w:rFonts w:ascii="Times New Roman" w:hAnsi="Times New Roman" w:cs="Times New Roman"/>
-          <w:sz w:val="28"/>
-          <w:szCs w:val="28"/>
-        </w:rPr>
-        <w:t xml:space="preserve"> </w:t>
+        <w:t xml:space="preserve">n (использование левой функции) и </w:t>
       </w:r>
       <w:proofErr w:type="spellStart"/>
       <w:r>
@@ -563,15 +2961,7 @@
           <w:sz w:val="28"/>
           <w:szCs w:val="28"/>
         </w:rPr>
-        <w:t>x≥</w:t>
-      </w:r>
-      <w:r>
-        <w:rPr>
-          <w:rFonts w:ascii="Times New Roman" w:hAnsi="Times New Roman" w:cs="Times New Roman"/>
-          <w:sz w:val="28"/>
-          <w:szCs w:val="28"/>
-        </w:rPr>
-        <w:t>n</w:t>
+        <w:t>x≥n</w:t>
       </w:r>
       <w:proofErr w:type="spellEnd"/>
       <w:r>
@@ -580,15 +2970,7 @@
           <w:sz w:val="28"/>
           <w:szCs w:val="28"/>
         </w:rPr>
-        <w:t xml:space="preserve"> </w:t>
-      </w:r>
-      <w:r>
-        <w:rPr>
-          <w:rFonts w:ascii="Times New Roman" w:hAnsi="Times New Roman" w:cs="Times New Roman"/>
-          <w:sz w:val="28"/>
-          <w:szCs w:val="28"/>
-        </w:rPr>
-        <w:t>(использование правой функции со стыковкой).</w:t>
+        <w:t xml:space="preserve"> (использование правой функции со стыковкой).</w:t>
       </w:r>
     </w:p>
     <w:p>
@@ -599,7 +2981,7 @@
           <w:numId w:val="7"/>
         </w:numPr>
         <w:spacing w:line="360" w:lineRule="auto"/>
-        <w:ind w:left="709"/>
+        <w:ind w:left="1134"/>
         <w:jc w:val="both"/>
         <w:rPr>
           <w:rFonts w:ascii="Times New Roman" w:hAnsi="Times New Roman" w:cs="Times New Roman"/>
@@ -613,31 +2995,7 @@
           <w:sz w:val="28"/>
           <w:szCs w:val="28"/>
         </w:rPr>
-        <w:t>Граничные значения:</w:t>
-      </w:r>
-      <w:r>
-        <w:rPr>
-          <w:rFonts w:ascii="Times New Roman" w:hAnsi="Times New Roman" w:cs="Times New Roman"/>
-          <w:sz w:val="28"/>
-          <w:szCs w:val="28"/>
-        </w:rPr>
-        <w:t xml:space="preserve"> п</w:t>
-      </w:r>
-      <w:r>
-        <w:rPr>
-          <w:rFonts w:ascii="Times New Roman" w:hAnsi="Times New Roman" w:cs="Times New Roman"/>
-          <w:sz w:val="28"/>
-          <w:szCs w:val="28"/>
-        </w:rPr>
-        <w:t>роверка точки переключения</w:t>
-      </w:r>
-      <w:r>
-        <w:rPr>
-          <w:rFonts w:ascii="Times New Roman" w:hAnsi="Times New Roman" w:cs="Times New Roman"/>
-          <w:sz w:val="28"/>
-          <w:szCs w:val="28"/>
-        </w:rPr>
-        <w:t xml:space="preserve"> x=n.</w:t>
+        <w:t>Граничные значения: проверка точки переключения x=n.</w:t>
       </w:r>
     </w:p>
     <w:p>
@@ -648,7 +3006,7 @@
           <w:numId w:val="7"/>
         </w:numPr>
         <w:spacing w:line="360" w:lineRule="auto"/>
-        <w:ind w:left="709"/>
+        <w:ind w:left="1134"/>
         <w:jc w:val="both"/>
         <w:rPr>
           <w:rFonts w:ascii="Times New Roman" w:hAnsi="Times New Roman" w:cs="Times New Roman"/>
@@ -662,31 +3020,7 @@
           <w:sz w:val="28"/>
           <w:szCs w:val="28"/>
         </w:rPr>
-        <w:t>Чувствительные точки:</w:t>
-      </w:r>
-      <w:r>
-        <w:rPr>
-          <w:rFonts w:ascii="Times New Roman" w:hAnsi="Times New Roman" w:cs="Times New Roman"/>
-          <w:sz w:val="28"/>
-          <w:szCs w:val="28"/>
-        </w:rPr>
-        <w:t xml:space="preserve"> д</w:t>
-      </w:r>
-      <w:r>
-        <w:rPr>
-          <w:rFonts w:ascii="Times New Roman" w:hAnsi="Times New Roman" w:cs="Times New Roman"/>
-          <w:sz w:val="28"/>
-          <w:szCs w:val="28"/>
-        </w:rPr>
-        <w:t>ля функции</w:t>
-      </w:r>
-      <w:r>
-        <w:rPr>
-          <w:rFonts w:ascii="Times New Roman" w:hAnsi="Times New Roman" w:cs="Times New Roman"/>
-          <w:sz w:val="28"/>
-          <w:szCs w:val="28"/>
-        </w:rPr>
-        <w:t xml:space="preserve"> f(x)</w:t>
+        <w:t>Чувствительные точки: для функции f(x)</w:t>
       </w:r>
       <w:r>
         <w:rPr>
@@ -702,55 +3036,7 @@
           <w:sz w:val="28"/>
           <w:szCs w:val="28"/>
         </w:rPr>
-        <w:t>точками разрыва являются</w:t>
-      </w:r>
-      <w:r>
-        <w:rPr>
-          <w:rFonts w:ascii="Times New Roman" w:hAnsi="Times New Roman" w:cs="Times New Roman"/>
-          <w:sz w:val="28"/>
-          <w:szCs w:val="28"/>
-        </w:rPr>
-        <w:t xml:space="preserve"> x=3 </w:t>
-      </w:r>
-      <w:r>
-        <w:rPr>
-          <w:rFonts w:ascii="Times New Roman" w:hAnsi="Times New Roman" w:cs="Times New Roman"/>
-          <w:sz w:val="28"/>
-          <w:szCs w:val="28"/>
-        </w:rPr>
-        <w:t>и</w:t>
-      </w:r>
-      <w:r>
-        <w:rPr>
-          <w:rFonts w:ascii="Times New Roman" w:hAnsi="Times New Roman" w:cs="Times New Roman"/>
-          <w:sz w:val="28"/>
-          <w:szCs w:val="28"/>
-        </w:rPr>
-        <w:t xml:space="preserve"> x=−3 </w:t>
-      </w:r>
-      <w:r>
-        <w:rPr>
-          <w:rFonts w:ascii="Times New Roman" w:hAnsi="Times New Roman" w:cs="Times New Roman"/>
-          <w:sz w:val="28"/>
-          <w:szCs w:val="28"/>
-        </w:rPr>
-        <w:t>(деление на ноль, так как</w:t>
-      </w:r>
-      <w:r>
-        <w:rPr>
-          <w:rFonts w:ascii="Times New Roman" w:hAnsi="Times New Roman" w:cs="Times New Roman"/>
-          <w:sz w:val="28"/>
-          <w:szCs w:val="28"/>
-        </w:rPr>
-        <w:t xml:space="preserve"> </w:t>
-      </w:r>
-      <w:r>
-        <w:rPr>
-          <w:rFonts w:ascii="Times New Roman" w:hAnsi="Times New Roman" w:cs="Times New Roman"/>
-          <w:sz w:val="28"/>
-          <w:szCs w:val="28"/>
-        </w:rPr>
-        <w:t>3</w:t>
+        <w:t>точками разрыва являются x=3 и x=−3 (деление на ноль, так как 3</w:t>
       </w:r>
       <w:r>
         <w:rPr>
@@ -767,15 +3053,7 @@
           <w:sz w:val="28"/>
           <w:szCs w:val="28"/>
         </w:rPr>
-        <w:t>−9=0). Тесты должны отлавливать ошибку</w:t>
-      </w:r>
-      <w:r>
-        <w:rPr>
-          <w:rFonts w:ascii="Times New Roman" w:hAnsi="Times New Roman" w:cs="Times New Roman"/>
-          <w:sz w:val="28"/>
-          <w:szCs w:val="28"/>
-        </w:rPr>
-        <w:t xml:space="preserve"> </w:t>
+        <w:t xml:space="preserve">−9=0). Тесты должны отлавливать ошибку </w:t>
       </w:r>
       <w:proofErr w:type="spellStart"/>
       <w:r>
@@ -804,7 +3082,7 @@
           <w:numId w:val="7"/>
         </w:numPr>
         <w:spacing w:line="360" w:lineRule="auto"/>
-        <w:ind w:left="709"/>
+        <w:ind w:left="1134"/>
         <w:jc w:val="both"/>
         <w:rPr>
           <w:rFonts w:ascii="Times New Roman" w:hAnsi="Times New Roman" w:cs="Times New Roman"/>
@@ -834,39 +3112,7 @@
           <w:sz w:val="28"/>
           <w:szCs w:val="28"/>
         </w:rPr>
-        <w:t>ля функции</w:t>
-      </w:r>
-      <w:r>
-        <w:rPr>
-          <w:rFonts w:ascii="Times New Roman" w:hAnsi="Times New Roman" w:cs="Times New Roman"/>
-          <w:sz w:val="28"/>
-          <w:szCs w:val="28"/>
-        </w:rPr>
-        <w:t xml:space="preserve"> </w:t>
-      </w:r>
-      <w:r>
-        <w:rPr>
-          <w:rFonts w:ascii="Times New Roman" w:hAnsi="Times New Roman" w:cs="Times New Roman"/>
-          <w:sz w:val="28"/>
-          <w:szCs w:val="28"/>
-        </w:rPr>
-        <w:t>g(x</w:t>
-      </w:r>
-      <w:r>
-        <w:rPr>
-          <w:rFonts w:ascii="Times New Roman" w:hAnsi="Times New Roman" w:cs="Times New Roman"/>
-          <w:sz w:val="28"/>
-          <w:szCs w:val="28"/>
-        </w:rPr>
-        <w:t xml:space="preserve">) </w:t>
-      </w:r>
-      <w:r>
-        <w:rPr>
-          <w:rFonts w:ascii="Times New Roman" w:hAnsi="Times New Roman" w:cs="Times New Roman"/>
-          <w:sz w:val="28"/>
-          <w:szCs w:val="28"/>
-        </w:rPr>
-        <w:t>подкоренное выражение должно быть неотрицательным</w:t>
+        <w:t>ля функции g(x) подкоренное выражение должно быть неотрицательным</w:t>
       </w:r>
       <w:r>
         <w:rPr>
@@ -882,15 +3128,7 @@
           <w:sz w:val="28"/>
           <w:szCs w:val="28"/>
         </w:rPr>
-        <w:t xml:space="preserve"> </w:t>
-      </w:r>
-      <w:r>
-        <w:rPr>
-          <w:rFonts w:ascii="Times New Roman" w:hAnsi="Times New Roman" w:cs="Times New Roman"/>
-          <w:sz w:val="28"/>
-          <w:szCs w:val="28"/>
-        </w:rPr>
-        <w:t>x+15≥0</w:t>
+        <w:t xml:space="preserve"> x+15≥0</w:t>
       </w:r>
       <w:r>
         <w:rPr>
@@ -922,15 +3160,7 @@
           <w:sz w:val="28"/>
           <w:szCs w:val="28"/>
         </w:rPr>
-        <w:t>р</w:t>
-      </w:r>
-      <w:r>
-        <w:rPr>
-          <w:rFonts w:ascii="Times New Roman" w:hAnsi="Times New Roman" w:cs="Times New Roman"/>
-          <w:sz w:val="28"/>
-          <w:szCs w:val="28"/>
-        </w:rPr>
-        <w:t xml:space="preserve">и </w:t>
+        <w:t xml:space="preserve">ри </w:t>
       </w:r>
       <w:proofErr w:type="gramStart"/>
       <w:r>
@@ -948,31 +3178,7 @@
           <w:sz w:val="28"/>
           <w:szCs w:val="28"/>
         </w:rPr>
-        <w:t>−1</w:t>
-      </w:r>
-      <w:r>
-        <w:rPr>
-          <w:rFonts w:ascii="Times New Roman" w:hAnsi="Times New Roman" w:cs="Times New Roman"/>
-          <w:sz w:val="28"/>
-          <w:szCs w:val="28"/>
-        </w:rPr>
-        <w:t xml:space="preserve">5 </w:t>
-      </w:r>
-      <w:r>
-        <w:rPr>
-          <w:rFonts w:ascii="Times New Roman" w:hAnsi="Times New Roman" w:cs="Times New Roman"/>
-          <w:sz w:val="28"/>
-          <w:szCs w:val="28"/>
-        </w:rPr>
-        <w:t>ожидается ошибка</w:t>
-      </w:r>
-      <w:r>
-        <w:rPr>
-          <w:rFonts w:ascii="Times New Roman" w:hAnsi="Times New Roman" w:cs="Times New Roman"/>
-          <w:sz w:val="28"/>
-          <w:szCs w:val="28"/>
-        </w:rPr>
-        <w:t xml:space="preserve"> </w:t>
+        <w:t xml:space="preserve">−15 ожидается ошибка </w:t>
       </w:r>
       <w:proofErr w:type="spellStart"/>
       <w:r>
@@ -1001,7 +3207,7 @@
           <w:numId w:val="7"/>
         </w:numPr>
         <w:spacing w:line="360" w:lineRule="auto"/>
-        <w:ind w:left="709"/>
+        <w:ind w:left="1134"/>
         <w:jc w:val="both"/>
         <w:rPr>
           <w:rFonts w:ascii="Times New Roman" w:hAnsi="Times New Roman" w:cs="Times New Roman"/>
@@ -1058,6 +3264,100 @@
           <w:szCs w:val="28"/>
         </w:rPr>
         <w:t>.</w:t>
+      </w:r>
+    </w:p>
+    <w:p>
+      <w:pPr>
+        <w:pStyle w:val="a7"/>
+      </w:pPr>
+      <w:bookmarkStart w:id="3" w:name="_Toc222510505"/>
+      <w:r>
+        <w:t>3. РЕАЛИЗАЦИЯ И ТЕСТИРОВАНИЕ</w:t>
+      </w:r>
+      <w:bookmarkEnd w:id="3"/>
+    </w:p>
+    <w:p>
+      <w:pPr>
+        <w:pStyle w:val="a8"/>
+      </w:pPr>
+      <w:bookmarkStart w:id="4" w:name="_Toc222510506"/>
+      <w:r>
+        <w:t xml:space="preserve">3.1. </w:t>
+      </w:r>
+      <w:r>
+        <w:t>Исходный</w:t>
+      </w:r>
+      <w:r>
+        <w:t xml:space="preserve"> код</w:t>
+      </w:r>
+      <w:bookmarkEnd w:id="4"/>
+    </w:p>
+    <w:p>
+      <w:pPr>
+        <w:shd w:val="clear" w:color="auto" w:fill="FFFFFF"/>
+        <w:spacing w:line="360" w:lineRule="auto"/>
+        <w:ind w:firstLine="709"/>
+        <w:jc w:val="both"/>
+        <w:rPr>
+          <w:rFonts w:ascii="Times New Roman" w:eastAsia="Times New Roman" w:hAnsi="Times New Roman" w:cs="Times New Roman"/>
+          <w:color w:val="2B2D31"/>
+          <w:kern w:val="0"/>
+          <w:sz w:val="28"/>
+          <w:szCs w:val="28"/>
+          <w:lang w:eastAsia="ru-RU"/>
+          <w14:ligatures w14:val="none"/>
+        </w:rPr>
+      </w:pPr>
+      <w:r>
+        <w:rPr>
+          <w:rFonts w:ascii="Times New Roman" w:eastAsia="Times New Roman" w:hAnsi="Times New Roman" w:cs="Times New Roman"/>
+          <w:color w:val="2B2D31"/>
+          <w:kern w:val="0"/>
+          <w:sz w:val="28"/>
+          <w:szCs w:val="28"/>
+          <w:lang w:eastAsia="ru-RU"/>
+          <w14:ligatures w14:val="none"/>
+        </w:rPr>
+        <w:t>Реализация функции с документацией и примерами</w:t>
+      </w:r>
+      <w:r>
+        <w:rPr>
+          <w:rFonts w:ascii="Times New Roman" w:eastAsia="Times New Roman" w:hAnsi="Times New Roman" w:cs="Times New Roman"/>
+          <w:color w:val="2B2D31"/>
+          <w:kern w:val="0"/>
+          <w:sz w:val="28"/>
+          <w:szCs w:val="28"/>
+          <w:lang w:eastAsia="ru-RU"/>
+          <w14:ligatures w14:val="none"/>
+        </w:rPr>
+        <w:t xml:space="preserve"> </w:t>
+      </w:r>
+      <w:proofErr w:type="spellStart"/>
+      <w:r>
+        <w:rPr>
+          <w:rFonts w:ascii="Times New Roman" w:eastAsia="Times New Roman" w:hAnsi="Times New Roman" w:cs="Times New Roman"/>
+          <w:color w:val="2B2D31"/>
+          <w:kern w:val="0"/>
+          <w:sz w:val="28"/>
+          <w:szCs w:val="28"/>
+          <w:bdr w:val="none" w:sz="0" w:space="0" w:color="auto" w:frame="1"/>
+          <w:lang w:eastAsia="ru-RU"/>
+          <w14:ligatures w14:val="none"/>
+        </w:rPr>
+        <w:t>doctest</w:t>
+      </w:r>
+      <w:proofErr w:type="spellEnd"/>
+      <w:r>
+        <w:rPr>
+          <w:rFonts w:ascii="Times New Roman" w:eastAsia="Times New Roman" w:hAnsi="Times New Roman" w:cs="Times New Roman"/>
+          <w:color w:val="2B2D31"/>
+          <w:kern w:val="0"/>
+          <w:sz w:val="28"/>
+          <w:szCs w:val="28"/>
+          <w:lang w:eastAsia="ru-RU"/>
+          <w14:ligatures w14:val="none"/>
+        </w:rPr>
+        <w:t xml:space="preserve"> представлена в листинге 1.</w:t>
       </w:r>
     </w:p>
     <w:tbl>
@@ -1076,20 +3376,19 @@
           </w:tcPr>
           <w:p>
             <w:pPr>
-              <w:spacing w:line="360" w:lineRule="auto"/>
               <w:jc w:val="both"/>
               <w:rPr>
                 <w:rFonts w:ascii="Courier New" w:hAnsi="Courier New" w:cs="Courier New"/>
-                <w:sz w:val="21"/>
-                <w:szCs w:val="21"/>
-                <w:lang w:val="en-US"/>
-              </w:rPr>
-            </w:pPr>
-            <w:r>
-              <w:rPr>
-                <w:rFonts w:ascii="Courier New" w:hAnsi="Courier New" w:cs="Courier New"/>
-                <w:sz w:val="21"/>
-                <w:szCs w:val="21"/>
+                <w:sz w:val="20"/>
+                <w:szCs w:val="20"/>
+                <w:lang w:val="en-US"/>
+              </w:rPr>
+            </w:pPr>
+            <w:r>
+              <w:rPr>
+                <w:rFonts w:ascii="Courier New" w:hAnsi="Courier New" w:cs="Courier New"/>
+                <w:sz w:val="20"/>
+                <w:szCs w:val="20"/>
                 <w:lang w:val="en-US"/>
               </w:rPr>
               <w:t>import math</w:t>
@@ -1097,32 +3396,30 @@
           </w:p>
           <w:p>
             <w:pPr>
-              <w:spacing w:line="360" w:lineRule="auto"/>
               <w:jc w:val="both"/>
               <w:rPr>
                 <w:rFonts w:ascii="Courier New" w:hAnsi="Courier New" w:cs="Courier New"/>
-                <w:sz w:val="21"/>
-                <w:szCs w:val="21"/>
-                <w:lang w:val="en-US"/>
-              </w:rPr>
-            </w:pPr>
-          </w:p>
-          <w:p>
-            <w:pPr>
-              <w:spacing w:line="360" w:lineRule="auto"/>
+                <w:sz w:val="20"/>
+                <w:szCs w:val="20"/>
+                <w:lang w:val="en-US"/>
+              </w:rPr>
+            </w:pPr>
+          </w:p>
+          <w:p>
+            <w:pPr>
               <w:jc w:val="both"/>
               <w:rPr>
                 <w:rFonts w:ascii="Courier New" w:hAnsi="Courier New" w:cs="Courier New"/>
-                <w:sz w:val="21"/>
-                <w:szCs w:val="21"/>
-                <w:lang w:val="en-US"/>
-              </w:rPr>
-            </w:pPr>
-            <w:r>
-              <w:rPr>
-                <w:rFonts w:ascii="Courier New" w:hAnsi="Courier New" w:cs="Courier New"/>
-                <w:sz w:val="21"/>
-                <w:szCs w:val="21"/>
+                <w:sz w:val="20"/>
+                <w:szCs w:val="20"/>
+                <w:lang w:val="en-US"/>
+              </w:rPr>
+            </w:pPr>
+            <w:r>
+              <w:rPr>
+                <w:rFonts w:ascii="Courier New" w:hAnsi="Courier New" w:cs="Courier New"/>
+                <w:sz w:val="20"/>
+                <w:szCs w:val="20"/>
                 <w:lang w:val="en-US"/>
               </w:rPr>
               <w:t>def f(x):</w:t>
@@ -1130,19 +3427,18 @@
           </w:p>
           <w:p>
             <w:pPr>
-              <w:spacing w:line="360" w:lineRule="auto"/>
               <w:jc w:val="both"/>
               <w:rPr>
                 <w:rFonts w:ascii="Courier New" w:hAnsi="Courier New" w:cs="Courier New"/>
-                <w:sz w:val="21"/>
-                <w:szCs w:val="21"/>
-              </w:rPr>
-            </w:pPr>
-            <w:r>
-              <w:rPr>
-                <w:rFonts w:ascii="Courier New" w:hAnsi="Courier New" w:cs="Courier New"/>
-                <w:sz w:val="21"/>
-                <w:szCs w:val="21"/>
+                <w:sz w:val="20"/>
+                <w:szCs w:val="20"/>
+              </w:rPr>
+            </w:pPr>
+            <w:r>
+              <w:rPr>
+                <w:rFonts w:ascii="Courier New" w:hAnsi="Courier New" w:cs="Courier New"/>
+                <w:sz w:val="20"/>
+                <w:szCs w:val="20"/>
                 <w:lang w:val="en-US"/>
               </w:rPr>
               <w:t xml:space="preserve">    </w:t>
@@ -1150,35 +3446,34 @@
             <w:r>
               <w:rPr>
                 <w:rFonts w:ascii="Courier New" w:hAnsi="Courier New" w:cs="Courier New"/>
-                <w:sz w:val="21"/>
-                <w:szCs w:val="21"/>
+                <w:sz w:val="20"/>
+                <w:szCs w:val="20"/>
               </w:rPr>
               <w:t>"""</w:t>
             </w:r>
           </w:p>
           <w:p>
             <w:pPr>
-              <w:spacing w:line="360" w:lineRule="auto"/>
               <w:jc w:val="both"/>
               <w:rPr>
                 <w:rFonts w:ascii="Courier New" w:hAnsi="Courier New" w:cs="Courier New"/>
-                <w:sz w:val="21"/>
-                <w:szCs w:val="21"/>
-              </w:rPr>
-            </w:pPr>
-            <w:r>
-              <w:rPr>
-                <w:rFonts w:ascii="Courier New" w:hAnsi="Courier New" w:cs="Courier New"/>
-                <w:sz w:val="21"/>
-                <w:szCs w:val="21"/>
+                <w:sz w:val="20"/>
+                <w:szCs w:val="20"/>
+              </w:rPr>
+            </w:pPr>
+            <w:r>
+              <w:rPr>
+                <w:rFonts w:ascii="Courier New" w:hAnsi="Courier New" w:cs="Courier New"/>
+                <w:sz w:val="20"/>
+                <w:szCs w:val="20"/>
               </w:rPr>
               <w:t xml:space="preserve">    Левая функция варианта 25: 1 / (</w:t>
             </w:r>
             <w:r>
               <w:rPr>
                 <w:rFonts w:ascii="Courier New" w:hAnsi="Courier New" w:cs="Courier New"/>
-                <w:sz w:val="21"/>
-                <w:szCs w:val="21"/>
+                <w:sz w:val="20"/>
+                <w:szCs w:val="20"/>
                 <w:lang w:val="en-US"/>
               </w:rPr>
               <w:t>x</w:t>
@@ -1186,54 +3481,52 @@
             <w:r>
               <w:rPr>
                 <w:rFonts w:ascii="Courier New" w:hAnsi="Courier New" w:cs="Courier New"/>
-                <w:sz w:val="21"/>
-                <w:szCs w:val="21"/>
+                <w:sz w:val="20"/>
+                <w:szCs w:val="20"/>
               </w:rPr>
               <w:t>**2 - 9)</w:t>
             </w:r>
           </w:p>
           <w:p>
             <w:pPr>
-              <w:spacing w:line="360" w:lineRule="auto"/>
               <w:jc w:val="both"/>
               <w:rPr>
                 <w:rFonts w:ascii="Courier New" w:hAnsi="Courier New" w:cs="Courier New"/>
-                <w:sz w:val="21"/>
-                <w:szCs w:val="21"/>
-              </w:rPr>
-            </w:pPr>
-            <w:r>
-              <w:rPr>
-                <w:rFonts w:ascii="Courier New" w:hAnsi="Courier New" w:cs="Courier New"/>
-                <w:sz w:val="21"/>
-                <w:szCs w:val="21"/>
+                <w:sz w:val="20"/>
+                <w:szCs w:val="20"/>
+              </w:rPr>
+            </w:pPr>
+            <w:r>
+              <w:rPr>
+                <w:rFonts w:ascii="Courier New" w:hAnsi="Courier New" w:cs="Courier New"/>
+                <w:sz w:val="20"/>
+                <w:szCs w:val="20"/>
               </w:rPr>
               <w:t xml:space="preserve">    """</w:t>
             </w:r>
           </w:p>
           <w:p>
             <w:pPr>
-              <w:spacing w:line="360" w:lineRule="auto"/>
               <w:jc w:val="both"/>
               <w:rPr>
                 <w:rFonts w:ascii="Courier New" w:hAnsi="Courier New" w:cs="Courier New"/>
-                <w:sz w:val="21"/>
-                <w:szCs w:val="21"/>
-              </w:rPr>
-            </w:pPr>
-            <w:r>
-              <w:rPr>
-                <w:rFonts w:ascii="Courier New" w:hAnsi="Courier New" w:cs="Courier New"/>
-                <w:sz w:val="21"/>
-                <w:szCs w:val="21"/>
+                <w:sz w:val="20"/>
+                <w:szCs w:val="20"/>
+              </w:rPr>
+            </w:pPr>
+            <w:r>
+              <w:rPr>
+                <w:rFonts w:ascii="Courier New" w:hAnsi="Courier New" w:cs="Courier New"/>
+                <w:sz w:val="20"/>
+                <w:szCs w:val="20"/>
               </w:rPr>
               <w:t xml:space="preserve">    </w:t>
             </w:r>
             <w:r>
               <w:rPr>
                 <w:rFonts w:ascii="Courier New" w:hAnsi="Courier New" w:cs="Courier New"/>
-                <w:sz w:val="21"/>
-                <w:szCs w:val="21"/>
+                <w:sz w:val="20"/>
+                <w:szCs w:val="20"/>
                 <w:lang w:val="en-US"/>
               </w:rPr>
               <w:t>return</w:t>
@@ -1241,16 +3534,16 @@
             <w:r>
               <w:rPr>
                 <w:rFonts w:ascii="Courier New" w:hAnsi="Courier New" w:cs="Courier New"/>
-                <w:sz w:val="21"/>
-                <w:szCs w:val="21"/>
+                <w:sz w:val="20"/>
+                <w:szCs w:val="20"/>
               </w:rPr>
               <w:t xml:space="preserve"> 1 / (</w:t>
             </w:r>
             <w:r>
               <w:rPr>
                 <w:rFonts w:ascii="Courier New" w:hAnsi="Courier New" w:cs="Courier New"/>
-                <w:sz w:val="21"/>
-                <w:szCs w:val="21"/>
+                <w:sz w:val="20"/>
+                <w:szCs w:val="20"/>
                 <w:lang w:val="en-US"/>
               </w:rPr>
               <w:t>x</w:t>
@@ -1258,55 +3551,54 @@
             <w:r>
               <w:rPr>
                 <w:rFonts w:ascii="Courier New" w:hAnsi="Courier New" w:cs="Courier New"/>
-                <w:sz w:val="21"/>
-                <w:szCs w:val="21"/>
+                <w:sz w:val="20"/>
+                <w:szCs w:val="20"/>
               </w:rPr>
               <w:t>**2 - 9)</w:t>
             </w:r>
           </w:p>
           <w:p>
             <w:pPr>
-              <w:spacing w:line="360" w:lineRule="auto"/>
               <w:jc w:val="both"/>
               <w:rPr>
                 <w:rFonts w:ascii="Courier New" w:hAnsi="Courier New" w:cs="Courier New"/>
-                <w:sz w:val="21"/>
-                <w:szCs w:val="21"/>
-              </w:rPr>
-            </w:pPr>
-          </w:p>
-          <w:p>
-            <w:pPr>
-              <w:spacing w:line="360" w:lineRule="auto"/>
+                <w:sz w:val="20"/>
+                <w:szCs w:val="20"/>
+              </w:rPr>
+            </w:pPr>
+          </w:p>
+          <w:p>
+            <w:pPr>
               <w:jc w:val="both"/>
               <w:rPr>
                 <w:rFonts w:ascii="Courier New" w:hAnsi="Courier New" w:cs="Courier New"/>
-                <w:sz w:val="21"/>
-                <w:szCs w:val="21"/>
-              </w:rPr>
-            </w:pPr>
-            <w:r>
-              <w:rPr>
-                <w:rFonts w:ascii="Courier New" w:hAnsi="Courier New" w:cs="Courier New"/>
-                <w:sz w:val="21"/>
-                <w:szCs w:val="21"/>
-                <w:lang w:val="en-US"/>
-              </w:rPr>
+                <w:sz w:val="20"/>
+                <w:szCs w:val="20"/>
+              </w:rPr>
+            </w:pPr>
+            <w:r>
+              <w:rPr>
+                <w:rFonts w:ascii="Courier New" w:hAnsi="Courier New" w:cs="Courier New"/>
+                <w:sz w:val="20"/>
+                <w:szCs w:val="20"/>
+                <w:lang w:val="en-US"/>
+              </w:rPr>
+              <w:lastRenderedPageBreak/>
               <w:t>def</w:t>
             </w:r>
             <w:r>
               <w:rPr>
                 <w:rFonts w:ascii="Courier New" w:hAnsi="Courier New" w:cs="Courier New"/>
-                <w:sz w:val="21"/>
-                <w:szCs w:val="21"/>
+                <w:sz w:val="20"/>
+                <w:szCs w:val="20"/>
               </w:rPr>
               <w:t xml:space="preserve"> </w:t>
             </w:r>
             <w:r>
               <w:rPr>
                 <w:rFonts w:ascii="Courier New" w:hAnsi="Courier New" w:cs="Courier New"/>
-                <w:sz w:val="21"/>
-                <w:szCs w:val="21"/>
+                <w:sz w:val="20"/>
+                <w:szCs w:val="20"/>
                 <w:lang w:val="en-US"/>
               </w:rPr>
               <w:t>g</w:t>
@@ -1314,16 +3606,16 @@
             <w:r>
               <w:rPr>
                 <w:rFonts w:ascii="Courier New" w:hAnsi="Courier New" w:cs="Courier New"/>
-                <w:sz w:val="21"/>
-                <w:szCs w:val="21"/>
+                <w:sz w:val="20"/>
+                <w:szCs w:val="20"/>
               </w:rPr>
               <w:t>(</w:t>
             </w:r>
             <w:r>
               <w:rPr>
                 <w:rFonts w:ascii="Courier New" w:hAnsi="Courier New" w:cs="Courier New"/>
-                <w:sz w:val="21"/>
-                <w:szCs w:val="21"/>
+                <w:sz w:val="20"/>
+                <w:szCs w:val="20"/>
                 <w:lang w:val="en-US"/>
               </w:rPr>
               <w:t>x</w:t>
@@ -1331,46 +3623,44 @@
             <w:r>
               <w:rPr>
                 <w:rFonts w:ascii="Courier New" w:hAnsi="Courier New" w:cs="Courier New"/>
-                <w:sz w:val="21"/>
-                <w:szCs w:val="21"/>
+                <w:sz w:val="20"/>
+                <w:szCs w:val="20"/>
               </w:rPr>
               <w:t>):</w:t>
             </w:r>
           </w:p>
           <w:p>
             <w:pPr>
-              <w:spacing w:line="360" w:lineRule="auto"/>
               <w:jc w:val="both"/>
               <w:rPr>
                 <w:rFonts w:ascii="Courier New" w:hAnsi="Courier New" w:cs="Courier New"/>
-                <w:sz w:val="21"/>
-                <w:szCs w:val="21"/>
-              </w:rPr>
-            </w:pPr>
-            <w:r>
-              <w:rPr>
-                <w:rFonts w:ascii="Courier New" w:hAnsi="Courier New" w:cs="Courier New"/>
-                <w:sz w:val="21"/>
-                <w:szCs w:val="21"/>
+                <w:sz w:val="20"/>
+                <w:szCs w:val="20"/>
+              </w:rPr>
+            </w:pPr>
+            <w:r>
+              <w:rPr>
+                <w:rFonts w:ascii="Courier New" w:hAnsi="Courier New" w:cs="Courier New"/>
+                <w:sz w:val="20"/>
+                <w:szCs w:val="20"/>
               </w:rPr>
               <w:t xml:space="preserve">    """</w:t>
             </w:r>
           </w:p>
           <w:p>
             <w:pPr>
-              <w:spacing w:line="360" w:lineRule="auto"/>
               <w:jc w:val="both"/>
               <w:rPr>
                 <w:rFonts w:ascii="Courier New" w:hAnsi="Courier New" w:cs="Courier New"/>
-                <w:sz w:val="21"/>
-                <w:szCs w:val="21"/>
-              </w:rPr>
-            </w:pPr>
-            <w:r>
-              <w:rPr>
-                <w:rFonts w:ascii="Courier New" w:hAnsi="Courier New" w:cs="Courier New"/>
-                <w:sz w:val="21"/>
-                <w:szCs w:val="21"/>
+                <w:sz w:val="20"/>
+                <w:szCs w:val="20"/>
+              </w:rPr>
+            </w:pPr>
+            <w:r>
+              <w:rPr>
+                <w:rFonts w:ascii="Courier New" w:hAnsi="Courier New" w:cs="Courier New"/>
+                <w:sz w:val="20"/>
+                <w:szCs w:val="20"/>
               </w:rPr>
               <w:t xml:space="preserve">    Правая функция варианта 25: </w:t>
             </w:r>
@@ -1378,8 +3668,8 @@
             <w:r>
               <w:rPr>
                 <w:rFonts w:ascii="Courier New" w:hAnsi="Courier New" w:cs="Courier New"/>
-                <w:sz w:val="21"/>
-                <w:szCs w:val="21"/>
+                <w:sz w:val="20"/>
+                <w:szCs w:val="20"/>
                 <w:lang w:val="en-US"/>
               </w:rPr>
               <w:t>math</w:t>
@@ -1387,16 +3677,16 @@
             <w:r>
               <w:rPr>
                 <w:rFonts w:ascii="Courier New" w:hAnsi="Courier New" w:cs="Courier New"/>
-                <w:sz w:val="21"/>
-                <w:szCs w:val="21"/>
+                <w:sz w:val="20"/>
+                <w:szCs w:val="20"/>
               </w:rPr>
               <w:t>.</w:t>
             </w:r>
             <w:r>
               <w:rPr>
                 <w:rFonts w:ascii="Courier New" w:hAnsi="Courier New" w:cs="Courier New"/>
-                <w:sz w:val="21"/>
-                <w:szCs w:val="21"/>
+                <w:sz w:val="20"/>
+                <w:szCs w:val="20"/>
                 <w:lang w:val="en-US"/>
               </w:rPr>
               <w:t>sqrt</w:t>
@@ -1405,16 +3695,16 @@
             <w:r>
               <w:rPr>
                 <w:rFonts w:ascii="Courier New" w:hAnsi="Courier New" w:cs="Courier New"/>
-                <w:sz w:val="21"/>
-                <w:szCs w:val="21"/>
+                <w:sz w:val="20"/>
+                <w:szCs w:val="20"/>
               </w:rPr>
               <w:t>(</w:t>
             </w:r>
             <w:r>
               <w:rPr>
                 <w:rFonts w:ascii="Courier New" w:hAnsi="Courier New" w:cs="Courier New"/>
-                <w:sz w:val="21"/>
-                <w:szCs w:val="21"/>
+                <w:sz w:val="20"/>
+                <w:szCs w:val="20"/>
                 <w:lang w:val="en-US"/>
               </w:rPr>
               <w:t>x</w:t>
@@ -1422,36 +3712,35 @@
             <w:r>
               <w:rPr>
                 <w:rFonts w:ascii="Courier New" w:hAnsi="Courier New" w:cs="Courier New"/>
-                <w:sz w:val="21"/>
-                <w:szCs w:val="21"/>
+                <w:sz w:val="20"/>
+                <w:szCs w:val="20"/>
               </w:rPr>
               <w:t xml:space="preserve"> + 15)</w:t>
             </w:r>
           </w:p>
           <w:p>
             <w:pPr>
-              <w:spacing w:line="360" w:lineRule="auto"/>
               <w:jc w:val="both"/>
               <w:rPr>
                 <w:rFonts w:ascii="Courier New" w:hAnsi="Courier New" w:cs="Courier New"/>
-                <w:sz w:val="21"/>
-                <w:szCs w:val="21"/>
-                <w:lang w:val="en-US"/>
-              </w:rPr>
-            </w:pPr>
-            <w:r>
-              <w:rPr>
-                <w:rFonts w:ascii="Courier New" w:hAnsi="Courier New" w:cs="Courier New"/>
-                <w:sz w:val="21"/>
-                <w:szCs w:val="21"/>
+                <w:sz w:val="20"/>
+                <w:szCs w:val="20"/>
+                <w:lang w:val="en-US"/>
+              </w:rPr>
+            </w:pPr>
+            <w:r>
+              <w:rPr>
+                <w:rFonts w:ascii="Courier New" w:hAnsi="Courier New" w:cs="Courier New"/>
+                <w:sz w:val="20"/>
+                <w:szCs w:val="20"/>
               </w:rPr>
               <w:t xml:space="preserve">    </w:t>
             </w:r>
             <w:r>
               <w:rPr>
                 <w:rFonts w:ascii="Courier New" w:hAnsi="Courier New" w:cs="Courier New"/>
-                <w:sz w:val="21"/>
-                <w:szCs w:val="21"/>
+                <w:sz w:val="20"/>
+                <w:szCs w:val="20"/>
                 <w:lang w:val="en-US"/>
               </w:rPr>
               <w:t>"""</w:t>
@@ -1459,20 +3748,19 @@
           </w:p>
           <w:p>
             <w:pPr>
-              <w:spacing w:line="360" w:lineRule="auto"/>
               <w:jc w:val="both"/>
               <w:rPr>
                 <w:rFonts w:ascii="Courier New" w:hAnsi="Courier New" w:cs="Courier New"/>
-                <w:sz w:val="21"/>
-                <w:szCs w:val="21"/>
-                <w:lang w:val="en-US"/>
-              </w:rPr>
-            </w:pPr>
-            <w:r>
-              <w:rPr>
-                <w:rFonts w:ascii="Courier New" w:hAnsi="Courier New" w:cs="Courier New"/>
-                <w:sz w:val="21"/>
-                <w:szCs w:val="21"/>
+                <w:sz w:val="20"/>
+                <w:szCs w:val="20"/>
+                <w:lang w:val="en-US"/>
+              </w:rPr>
+            </w:pPr>
+            <w:r>
+              <w:rPr>
+                <w:rFonts w:ascii="Courier New" w:hAnsi="Courier New" w:cs="Courier New"/>
+                <w:sz w:val="20"/>
+                <w:szCs w:val="20"/>
                 <w:lang w:val="en-US"/>
               </w:rPr>
               <w:t xml:space="preserve">    return </w:t>
@@ -1482,8 +3770,8 @@
             <w:r>
               <w:rPr>
                 <w:rFonts w:ascii="Courier New" w:hAnsi="Courier New" w:cs="Courier New"/>
-                <w:sz w:val="21"/>
-                <w:szCs w:val="21"/>
+                <w:sz w:val="20"/>
+                <w:szCs w:val="20"/>
                 <w:lang w:val="en-US"/>
               </w:rPr>
               <w:t>math.sqrt</w:t>
@@ -1493,8 +3781,8 @@
             <w:r>
               <w:rPr>
                 <w:rFonts w:ascii="Courier New" w:hAnsi="Courier New" w:cs="Courier New"/>
-                <w:sz w:val="21"/>
-                <w:szCs w:val="21"/>
+                <w:sz w:val="20"/>
+                <w:szCs w:val="20"/>
                 <w:lang w:val="en-US"/>
               </w:rPr>
               <w:t>(x + 15)</w:t>
@@ -1502,32 +3790,30 @@
           </w:p>
           <w:p>
             <w:pPr>
-              <w:spacing w:line="360" w:lineRule="auto"/>
               <w:jc w:val="both"/>
               <w:rPr>
                 <w:rFonts w:ascii="Courier New" w:hAnsi="Courier New" w:cs="Courier New"/>
-                <w:sz w:val="21"/>
-                <w:szCs w:val="21"/>
-                <w:lang w:val="en-US"/>
-              </w:rPr>
-            </w:pPr>
-          </w:p>
-          <w:p>
-            <w:pPr>
-              <w:spacing w:line="360" w:lineRule="auto"/>
+                <w:sz w:val="20"/>
+                <w:szCs w:val="20"/>
+                <w:lang w:val="en-US"/>
+              </w:rPr>
+            </w:pPr>
+          </w:p>
+          <w:p>
+            <w:pPr>
               <w:jc w:val="both"/>
               <w:rPr>
                 <w:rFonts w:ascii="Courier New" w:hAnsi="Courier New" w:cs="Courier New"/>
-                <w:sz w:val="21"/>
-                <w:szCs w:val="21"/>
-                <w:lang w:val="en-US"/>
-              </w:rPr>
-            </w:pPr>
-            <w:r>
-              <w:rPr>
-                <w:rFonts w:ascii="Courier New" w:hAnsi="Courier New" w:cs="Courier New"/>
-                <w:sz w:val="21"/>
-                <w:szCs w:val="21"/>
+                <w:sz w:val="20"/>
+                <w:szCs w:val="20"/>
+                <w:lang w:val="en-US"/>
+              </w:rPr>
+            </w:pPr>
+            <w:r>
+              <w:rPr>
+                <w:rFonts w:ascii="Courier New" w:hAnsi="Courier New" w:cs="Courier New"/>
+                <w:sz w:val="20"/>
+                <w:szCs w:val="20"/>
                 <w:lang w:val="en-US"/>
               </w:rPr>
               <w:t xml:space="preserve">def </w:t>
@@ -1536,8 +3822,8 @@
             <w:r>
               <w:rPr>
                 <w:rFonts w:ascii="Courier New" w:hAnsi="Courier New" w:cs="Courier New"/>
-                <w:sz w:val="21"/>
-                <w:szCs w:val="21"/>
+                <w:sz w:val="20"/>
+                <w:szCs w:val="20"/>
                 <w:lang w:val="en-US"/>
               </w:rPr>
               <w:t>task_</w:t>
@@ -1546,8 +3832,8 @@
             <w:r>
               <w:rPr>
                 <w:rFonts w:ascii="Courier New" w:hAnsi="Courier New" w:cs="Courier New"/>
-                <w:sz w:val="21"/>
-                <w:szCs w:val="21"/>
+                <w:sz w:val="20"/>
+                <w:szCs w:val="20"/>
                 <w:lang w:val="en-US"/>
               </w:rPr>
               <w:t>function</w:t>
@@ -1556,8 +3842,8 @@
             <w:r>
               <w:rPr>
                 <w:rFonts w:ascii="Courier New" w:hAnsi="Courier New" w:cs="Courier New"/>
-                <w:sz w:val="21"/>
-                <w:szCs w:val="21"/>
+                <w:sz w:val="20"/>
+                <w:szCs w:val="20"/>
                 <w:lang w:val="en-US"/>
               </w:rPr>
               <w:t>(</w:t>
@@ -1566,8 +3852,8 @@
             <w:r>
               <w:rPr>
                 <w:rFonts w:ascii="Courier New" w:hAnsi="Courier New" w:cs="Courier New"/>
-                <w:sz w:val="21"/>
-                <w:szCs w:val="21"/>
+                <w:sz w:val="20"/>
+                <w:szCs w:val="20"/>
                 <w:lang w:val="en-US"/>
               </w:rPr>
               <w:t>x, n):</w:t>
@@ -1575,75 +3861,71 @@
           </w:p>
           <w:p>
             <w:pPr>
-              <w:spacing w:line="360" w:lineRule="auto"/>
               <w:jc w:val="both"/>
               <w:rPr>
                 <w:rFonts w:ascii="Courier New" w:hAnsi="Courier New" w:cs="Courier New"/>
-                <w:sz w:val="21"/>
-                <w:szCs w:val="21"/>
-              </w:rPr>
-            </w:pPr>
-            <w:r>
-              <w:rPr>
-                <w:rFonts w:ascii="Courier New" w:hAnsi="Courier New" w:cs="Courier New"/>
-                <w:sz w:val="21"/>
-                <w:szCs w:val="21"/>
-                <w:lang w:val="en-US"/>
-              </w:rPr>
-              <w:lastRenderedPageBreak/>
+                <w:sz w:val="20"/>
+                <w:szCs w:val="20"/>
+              </w:rPr>
+            </w:pPr>
+            <w:r>
+              <w:rPr>
+                <w:rFonts w:ascii="Courier New" w:hAnsi="Courier New" w:cs="Courier New"/>
+                <w:sz w:val="20"/>
+                <w:szCs w:val="20"/>
+                <w:lang w:val="en-US"/>
+              </w:rPr>
               <w:t xml:space="preserve">    </w:t>
             </w:r>
             <w:r>
               <w:rPr>
                 <w:rFonts w:ascii="Courier New" w:hAnsi="Courier New" w:cs="Courier New"/>
-                <w:sz w:val="21"/>
-                <w:szCs w:val="21"/>
+                <w:sz w:val="20"/>
+                <w:szCs w:val="20"/>
               </w:rPr>
               <w:t>"""</w:t>
             </w:r>
           </w:p>
           <w:p>
             <w:pPr>
-              <w:spacing w:line="360" w:lineRule="auto"/>
               <w:jc w:val="both"/>
               <w:rPr>
                 <w:rFonts w:ascii="Courier New" w:hAnsi="Courier New" w:cs="Courier New"/>
-                <w:sz w:val="21"/>
-                <w:szCs w:val="21"/>
-              </w:rPr>
-            </w:pPr>
-            <w:r>
-              <w:rPr>
-                <w:rFonts w:ascii="Courier New" w:hAnsi="Courier New" w:cs="Courier New"/>
-                <w:sz w:val="21"/>
-                <w:szCs w:val="21"/>
+                <w:sz w:val="20"/>
+                <w:szCs w:val="20"/>
+              </w:rPr>
+            </w:pPr>
+            <w:r>
+              <w:rPr>
+                <w:rFonts w:ascii="Courier New" w:hAnsi="Courier New" w:cs="Courier New"/>
+                <w:sz w:val="20"/>
+                <w:szCs w:val="20"/>
               </w:rPr>
               <w:t xml:space="preserve">    Вычисляет значение составной функции.</w:t>
             </w:r>
           </w:p>
           <w:p>
             <w:pPr>
-              <w:spacing w:line="360" w:lineRule="auto"/>
               <w:jc w:val="both"/>
               <w:rPr>
                 <w:rFonts w:ascii="Courier New" w:hAnsi="Courier New" w:cs="Courier New"/>
-                <w:sz w:val="21"/>
-                <w:szCs w:val="21"/>
-              </w:rPr>
-            </w:pPr>
-            <w:r>
-              <w:rPr>
-                <w:rFonts w:ascii="Courier New" w:hAnsi="Courier New" w:cs="Courier New"/>
-                <w:sz w:val="21"/>
-                <w:szCs w:val="21"/>
+                <w:sz w:val="20"/>
+                <w:szCs w:val="20"/>
+              </w:rPr>
+            </w:pPr>
+            <w:r>
+              <w:rPr>
+                <w:rFonts w:ascii="Courier New" w:hAnsi="Courier New" w:cs="Courier New"/>
+                <w:sz w:val="20"/>
+                <w:szCs w:val="20"/>
               </w:rPr>
               <w:t xml:space="preserve">    При </w:t>
             </w:r>
             <w:r>
               <w:rPr>
                 <w:rFonts w:ascii="Courier New" w:hAnsi="Courier New" w:cs="Courier New"/>
-                <w:sz w:val="21"/>
-                <w:szCs w:val="21"/>
+                <w:sz w:val="20"/>
+                <w:szCs w:val="20"/>
                 <w:lang w:val="en-US"/>
               </w:rPr>
               <w:t>x</w:t>
@@ -1651,8 +3933,8 @@
             <w:r>
               <w:rPr>
                 <w:rFonts w:ascii="Courier New" w:hAnsi="Courier New" w:cs="Courier New"/>
-                <w:sz w:val="21"/>
-                <w:szCs w:val="21"/>
+                <w:sz w:val="20"/>
+                <w:szCs w:val="20"/>
               </w:rPr>
               <w:t xml:space="preserve"> </w:t>
             </w:r>
@@ -1660,16 +3942,16 @@
             <w:r>
               <w:rPr>
                 <w:rFonts w:ascii="Courier New" w:hAnsi="Courier New" w:cs="Courier New"/>
-                <w:sz w:val="21"/>
-                <w:szCs w:val="21"/>
+                <w:sz w:val="20"/>
+                <w:szCs w:val="20"/>
               </w:rPr>
               <w:t xml:space="preserve">&lt; </w:t>
             </w:r>
             <w:r>
               <w:rPr>
                 <w:rFonts w:ascii="Courier New" w:hAnsi="Courier New" w:cs="Courier New"/>
-                <w:sz w:val="21"/>
-                <w:szCs w:val="21"/>
+                <w:sz w:val="20"/>
+                <w:szCs w:val="20"/>
                 <w:lang w:val="en-US"/>
               </w:rPr>
               <w:t>n</w:t>
@@ -1678,16 +3960,16 @@
             <w:r>
               <w:rPr>
                 <w:rFonts w:ascii="Courier New" w:hAnsi="Courier New" w:cs="Courier New"/>
-                <w:sz w:val="21"/>
-                <w:szCs w:val="21"/>
+                <w:sz w:val="20"/>
+                <w:szCs w:val="20"/>
               </w:rPr>
               <w:t xml:space="preserve"> используется </w:t>
             </w:r>
             <w:r>
               <w:rPr>
                 <w:rFonts w:ascii="Courier New" w:hAnsi="Courier New" w:cs="Courier New"/>
-                <w:sz w:val="21"/>
-                <w:szCs w:val="21"/>
+                <w:sz w:val="20"/>
+                <w:szCs w:val="20"/>
                 <w:lang w:val="en-US"/>
               </w:rPr>
               <w:t>f</w:t>
@@ -1695,16 +3977,16 @@
             <w:r>
               <w:rPr>
                 <w:rFonts w:ascii="Courier New" w:hAnsi="Courier New" w:cs="Courier New"/>
-                <w:sz w:val="21"/>
-                <w:szCs w:val="21"/>
+                <w:sz w:val="20"/>
+                <w:szCs w:val="20"/>
               </w:rPr>
               <w:t>(</w:t>
             </w:r>
             <w:r>
               <w:rPr>
                 <w:rFonts w:ascii="Courier New" w:hAnsi="Courier New" w:cs="Courier New"/>
-                <w:sz w:val="21"/>
-                <w:szCs w:val="21"/>
+                <w:sz w:val="20"/>
+                <w:szCs w:val="20"/>
                 <w:lang w:val="en-US"/>
               </w:rPr>
               <w:t>x</w:t>
@@ -1712,27 +3994,26 @@
             <w:r>
               <w:rPr>
                 <w:rFonts w:ascii="Courier New" w:hAnsi="Courier New" w:cs="Courier New"/>
-                <w:sz w:val="21"/>
-                <w:szCs w:val="21"/>
+                <w:sz w:val="20"/>
+                <w:szCs w:val="20"/>
               </w:rPr>
               <w:t>).</w:t>
             </w:r>
           </w:p>
           <w:p>
             <w:pPr>
-              <w:spacing w:line="360" w:lineRule="auto"/>
               <w:jc w:val="both"/>
               <w:rPr>
                 <w:rFonts w:ascii="Courier New" w:hAnsi="Courier New" w:cs="Courier New"/>
-                <w:sz w:val="21"/>
-                <w:szCs w:val="21"/>
-              </w:rPr>
-            </w:pPr>
-            <w:r>
-              <w:rPr>
-                <w:rFonts w:ascii="Courier New" w:hAnsi="Courier New" w:cs="Courier New"/>
-                <w:sz w:val="21"/>
-                <w:szCs w:val="21"/>
+                <w:sz w:val="20"/>
+                <w:szCs w:val="20"/>
+              </w:rPr>
+            </w:pPr>
+            <w:r>
+              <w:rPr>
+                <w:rFonts w:ascii="Courier New" w:hAnsi="Courier New" w:cs="Courier New"/>
+                <w:sz w:val="20"/>
+                <w:szCs w:val="20"/>
               </w:rPr>
               <w:t xml:space="preserve">    При </w:t>
             </w:r>
@@ -1740,8 +4021,8 @@
             <w:r>
               <w:rPr>
                 <w:rFonts w:ascii="Courier New" w:hAnsi="Courier New" w:cs="Courier New"/>
-                <w:sz w:val="21"/>
-                <w:szCs w:val="21"/>
+                <w:sz w:val="20"/>
+                <w:szCs w:val="20"/>
                 <w:lang w:val="en-US"/>
               </w:rPr>
               <w:t>x</w:t>
@@ -1749,8 +4030,8 @@
             <w:r>
               <w:rPr>
                 <w:rFonts w:ascii="Courier New" w:hAnsi="Courier New" w:cs="Courier New"/>
-                <w:sz w:val="21"/>
-                <w:szCs w:val="21"/>
+                <w:sz w:val="20"/>
+                <w:szCs w:val="20"/>
               </w:rPr>
               <w:t xml:space="preserve"> &gt;</w:t>
             </w:r>
@@ -1758,16 +4039,16 @@
             <w:r>
               <w:rPr>
                 <w:rFonts w:ascii="Courier New" w:hAnsi="Courier New" w:cs="Courier New"/>
-                <w:sz w:val="21"/>
-                <w:szCs w:val="21"/>
+                <w:sz w:val="20"/>
+                <w:szCs w:val="20"/>
               </w:rPr>
               <w:t xml:space="preserve">= </w:t>
             </w:r>
             <w:r>
               <w:rPr>
                 <w:rFonts w:ascii="Courier New" w:hAnsi="Courier New" w:cs="Courier New"/>
-                <w:sz w:val="21"/>
-                <w:szCs w:val="21"/>
+                <w:sz w:val="20"/>
+                <w:szCs w:val="20"/>
                 <w:lang w:val="en-US"/>
               </w:rPr>
               <w:t>n</w:t>
@@ -1775,16 +4056,16 @@
             <w:r>
               <w:rPr>
                 <w:rFonts w:ascii="Courier New" w:hAnsi="Courier New" w:cs="Courier New"/>
-                <w:sz w:val="21"/>
-                <w:szCs w:val="21"/>
+                <w:sz w:val="20"/>
+                <w:szCs w:val="20"/>
               </w:rPr>
               <w:t xml:space="preserve"> используется формула стыковки: </w:t>
             </w:r>
             <w:r>
               <w:rPr>
                 <w:rFonts w:ascii="Courier New" w:hAnsi="Courier New" w:cs="Courier New"/>
-                <w:sz w:val="21"/>
-                <w:szCs w:val="21"/>
+                <w:sz w:val="20"/>
+                <w:szCs w:val="20"/>
                 <w:lang w:val="en-US"/>
               </w:rPr>
               <w:t>g</w:t>
@@ -1792,16 +4073,16 @@
             <w:r>
               <w:rPr>
                 <w:rFonts w:ascii="Courier New" w:hAnsi="Courier New" w:cs="Courier New"/>
-                <w:sz w:val="21"/>
-                <w:szCs w:val="21"/>
+                <w:sz w:val="20"/>
+                <w:szCs w:val="20"/>
               </w:rPr>
               <w:t>(</w:t>
             </w:r>
             <w:r>
               <w:rPr>
                 <w:rFonts w:ascii="Courier New" w:hAnsi="Courier New" w:cs="Courier New"/>
-                <w:sz w:val="21"/>
-                <w:szCs w:val="21"/>
+                <w:sz w:val="20"/>
+                <w:szCs w:val="20"/>
                 <w:lang w:val="en-US"/>
               </w:rPr>
               <w:t>x</w:t>
@@ -1809,16 +4090,16 @@
             <w:r>
               <w:rPr>
                 <w:rFonts w:ascii="Courier New" w:hAnsi="Courier New" w:cs="Courier New"/>
-                <w:sz w:val="21"/>
-                <w:szCs w:val="21"/>
+                <w:sz w:val="20"/>
+                <w:szCs w:val="20"/>
               </w:rPr>
               <w:t xml:space="preserve">) - </w:t>
             </w:r>
             <w:r>
               <w:rPr>
                 <w:rFonts w:ascii="Courier New" w:hAnsi="Courier New" w:cs="Courier New"/>
-                <w:sz w:val="21"/>
-                <w:szCs w:val="21"/>
+                <w:sz w:val="20"/>
+                <w:szCs w:val="20"/>
                 <w:lang w:val="en-US"/>
               </w:rPr>
               <w:t>g</w:t>
@@ -1826,16 +4107,16 @@
             <w:r>
               <w:rPr>
                 <w:rFonts w:ascii="Courier New" w:hAnsi="Courier New" w:cs="Courier New"/>
-                <w:sz w:val="21"/>
-                <w:szCs w:val="21"/>
+                <w:sz w:val="20"/>
+                <w:szCs w:val="20"/>
               </w:rPr>
               <w:t>(</w:t>
             </w:r>
             <w:r>
               <w:rPr>
                 <w:rFonts w:ascii="Courier New" w:hAnsi="Courier New" w:cs="Courier New"/>
-                <w:sz w:val="21"/>
-                <w:szCs w:val="21"/>
+                <w:sz w:val="20"/>
+                <w:szCs w:val="20"/>
                 <w:lang w:val="en-US"/>
               </w:rPr>
               <w:t>n</w:t>
@@ -1843,16 +4124,16 @@
             <w:r>
               <w:rPr>
                 <w:rFonts w:ascii="Courier New" w:hAnsi="Courier New" w:cs="Courier New"/>
-                <w:sz w:val="21"/>
-                <w:szCs w:val="21"/>
+                <w:sz w:val="20"/>
+                <w:szCs w:val="20"/>
               </w:rPr>
               <w:t xml:space="preserve">) + </w:t>
             </w:r>
             <w:r>
               <w:rPr>
                 <w:rFonts w:ascii="Courier New" w:hAnsi="Courier New" w:cs="Courier New"/>
-                <w:sz w:val="21"/>
-                <w:szCs w:val="21"/>
+                <w:sz w:val="20"/>
+                <w:szCs w:val="20"/>
                 <w:lang w:val="en-US"/>
               </w:rPr>
               <w:t>f</w:t>
@@ -1860,16 +4141,16 @@
             <w:r>
               <w:rPr>
                 <w:rFonts w:ascii="Courier New" w:hAnsi="Courier New" w:cs="Courier New"/>
-                <w:sz w:val="21"/>
-                <w:szCs w:val="21"/>
+                <w:sz w:val="20"/>
+                <w:szCs w:val="20"/>
               </w:rPr>
               <w:t>(</w:t>
             </w:r>
             <w:r>
               <w:rPr>
                 <w:rFonts w:ascii="Courier New" w:hAnsi="Courier New" w:cs="Courier New"/>
-                <w:sz w:val="21"/>
-                <w:szCs w:val="21"/>
+                <w:sz w:val="20"/>
+                <w:szCs w:val="20"/>
                 <w:lang w:val="en-US"/>
               </w:rPr>
               <w:t>n</w:t>
@@ -1877,65 +4158,62 @@
             <w:r>
               <w:rPr>
                 <w:rFonts w:ascii="Courier New" w:hAnsi="Courier New" w:cs="Courier New"/>
-                <w:sz w:val="21"/>
-                <w:szCs w:val="21"/>
+                <w:sz w:val="20"/>
+                <w:szCs w:val="20"/>
               </w:rPr>
               <w:t>).</w:t>
             </w:r>
           </w:p>
           <w:p>
             <w:pPr>
-              <w:spacing w:line="360" w:lineRule="auto"/>
               <w:jc w:val="both"/>
               <w:rPr>
                 <w:rFonts w:ascii="Courier New" w:hAnsi="Courier New" w:cs="Courier New"/>
-                <w:sz w:val="21"/>
-                <w:szCs w:val="21"/>
-              </w:rPr>
-            </w:pPr>
-          </w:p>
-          <w:p>
-            <w:pPr>
-              <w:spacing w:line="360" w:lineRule="auto"/>
+                <w:sz w:val="20"/>
+                <w:szCs w:val="20"/>
+              </w:rPr>
+            </w:pPr>
+          </w:p>
+          <w:p>
+            <w:pPr>
               <w:jc w:val="both"/>
               <w:rPr>
                 <w:rFonts w:ascii="Courier New" w:hAnsi="Courier New" w:cs="Courier New"/>
-                <w:sz w:val="21"/>
-                <w:szCs w:val="21"/>
-              </w:rPr>
-            </w:pPr>
-            <w:r>
-              <w:rPr>
-                <w:rFonts w:ascii="Courier New" w:hAnsi="Courier New" w:cs="Courier New"/>
-                <w:sz w:val="21"/>
-                <w:szCs w:val="21"/>
+                <w:sz w:val="20"/>
+                <w:szCs w:val="20"/>
+              </w:rPr>
+            </w:pPr>
+            <w:r>
+              <w:rPr>
+                <w:rFonts w:ascii="Courier New" w:hAnsi="Courier New" w:cs="Courier New"/>
+                <w:sz w:val="20"/>
+                <w:szCs w:val="20"/>
               </w:rPr>
               <w:t xml:space="preserve">    Аргументы:</w:t>
             </w:r>
           </w:p>
           <w:p>
             <w:pPr>
-              <w:spacing w:line="360" w:lineRule="auto"/>
               <w:jc w:val="both"/>
               <w:rPr>
                 <w:rFonts w:ascii="Courier New" w:hAnsi="Courier New" w:cs="Courier New"/>
-                <w:sz w:val="21"/>
-                <w:szCs w:val="21"/>
-              </w:rPr>
-            </w:pPr>
-            <w:r>
-              <w:rPr>
-                <w:rFonts w:ascii="Courier New" w:hAnsi="Courier New" w:cs="Courier New"/>
-                <w:sz w:val="21"/>
-                <w:szCs w:val="21"/>
+                <w:sz w:val="20"/>
+                <w:szCs w:val="20"/>
+              </w:rPr>
+            </w:pPr>
+            <w:r>
+              <w:rPr>
+                <w:rFonts w:ascii="Courier New" w:hAnsi="Courier New" w:cs="Courier New"/>
+                <w:sz w:val="20"/>
+                <w:szCs w:val="20"/>
               </w:rPr>
               <w:t xml:space="preserve">    </w:t>
             </w:r>
             <w:r>
               <w:rPr>
                 <w:rFonts w:ascii="Courier New" w:hAnsi="Courier New" w:cs="Courier New"/>
-                <w:sz w:val="21"/>
-                <w:szCs w:val="21"/>
+                <w:sz w:val="20"/>
+                <w:szCs w:val="20"/>
                 <w:lang w:val="en-US"/>
               </w:rPr>
               <w:t>x</w:t>
@@ -1943,35 +4221,34 @@
             <w:r>
               <w:rPr>
                 <w:rFonts w:ascii="Courier New" w:hAnsi="Courier New" w:cs="Courier New"/>
-                <w:sz w:val="21"/>
-                <w:szCs w:val="21"/>
+                <w:sz w:val="20"/>
+                <w:szCs w:val="20"/>
               </w:rPr>
               <w:t xml:space="preserve"> -- число, аргумент функции</w:t>
             </w:r>
           </w:p>
           <w:p>
             <w:pPr>
-              <w:spacing w:line="360" w:lineRule="auto"/>
               <w:jc w:val="both"/>
               <w:rPr>
                 <w:rFonts w:ascii="Courier New" w:hAnsi="Courier New" w:cs="Courier New"/>
-                <w:sz w:val="21"/>
-                <w:szCs w:val="21"/>
-              </w:rPr>
-            </w:pPr>
-            <w:r>
-              <w:rPr>
-                <w:rFonts w:ascii="Courier New" w:hAnsi="Courier New" w:cs="Courier New"/>
-                <w:sz w:val="21"/>
-                <w:szCs w:val="21"/>
+                <w:sz w:val="20"/>
+                <w:szCs w:val="20"/>
+              </w:rPr>
+            </w:pPr>
+            <w:r>
+              <w:rPr>
+                <w:rFonts w:ascii="Courier New" w:hAnsi="Courier New" w:cs="Courier New"/>
+                <w:sz w:val="20"/>
+                <w:szCs w:val="20"/>
               </w:rPr>
               <w:t xml:space="preserve">    </w:t>
             </w:r>
             <w:r>
               <w:rPr>
                 <w:rFonts w:ascii="Courier New" w:hAnsi="Courier New" w:cs="Courier New"/>
-                <w:sz w:val="21"/>
-                <w:szCs w:val="21"/>
+                <w:sz w:val="20"/>
+                <w:szCs w:val="20"/>
                 <w:lang w:val="en-US"/>
               </w:rPr>
               <w:t>n</w:t>
@@ -1979,39 +4256,37 @@
             <w:r>
               <w:rPr>
                 <w:rFonts w:ascii="Courier New" w:hAnsi="Courier New" w:cs="Courier New"/>
-                <w:sz w:val="21"/>
-                <w:szCs w:val="21"/>
+                <w:sz w:val="20"/>
+                <w:szCs w:val="20"/>
               </w:rPr>
               <w:t xml:space="preserve"> -- число, граница переключения функций</w:t>
             </w:r>
           </w:p>
           <w:p>
             <w:pPr>
-              <w:spacing w:line="360" w:lineRule="auto"/>
               <w:jc w:val="both"/>
               <w:rPr>
                 <w:rFonts w:ascii="Courier New" w:hAnsi="Courier New" w:cs="Courier New"/>
-                <w:sz w:val="21"/>
-                <w:szCs w:val="21"/>
-              </w:rPr>
-            </w:pPr>
-          </w:p>
-          <w:p>
-            <w:pPr>
-              <w:spacing w:line="360" w:lineRule="auto"/>
+                <w:sz w:val="20"/>
+                <w:szCs w:val="20"/>
+              </w:rPr>
+            </w:pPr>
+          </w:p>
+          <w:p>
+            <w:pPr>
               <w:jc w:val="both"/>
               <w:rPr>
                 <w:rFonts w:ascii="Courier New" w:hAnsi="Courier New" w:cs="Courier New"/>
-                <w:sz w:val="21"/>
-                <w:szCs w:val="21"/>
-                <w:lang w:val="en-US"/>
-              </w:rPr>
-            </w:pPr>
-            <w:r>
-              <w:rPr>
-                <w:rFonts w:ascii="Courier New" w:hAnsi="Courier New" w:cs="Courier New"/>
-                <w:sz w:val="21"/>
-                <w:szCs w:val="21"/>
+                <w:sz w:val="20"/>
+                <w:szCs w:val="20"/>
+                <w:lang w:val="en-US"/>
+              </w:rPr>
+            </w:pPr>
+            <w:r>
+              <w:rPr>
+                <w:rFonts w:ascii="Courier New" w:hAnsi="Courier New" w:cs="Courier New"/>
+                <w:sz w:val="20"/>
+                <w:szCs w:val="20"/>
               </w:rPr>
               <w:t xml:space="preserve">    </w:t>
             </w:r>
@@ -2019,8 +4294,8 @@
             <w:r>
               <w:rPr>
                 <w:rFonts w:ascii="Courier New" w:hAnsi="Courier New" w:cs="Courier New"/>
-                <w:sz w:val="21"/>
-                <w:szCs w:val="21"/>
+                <w:sz w:val="20"/>
+                <w:szCs w:val="20"/>
                 <w:lang w:val="en-US"/>
               </w:rPr>
               <w:t>Примеры</w:t>
@@ -2029,8 +4304,8 @@
             <w:r>
               <w:rPr>
                 <w:rFonts w:ascii="Courier New" w:hAnsi="Courier New" w:cs="Courier New"/>
-                <w:sz w:val="21"/>
-                <w:szCs w:val="21"/>
+                <w:sz w:val="20"/>
+                <w:szCs w:val="20"/>
                 <w:lang w:val="en-US"/>
               </w:rPr>
               <w:t xml:space="preserve"> (</w:t>
@@ -2039,8 +4314,8 @@
             <w:r>
               <w:rPr>
                 <w:rFonts w:ascii="Courier New" w:hAnsi="Courier New" w:cs="Courier New"/>
-                <w:sz w:val="21"/>
-                <w:szCs w:val="21"/>
+                <w:sz w:val="20"/>
+                <w:szCs w:val="20"/>
                 <w:lang w:val="en-US"/>
               </w:rPr>
               <w:t>doctest</w:t>
@@ -2049,8 +4324,8 @@
             <w:r>
               <w:rPr>
                 <w:rFonts w:ascii="Courier New" w:hAnsi="Courier New" w:cs="Courier New"/>
-                <w:sz w:val="21"/>
-                <w:szCs w:val="21"/>
+                <w:sz w:val="20"/>
+                <w:szCs w:val="20"/>
                 <w:lang w:val="en-US"/>
               </w:rPr>
               <w:t>):</w:t>
@@ -2058,20 +4333,19 @@
           </w:p>
           <w:p>
             <w:pPr>
-              <w:spacing w:line="360" w:lineRule="auto"/>
               <w:jc w:val="both"/>
               <w:rPr>
                 <w:rFonts w:ascii="Courier New" w:hAnsi="Courier New" w:cs="Courier New"/>
-                <w:sz w:val="21"/>
-                <w:szCs w:val="21"/>
-                <w:lang w:val="en-US"/>
-              </w:rPr>
-            </w:pPr>
-            <w:r>
-              <w:rPr>
-                <w:rFonts w:ascii="Courier New" w:hAnsi="Courier New" w:cs="Courier New"/>
-                <w:sz w:val="21"/>
-                <w:szCs w:val="21"/>
+                <w:sz w:val="20"/>
+                <w:szCs w:val="20"/>
+                <w:lang w:val="en-US"/>
+              </w:rPr>
+            </w:pPr>
+            <w:r>
+              <w:rPr>
+                <w:rFonts w:ascii="Courier New" w:hAnsi="Courier New" w:cs="Courier New"/>
+                <w:sz w:val="20"/>
+                <w:szCs w:val="20"/>
                 <w:lang w:val="en-US"/>
               </w:rPr>
               <w:t xml:space="preserve">    &gt;&gt;&gt; </w:t>
@@ -2080,8 +4354,8 @@
             <w:r>
               <w:rPr>
                 <w:rFonts w:ascii="Courier New" w:hAnsi="Courier New" w:cs="Courier New"/>
-                <w:sz w:val="21"/>
-                <w:szCs w:val="21"/>
+                <w:sz w:val="20"/>
+                <w:szCs w:val="20"/>
                 <w:lang w:val="en-US"/>
               </w:rPr>
               <w:t>task_</w:t>
@@ -2090,8 +4364,8 @@
             <w:r>
               <w:rPr>
                 <w:rFonts w:ascii="Courier New" w:hAnsi="Courier New" w:cs="Courier New"/>
-                <w:sz w:val="21"/>
-                <w:szCs w:val="21"/>
+                <w:sz w:val="20"/>
+                <w:szCs w:val="20"/>
                 <w:lang w:val="en-US"/>
               </w:rPr>
               <w:t>function</w:t>
@@ -2100,8 +4374,8 @@
             <w:r>
               <w:rPr>
                 <w:rFonts w:ascii="Courier New" w:hAnsi="Courier New" w:cs="Courier New"/>
-                <w:sz w:val="21"/>
-                <w:szCs w:val="21"/>
+                <w:sz w:val="20"/>
+                <w:szCs w:val="20"/>
                 <w:lang w:val="en-US"/>
               </w:rPr>
               <w:t>(</w:t>
@@ -2110,8 +4384,8 @@
             <w:r>
               <w:rPr>
                 <w:rFonts w:ascii="Courier New" w:hAnsi="Courier New" w:cs="Courier New"/>
-                <w:sz w:val="21"/>
-                <w:szCs w:val="21"/>
+                <w:sz w:val="20"/>
+                <w:szCs w:val="20"/>
                 <w:lang w:val="en-US"/>
               </w:rPr>
               <w:t xml:space="preserve">0, 5) # x=0 &lt; 5, </w:t>
@@ -2120,8 +4394,8 @@
             <w:r>
               <w:rPr>
                 <w:rFonts w:ascii="Courier New" w:hAnsi="Courier New" w:cs="Courier New"/>
-                <w:sz w:val="21"/>
-                <w:szCs w:val="21"/>
+                <w:sz w:val="20"/>
+                <w:szCs w:val="20"/>
                 <w:lang w:val="en-US"/>
               </w:rPr>
               <w:t>используется</w:t>
@@ -2130,8 +4404,8 @@
             <w:r>
               <w:rPr>
                 <w:rFonts w:ascii="Courier New" w:hAnsi="Courier New" w:cs="Courier New"/>
-                <w:sz w:val="21"/>
-                <w:szCs w:val="21"/>
+                <w:sz w:val="20"/>
+                <w:szCs w:val="20"/>
                 <w:lang w:val="en-US"/>
               </w:rPr>
               <w:t xml:space="preserve"> f(0) = 1/(0-9) = -0.111...</w:t>
@@ -2139,770 +4413,773 @@
           </w:p>
           <w:p>
             <w:pPr>
-              <w:spacing w:line="360" w:lineRule="auto"/>
               <w:jc w:val="both"/>
               <w:rPr>
                 <w:rFonts w:ascii="Courier New" w:hAnsi="Courier New" w:cs="Courier New"/>
-                <w:sz w:val="21"/>
-                <w:szCs w:val="21"/>
-                <w:lang w:val="en-US"/>
-              </w:rPr>
-            </w:pPr>
-            <w:r>
-              <w:rPr>
-                <w:rFonts w:ascii="Courier New" w:hAnsi="Courier New" w:cs="Courier New"/>
-                <w:sz w:val="21"/>
-                <w:szCs w:val="21"/>
-                <w:lang w:val="en-US"/>
-              </w:rPr>
-              <w:t xml:space="preserve">    -0.1111111111111111</w:t>
-            </w:r>
-          </w:p>
-          <w:p>
-            <w:pPr>
-              <w:spacing w:line="360" w:lineRule="auto"/>
+                <w:sz w:val="20"/>
+                <w:szCs w:val="20"/>
+              </w:rPr>
+            </w:pPr>
+            <w:r>
+              <w:rPr>
+                <w:rFonts w:ascii="Courier New" w:hAnsi="Courier New" w:cs="Courier New"/>
+                <w:sz w:val="20"/>
+                <w:szCs w:val="20"/>
+                <w:lang w:val="en-US"/>
+              </w:rPr>
+              <w:t xml:space="preserve">    </w:t>
+            </w:r>
+            <w:r>
+              <w:rPr>
+                <w:rFonts w:ascii="Courier New" w:hAnsi="Courier New" w:cs="Courier New"/>
+                <w:sz w:val="20"/>
+                <w:szCs w:val="20"/>
+              </w:rPr>
+              <w:t>-0.1111111111111111</w:t>
+            </w:r>
+          </w:p>
+          <w:p>
+            <w:pPr>
               <w:jc w:val="both"/>
               <w:rPr>
                 <w:rFonts w:ascii="Courier New" w:hAnsi="Courier New" w:cs="Courier New"/>
-                <w:sz w:val="21"/>
-                <w:szCs w:val="21"/>
-                <w:lang w:val="en-US"/>
-              </w:rPr>
-            </w:pPr>
-          </w:p>
-          <w:p>
-            <w:pPr>
-              <w:spacing w:line="360" w:lineRule="auto"/>
+                <w:sz w:val="20"/>
+                <w:szCs w:val="20"/>
+              </w:rPr>
+            </w:pPr>
+          </w:p>
+          <w:p>
+            <w:pPr>
               <w:jc w:val="both"/>
               <w:rPr>
                 <w:rFonts w:ascii="Courier New" w:hAnsi="Courier New" w:cs="Courier New"/>
-                <w:sz w:val="21"/>
-                <w:szCs w:val="21"/>
-              </w:rPr>
-            </w:pPr>
-            <w:r>
-              <w:rPr>
-                <w:rFonts w:ascii="Courier New" w:hAnsi="Courier New" w:cs="Courier New"/>
-                <w:sz w:val="21"/>
-                <w:szCs w:val="21"/>
-                <w:lang w:val="en-US"/>
+                <w:sz w:val="20"/>
+                <w:szCs w:val="20"/>
+              </w:rPr>
+            </w:pPr>
+            <w:r>
+              <w:rPr>
+                <w:rFonts w:ascii="Courier New" w:hAnsi="Courier New" w:cs="Courier New"/>
+                <w:sz w:val="20"/>
+                <w:szCs w:val="20"/>
               </w:rPr>
               <w:t xml:space="preserve">    &gt;&gt;&gt; </w:t>
             </w:r>
+            <w:r>
+              <w:rPr>
+                <w:rFonts w:ascii="Courier New" w:hAnsi="Courier New" w:cs="Courier New"/>
+                <w:sz w:val="20"/>
+                <w:szCs w:val="20"/>
+                <w:lang w:val="en-US"/>
+              </w:rPr>
+              <w:t>task</w:t>
+            </w:r>
+            <w:r>
+              <w:rPr>
+                <w:rFonts w:ascii="Courier New" w:hAnsi="Courier New" w:cs="Courier New"/>
+                <w:sz w:val="20"/>
+                <w:szCs w:val="20"/>
+              </w:rPr>
+              <w:t>_</w:t>
+            </w:r>
+            <w:proofErr w:type="gramStart"/>
+            <w:r>
+              <w:rPr>
+                <w:rFonts w:ascii="Courier New" w:hAnsi="Courier New" w:cs="Courier New"/>
+                <w:sz w:val="20"/>
+                <w:szCs w:val="20"/>
+                <w:lang w:val="en-US"/>
+              </w:rPr>
+              <w:t>function</w:t>
+            </w:r>
+            <w:r>
+              <w:rPr>
+                <w:rFonts w:ascii="Courier New" w:hAnsi="Courier New" w:cs="Courier New"/>
+                <w:sz w:val="20"/>
+                <w:szCs w:val="20"/>
+              </w:rPr>
+              <w:t>(</w:t>
+            </w:r>
+            <w:proofErr w:type="gramEnd"/>
+            <w:r>
+              <w:rPr>
+                <w:rFonts w:ascii="Courier New" w:hAnsi="Courier New" w:cs="Courier New"/>
+                <w:sz w:val="20"/>
+                <w:szCs w:val="20"/>
+              </w:rPr>
+              <w:t xml:space="preserve">10, 5) # </w:t>
+            </w:r>
+            <w:r>
+              <w:rPr>
+                <w:rFonts w:ascii="Courier New" w:hAnsi="Courier New" w:cs="Courier New"/>
+                <w:sz w:val="20"/>
+                <w:szCs w:val="20"/>
+                <w:lang w:val="en-US"/>
+              </w:rPr>
+              <w:t>x</w:t>
+            </w:r>
+            <w:r>
+              <w:rPr>
+                <w:rFonts w:ascii="Courier New" w:hAnsi="Courier New" w:cs="Courier New"/>
+                <w:sz w:val="20"/>
+                <w:szCs w:val="20"/>
+              </w:rPr>
+              <w:t xml:space="preserve">=10 &gt;= 5, стыковка. </w:t>
+            </w:r>
+            <w:r>
+              <w:rPr>
+                <w:rFonts w:ascii="Courier New" w:hAnsi="Courier New" w:cs="Courier New"/>
+                <w:sz w:val="20"/>
+                <w:szCs w:val="20"/>
+              </w:rPr>
+              <w:t>Проверим расчет:</w:t>
+            </w:r>
+          </w:p>
+          <w:p>
+            <w:pPr>
+              <w:jc w:val="both"/>
+              <w:rPr>
+                <w:rFonts w:ascii="Courier New" w:hAnsi="Courier New" w:cs="Courier New"/>
+                <w:sz w:val="20"/>
+                <w:szCs w:val="20"/>
+                <w:lang w:val="en-US"/>
+              </w:rPr>
+            </w:pPr>
+            <w:r>
+              <w:rPr>
+                <w:rFonts w:ascii="Courier New" w:hAnsi="Courier New" w:cs="Courier New"/>
+                <w:sz w:val="20"/>
+                <w:szCs w:val="20"/>
+              </w:rPr>
+              <w:t xml:space="preserve">    </w:t>
+            </w:r>
+            <w:r>
+              <w:rPr>
+                <w:rFonts w:ascii="Courier New" w:hAnsi="Courier New" w:cs="Courier New"/>
+                <w:sz w:val="20"/>
+                <w:szCs w:val="20"/>
+                <w:lang w:val="en-US"/>
+              </w:rPr>
+              <w:t xml:space="preserve">... # </w:t>
+            </w:r>
+            <w:proofErr w:type="gramStart"/>
+            <w:r>
+              <w:rPr>
+                <w:rFonts w:ascii="Courier New" w:hAnsi="Courier New" w:cs="Courier New"/>
+                <w:sz w:val="20"/>
+                <w:szCs w:val="20"/>
+                <w:lang w:val="en-US"/>
+              </w:rPr>
+              <w:t>f</w:t>
+            </w:r>
+            <w:r>
+              <w:rPr>
+                <w:rFonts w:ascii="Courier New" w:hAnsi="Courier New" w:cs="Courier New"/>
+                <w:sz w:val="20"/>
+                <w:szCs w:val="20"/>
+                <w:lang w:val="en-US"/>
+              </w:rPr>
+              <w:t>(</w:t>
+            </w:r>
+            <w:proofErr w:type="gramEnd"/>
+            <w:r>
+              <w:rPr>
+                <w:rFonts w:ascii="Courier New" w:hAnsi="Courier New" w:cs="Courier New"/>
+                <w:sz w:val="20"/>
+                <w:szCs w:val="20"/>
+                <w:lang w:val="en-US"/>
+              </w:rPr>
+              <w:t>5) = 1/16 = 0.0625</w:t>
+            </w:r>
+          </w:p>
+          <w:p>
+            <w:pPr>
+              <w:jc w:val="both"/>
+              <w:rPr>
+                <w:rFonts w:ascii="Courier New" w:hAnsi="Courier New" w:cs="Courier New"/>
+                <w:sz w:val="20"/>
+                <w:szCs w:val="20"/>
+                <w:lang w:val="en-US"/>
+              </w:rPr>
+            </w:pPr>
+            <w:r>
+              <w:rPr>
+                <w:rFonts w:ascii="Courier New" w:hAnsi="Courier New" w:cs="Courier New"/>
+                <w:sz w:val="20"/>
+                <w:szCs w:val="20"/>
+                <w:lang w:val="en-US"/>
+              </w:rPr>
+              <w:t xml:space="preserve">    ... # </w:t>
+            </w:r>
+            <w:proofErr w:type="gramStart"/>
+            <w:r>
+              <w:rPr>
+                <w:rFonts w:ascii="Courier New" w:hAnsi="Courier New" w:cs="Courier New"/>
+                <w:sz w:val="20"/>
+                <w:szCs w:val="20"/>
+                <w:lang w:val="en-US"/>
+              </w:rPr>
+              <w:t>g</w:t>
+            </w:r>
+            <w:r>
+              <w:rPr>
+                <w:rFonts w:ascii="Courier New" w:hAnsi="Courier New" w:cs="Courier New"/>
+                <w:sz w:val="20"/>
+                <w:szCs w:val="20"/>
+                <w:lang w:val="en-US"/>
+              </w:rPr>
+              <w:t>(</w:t>
+            </w:r>
+            <w:proofErr w:type="gramEnd"/>
+            <w:r>
+              <w:rPr>
+                <w:rFonts w:ascii="Courier New" w:hAnsi="Courier New" w:cs="Courier New"/>
+                <w:sz w:val="20"/>
+                <w:szCs w:val="20"/>
+                <w:lang w:val="en-US"/>
+              </w:rPr>
+              <w:t xml:space="preserve">5) = </w:t>
+            </w:r>
+            <w:r>
+              <w:rPr>
+                <w:rFonts w:ascii="Courier New" w:hAnsi="Courier New" w:cs="Courier New"/>
+                <w:sz w:val="20"/>
+                <w:szCs w:val="20"/>
+                <w:lang w:val="en-US"/>
+              </w:rPr>
+              <w:t>sqrt</w:t>
+            </w:r>
+            <w:r>
+              <w:rPr>
+                <w:rFonts w:ascii="Courier New" w:hAnsi="Courier New" w:cs="Courier New"/>
+                <w:sz w:val="20"/>
+                <w:szCs w:val="20"/>
+                <w:lang w:val="en-US"/>
+              </w:rPr>
+              <w:t>(20) ~ 4.472</w:t>
+            </w:r>
+          </w:p>
+          <w:p>
+            <w:pPr>
+              <w:jc w:val="both"/>
+              <w:rPr>
+                <w:rFonts w:ascii="Courier New" w:hAnsi="Courier New" w:cs="Courier New"/>
+                <w:sz w:val="20"/>
+                <w:szCs w:val="20"/>
+                <w:lang w:val="en-US"/>
+              </w:rPr>
+            </w:pPr>
+            <w:r>
+              <w:rPr>
+                <w:rFonts w:ascii="Courier New" w:hAnsi="Courier New" w:cs="Courier New"/>
+                <w:sz w:val="20"/>
+                <w:szCs w:val="20"/>
+                <w:lang w:val="en-US"/>
+              </w:rPr>
+              <w:t xml:space="preserve">    </w:t>
+            </w:r>
+            <w:r>
+              <w:rPr>
+                <w:rFonts w:ascii="Courier New" w:hAnsi="Courier New" w:cs="Courier New"/>
+                <w:sz w:val="20"/>
+                <w:szCs w:val="20"/>
+                <w:lang w:val="en-US"/>
+              </w:rPr>
+              <w:t xml:space="preserve">... # </w:t>
+            </w:r>
+            <w:proofErr w:type="gramStart"/>
+            <w:r>
+              <w:rPr>
+                <w:rFonts w:ascii="Courier New" w:hAnsi="Courier New" w:cs="Courier New"/>
+                <w:sz w:val="20"/>
+                <w:szCs w:val="20"/>
+                <w:lang w:val="en-US"/>
+              </w:rPr>
+              <w:t>g(</w:t>
+            </w:r>
+            <w:proofErr w:type="gramEnd"/>
+            <w:r>
+              <w:rPr>
+                <w:rFonts w:ascii="Courier New" w:hAnsi="Courier New" w:cs="Courier New"/>
+                <w:sz w:val="20"/>
+                <w:szCs w:val="20"/>
+                <w:lang w:val="en-US"/>
+              </w:rPr>
+              <w:t>10) = sqrt(25) = 5.0</w:t>
+            </w:r>
+          </w:p>
+          <w:p>
+            <w:pPr>
+              <w:jc w:val="both"/>
+              <w:rPr>
+                <w:rFonts w:ascii="Courier New" w:hAnsi="Courier New" w:cs="Courier New"/>
+                <w:sz w:val="20"/>
+                <w:szCs w:val="20"/>
+                <w:lang w:val="en-US"/>
+              </w:rPr>
+            </w:pPr>
+            <w:r>
+              <w:rPr>
+                <w:rFonts w:ascii="Courier New" w:hAnsi="Courier New" w:cs="Courier New"/>
+                <w:sz w:val="20"/>
+                <w:szCs w:val="20"/>
+                <w:lang w:val="en-US"/>
+              </w:rPr>
+              <w:t xml:space="preserve">    ... # res = 5.0 - 4.4721359 + 0.0625 ~ 0.59036</w:t>
+            </w:r>
+          </w:p>
+          <w:p>
+            <w:pPr>
+              <w:jc w:val="both"/>
+              <w:rPr>
+                <w:rFonts w:ascii="Courier New" w:hAnsi="Courier New" w:cs="Courier New"/>
+                <w:sz w:val="20"/>
+                <w:szCs w:val="20"/>
+                <w:lang w:val="en-US"/>
+              </w:rPr>
+            </w:pPr>
+            <w:r>
+              <w:rPr>
+                <w:rFonts w:ascii="Courier New" w:hAnsi="Courier New" w:cs="Courier New"/>
+                <w:sz w:val="20"/>
+                <w:szCs w:val="20"/>
+                <w:lang w:val="en-US"/>
+              </w:rPr>
+              <w:t xml:space="preserve">    0.5903640516709852</w:t>
+            </w:r>
+          </w:p>
+          <w:p>
+            <w:pPr>
+              <w:jc w:val="both"/>
+              <w:rPr>
+                <w:rFonts w:ascii="Courier New" w:hAnsi="Courier New" w:cs="Courier New"/>
+                <w:sz w:val="20"/>
+                <w:szCs w:val="20"/>
+                <w:lang w:val="en-US"/>
+              </w:rPr>
+            </w:pPr>
+          </w:p>
+          <w:p>
+            <w:pPr>
+              <w:jc w:val="both"/>
+              <w:rPr>
+                <w:rFonts w:ascii="Courier New" w:hAnsi="Courier New" w:cs="Courier New"/>
+                <w:sz w:val="20"/>
+                <w:szCs w:val="20"/>
+              </w:rPr>
+            </w:pPr>
+            <w:r>
+              <w:rPr>
+                <w:rFonts w:ascii="Courier New" w:hAnsi="Courier New" w:cs="Courier New"/>
+                <w:sz w:val="20"/>
+                <w:szCs w:val="20"/>
+                <w:lang w:val="en-US"/>
+              </w:rPr>
+              <w:t xml:space="preserve">    </w:t>
+            </w:r>
+            <w:r>
+              <w:rPr>
+                <w:rFonts w:ascii="Courier New" w:hAnsi="Courier New" w:cs="Courier New"/>
+                <w:sz w:val="20"/>
+                <w:szCs w:val="20"/>
+              </w:rPr>
+              <w:t xml:space="preserve">&gt;&gt;&gt; </w:t>
+            </w:r>
+            <w:r>
+              <w:rPr>
+                <w:rFonts w:ascii="Courier New" w:hAnsi="Courier New" w:cs="Courier New"/>
+                <w:sz w:val="20"/>
+                <w:szCs w:val="20"/>
+                <w:lang w:val="en-US"/>
+              </w:rPr>
+              <w:t>task</w:t>
+            </w:r>
+            <w:r>
+              <w:rPr>
+                <w:rFonts w:ascii="Courier New" w:hAnsi="Courier New" w:cs="Courier New"/>
+                <w:sz w:val="20"/>
+                <w:szCs w:val="20"/>
+              </w:rPr>
+              <w:t>_</w:t>
+            </w:r>
+            <w:proofErr w:type="gramStart"/>
+            <w:r>
+              <w:rPr>
+                <w:rFonts w:ascii="Courier New" w:hAnsi="Courier New" w:cs="Courier New"/>
+                <w:sz w:val="20"/>
+                <w:szCs w:val="20"/>
+                <w:lang w:val="en-US"/>
+              </w:rPr>
+              <w:t>function</w:t>
+            </w:r>
+            <w:r>
+              <w:rPr>
+                <w:rFonts w:ascii="Courier New" w:hAnsi="Courier New" w:cs="Courier New"/>
+                <w:sz w:val="20"/>
+                <w:szCs w:val="20"/>
+              </w:rPr>
+              <w:t>(</w:t>
+            </w:r>
+            <w:proofErr w:type="gramEnd"/>
+            <w:r>
+              <w:rPr>
+                <w:rFonts w:ascii="Courier New" w:hAnsi="Courier New" w:cs="Courier New"/>
+                <w:sz w:val="20"/>
+                <w:szCs w:val="20"/>
+              </w:rPr>
+              <w:t xml:space="preserve">3, 10) # </w:t>
+            </w:r>
+            <w:r>
+              <w:rPr>
+                <w:rFonts w:ascii="Courier New" w:hAnsi="Courier New" w:cs="Courier New"/>
+                <w:sz w:val="20"/>
+                <w:szCs w:val="20"/>
+                <w:lang w:val="en-US"/>
+              </w:rPr>
+              <w:t>x</w:t>
+            </w:r>
+            <w:r>
+              <w:rPr>
+                <w:rFonts w:ascii="Courier New" w:hAnsi="Courier New" w:cs="Courier New"/>
+                <w:sz w:val="20"/>
+                <w:szCs w:val="20"/>
+              </w:rPr>
+              <w:t xml:space="preserve">=3 &lt; 10, </w:t>
+            </w:r>
+            <w:r>
+              <w:rPr>
+                <w:rFonts w:ascii="Courier New" w:hAnsi="Courier New" w:cs="Courier New"/>
+                <w:sz w:val="20"/>
+                <w:szCs w:val="20"/>
+                <w:lang w:val="en-US"/>
+              </w:rPr>
+              <w:t>f</w:t>
+            </w:r>
+            <w:r>
+              <w:rPr>
+                <w:rFonts w:ascii="Courier New" w:hAnsi="Courier New" w:cs="Courier New"/>
+                <w:sz w:val="20"/>
+                <w:szCs w:val="20"/>
+              </w:rPr>
+              <w:t>(3) -&gt; деление на ноль</w:t>
+            </w:r>
+          </w:p>
+          <w:p>
+            <w:pPr>
+              <w:jc w:val="both"/>
+              <w:rPr>
+                <w:rFonts w:ascii="Courier New" w:hAnsi="Courier New" w:cs="Courier New"/>
+                <w:sz w:val="20"/>
+                <w:szCs w:val="20"/>
+                <w:lang w:val="en-US"/>
+              </w:rPr>
+            </w:pPr>
+            <w:r>
+              <w:rPr>
+                <w:rFonts w:ascii="Courier New" w:hAnsi="Courier New" w:cs="Courier New"/>
+                <w:sz w:val="20"/>
+                <w:szCs w:val="20"/>
+              </w:rPr>
+              <w:t xml:space="preserve">    </w:t>
+            </w:r>
+            <w:r>
+              <w:rPr>
+                <w:rFonts w:ascii="Courier New" w:hAnsi="Courier New" w:cs="Courier New"/>
+                <w:sz w:val="20"/>
+                <w:szCs w:val="20"/>
+                <w:lang w:val="en-US"/>
+              </w:rPr>
+              <w:t>Traceback (most recent call last):</w:t>
+            </w:r>
+          </w:p>
+          <w:p>
+            <w:pPr>
+              <w:jc w:val="both"/>
+              <w:rPr>
+                <w:rFonts w:ascii="Courier New" w:hAnsi="Courier New" w:cs="Courier New"/>
+                <w:sz w:val="20"/>
+                <w:szCs w:val="20"/>
+                <w:lang w:val="en-US"/>
+              </w:rPr>
+            </w:pPr>
+            <w:r>
+              <w:rPr>
+                <w:rFonts w:ascii="Courier New" w:hAnsi="Courier New" w:cs="Courier New"/>
+                <w:sz w:val="20"/>
+                <w:szCs w:val="20"/>
+                <w:lang w:val="en-US"/>
+              </w:rPr>
+              <w:t xml:space="preserve">        ...</w:t>
+            </w:r>
+          </w:p>
+          <w:p>
+            <w:pPr>
+              <w:jc w:val="both"/>
+              <w:rPr>
+                <w:rFonts w:ascii="Courier New" w:hAnsi="Courier New" w:cs="Courier New"/>
+                <w:sz w:val="20"/>
+                <w:szCs w:val="20"/>
+                <w:lang w:val="en-US"/>
+              </w:rPr>
+            </w:pPr>
+            <w:r>
+              <w:rPr>
+                <w:rFonts w:ascii="Courier New" w:hAnsi="Courier New" w:cs="Courier New"/>
+                <w:sz w:val="20"/>
+                <w:szCs w:val="20"/>
+                <w:lang w:val="en-US"/>
+              </w:rPr>
+              <w:t xml:space="preserve">    </w:t>
+            </w:r>
             <w:proofErr w:type="spellStart"/>
             <w:r>
               <w:rPr>
                 <w:rFonts w:ascii="Courier New" w:hAnsi="Courier New" w:cs="Courier New"/>
-                <w:sz w:val="21"/>
-                <w:szCs w:val="21"/>
-                <w:lang w:val="en-US"/>
-              </w:rPr>
-              <w:t>task_</w:t>
-            </w:r>
-            <w:proofErr w:type="gramStart"/>
-            <w:r>
-              <w:rPr>
-                <w:rFonts w:ascii="Courier New" w:hAnsi="Courier New" w:cs="Courier New"/>
-                <w:sz w:val="21"/>
-                <w:szCs w:val="21"/>
-                <w:lang w:val="en-US"/>
-              </w:rPr>
-              <w:t>function</w:t>
+                <w:sz w:val="20"/>
+                <w:szCs w:val="20"/>
+                <w:lang w:val="en-US"/>
+              </w:rPr>
+              <w:t>ZeroDivisionError</w:t>
             </w:r>
             <w:proofErr w:type="spellEnd"/>
             <w:r>
               <w:rPr>
                 <w:rFonts w:ascii="Courier New" w:hAnsi="Courier New" w:cs="Courier New"/>
-                <w:sz w:val="21"/>
-                <w:szCs w:val="21"/>
-                <w:lang w:val="en-US"/>
-              </w:rPr>
-              <w:t>(</w:t>
-            </w:r>
-            <w:proofErr w:type="gramEnd"/>
-            <w:r>
-              <w:rPr>
-                <w:rFonts w:ascii="Courier New" w:hAnsi="Courier New" w:cs="Courier New"/>
-                <w:sz w:val="21"/>
-                <w:szCs w:val="21"/>
-                <w:lang w:val="en-US"/>
-              </w:rPr>
-              <w:t xml:space="preserve">10, 5) # x=10 &gt;= 5, </w:t>
+                <w:sz w:val="20"/>
+                <w:szCs w:val="20"/>
+                <w:lang w:val="en-US"/>
+              </w:rPr>
+              <w:t>: division by zero</w:t>
+            </w:r>
+          </w:p>
+          <w:p>
+            <w:pPr>
+              <w:jc w:val="both"/>
+              <w:rPr>
+                <w:rFonts w:ascii="Courier New" w:hAnsi="Courier New" w:cs="Courier New"/>
+                <w:sz w:val="20"/>
+                <w:szCs w:val="20"/>
+                <w:lang w:val="en-US"/>
+              </w:rPr>
+            </w:pPr>
+            <w:r>
+              <w:rPr>
+                <w:rFonts w:ascii="Courier New" w:hAnsi="Courier New" w:cs="Courier New"/>
+                <w:sz w:val="20"/>
+                <w:szCs w:val="20"/>
+                <w:lang w:val="en-US"/>
+              </w:rPr>
+              <w:t xml:space="preserve">    """</w:t>
+            </w:r>
+          </w:p>
+          <w:p>
+            <w:pPr>
+              <w:jc w:val="both"/>
+              <w:rPr>
+                <w:rFonts w:ascii="Courier New" w:hAnsi="Courier New" w:cs="Courier New"/>
+                <w:sz w:val="20"/>
+                <w:szCs w:val="20"/>
+                <w:lang w:val="en-US"/>
+              </w:rPr>
+            </w:pPr>
+            <w:r>
+              <w:rPr>
+                <w:rFonts w:ascii="Courier New" w:hAnsi="Courier New" w:cs="Courier New"/>
+                <w:sz w:val="20"/>
+                <w:szCs w:val="20"/>
+                <w:lang w:val="en-US"/>
+              </w:rPr>
+              <w:t xml:space="preserve">    if x &lt; n:</w:t>
+            </w:r>
+          </w:p>
+          <w:p>
+            <w:pPr>
+              <w:jc w:val="both"/>
+              <w:rPr>
+                <w:rFonts w:ascii="Courier New" w:hAnsi="Courier New" w:cs="Courier New"/>
+                <w:sz w:val="20"/>
+                <w:szCs w:val="20"/>
+                <w:lang w:val="en-US"/>
+              </w:rPr>
+            </w:pPr>
+            <w:r>
+              <w:rPr>
+                <w:rFonts w:ascii="Courier New" w:hAnsi="Courier New" w:cs="Courier New"/>
+                <w:sz w:val="20"/>
+                <w:szCs w:val="20"/>
+                <w:lang w:val="en-US"/>
+              </w:rPr>
+              <w:t xml:space="preserve">        return f(x)</w:t>
+            </w:r>
+          </w:p>
+          <w:p>
+            <w:pPr>
+              <w:jc w:val="both"/>
+              <w:rPr>
+                <w:rFonts w:ascii="Courier New" w:hAnsi="Courier New" w:cs="Courier New"/>
+                <w:sz w:val="20"/>
+                <w:szCs w:val="20"/>
+                <w:lang w:val="en-US"/>
+              </w:rPr>
+            </w:pPr>
+            <w:r>
+              <w:rPr>
+                <w:rFonts w:ascii="Courier New" w:hAnsi="Courier New" w:cs="Courier New"/>
+                <w:sz w:val="20"/>
+                <w:szCs w:val="20"/>
+                <w:lang w:val="en-US"/>
+              </w:rPr>
+              <w:t xml:space="preserve">    else:</w:t>
+            </w:r>
+          </w:p>
+          <w:p>
+            <w:pPr>
+              <w:jc w:val="both"/>
+              <w:rPr>
+                <w:rFonts w:ascii="Courier New" w:hAnsi="Courier New" w:cs="Courier New"/>
+                <w:sz w:val="20"/>
+                <w:szCs w:val="20"/>
+                <w:lang w:val="en-US"/>
+              </w:rPr>
+            </w:pPr>
+            <w:r>
+              <w:rPr>
+                <w:rFonts w:ascii="Courier New" w:hAnsi="Courier New" w:cs="Courier New"/>
+                <w:sz w:val="20"/>
+                <w:szCs w:val="20"/>
+                <w:lang w:val="en-US"/>
+              </w:rPr>
+              <w:t xml:space="preserve">        # </w:t>
             </w:r>
             <w:proofErr w:type="spellStart"/>
             <w:r>
               <w:rPr>
                 <w:rFonts w:ascii="Courier New" w:hAnsi="Courier New" w:cs="Courier New"/>
-                <w:sz w:val="21"/>
-                <w:szCs w:val="21"/>
-                <w:lang w:val="en-US"/>
-              </w:rPr>
-              <w:t>стыковка</w:t>
+                <w:sz w:val="20"/>
+                <w:szCs w:val="20"/>
+                <w:lang w:val="en-US"/>
+              </w:rPr>
+              <w:t>Формула</w:t>
             </w:r>
             <w:proofErr w:type="spellEnd"/>
             <w:r>
               <w:rPr>
                 <w:rFonts w:ascii="Courier New" w:hAnsi="Courier New" w:cs="Courier New"/>
-                <w:sz w:val="21"/>
-                <w:szCs w:val="21"/>
-                <w:lang w:val="en-US"/>
-              </w:rPr>
-              <w:t xml:space="preserve">. </w:t>
-            </w:r>
-            <w:r>
-              <w:rPr>
-                <w:rFonts w:ascii="Courier New" w:hAnsi="Courier New" w:cs="Courier New"/>
-                <w:sz w:val="21"/>
-                <w:szCs w:val="21"/>
-              </w:rPr>
-              <w:t>Проверим расчет:</w:t>
-            </w:r>
-          </w:p>
-          <w:p>
-            <w:pPr>
-              <w:spacing w:line="360" w:lineRule="auto"/>
+                <w:sz w:val="20"/>
+                <w:szCs w:val="20"/>
+                <w:lang w:val="en-US"/>
+              </w:rPr>
+              <w:t xml:space="preserve"> </w:t>
+            </w:r>
+            <w:proofErr w:type="spellStart"/>
+            <w:r>
+              <w:rPr>
+                <w:rFonts w:ascii="Courier New" w:hAnsi="Courier New" w:cs="Courier New"/>
+                <w:sz w:val="20"/>
+                <w:szCs w:val="20"/>
+                <w:lang w:val="en-US"/>
+              </w:rPr>
+              <w:t>стыковки</w:t>
+            </w:r>
+            <w:proofErr w:type="spellEnd"/>
+          </w:p>
+          <w:p>
+            <w:pPr>
               <w:jc w:val="both"/>
               <w:rPr>
                 <w:rFonts w:ascii="Courier New" w:hAnsi="Courier New" w:cs="Courier New"/>
-                <w:sz w:val="21"/>
-                <w:szCs w:val="21"/>
-              </w:rPr>
-            </w:pPr>
-            <w:r>
-              <w:rPr>
-                <w:rFonts w:ascii="Courier New" w:hAnsi="Courier New" w:cs="Courier New"/>
-                <w:sz w:val="21"/>
-                <w:szCs w:val="21"/>
-              </w:rPr>
-              <w:t xml:space="preserve">    ... # </w:t>
-            </w:r>
-            <w:proofErr w:type="gramStart"/>
-            <w:r>
-              <w:rPr>
-                <w:rFonts w:ascii="Courier New" w:hAnsi="Courier New" w:cs="Courier New"/>
-                <w:sz w:val="21"/>
-                <w:szCs w:val="21"/>
-                <w:lang w:val="en-US"/>
-              </w:rPr>
-              <w:t>f</w:t>
-            </w:r>
-            <w:r>
-              <w:rPr>
-                <w:rFonts w:ascii="Courier New" w:hAnsi="Courier New" w:cs="Courier New"/>
-                <w:sz w:val="21"/>
-                <w:szCs w:val="21"/>
-              </w:rPr>
-              <w:t>(</w:t>
-            </w:r>
-            <w:proofErr w:type="gramEnd"/>
-            <w:r>
-              <w:rPr>
-                <w:rFonts w:ascii="Courier New" w:hAnsi="Courier New" w:cs="Courier New"/>
-                <w:sz w:val="21"/>
-                <w:szCs w:val="21"/>
-              </w:rPr>
-              <w:t>5) = 1/16 = 0.0625</w:t>
-            </w:r>
-          </w:p>
-          <w:p>
-            <w:pPr>
-              <w:spacing w:line="360" w:lineRule="auto"/>
+                <w:sz w:val="20"/>
+                <w:szCs w:val="20"/>
+                <w:lang w:val="en-US"/>
+              </w:rPr>
+            </w:pPr>
+            <w:r>
+              <w:rPr>
+                <w:rFonts w:ascii="Courier New" w:hAnsi="Courier New" w:cs="Courier New"/>
+                <w:sz w:val="20"/>
+                <w:szCs w:val="20"/>
+                <w:lang w:val="en-US"/>
+              </w:rPr>
+              <w:t xml:space="preserve">        return g(x) - g(n) + f(n)</w:t>
+            </w:r>
+          </w:p>
+          <w:p>
+            <w:pPr>
               <w:jc w:val="both"/>
               <w:rPr>
                 <w:rFonts w:ascii="Courier New" w:hAnsi="Courier New" w:cs="Courier New"/>
-                <w:sz w:val="21"/>
-                <w:szCs w:val="21"/>
-              </w:rPr>
-            </w:pPr>
-            <w:r>
-              <w:rPr>
-                <w:rFonts w:ascii="Courier New" w:hAnsi="Courier New" w:cs="Courier New"/>
-                <w:sz w:val="21"/>
-                <w:szCs w:val="21"/>
-              </w:rPr>
-              <w:t xml:space="preserve">    ... # </w:t>
-            </w:r>
-            <w:proofErr w:type="gramStart"/>
-            <w:r>
-              <w:rPr>
-                <w:rFonts w:ascii="Courier New" w:hAnsi="Courier New" w:cs="Courier New"/>
-                <w:sz w:val="21"/>
-                <w:szCs w:val="21"/>
-                <w:lang w:val="en-US"/>
-              </w:rPr>
-              <w:t>g</w:t>
-            </w:r>
-            <w:r>
-              <w:rPr>
-                <w:rFonts w:ascii="Courier New" w:hAnsi="Courier New" w:cs="Courier New"/>
-                <w:sz w:val="21"/>
-                <w:szCs w:val="21"/>
-              </w:rPr>
-              <w:t>(</w:t>
-            </w:r>
-            <w:proofErr w:type="gramEnd"/>
-            <w:r>
-              <w:rPr>
-                <w:rFonts w:ascii="Courier New" w:hAnsi="Courier New" w:cs="Courier New"/>
-                <w:sz w:val="21"/>
-                <w:szCs w:val="21"/>
-              </w:rPr>
-              <w:t xml:space="preserve">5) = </w:t>
-            </w:r>
-            <w:r>
-              <w:rPr>
-                <w:rFonts w:ascii="Courier New" w:hAnsi="Courier New" w:cs="Courier New"/>
-                <w:sz w:val="21"/>
-                <w:szCs w:val="21"/>
-                <w:lang w:val="en-US"/>
-              </w:rPr>
-              <w:t>sqrt</w:t>
-            </w:r>
-            <w:r>
-              <w:rPr>
-                <w:rFonts w:ascii="Courier New" w:hAnsi="Courier New" w:cs="Courier New"/>
-                <w:sz w:val="21"/>
-                <w:szCs w:val="21"/>
-              </w:rPr>
-              <w:t>(20) ~ 4.472</w:t>
-            </w:r>
-          </w:p>
-          <w:p>
-            <w:pPr>
-              <w:spacing w:line="360" w:lineRule="auto"/>
+                <w:sz w:val="20"/>
+                <w:szCs w:val="20"/>
+                <w:lang w:val="en-US"/>
+              </w:rPr>
+            </w:pPr>
+          </w:p>
+          <w:p>
+            <w:pPr>
               <w:jc w:val="both"/>
               <w:rPr>
                 <w:rFonts w:ascii="Courier New" w:hAnsi="Courier New" w:cs="Courier New"/>
-                <w:sz w:val="21"/>
-                <w:szCs w:val="21"/>
-                <w:lang w:val="en-US"/>
-              </w:rPr>
-            </w:pPr>
-            <w:r>
-              <w:rPr>
-                <w:rFonts w:ascii="Courier New" w:hAnsi="Courier New" w:cs="Courier New"/>
-                <w:sz w:val="21"/>
-                <w:szCs w:val="21"/>
-              </w:rPr>
-              <w:t xml:space="preserve">    </w:t>
-            </w:r>
-            <w:r>
-              <w:rPr>
-                <w:rFonts w:ascii="Courier New" w:hAnsi="Courier New" w:cs="Courier New"/>
-                <w:sz w:val="21"/>
-                <w:szCs w:val="21"/>
-                <w:lang w:val="en-US"/>
-              </w:rPr>
-              <w:t xml:space="preserve">... # </w:t>
-            </w:r>
-            <w:proofErr w:type="gramStart"/>
-            <w:r>
-              <w:rPr>
-                <w:rFonts w:ascii="Courier New" w:hAnsi="Courier New" w:cs="Courier New"/>
-                <w:sz w:val="21"/>
-                <w:szCs w:val="21"/>
-                <w:lang w:val="en-US"/>
-              </w:rPr>
-              <w:t>g(</w:t>
-            </w:r>
-            <w:proofErr w:type="gramEnd"/>
-            <w:r>
-              <w:rPr>
-                <w:rFonts w:ascii="Courier New" w:hAnsi="Courier New" w:cs="Courier New"/>
-                <w:sz w:val="21"/>
-                <w:szCs w:val="21"/>
-                <w:lang w:val="en-US"/>
-              </w:rPr>
-              <w:t>10) = sqrt(25) = 5.0</w:t>
-            </w:r>
-          </w:p>
-          <w:p>
-            <w:pPr>
-              <w:spacing w:line="360" w:lineRule="auto"/>
+                <w:sz w:val="20"/>
+                <w:szCs w:val="20"/>
+                <w:lang w:val="en-US"/>
+              </w:rPr>
+            </w:pPr>
+            <w:r>
+              <w:rPr>
+                <w:rFonts w:ascii="Courier New" w:hAnsi="Courier New" w:cs="Courier New"/>
+                <w:sz w:val="20"/>
+                <w:szCs w:val="20"/>
+                <w:lang w:val="en-US"/>
+              </w:rPr>
+              <w:t>if __name__ == "__main__":</w:t>
+            </w:r>
+          </w:p>
+          <w:p>
+            <w:pPr>
               <w:jc w:val="both"/>
               <w:rPr>
                 <w:rFonts w:ascii="Courier New" w:hAnsi="Courier New" w:cs="Courier New"/>
-                <w:sz w:val="21"/>
-                <w:szCs w:val="21"/>
-                <w:lang w:val="en-US"/>
-              </w:rPr>
-            </w:pPr>
-            <w:r>
-              <w:rPr>
-                <w:rFonts w:ascii="Courier New" w:hAnsi="Courier New" w:cs="Courier New"/>
-                <w:sz w:val="21"/>
-                <w:szCs w:val="21"/>
-                <w:lang w:val="en-US"/>
-              </w:rPr>
-              <w:t xml:space="preserve">    ... # res = 5.0 - 4.4721359 + 0.0625 ~ 0.59036</w:t>
-            </w:r>
-          </w:p>
-          <w:p>
-            <w:pPr>
-              <w:spacing w:line="360" w:lineRule="auto"/>
+                <w:sz w:val="20"/>
+                <w:szCs w:val="20"/>
+                <w:lang w:val="en-US"/>
+              </w:rPr>
+            </w:pPr>
+            <w:r>
+              <w:rPr>
+                <w:rFonts w:ascii="Courier New" w:hAnsi="Courier New" w:cs="Courier New"/>
+                <w:sz w:val="20"/>
+                <w:szCs w:val="20"/>
+                <w:lang w:val="en-US"/>
+              </w:rPr>
+              <w:t xml:space="preserve">    import </w:t>
+            </w:r>
+            <w:proofErr w:type="spellStart"/>
+            <w:r>
+              <w:rPr>
+                <w:rFonts w:ascii="Courier New" w:hAnsi="Courier New" w:cs="Courier New"/>
+                <w:sz w:val="20"/>
+                <w:szCs w:val="20"/>
+                <w:lang w:val="en-US"/>
+              </w:rPr>
+              <w:t>doctest</w:t>
+            </w:r>
+            <w:proofErr w:type="spellEnd"/>
+          </w:p>
+          <w:p>
+            <w:pPr>
               <w:jc w:val="both"/>
               <w:rPr>
-                <w:rFonts w:ascii="Courier New" w:hAnsi="Courier New" w:cs="Courier New"/>
-                <w:sz w:val="21"/>
-                <w:szCs w:val="21"/>
-                <w:lang w:val="en-US"/>
-              </w:rPr>
-            </w:pPr>
-            <w:r>
-              <w:rPr>
-                <w:rFonts w:ascii="Courier New" w:hAnsi="Courier New" w:cs="Courier New"/>
-                <w:sz w:val="21"/>
-                <w:szCs w:val="21"/>
-                <w:lang w:val="en-US"/>
-              </w:rPr>
-              <w:t xml:space="preserve">    0.5903640516709852</w:t>
-            </w:r>
-          </w:p>
-          <w:p>
-            <w:pPr>
-              <w:spacing w:line="360" w:lineRule="auto"/>
-              <w:jc w:val="both"/>
-              <w:rPr>
-                <w:rFonts w:ascii="Courier New" w:hAnsi="Courier New" w:cs="Courier New"/>
-                <w:sz w:val="21"/>
-                <w:szCs w:val="21"/>
-                <w:lang w:val="en-US"/>
-              </w:rPr>
-            </w:pPr>
-          </w:p>
-          <w:p>
-            <w:pPr>
-              <w:spacing w:line="360" w:lineRule="auto"/>
-              <w:jc w:val="both"/>
-              <w:rPr>
-                <w:rFonts w:ascii="Courier New" w:hAnsi="Courier New" w:cs="Courier New"/>
-                <w:sz w:val="21"/>
-                <w:szCs w:val="21"/>
-                <w:lang w:val="en-US"/>
-              </w:rPr>
-            </w:pPr>
-            <w:r>
-              <w:rPr>
-                <w:rFonts w:ascii="Courier New" w:hAnsi="Courier New" w:cs="Courier New"/>
-                <w:sz w:val="21"/>
-                <w:szCs w:val="21"/>
-                <w:lang w:val="en-US"/>
-              </w:rPr>
-              <w:t xml:space="preserve">    &gt;&gt;&gt; </w:t>
-            </w:r>
-            <w:proofErr w:type="spellStart"/>
-            <w:r>
-              <w:rPr>
-                <w:rFonts w:ascii="Courier New" w:hAnsi="Courier New" w:cs="Courier New"/>
-                <w:sz w:val="21"/>
-                <w:szCs w:val="21"/>
-                <w:lang w:val="en-US"/>
-              </w:rPr>
-              <w:t>task_</w:t>
-            </w:r>
-            <w:proofErr w:type="gramStart"/>
-            <w:r>
-              <w:rPr>
-                <w:rFonts w:ascii="Courier New" w:hAnsi="Courier New" w:cs="Courier New"/>
-                <w:sz w:val="21"/>
-                <w:szCs w:val="21"/>
-                <w:lang w:val="en-US"/>
-              </w:rPr>
-              <w:t>function</w:t>
-            </w:r>
-            <w:proofErr w:type="spellEnd"/>
-            <w:r>
-              <w:rPr>
-                <w:rFonts w:ascii="Courier New" w:hAnsi="Courier New" w:cs="Courier New"/>
-                <w:sz w:val="21"/>
-                <w:szCs w:val="21"/>
-                <w:lang w:val="en-US"/>
-              </w:rPr>
-              <w:t>(</w:t>
-            </w:r>
-            <w:proofErr w:type="gramEnd"/>
-            <w:r>
-              <w:rPr>
-                <w:rFonts w:ascii="Courier New" w:hAnsi="Courier New" w:cs="Courier New"/>
-                <w:sz w:val="21"/>
-                <w:szCs w:val="21"/>
-                <w:lang w:val="en-US"/>
-              </w:rPr>
-              <w:t xml:space="preserve">3, 10) # x=3 &lt; 10, f(3) -&gt; </w:t>
-            </w:r>
-            <w:proofErr w:type="spellStart"/>
-            <w:r>
-              <w:rPr>
-                <w:rFonts w:ascii="Courier New" w:hAnsi="Courier New" w:cs="Courier New"/>
-                <w:sz w:val="21"/>
-                <w:szCs w:val="21"/>
-                <w:lang w:val="en-US"/>
-              </w:rPr>
-              <w:t>деление</w:t>
-            </w:r>
-            <w:proofErr w:type="spellEnd"/>
-            <w:r>
-              <w:rPr>
-                <w:rFonts w:ascii="Courier New" w:hAnsi="Courier New" w:cs="Courier New"/>
-                <w:sz w:val="21"/>
-                <w:szCs w:val="21"/>
-                <w:lang w:val="en-US"/>
-              </w:rPr>
-              <w:t xml:space="preserve"> </w:t>
-            </w:r>
-            <w:proofErr w:type="spellStart"/>
-            <w:r>
-              <w:rPr>
-                <w:rFonts w:ascii="Courier New" w:hAnsi="Courier New" w:cs="Courier New"/>
-                <w:sz w:val="21"/>
-                <w:szCs w:val="21"/>
-                <w:lang w:val="en-US"/>
-              </w:rPr>
-              <w:t>на</w:t>
-            </w:r>
-            <w:proofErr w:type="spellEnd"/>
-            <w:r>
-              <w:rPr>
-                <w:rFonts w:ascii="Courier New" w:hAnsi="Courier New" w:cs="Courier New"/>
-                <w:sz w:val="21"/>
-                <w:szCs w:val="21"/>
-                <w:lang w:val="en-US"/>
-              </w:rPr>
-              <w:t xml:space="preserve"> </w:t>
-            </w:r>
-            <w:proofErr w:type="spellStart"/>
-            <w:r>
-              <w:rPr>
-                <w:rFonts w:ascii="Courier New" w:hAnsi="Courier New" w:cs="Courier New"/>
-                <w:sz w:val="21"/>
-                <w:szCs w:val="21"/>
-                <w:lang w:val="en-US"/>
-              </w:rPr>
-              <w:t>ноль</w:t>
-            </w:r>
-            <w:proofErr w:type="spellEnd"/>
-          </w:p>
-          <w:p>
-            <w:pPr>
-              <w:spacing w:line="360" w:lineRule="auto"/>
-              <w:jc w:val="both"/>
-              <w:rPr>
-                <w:rFonts w:ascii="Courier New" w:hAnsi="Courier New" w:cs="Courier New"/>
-                <w:sz w:val="21"/>
-                <w:szCs w:val="21"/>
-                <w:lang w:val="en-US"/>
-              </w:rPr>
-            </w:pPr>
-            <w:r>
-              <w:rPr>
-                <w:rFonts w:ascii="Courier New" w:hAnsi="Courier New" w:cs="Courier New"/>
-                <w:sz w:val="21"/>
-                <w:szCs w:val="21"/>
-                <w:lang w:val="en-US"/>
-              </w:rPr>
-              <w:t xml:space="preserve">    Traceback (most recent call last):</w:t>
-            </w:r>
-          </w:p>
-          <w:p>
-            <w:pPr>
-              <w:spacing w:line="360" w:lineRule="auto"/>
-              <w:jc w:val="both"/>
-              <w:rPr>
-                <w:rFonts w:ascii="Courier New" w:hAnsi="Courier New" w:cs="Courier New"/>
-                <w:sz w:val="21"/>
-                <w:szCs w:val="21"/>
-                <w:lang w:val="en-US"/>
-              </w:rPr>
-            </w:pPr>
-            <w:r>
-              <w:rPr>
-                <w:rFonts w:ascii="Courier New" w:hAnsi="Courier New" w:cs="Courier New"/>
-                <w:sz w:val="21"/>
-                <w:szCs w:val="21"/>
-                <w:lang w:val="en-US"/>
-              </w:rPr>
-              <w:t xml:space="preserve">        ...</w:t>
-            </w:r>
-          </w:p>
-          <w:p>
-            <w:pPr>
-              <w:spacing w:line="360" w:lineRule="auto"/>
-              <w:jc w:val="both"/>
-              <w:rPr>
-                <w:rFonts w:ascii="Courier New" w:hAnsi="Courier New" w:cs="Courier New"/>
-                <w:sz w:val="21"/>
-                <w:szCs w:val="21"/>
-                <w:lang w:val="en-US"/>
-              </w:rPr>
-            </w:pPr>
-            <w:r>
-              <w:rPr>
-                <w:rFonts w:ascii="Courier New" w:hAnsi="Courier New" w:cs="Courier New"/>
-                <w:sz w:val="21"/>
-                <w:szCs w:val="21"/>
-                <w:lang w:val="en-US"/>
-              </w:rPr>
-              <w:t xml:space="preserve">    </w:t>
-            </w:r>
-            <w:proofErr w:type="spellStart"/>
-            <w:r>
-              <w:rPr>
-                <w:rFonts w:ascii="Courier New" w:hAnsi="Courier New" w:cs="Courier New"/>
-                <w:sz w:val="21"/>
-                <w:szCs w:val="21"/>
-                <w:lang w:val="en-US"/>
-              </w:rPr>
-              <w:t>ZeroDivisionError</w:t>
-            </w:r>
-            <w:proofErr w:type="spellEnd"/>
-            <w:r>
-              <w:rPr>
-                <w:rFonts w:ascii="Courier New" w:hAnsi="Courier New" w:cs="Courier New"/>
-                <w:sz w:val="21"/>
-                <w:szCs w:val="21"/>
-                <w:lang w:val="en-US"/>
-              </w:rPr>
-              <w:t>: division by zero</w:t>
-            </w:r>
-          </w:p>
-          <w:p>
-            <w:pPr>
-              <w:spacing w:line="360" w:lineRule="auto"/>
-              <w:jc w:val="both"/>
-              <w:rPr>
-                <w:rFonts w:ascii="Courier New" w:hAnsi="Courier New" w:cs="Courier New"/>
-                <w:sz w:val="21"/>
-                <w:szCs w:val="21"/>
-                <w:lang w:val="en-US"/>
-              </w:rPr>
-            </w:pPr>
-            <w:r>
-              <w:rPr>
-                <w:rFonts w:ascii="Courier New" w:hAnsi="Courier New" w:cs="Courier New"/>
-                <w:sz w:val="21"/>
-                <w:szCs w:val="21"/>
-                <w:lang w:val="en-US"/>
-              </w:rPr>
-              <w:t xml:space="preserve">    """</w:t>
-            </w:r>
-          </w:p>
-          <w:p>
-            <w:pPr>
-              <w:spacing w:line="360" w:lineRule="auto"/>
-              <w:jc w:val="both"/>
-              <w:rPr>
-                <w:rFonts w:ascii="Courier New" w:hAnsi="Courier New" w:cs="Courier New"/>
-                <w:sz w:val="21"/>
-                <w:szCs w:val="21"/>
-                <w:lang w:val="en-US"/>
-              </w:rPr>
-            </w:pPr>
-            <w:r>
-              <w:rPr>
-                <w:rFonts w:ascii="Courier New" w:hAnsi="Courier New" w:cs="Courier New"/>
-                <w:sz w:val="21"/>
-                <w:szCs w:val="21"/>
-                <w:lang w:val="en-US"/>
-              </w:rPr>
-              <w:t xml:space="preserve">    if x &lt; n:</w:t>
-            </w:r>
-          </w:p>
-          <w:p>
-            <w:pPr>
-              <w:spacing w:line="360" w:lineRule="auto"/>
-              <w:jc w:val="both"/>
-              <w:rPr>
-                <w:rFonts w:ascii="Courier New" w:hAnsi="Courier New" w:cs="Courier New"/>
-                <w:sz w:val="21"/>
-                <w:szCs w:val="21"/>
-                <w:lang w:val="en-US"/>
-              </w:rPr>
-            </w:pPr>
-            <w:r>
-              <w:rPr>
-                <w:rFonts w:ascii="Courier New" w:hAnsi="Courier New" w:cs="Courier New"/>
-                <w:sz w:val="21"/>
-                <w:szCs w:val="21"/>
-                <w:lang w:val="en-US"/>
-              </w:rPr>
-              <w:t xml:space="preserve">        return f(x)</w:t>
-            </w:r>
-          </w:p>
-          <w:p>
-            <w:pPr>
-              <w:spacing w:line="360" w:lineRule="auto"/>
-              <w:jc w:val="both"/>
-              <w:rPr>
-                <w:rFonts w:ascii="Courier New" w:hAnsi="Courier New" w:cs="Courier New"/>
-                <w:sz w:val="21"/>
-                <w:szCs w:val="21"/>
-                <w:lang w:val="en-US"/>
-              </w:rPr>
-            </w:pPr>
-            <w:r>
-              <w:rPr>
-                <w:rFonts w:ascii="Courier New" w:hAnsi="Courier New" w:cs="Courier New"/>
-                <w:sz w:val="21"/>
-                <w:szCs w:val="21"/>
-                <w:lang w:val="en-US"/>
-              </w:rPr>
-              <w:t xml:space="preserve">    else:</w:t>
-            </w:r>
-          </w:p>
-          <w:p>
-            <w:pPr>
-              <w:spacing w:line="360" w:lineRule="auto"/>
-              <w:jc w:val="both"/>
-              <w:rPr>
-                <w:rFonts w:ascii="Courier New" w:hAnsi="Courier New" w:cs="Courier New"/>
-                <w:sz w:val="21"/>
-                <w:szCs w:val="21"/>
-                <w:lang w:val="en-US"/>
-              </w:rPr>
-            </w:pPr>
-            <w:r>
-              <w:rPr>
-                <w:rFonts w:ascii="Courier New" w:hAnsi="Courier New" w:cs="Courier New"/>
-                <w:sz w:val="21"/>
-                <w:szCs w:val="21"/>
-                <w:lang w:val="en-US"/>
-              </w:rPr>
-              <w:t xml:space="preserve">        # </w:t>
-            </w:r>
-            <w:proofErr w:type="spellStart"/>
-            <w:r>
-              <w:rPr>
-                <w:rFonts w:ascii="Courier New" w:hAnsi="Courier New" w:cs="Courier New"/>
-                <w:sz w:val="21"/>
-                <w:szCs w:val="21"/>
-                <w:lang w:val="en-US"/>
-              </w:rPr>
-              <w:t>Формула</w:t>
-            </w:r>
-            <w:proofErr w:type="spellEnd"/>
-            <w:r>
-              <w:rPr>
-                <w:rFonts w:ascii="Courier New" w:hAnsi="Courier New" w:cs="Courier New"/>
-                <w:sz w:val="21"/>
-                <w:szCs w:val="21"/>
-                <w:lang w:val="en-US"/>
-              </w:rPr>
-              <w:t xml:space="preserve"> </w:t>
-            </w:r>
-            <w:proofErr w:type="spellStart"/>
-            <w:r>
-              <w:rPr>
-                <w:rFonts w:ascii="Courier New" w:hAnsi="Courier New" w:cs="Courier New"/>
-                <w:sz w:val="21"/>
-                <w:szCs w:val="21"/>
-                <w:lang w:val="en-US"/>
-              </w:rPr>
-              <w:t>стыковки</w:t>
-            </w:r>
-            <w:proofErr w:type="spellEnd"/>
-          </w:p>
-          <w:p>
-            <w:pPr>
-              <w:spacing w:line="360" w:lineRule="auto"/>
-              <w:jc w:val="both"/>
-              <w:rPr>
-                <w:rFonts w:ascii="Courier New" w:hAnsi="Courier New" w:cs="Courier New"/>
-                <w:sz w:val="21"/>
-                <w:szCs w:val="21"/>
-                <w:lang w:val="en-US"/>
-              </w:rPr>
-            </w:pPr>
-            <w:r>
-              <w:rPr>
-                <w:rFonts w:ascii="Courier New" w:hAnsi="Courier New" w:cs="Courier New"/>
-                <w:sz w:val="21"/>
-                <w:szCs w:val="21"/>
-                <w:lang w:val="en-US"/>
-              </w:rPr>
-              <w:t xml:space="preserve">        return g(x) - g(n) + f(n)</w:t>
-            </w:r>
-          </w:p>
-          <w:p>
-            <w:pPr>
-              <w:spacing w:line="360" w:lineRule="auto"/>
-              <w:jc w:val="both"/>
-              <w:rPr>
-                <w:rFonts w:ascii="Courier New" w:hAnsi="Courier New" w:cs="Courier New"/>
-                <w:sz w:val="21"/>
-                <w:szCs w:val="21"/>
-                <w:lang w:val="en-US"/>
-              </w:rPr>
-            </w:pPr>
-          </w:p>
-          <w:p>
-            <w:pPr>
-              <w:spacing w:line="360" w:lineRule="auto"/>
-              <w:jc w:val="both"/>
-              <w:rPr>
-                <w:rFonts w:ascii="Courier New" w:hAnsi="Courier New" w:cs="Courier New"/>
-                <w:sz w:val="21"/>
-                <w:szCs w:val="21"/>
-                <w:lang w:val="en-US"/>
-              </w:rPr>
-            </w:pPr>
-            <w:r>
-              <w:rPr>
-                <w:rFonts w:ascii="Courier New" w:hAnsi="Courier New" w:cs="Courier New"/>
-                <w:sz w:val="21"/>
-                <w:szCs w:val="21"/>
-                <w:lang w:val="en-US"/>
-              </w:rPr>
-              <w:t>if __name__ == "__main__":</w:t>
-            </w:r>
-          </w:p>
-          <w:p>
-            <w:pPr>
-              <w:spacing w:line="360" w:lineRule="auto"/>
-              <w:jc w:val="both"/>
-              <w:rPr>
-                <w:rFonts w:ascii="Courier New" w:hAnsi="Courier New" w:cs="Courier New"/>
-                <w:sz w:val="21"/>
-                <w:szCs w:val="21"/>
-                <w:lang w:val="en-US"/>
-              </w:rPr>
-            </w:pPr>
-            <w:r>
-              <w:rPr>
-                <w:rFonts w:ascii="Courier New" w:hAnsi="Courier New" w:cs="Courier New"/>
-                <w:sz w:val="21"/>
-                <w:szCs w:val="21"/>
-                <w:lang w:val="en-US"/>
-              </w:rPr>
-              <w:t xml:space="preserve">    import </w:t>
-            </w:r>
-            <w:proofErr w:type="spellStart"/>
-            <w:r>
-              <w:rPr>
-                <w:rFonts w:ascii="Courier New" w:hAnsi="Courier New" w:cs="Courier New"/>
-                <w:sz w:val="21"/>
-                <w:szCs w:val="21"/>
-                <w:lang w:val="en-US"/>
-              </w:rPr>
-              <w:t>doctest</w:t>
-            </w:r>
-            <w:proofErr w:type="spellEnd"/>
-          </w:p>
-          <w:p>
-            <w:pPr>
-              <w:spacing w:line="360" w:lineRule="auto"/>
-              <w:jc w:val="both"/>
-              <w:rPr>
-                <w:rFonts w:ascii="Times New Roman" w:hAnsi="Times New Roman" w:cs="Times New Roman"/>
-                <w:sz w:val="21"/>
-                <w:szCs w:val="21"/>
-                <w:lang w:val="en-US"/>
-              </w:rPr>
-            </w:pPr>
-            <w:r>
-              <w:rPr>
-                <w:rFonts w:ascii="Courier New" w:hAnsi="Courier New" w:cs="Courier New"/>
-                <w:sz w:val="21"/>
-                <w:szCs w:val="21"/>
+                <w:rFonts w:ascii="Times New Roman" w:hAnsi="Times New Roman" w:cs="Times New Roman"/>
+                <w:sz w:val="20"/>
+                <w:szCs w:val="20"/>
+                <w:lang w:val="en-US"/>
+              </w:rPr>
+            </w:pPr>
+            <w:r>
+              <w:rPr>
+                <w:rFonts w:ascii="Courier New" w:hAnsi="Courier New" w:cs="Courier New"/>
+                <w:sz w:val="20"/>
+                <w:szCs w:val="20"/>
                 <w:lang w:val="en-US"/>
               </w:rPr>
               <w:t xml:space="preserve">    </w:t>
@@ -2912,8 +5189,8 @@
             <w:r>
               <w:rPr>
                 <w:rFonts w:ascii="Courier New" w:hAnsi="Courier New" w:cs="Courier New"/>
-                <w:sz w:val="21"/>
-                <w:szCs w:val="21"/>
+                <w:sz w:val="20"/>
+                <w:szCs w:val="20"/>
                 <w:lang w:val="en-US"/>
               </w:rPr>
               <w:t>doctest.testmod</w:t>
@@ -2923,8 +5200,8 @@
             <w:r>
               <w:rPr>
                 <w:rFonts w:ascii="Courier New" w:hAnsi="Courier New" w:cs="Courier New"/>
-                <w:sz w:val="21"/>
-                <w:szCs w:val="21"/>
+                <w:sz w:val="20"/>
+                <w:szCs w:val="20"/>
                 <w:lang w:val="en-US"/>
               </w:rPr>
               <w:t>(verbose=True)</w:t>
@@ -2941,7 +5218,6 @@
         </w:rPr>
       </w:pPr>
       <w:r>
-        <w:lastRenderedPageBreak/>
         <w:t xml:space="preserve">Листинг 1. Исходный код </w:t>
       </w:r>
       <w:r>
@@ -2953,37 +5229,19 @@
     </w:p>
     <w:p>
       <w:pPr>
-        <w:spacing w:line="360" w:lineRule="auto"/>
-        <w:rPr>
-          <w:rFonts w:ascii="Times New Roman" w:hAnsi="Times New Roman" w:cs="Times New Roman"/>
-          <w:sz w:val="28"/>
-          <w:szCs w:val="28"/>
-        </w:rPr>
-      </w:pPr>
-      <w:r>
-        <w:rPr>
-          <w:rFonts w:ascii="Times New Roman" w:hAnsi="Times New Roman" w:cs="Times New Roman"/>
-          <w:sz w:val="28"/>
-          <w:szCs w:val="28"/>
-        </w:rPr>
-        <w:t xml:space="preserve">Все тесты из документации </w:t>
-      </w:r>
-      <w:r>
-        <w:rPr>
-          <w:rFonts w:ascii="Times New Roman" w:hAnsi="Times New Roman" w:cs="Times New Roman"/>
-          <w:sz w:val="28"/>
-          <w:szCs w:val="28"/>
-        </w:rPr>
-        <w:t>были пройдены</w:t>
-      </w:r>
-      <w:r>
-        <w:rPr>
-          <w:rFonts w:ascii="Times New Roman" w:hAnsi="Times New Roman" w:cs="Times New Roman"/>
-          <w:sz w:val="28"/>
-          <w:szCs w:val="28"/>
-        </w:rPr>
-        <w:t xml:space="preserve"> успешно.</w:t>
-      </w:r>
+        <w:pStyle w:val="a8"/>
+      </w:pPr>
+      <w:bookmarkStart w:id="5" w:name="_Toc222510507"/>
+      <w:r>
+        <w:t xml:space="preserve">3.2. </w:t>
+      </w:r>
+      <w:r>
+        <w:t>Результаты</w:t>
+      </w:r>
+      <w:r>
+        <w:t xml:space="preserve"> выполнения</w:t>
+      </w:r>
+      <w:bookmarkEnd w:id="5"/>
     </w:p>
     <w:p>
       <w:pPr>
@@ -2994,15 +5252,2772 @@
           <w:szCs w:val="28"/>
         </w:rPr>
       </w:pPr>
+      <w:r>
+        <w:rPr>
+          <w:rFonts w:ascii="Times New Roman" w:hAnsi="Times New Roman" w:cs="Times New Roman"/>
+          <w:sz w:val="28"/>
+          <w:szCs w:val="28"/>
+        </w:rPr>
+        <w:t xml:space="preserve">Все тесты из документации </w:t>
+      </w:r>
+      <w:r>
+        <w:rPr>
+          <w:rFonts w:ascii="Times New Roman" w:hAnsi="Times New Roman" w:cs="Times New Roman"/>
+          <w:sz w:val="28"/>
+          <w:szCs w:val="28"/>
+        </w:rPr>
+        <w:t>были пройдены</w:t>
+      </w:r>
+      <w:r>
+        <w:rPr>
+          <w:rFonts w:ascii="Times New Roman" w:hAnsi="Times New Roman" w:cs="Times New Roman"/>
+          <w:sz w:val="28"/>
+          <w:szCs w:val="28"/>
+        </w:rPr>
+        <w:t xml:space="preserve"> успешно.</w:t>
+      </w:r>
+    </w:p>
+    <w:p>
+      <w:pPr>
+        <w:spacing w:line="360" w:lineRule="auto"/>
+        <w:jc w:val="center"/>
+        <w:rPr>
+          <w:rFonts w:ascii="Times New Roman" w:hAnsi="Times New Roman" w:cs="Times New Roman"/>
+          <w:sz w:val="28"/>
+          <w:szCs w:val="28"/>
+        </w:rPr>
+      </w:pPr>
+      <w:r>
+        <w:rPr>
+          <w:rFonts w:ascii="Times New Roman" w:hAnsi="Times New Roman" w:cs="Times New Roman"/>
+          <w:noProof/>
+          <w:sz w:val="28"/>
+          <w:szCs w:val="28"/>
+        </w:rPr>
+        <w:drawing>
+          <wp:inline distT="0" distB="0" distL="0" distR="0" wp14:anchorId="76766D83" wp14:editId="0EA8DA3A">
+            <wp:extent cx="1723292" cy="2016618"/>
+            <wp:effectExtent l="0" t="0" r="4445" b="3175"/>
+            <wp:docPr id="886466322" name="Рисунок 1"/>
+            <wp:cNvGraphicFramePr>
+              <a:graphicFrameLocks xmlns:a="http://schemas.openxmlformats.org/drawingml/2006/main" noChangeAspect="1"/>
+            </wp:cNvGraphicFramePr>
+            <a:graphic xmlns:a="http://schemas.openxmlformats.org/drawingml/2006/main">
+              <a:graphicData uri="http://schemas.openxmlformats.org/drawingml/2006/picture">
+                <pic:pic xmlns:pic="http://schemas.openxmlformats.org/drawingml/2006/picture">
+                  <pic:nvPicPr>
+                    <pic:cNvPr id="886466322" name=""/>
+                    <pic:cNvPicPr/>
+                  </pic:nvPicPr>
+                  <pic:blipFill>
+                    <a:blip r:embed="rId9"/>
+                    <a:stretch>
+                      <a:fillRect/>
+                    </a:stretch>
+                  </pic:blipFill>
+                  <pic:spPr>
+                    <a:xfrm>
+                      <a:off x="0" y="0"/>
+                      <a:ext cx="1785608" cy="2089541"/>
+                    </a:xfrm>
+                    <a:prstGeom prst="rect">
+                      <a:avLst/>
+                    </a:prstGeom>
+                  </pic:spPr>
+                </pic:pic>
+              </a:graphicData>
+            </a:graphic>
+          </wp:inline>
+        </w:drawing>
+      </w:r>
+    </w:p>
+    <w:p>
+      <w:pPr>
+        <w:pStyle w:val="a3"/>
+      </w:pPr>
+      <w:r>
+        <w:t xml:space="preserve">Рисунок 1. Результат выполнения </w:t>
+      </w:r>
+      <w:proofErr w:type="spellStart"/>
+      <w:r>
+        <w:rPr>
+          <w:lang w:val="en-US"/>
+        </w:rPr>
+        <w:t>Doctest</w:t>
+      </w:r>
+      <w:proofErr w:type="spellEnd"/>
+    </w:p>
+    <w:p>
+      <w:pPr>
+        <w:pStyle w:val="a8"/>
+      </w:pPr>
+      <w:bookmarkStart w:id="6" w:name="_Toc222510508"/>
+      <w:r>
+        <w:lastRenderedPageBreak/>
+        <w:t xml:space="preserve">3.3. </w:t>
+      </w:r>
+      <w:r>
+        <w:t>Модульное</w:t>
+      </w:r>
+      <w:r>
+        <w:t xml:space="preserve"> тестирование</w:t>
+      </w:r>
+      <w:bookmarkEnd w:id="6"/>
+    </w:p>
+    <w:p>
+      <w:pPr>
+        <w:spacing w:line="360" w:lineRule="auto"/>
+        <w:ind w:firstLine="709"/>
+        <w:jc w:val="both"/>
+        <w:rPr>
+          <w:rFonts w:ascii="Times New Roman" w:hAnsi="Times New Roman" w:cs="Times New Roman"/>
+          <w:sz w:val="28"/>
+          <w:szCs w:val="28"/>
+        </w:rPr>
+      </w:pPr>
+      <w:r>
+        <w:rPr>
+          <w:rFonts w:ascii="Times New Roman" w:hAnsi="Times New Roman" w:cs="Times New Roman"/>
+          <w:sz w:val="28"/>
+          <w:szCs w:val="28"/>
+        </w:rPr>
+        <w:t xml:space="preserve">Был написан отдельный класс тестов </w:t>
+      </w:r>
+      <w:proofErr w:type="spellStart"/>
+      <w:r>
+        <w:rPr>
+          <w:rFonts w:ascii="Times New Roman" w:hAnsi="Times New Roman" w:cs="Times New Roman"/>
+          <w:sz w:val="28"/>
+          <w:szCs w:val="28"/>
+        </w:rPr>
+        <w:t>TestCompositeFunction</w:t>
+      </w:r>
+      <w:proofErr w:type="spellEnd"/>
+      <w:r>
+        <w:rPr>
+          <w:rFonts w:ascii="Times New Roman" w:hAnsi="Times New Roman" w:cs="Times New Roman"/>
+          <w:sz w:val="28"/>
+          <w:szCs w:val="28"/>
+        </w:rPr>
+        <w:t xml:space="preserve">. Использовался метод </w:t>
+      </w:r>
+      <w:proofErr w:type="spellStart"/>
+      <w:r>
+        <w:rPr>
+          <w:rFonts w:ascii="Times New Roman" w:hAnsi="Times New Roman" w:cs="Times New Roman"/>
+          <w:sz w:val="28"/>
+          <w:szCs w:val="28"/>
+        </w:rPr>
+        <w:t>subTest</w:t>
+      </w:r>
+      <w:proofErr w:type="spellEnd"/>
+      <w:r>
+        <w:rPr>
+          <w:rFonts w:ascii="Times New Roman" w:hAnsi="Times New Roman" w:cs="Times New Roman"/>
+          <w:sz w:val="28"/>
+          <w:szCs w:val="28"/>
+        </w:rPr>
+        <w:t xml:space="preserve"> для проверки набора значений в цикле.</w:t>
+      </w:r>
+    </w:p>
+    <w:tbl>
+      <w:tblPr>
+        <w:tblStyle w:val="a6"/>
+        <w:tblW w:w="0" w:type="auto"/>
+        <w:tblLook w:val="04A0" w:firstRow="1" w:lastRow="0" w:firstColumn="1" w:lastColumn="0" w:noHBand="0" w:noVBand="1"/>
+      </w:tblPr>
+      <w:tblGrid>
+        <w:gridCol w:w="9345"/>
+      </w:tblGrid>
+      <w:tr>
+        <w:tc>
+          <w:tcPr>
+            <w:tcW w:w="9345" w:type="dxa"/>
+          </w:tcPr>
+          <w:p>
+            <w:pPr>
+              <w:rPr>
+                <w:rFonts w:ascii="Courier New" w:hAnsi="Courier New" w:cs="Courier New"/>
+                <w:sz w:val="21"/>
+                <w:szCs w:val="21"/>
+                <w:lang w:val="en-US"/>
+              </w:rPr>
+            </w:pPr>
+            <w:r>
+              <w:rPr>
+                <w:rFonts w:ascii="Courier New" w:hAnsi="Courier New" w:cs="Courier New"/>
+                <w:sz w:val="21"/>
+                <w:szCs w:val="21"/>
+                <w:lang w:val="en-US"/>
+              </w:rPr>
+              <w:t xml:space="preserve">import </w:t>
+            </w:r>
+            <w:proofErr w:type="spellStart"/>
+            <w:r>
+              <w:rPr>
+                <w:rFonts w:ascii="Courier New" w:hAnsi="Courier New" w:cs="Courier New"/>
+                <w:sz w:val="21"/>
+                <w:szCs w:val="21"/>
+                <w:lang w:val="en-US"/>
+              </w:rPr>
+              <w:t>unittest</w:t>
+            </w:r>
+            <w:proofErr w:type="spellEnd"/>
+          </w:p>
+          <w:p>
+            <w:pPr>
+              <w:rPr>
+                <w:rFonts w:ascii="Courier New" w:hAnsi="Courier New" w:cs="Courier New"/>
+                <w:sz w:val="21"/>
+                <w:szCs w:val="21"/>
+                <w:lang w:val="en-US"/>
+              </w:rPr>
+            </w:pPr>
+            <w:r>
+              <w:rPr>
+                <w:rFonts w:ascii="Courier New" w:hAnsi="Courier New" w:cs="Courier New"/>
+                <w:sz w:val="21"/>
+                <w:szCs w:val="21"/>
+                <w:lang w:val="en-US"/>
+              </w:rPr>
+              <w:t>import math</w:t>
+            </w:r>
+          </w:p>
+          <w:p>
+            <w:pPr>
+              <w:rPr>
+                <w:rFonts w:ascii="Courier New" w:hAnsi="Courier New" w:cs="Courier New"/>
+                <w:sz w:val="21"/>
+                <w:szCs w:val="21"/>
+                <w:lang w:val="en-US"/>
+              </w:rPr>
+            </w:pPr>
+            <w:r>
+              <w:rPr>
+                <w:rFonts w:ascii="Courier New" w:hAnsi="Courier New" w:cs="Courier New"/>
+                <w:sz w:val="21"/>
+                <w:szCs w:val="21"/>
+                <w:lang w:val="en-US"/>
+              </w:rPr>
+              <w:t xml:space="preserve">from main import </w:t>
+            </w:r>
+            <w:proofErr w:type="spellStart"/>
+            <w:r>
+              <w:rPr>
+                <w:rFonts w:ascii="Courier New" w:hAnsi="Courier New" w:cs="Courier New"/>
+                <w:sz w:val="21"/>
+                <w:szCs w:val="21"/>
+                <w:lang w:val="en-US"/>
+              </w:rPr>
+              <w:t>task_function</w:t>
+            </w:r>
+            <w:proofErr w:type="spellEnd"/>
+          </w:p>
+          <w:p>
+            <w:pPr>
+              <w:rPr>
+                <w:rFonts w:ascii="Courier New" w:hAnsi="Courier New" w:cs="Courier New"/>
+                <w:sz w:val="21"/>
+                <w:szCs w:val="21"/>
+                <w:lang w:val="en-US"/>
+              </w:rPr>
+            </w:pPr>
+          </w:p>
+          <w:p>
+            <w:pPr>
+              <w:rPr>
+                <w:rFonts w:ascii="Courier New" w:hAnsi="Courier New" w:cs="Courier New"/>
+                <w:sz w:val="21"/>
+                <w:szCs w:val="21"/>
+                <w:lang w:val="en-US"/>
+              </w:rPr>
+            </w:pPr>
+          </w:p>
+          <w:p>
+            <w:pPr>
+              <w:rPr>
+                <w:rFonts w:ascii="Courier New" w:hAnsi="Courier New" w:cs="Courier New"/>
+                <w:sz w:val="21"/>
+                <w:szCs w:val="21"/>
+                <w:lang w:val="en-US"/>
+              </w:rPr>
+            </w:pPr>
+            <w:r>
+              <w:rPr>
+                <w:rFonts w:ascii="Courier New" w:hAnsi="Courier New" w:cs="Courier New"/>
+                <w:sz w:val="21"/>
+                <w:szCs w:val="21"/>
+                <w:lang w:val="en-US"/>
+              </w:rPr>
+              <w:t xml:space="preserve">class </w:t>
+            </w:r>
+            <w:proofErr w:type="spellStart"/>
+            <w:r>
+              <w:rPr>
+                <w:rFonts w:ascii="Courier New" w:hAnsi="Courier New" w:cs="Courier New"/>
+                <w:sz w:val="21"/>
+                <w:szCs w:val="21"/>
+                <w:lang w:val="en-US"/>
+              </w:rPr>
+              <w:t>TestCompositeFunction</w:t>
+            </w:r>
+            <w:proofErr w:type="spellEnd"/>
+            <w:r>
+              <w:rPr>
+                <w:rFonts w:ascii="Courier New" w:hAnsi="Courier New" w:cs="Courier New"/>
+                <w:sz w:val="21"/>
+                <w:szCs w:val="21"/>
+                <w:lang w:val="en-US"/>
+              </w:rPr>
+              <w:t>(</w:t>
+            </w:r>
+            <w:proofErr w:type="spellStart"/>
+            <w:proofErr w:type="gramStart"/>
+            <w:r>
+              <w:rPr>
+                <w:rFonts w:ascii="Courier New" w:hAnsi="Courier New" w:cs="Courier New"/>
+                <w:sz w:val="21"/>
+                <w:szCs w:val="21"/>
+                <w:lang w:val="en-US"/>
+              </w:rPr>
+              <w:t>unittest.TestCase</w:t>
+            </w:r>
+            <w:proofErr w:type="spellEnd"/>
+            <w:proofErr w:type="gramEnd"/>
+            <w:r>
+              <w:rPr>
+                <w:rFonts w:ascii="Courier New" w:hAnsi="Courier New" w:cs="Courier New"/>
+                <w:sz w:val="21"/>
+                <w:szCs w:val="21"/>
+                <w:lang w:val="en-US"/>
+              </w:rPr>
+              <w:t>):</w:t>
+            </w:r>
+          </w:p>
+          <w:p>
+            <w:pPr>
+              <w:rPr>
+                <w:rFonts w:ascii="Courier New" w:hAnsi="Courier New" w:cs="Courier New"/>
+                <w:sz w:val="21"/>
+                <w:szCs w:val="21"/>
+                <w:lang w:val="en-US"/>
+              </w:rPr>
+            </w:pPr>
+          </w:p>
+          <w:p>
+            <w:pPr>
+              <w:rPr>
+                <w:rFonts w:ascii="Courier New" w:hAnsi="Courier New" w:cs="Courier New"/>
+                <w:sz w:val="21"/>
+                <w:szCs w:val="21"/>
+                <w:lang w:val="en-US"/>
+              </w:rPr>
+            </w:pPr>
+            <w:r>
+              <w:rPr>
+                <w:rFonts w:ascii="Courier New" w:hAnsi="Courier New" w:cs="Courier New"/>
+                <w:sz w:val="21"/>
+                <w:szCs w:val="21"/>
+                <w:lang w:val="en-US"/>
+              </w:rPr>
+              <w:t xml:space="preserve">    def </w:t>
+            </w:r>
+            <w:proofErr w:type="spellStart"/>
+            <w:r>
+              <w:rPr>
+                <w:rFonts w:ascii="Courier New" w:hAnsi="Courier New" w:cs="Courier New"/>
+                <w:sz w:val="21"/>
+                <w:szCs w:val="21"/>
+                <w:lang w:val="en-US"/>
+              </w:rPr>
+              <w:t>test_values_subtest</w:t>
+            </w:r>
+            <w:proofErr w:type="spellEnd"/>
+            <w:r>
+              <w:rPr>
+                <w:rFonts w:ascii="Courier New" w:hAnsi="Courier New" w:cs="Courier New"/>
+                <w:sz w:val="21"/>
+                <w:szCs w:val="21"/>
+                <w:lang w:val="en-US"/>
+              </w:rPr>
+              <w:t>(self):</w:t>
+            </w:r>
+          </w:p>
+          <w:p>
+            <w:pPr>
+              <w:rPr>
+                <w:rFonts w:ascii="Courier New" w:hAnsi="Courier New" w:cs="Courier New"/>
+                <w:sz w:val="21"/>
+                <w:szCs w:val="21"/>
+                <w:lang w:val="en-US"/>
+              </w:rPr>
+            </w:pPr>
+            <w:r>
+              <w:rPr>
+                <w:rFonts w:ascii="Courier New" w:hAnsi="Courier New" w:cs="Courier New"/>
+                <w:sz w:val="21"/>
+                <w:szCs w:val="21"/>
+                <w:lang w:val="en-US"/>
+              </w:rPr>
+              <w:t xml:space="preserve">        </w:t>
+            </w:r>
+            <w:proofErr w:type="spellStart"/>
+            <w:r>
+              <w:rPr>
+                <w:rFonts w:ascii="Courier New" w:hAnsi="Courier New" w:cs="Courier New"/>
+                <w:sz w:val="21"/>
+                <w:szCs w:val="21"/>
+                <w:lang w:val="en-US"/>
+              </w:rPr>
+              <w:t>test_cases</w:t>
+            </w:r>
+            <w:proofErr w:type="spellEnd"/>
+            <w:r>
+              <w:rPr>
+                <w:rFonts w:ascii="Courier New" w:hAnsi="Courier New" w:cs="Courier New"/>
+                <w:sz w:val="21"/>
+                <w:szCs w:val="21"/>
+                <w:lang w:val="en-US"/>
+              </w:rPr>
+              <w:t xml:space="preserve"> = [</w:t>
+            </w:r>
+          </w:p>
+          <w:p>
+            <w:pPr>
+              <w:rPr>
+                <w:rFonts w:ascii="Courier New" w:hAnsi="Courier New" w:cs="Courier New"/>
+                <w:sz w:val="21"/>
+                <w:szCs w:val="21"/>
+                <w:lang w:val="en-US"/>
+              </w:rPr>
+            </w:pPr>
+            <w:r>
+              <w:rPr>
+                <w:rFonts w:ascii="Courier New" w:hAnsi="Courier New" w:cs="Courier New"/>
+                <w:sz w:val="21"/>
+                <w:szCs w:val="21"/>
+                <w:lang w:val="en-US"/>
+              </w:rPr>
+              <w:t xml:space="preserve">            # x=0, n=5 -&gt; </w:t>
+            </w:r>
+            <w:proofErr w:type="gramStart"/>
+            <w:r>
+              <w:rPr>
+                <w:rFonts w:ascii="Courier New" w:hAnsi="Courier New" w:cs="Courier New"/>
+                <w:sz w:val="21"/>
+                <w:szCs w:val="21"/>
+                <w:lang w:val="en-US"/>
+              </w:rPr>
+              <w:t>f(</w:t>
+            </w:r>
+            <w:proofErr w:type="gramEnd"/>
+            <w:r>
+              <w:rPr>
+                <w:rFonts w:ascii="Courier New" w:hAnsi="Courier New" w:cs="Courier New"/>
+                <w:sz w:val="21"/>
+                <w:szCs w:val="21"/>
+                <w:lang w:val="en-US"/>
+              </w:rPr>
+              <w:t>0) = -1/9</w:t>
+            </w:r>
+          </w:p>
+          <w:p>
+            <w:pPr>
+              <w:rPr>
+                <w:rFonts w:ascii="Courier New" w:hAnsi="Courier New" w:cs="Courier New"/>
+                <w:sz w:val="21"/>
+                <w:szCs w:val="21"/>
+                <w:lang w:val="en-US"/>
+              </w:rPr>
+            </w:pPr>
+            <w:r>
+              <w:rPr>
+                <w:rFonts w:ascii="Courier New" w:hAnsi="Courier New" w:cs="Courier New"/>
+                <w:sz w:val="21"/>
+                <w:szCs w:val="21"/>
+                <w:lang w:val="en-US"/>
+              </w:rPr>
+              <w:t xml:space="preserve">            (0, 5, -1 / 9),</w:t>
+            </w:r>
+          </w:p>
+          <w:p>
+            <w:pPr>
+              <w:rPr>
+                <w:rFonts w:ascii="Courier New" w:hAnsi="Courier New" w:cs="Courier New"/>
+                <w:sz w:val="21"/>
+                <w:szCs w:val="21"/>
+                <w:lang w:val="en-US"/>
+              </w:rPr>
+            </w:pPr>
+          </w:p>
+          <w:p>
+            <w:pPr>
+              <w:rPr>
+                <w:rFonts w:ascii="Courier New" w:hAnsi="Courier New" w:cs="Courier New"/>
+                <w:sz w:val="21"/>
+                <w:szCs w:val="21"/>
+                <w:lang w:val="en-US"/>
+              </w:rPr>
+            </w:pPr>
+            <w:r>
+              <w:rPr>
+                <w:rFonts w:ascii="Courier New" w:hAnsi="Courier New" w:cs="Courier New"/>
+                <w:sz w:val="21"/>
+                <w:szCs w:val="21"/>
+                <w:lang w:val="en-US"/>
+              </w:rPr>
+              <w:t xml:space="preserve">            # x=5, n=5 -&gt; </w:t>
+            </w:r>
+            <w:proofErr w:type="gramStart"/>
+            <w:r>
+              <w:rPr>
+                <w:rFonts w:ascii="Courier New" w:hAnsi="Courier New" w:cs="Courier New"/>
+                <w:sz w:val="21"/>
+                <w:szCs w:val="21"/>
+                <w:lang w:val="en-US"/>
+              </w:rPr>
+              <w:t>f(</w:t>
+            </w:r>
+            <w:proofErr w:type="gramEnd"/>
+            <w:r>
+              <w:rPr>
+                <w:rFonts w:ascii="Courier New" w:hAnsi="Courier New" w:cs="Courier New"/>
+                <w:sz w:val="21"/>
+                <w:szCs w:val="21"/>
+                <w:lang w:val="en-US"/>
+              </w:rPr>
+              <w:t>5) = 1/(25-9) = 1/16</w:t>
+            </w:r>
+          </w:p>
+          <w:p>
+            <w:pPr>
+              <w:rPr>
+                <w:rFonts w:ascii="Courier New" w:hAnsi="Courier New" w:cs="Courier New"/>
+                <w:sz w:val="21"/>
+                <w:szCs w:val="21"/>
+                <w:lang w:val="en-US"/>
+              </w:rPr>
+            </w:pPr>
+            <w:r>
+              <w:rPr>
+                <w:rFonts w:ascii="Courier New" w:hAnsi="Courier New" w:cs="Courier New"/>
+                <w:sz w:val="21"/>
+                <w:szCs w:val="21"/>
+                <w:lang w:val="en-US"/>
+              </w:rPr>
+              <w:t xml:space="preserve">            (5, 5, 0.0625),</w:t>
+            </w:r>
+          </w:p>
+          <w:p>
+            <w:pPr>
+              <w:rPr>
+                <w:rFonts w:ascii="Courier New" w:hAnsi="Courier New" w:cs="Courier New"/>
+                <w:sz w:val="21"/>
+                <w:szCs w:val="21"/>
+                <w:lang w:val="en-US"/>
+              </w:rPr>
+            </w:pPr>
+          </w:p>
+          <w:p>
+            <w:pPr>
+              <w:rPr>
+                <w:rFonts w:ascii="Courier New" w:hAnsi="Courier New" w:cs="Courier New"/>
+                <w:sz w:val="21"/>
+                <w:szCs w:val="21"/>
+                <w:lang w:val="en-US"/>
+              </w:rPr>
+            </w:pPr>
+            <w:r>
+              <w:rPr>
+                <w:rFonts w:ascii="Courier New" w:hAnsi="Courier New" w:cs="Courier New"/>
+                <w:sz w:val="21"/>
+                <w:szCs w:val="21"/>
+                <w:lang w:val="en-US"/>
+              </w:rPr>
+              <w:t xml:space="preserve">            # </w:t>
+            </w:r>
+            <w:proofErr w:type="gramStart"/>
+            <w:r>
+              <w:rPr>
+                <w:rFonts w:ascii="Courier New" w:hAnsi="Courier New" w:cs="Courier New"/>
+                <w:sz w:val="21"/>
+                <w:szCs w:val="21"/>
+                <w:lang w:val="en-US"/>
+              </w:rPr>
+              <w:t>f(</w:t>
+            </w:r>
+            <w:proofErr w:type="gramEnd"/>
+            <w:r>
+              <w:rPr>
+                <w:rFonts w:ascii="Courier New" w:hAnsi="Courier New" w:cs="Courier New"/>
+                <w:sz w:val="21"/>
+                <w:szCs w:val="21"/>
+                <w:lang w:val="en-US"/>
+              </w:rPr>
+              <w:t>4) = 1/7, g(4)=sqrt(19), g(21)=6</w:t>
+            </w:r>
+          </w:p>
+          <w:p>
+            <w:pPr>
+              <w:rPr>
+                <w:rFonts w:ascii="Courier New" w:hAnsi="Courier New" w:cs="Courier New"/>
+                <w:sz w:val="21"/>
+                <w:szCs w:val="21"/>
+                <w:lang w:val="en-US"/>
+              </w:rPr>
+            </w:pPr>
+            <w:r>
+              <w:rPr>
+                <w:rFonts w:ascii="Courier New" w:hAnsi="Courier New" w:cs="Courier New"/>
+                <w:sz w:val="21"/>
+                <w:szCs w:val="21"/>
+                <w:lang w:val="en-US"/>
+              </w:rPr>
+              <w:t xml:space="preserve">            # res = 6 - </w:t>
+            </w:r>
+            <w:proofErr w:type="gramStart"/>
+            <w:r>
+              <w:rPr>
+                <w:rFonts w:ascii="Courier New" w:hAnsi="Courier New" w:cs="Courier New"/>
+                <w:sz w:val="21"/>
+                <w:szCs w:val="21"/>
+                <w:lang w:val="en-US"/>
+              </w:rPr>
+              <w:t>sqrt(</w:t>
+            </w:r>
+            <w:proofErr w:type="gramEnd"/>
+            <w:r>
+              <w:rPr>
+                <w:rFonts w:ascii="Courier New" w:hAnsi="Courier New" w:cs="Courier New"/>
+                <w:sz w:val="21"/>
+                <w:szCs w:val="21"/>
+                <w:lang w:val="en-US"/>
+              </w:rPr>
+              <w:t>19) + 1/7</w:t>
+            </w:r>
+          </w:p>
+          <w:p>
+            <w:pPr>
+              <w:rPr>
+                <w:rFonts w:ascii="Courier New" w:hAnsi="Courier New" w:cs="Courier New"/>
+                <w:sz w:val="21"/>
+                <w:szCs w:val="21"/>
+                <w:lang w:val="en-US"/>
+              </w:rPr>
+            </w:pPr>
+            <w:r>
+              <w:rPr>
+                <w:rFonts w:ascii="Courier New" w:hAnsi="Courier New" w:cs="Courier New"/>
+                <w:sz w:val="21"/>
+                <w:szCs w:val="21"/>
+                <w:lang w:val="en-US"/>
+              </w:rPr>
+              <w:t xml:space="preserve">            (21, 4, 6 - </w:t>
+            </w:r>
+            <w:proofErr w:type="spellStart"/>
+            <w:proofErr w:type="gramStart"/>
+            <w:r>
+              <w:rPr>
+                <w:rFonts w:ascii="Courier New" w:hAnsi="Courier New" w:cs="Courier New"/>
+                <w:sz w:val="21"/>
+                <w:szCs w:val="21"/>
+                <w:lang w:val="en-US"/>
+              </w:rPr>
+              <w:t>math.sqrt</w:t>
+            </w:r>
+            <w:proofErr w:type="spellEnd"/>
+            <w:proofErr w:type="gramEnd"/>
+            <w:r>
+              <w:rPr>
+                <w:rFonts w:ascii="Courier New" w:hAnsi="Courier New" w:cs="Courier New"/>
+                <w:sz w:val="21"/>
+                <w:szCs w:val="21"/>
+                <w:lang w:val="en-US"/>
+              </w:rPr>
+              <w:t>(19) + 1 / 7)</w:t>
+            </w:r>
+          </w:p>
+          <w:p>
+            <w:pPr>
+              <w:rPr>
+                <w:rFonts w:ascii="Courier New" w:hAnsi="Courier New" w:cs="Courier New"/>
+                <w:sz w:val="21"/>
+                <w:szCs w:val="21"/>
+                <w:lang w:val="en-US"/>
+              </w:rPr>
+            </w:pPr>
+            <w:r>
+              <w:rPr>
+                <w:rFonts w:ascii="Courier New" w:hAnsi="Courier New" w:cs="Courier New"/>
+                <w:sz w:val="21"/>
+                <w:szCs w:val="21"/>
+                <w:lang w:val="en-US"/>
+              </w:rPr>
+              <w:t xml:space="preserve">        ]</w:t>
+            </w:r>
+          </w:p>
+          <w:p>
+            <w:pPr>
+              <w:rPr>
+                <w:rFonts w:ascii="Courier New" w:hAnsi="Courier New" w:cs="Courier New"/>
+                <w:sz w:val="21"/>
+                <w:szCs w:val="21"/>
+                <w:lang w:val="en-US"/>
+              </w:rPr>
+            </w:pPr>
+          </w:p>
+          <w:p>
+            <w:pPr>
+              <w:rPr>
+                <w:rFonts w:ascii="Courier New" w:hAnsi="Courier New" w:cs="Courier New"/>
+                <w:sz w:val="21"/>
+                <w:szCs w:val="21"/>
+                <w:lang w:val="en-US"/>
+              </w:rPr>
+            </w:pPr>
+            <w:r>
+              <w:rPr>
+                <w:rFonts w:ascii="Courier New" w:hAnsi="Courier New" w:cs="Courier New"/>
+                <w:sz w:val="21"/>
+                <w:szCs w:val="21"/>
+                <w:lang w:val="en-US"/>
+              </w:rPr>
+              <w:t xml:space="preserve">        for x, n, expected in </w:t>
+            </w:r>
+            <w:proofErr w:type="spellStart"/>
+            <w:r>
+              <w:rPr>
+                <w:rFonts w:ascii="Courier New" w:hAnsi="Courier New" w:cs="Courier New"/>
+                <w:sz w:val="21"/>
+                <w:szCs w:val="21"/>
+                <w:lang w:val="en-US"/>
+              </w:rPr>
+              <w:t>test_cases</w:t>
+            </w:r>
+            <w:proofErr w:type="spellEnd"/>
+            <w:r>
+              <w:rPr>
+                <w:rFonts w:ascii="Courier New" w:hAnsi="Courier New" w:cs="Courier New"/>
+                <w:sz w:val="21"/>
+                <w:szCs w:val="21"/>
+                <w:lang w:val="en-US"/>
+              </w:rPr>
+              <w:t>:</w:t>
+            </w:r>
+          </w:p>
+          <w:p>
+            <w:pPr>
+              <w:rPr>
+                <w:rFonts w:ascii="Courier New" w:hAnsi="Courier New" w:cs="Courier New"/>
+                <w:sz w:val="21"/>
+                <w:szCs w:val="21"/>
+                <w:lang w:val="en-US"/>
+              </w:rPr>
+            </w:pPr>
+            <w:r>
+              <w:rPr>
+                <w:rFonts w:ascii="Courier New" w:hAnsi="Courier New" w:cs="Courier New"/>
+                <w:sz w:val="21"/>
+                <w:szCs w:val="21"/>
+                <w:lang w:val="en-US"/>
+              </w:rPr>
+              <w:t xml:space="preserve">            with </w:t>
+            </w:r>
+            <w:proofErr w:type="spellStart"/>
+            <w:proofErr w:type="gramStart"/>
+            <w:r>
+              <w:rPr>
+                <w:rFonts w:ascii="Courier New" w:hAnsi="Courier New" w:cs="Courier New"/>
+                <w:sz w:val="21"/>
+                <w:szCs w:val="21"/>
+                <w:lang w:val="en-US"/>
+              </w:rPr>
+              <w:t>self.subTest</w:t>
+            </w:r>
+            <w:proofErr w:type="spellEnd"/>
+            <w:proofErr w:type="gramEnd"/>
+            <w:r>
+              <w:rPr>
+                <w:rFonts w:ascii="Courier New" w:hAnsi="Courier New" w:cs="Courier New"/>
+                <w:sz w:val="21"/>
+                <w:szCs w:val="21"/>
+                <w:lang w:val="en-US"/>
+              </w:rPr>
+              <w:t>(x=x, n=n):</w:t>
+            </w:r>
+          </w:p>
+          <w:p>
+            <w:pPr>
+              <w:rPr>
+                <w:rFonts w:ascii="Courier New" w:hAnsi="Courier New" w:cs="Courier New"/>
+                <w:sz w:val="21"/>
+                <w:szCs w:val="21"/>
+                <w:lang w:val="en-US"/>
+              </w:rPr>
+            </w:pPr>
+            <w:r>
+              <w:rPr>
+                <w:rFonts w:ascii="Courier New" w:hAnsi="Courier New" w:cs="Courier New"/>
+                <w:sz w:val="21"/>
+                <w:szCs w:val="21"/>
+                <w:lang w:val="en-US"/>
+              </w:rPr>
+              <w:t xml:space="preserve">                result = </w:t>
+            </w:r>
+            <w:proofErr w:type="spellStart"/>
+            <w:r>
+              <w:rPr>
+                <w:rFonts w:ascii="Courier New" w:hAnsi="Courier New" w:cs="Courier New"/>
+                <w:sz w:val="21"/>
+                <w:szCs w:val="21"/>
+                <w:lang w:val="en-US"/>
+              </w:rPr>
+              <w:t>task_</w:t>
+            </w:r>
+            <w:proofErr w:type="gramStart"/>
+            <w:r>
+              <w:rPr>
+                <w:rFonts w:ascii="Courier New" w:hAnsi="Courier New" w:cs="Courier New"/>
+                <w:sz w:val="21"/>
+                <w:szCs w:val="21"/>
+                <w:lang w:val="en-US"/>
+              </w:rPr>
+              <w:t>function</w:t>
+            </w:r>
+            <w:proofErr w:type="spellEnd"/>
+            <w:r>
+              <w:rPr>
+                <w:rFonts w:ascii="Courier New" w:hAnsi="Courier New" w:cs="Courier New"/>
+                <w:sz w:val="21"/>
+                <w:szCs w:val="21"/>
+                <w:lang w:val="en-US"/>
+              </w:rPr>
+              <w:t>(</w:t>
+            </w:r>
+            <w:proofErr w:type="gramEnd"/>
+            <w:r>
+              <w:rPr>
+                <w:rFonts w:ascii="Courier New" w:hAnsi="Courier New" w:cs="Courier New"/>
+                <w:sz w:val="21"/>
+                <w:szCs w:val="21"/>
+                <w:lang w:val="en-US"/>
+              </w:rPr>
+              <w:t>x, n)</w:t>
+            </w:r>
+          </w:p>
+          <w:p>
+            <w:pPr>
+              <w:rPr>
+                <w:rFonts w:ascii="Courier New" w:hAnsi="Courier New" w:cs="Courier New"/>
+                <w:sz w:val="21"/>
+                <w:szCs w:val="21"/>
+                <w:lang w:val="en-US"/>
+              </w:rPr>
+            </w:pPr>
+            <w:r>
+              <w:rPr>
+                <w:rFonts w:ascii="Courier New" w:hAnsi="Courier New" w:cs="Courier New"/>
+                <w:sz w:val="21"/>
+                <w:szCs w:val="21"/>
+                <w:lang w:val="en-US"/>
+              </w:rPr>
+              <w:t xml:space="preserve">                </w:t>
+            </w:r>
+            <w:proofErr w:type="spellStart"/>
+            <w:proofErr w:type="gramStart"/>
+            <w:r>
+              <w:rPr>
+                <w:rFonts w:ascii="Courier New" w:hAnsi="Courier New" w:cs="Courier New"/>
+                <w:sz w:val="21"/>
+                <w:szCs w:val="21"/>
+                <w:lang w:val="en-US"/>
+              </w:rPr>
+              <w:t>self.assertAlmostEqual</w:t>
+            </w:r>
+            <w:proofErr w:type="spellEnd"/>
+            <w:proofErr w:type="gramEnd"/>
+            <w:r>
+              <w:rPr>
+                <w:rFonts w:ascii="Courier New" w:hAnsi="Courier New" w:cs="Courier New"/>
+                <w:sz w:val="21"/>
+                <w:szCs w:val="21"/>
+                <w:lang w:val="en-US"/>
+              </w:rPr>
+              <w:t>(result, expected, places=7,</w:t>
+            </w:r>
+          </w:p>
+          <w:p>
+            <w:pPr>
+              <w:rPr>
+                <w:rFonts w:ascii="Courier New" w:hAnsi="Courier New" w:cs="Courier New"/>
+                <w:sz w:val="21"/>
+                <w:szCs w:val="21"/>
+                <w:lang w:val="en-US"/>
+              </w:rPr>
+            </w:pPr>
+            <w:r>
+              <w:rPr>
+                <w:rFonts w:ascii="Courier New" w:hAnsi="Courier New" w:cs="Courier New"/>
+                <w:sz w:val="21"/>
+                <w:szCs w:val="21"/>
+                <w:lang w:val="en-US"/>
+              </w:rPr>
+              <w:t xml:space="preserve">                                       msg=</w:t>
+            </w:r>
+            <w:proofErr w:type="spellStart"/>
+            <w:r>
+              <w:rPr>
+                <w:rFonts w:ascii="Courier New" w:hAnsi="Courier New" w:cs="Courier New"/>
+                <w:sz w:val="21"/>
+                <w:szCs w:val="21"/>
+                <w:lang w:val="en-US"/>
+              </w:rPr>
+              <w:t>f"Ошибка</w:t>
+            </w:r>
+            <w:proofErr w:type="spellEnd"/>
+            <w:r>
+              <w:rPr>
+                <w:rFonts w:ascii="Courier New" w:hAnsi="Courier New" w:cs="Courier New"/>
+                <w:sz w:val="21"/>
+                <w:szCs w:val="21"/>
+                <w:lang w:val="en-US"/>
+              </w:rPr>
+              <w:t xml:space="preserve"> </w:t>
+            </w:r>
+            <w:proofErr w:type="spellStart"/>
+            <w:r>
+              <w:rPr>
+                <w:rFonts w:ascii="Courier New" w:hAnsi="Courier New" w:cs="Courier New"/>
+                <w:sz w:val="21"/>
+                <w:szCs w:val="21"/>
+                <w:lang w:val="en-US"/>
+              </w:rPr>
+              <w:t>при</w:t>
+            </w:r>
+            <w:proofErr w:type="spellEnd"/>
+            <w:r>
+              <w:rPr>
+                <w:rFonts w:ascii="Courier New" w:hAnsi="Courier New" w:cs="Courier New"/>
+                <w:sz w:val="21"/>
+                <w:szCs w:val="21"/>
+                <w:lang w:val="en-US"/>
+              </w:rPr>
+              <w:t xml:space="preserve"> x={x}, n={n}")</w:t>
+            </w:r>
+          </w:p>
+          <w:p>
+            <w:pPr>
+              <w:rPr>
+                <w:rFonts w:ascii="Courier New" w:hAnsi="Courier New" w:cs="Courier New"/>
+                <w:sz w:val="21"/>
+                <w:szCs w:val="21"/>
+                <w:lang w:val="en-US"/>
+              </w:rPr>
+            </w:pPr>
+          </w:p>
+          <w:p>
+            <w:pPr>
+              <w:rPr>
+                <w:rFonts w:ascii="Courier New" w:hAnsi="Courier New" w:cs="Courier New"/>
+                <w:sz w:val="21"/>
+                <w:szCs w:val="21"/>
+                <w:lang w:val="en-US"/>
+              </w:rPr>
+            </w:pPr>
+            <w:r>
+              <w:rPr>
+                <w:rFonts w:ascii="Courier New" w:hAnsi="Courier New" w:cs="Courier New"/>
+                <w:sz w:val="21"/>
+                <w:szCs w:val="21"/>
+                <w:lang w:val="en-US"/>
+              </w:rPr>
+              <w:t xml:space="preserve">    def </w:t>
+            </w:r>
+            <w:proofErr w:type="spellStart"/>
+            <w:r>
+              <w:rPr>
+                <w:rFonts w:ascii="Courier New" w:hAnsi="Courier New" w:cs="Courier New"/>
+                <w:sz w:val="21"/>
+                <w:szCs w:val="21"/>
+                <w:lang w:val="en-US"/>
+              </w:rPr>
+              <w:t>test_singularities</w:t>
+            </w:r>
+            <w:proofErr w:type="spellEnd"/>
+            <w:r>
+              <w:rPr>
+                <w:rFonts w:ascii="Courier New" w:hAnsi="Courier New" w:cs="Courier New"/>
+                <w:sz w:val="21"/>
+                <w:szCs w:val="21"/>
+                <w:lang w:val="en-US"/>
+              </w:rPr>
+              <w:t>(self):</w:t>
+            </w:r>
+          </w:p>
+          <w:p>
+            <w:pPr>
+              <w:rPr>
+                <w:rFonts w:ascii="Courier New" w:hAnsi="Courier New" w:cs="Courier New"/>
+                <w:sz w:val="21"/>
+                <w:szCs w:val="21"/>
+                <w:lang w:val="en-US"/>
+              </w:rPr>
+            </w:pPr>
+            <w:r>
+              <w:rPr>
+                <w:rFonts w:ascii="Courier New" w:hAnsi="Courier New" w:cs="Courier New"/>
+                <w:sz w:val="21"/>
+                <w:szCs w:val="21"/>
+                <w:lang w:val="en-US"/>
+              </w:rPr>
+              <w:t xml:space="preserve">        n = 10  </w:t>
+            </w:r>
+          </w:p>
+          <w:p>
+            <w:pPr>
+              <w:rPr>
+                <w:rFonts w:ascii="Courier New" w:hAnsi="Courier New" w:cs="Courier New"/>
+                <w:sz w:val="21"/>
+                <w:szCs w:val="21"/>
+                <w:lang w:val="en-US"/>
+              </w:rPr>
+            </w:pPr>
+          </w:p>
+          <w:p>
+            <w:pPr>
+              <w:rPr>
+                <w:rFonts w:ascii="Courier New" w:hAnsi="Courier New" w:cs="Courier New"/>
+                <w:sz w:val="21"/>
+                <w:szCs w:val="21"/>
+                <w:lang w:val="en-US"/>
+              </w:rPr>
+            </w:pPr>
+            <w:r>
+              <w:rPr>
+                <w:rFonts w:ascii="Courier New" w:hAnsi="Courier New" w:cs="Courier New"/>
+                <w:sz w:val="21"/>
+                <w:szCs w:val="21"/>
+                <w:lang w:val="en-US"/>
+              </w:rPr>
+              <w:t xml:space="preserve">        with </w:t>
+            </w:r>
+            <w:proofErr w:type="spellStart"/>
+            <w:proofErr w:type="gramStart"/>
+            <w:r>
+              <w:rPr>
+                <w:rFonts w:ascii="Courier New" w:hAnsi="Courier New" w:cs="Courier New"/>
+                <w:sz w:val="21"/>
+                <w:szCs w:val="21"/>
+                <w:lang w:val="en-US"/>
+              </w:rPr>
+              <w:t>self.assertRaises</w:t>
+            </w:r>
+            <w:proofErr w:type="spellEnd"/>
+            <w:proofErr w:type="gramEnd"/>
+            <w:r>
+              <w:rPr>
+                <w:rFonts w:ascii="Courier New" w:hAnsi="Courier New" w:cs="Courier New"/>
+                <w:sz w:val="21"/>
+                <w:szCs w:val="21"/>
+                <w:lang w:val="en-US"/>
+              </w:rPr>
+              <w:t>(</w:t>
+            </w:r>
+            <w:proofErr w:type="spellStart"/>
+            <w:r>
+              <w:rPr>
+                <w:rFonts w:ascii="Courier New" w:hAnsi="Courier New" w:cs="Courier New"/>
+                <w:sz w:val="21"/>
+                <w:szCs w:val="21"/>
+                <w:lang w:val="en-US"/>
+              </w:rPr>
+              <w:t>ZeroDivisionError</w:t>
+            </w:r>
+            <w:proofErr w:type="spellEnd"/>
+            <w:r>
+              <w:rPr>
+                <w:rFonts w:ascii="Courier New" w:hAnsi="Courier New" w:cs="Courier New"/>
+                <w:sz w:val="21"/>
+                <w:szCs w:val="21"/>
+                <w:lang w:val="en-US"/>
+              </w:rPr>
+              <w:t>):</w:t>
+            </w:r>
+          </w:p>
+          <w:p>
+            <w:pPr>
+              <w:rPr>
+                <w:rFonts w:ascii="Courier New" w:hAnsi="Courier New" w:cs="Courier New"/>
+                <w:sz w:val="21"/>
+                <w:szCs w:val="21"/>
+                <w:lang w:val="en-US"/>
+              </w:rPr>
+            </w:pPr>
+            <w:r>
+              <w:rPr>
+                <w:rFonts w:ascii="Courier New" w:hAnsi="Courier New" w:cs="Courier New"/>
+                <w:sz w:val="21"/>
+                <w:szCs w:val="21"/>
+                <w:lang w:val="en-US"/>
+              </w:rPr>
+              <w:t xml:space="preserve">            </w:t>
+            </w:r>
+            <w:proofErr w:type="spellStart"/>
+            <w:r>
+              <w:rPr>
+                <w:rFonts w:ascii="Courier New" w:hAnsi="Courier New" w:cs="Courier New"/>
+                <w:sz w:val="21"/>
+                <w:szCs w:val="21"/>
+                <w:lang w:val="en-US"/>
+              </w:rPr>
+              <w:t>task_</w:t>
+            </w:r>
+            <w:proofErr w:type="gramStart"/>
+            <w:r>
+              <w:rPr>
+                <w:rFonts w:ascii="Courier New" w:hAnsi="Courier New" w:cs="Courier New"/>
+                <w:sz w:val="21"/>
+                <w:szCs w:val="21"/>
+                <w:lang w:val="en-US"/>
+              </w:rPr>
+              <w:t>function</w:t>
+            </w:r>
+            <w:proofErr w:type="spellEnd"/>
+            <w:r>
+              <w:rPr>
+                <w:rFonts w:ascii="Courier New" w:hAnsi="Courier New" w:cs="Courier New"/>
+                <w:sz w:val="21"/>
+                <w:szCs w:val="21"/>
+                <w:lang w:val="en-US"/>
+              </w:rPr>
+              <w:t>(</w:t>
+            </w:r>
+            <w:proofErr w:type="gramEnd"/>
+            <w:r>
+              <w:rPr>
+                <w:rFonts w:ascii="Courier New" w:hAnsi="Courier New" w:cs="Courier New"/>
+                <w:sz w:val="21"/>
+                <w:szCs w:val="21"/>
+                <w:lang w:val="en-US"/>
+              </w:rPr>
+              <w:t>3, n)</w:t>
+            </w:r>
+          </w:p>
+          <w:p>
+            <w:pPr>
+              <w:rPr>
+                <w:rFonts w:ascii="Courier New" w:hAnsi="Courier New" w:cs="Courier New"/>
+                <w:sz w:val="21"/>
+                <w:szCs w:val="21"/>
+                <w:lang w:val="en-US"/>
+              </w:rPr>
+            </w:pPr>
+          </w:p>
+          <w:p>
+            <w:pPr>
+              <w:rPr>
+                <w:rFonts w:ascii="Courier New" w:hAnsi="Courier New" w:cs="Courier New"/>
+                <w:sz w:val="21"/>
+                <w:szCs w:val="21"/>
+                <w:lang w:val="en-US"/>
+              </w:rPr>
+            </w:pPr>
+            <w:r>
+              <w:rPr>
+                <w:rFonts w:ascii="Courier New" w:hAnsi="Courier New" w:cs="Courier New"/>
+                <w:sz w:val="21"/>
+                <w:szCs w:val="21"/>
+                <w:lang w:val="en-US"/>
+              </w:rPr>
+              <w:t xml:space="preserve">        with </w:t>
+            </w:r>
+            <w:proofErr w:type="spellStart"/>
+            <w:proofErr w:type="gramStart"/>
+            <w:r>
+              <w:rPr>
+                <w:rFonts w:ascii="Courier New" w:hAnsi="Courier New" w:cs="Courier New"/>
+                <w:sz w:val="21"/>
+                <w:szCs w:val="21"/>
+                <w:lang w:val="en-US"/>
+              </w:rPr>
+              <w:t>self.assertRaises</w:t>
+            </w:r>
+            <w:proofErr w:type="spellEnd"/>
+            <w:proofErr w:type="gramEnd"/>
+            <w:r>
+              <w:rPr>
+                <w:rFonts w:ascii="Courier New" w:hAnsi="Courier New" w:cs="Courier New"/>
+                <w:sz w:val="21"/>
+                <w:szCs w:val="21"/>
+                <w:lang w:val="en-US"/>
+              </w:rPr>
+              <w:t>(</w:t>
+            </w:r>
+            <w:proofErr w:type="spellStart"/>
+            <w:r>
+              <w:rPr>
+                <w:rFonts w:ascii="Courier New" w:hAnsi="Courier New" w:cs="Courier New"/>
+                <w:sz w:val="21"/>
+                <w:szCs w:val="21"/>
+                <w:lang w:val="en-US"/>
+              </w:rPr>
+              <w:t>ZeroDivisionError</w:t>
+            </w:r>
+            <w:proofErr w:type="spellEnd"/>
+            <w:r>
+              <w:rPr>
+                <w:rFonts w:ascii="Courier New" w:hAnsi="Courier New" w:cs="Courier New"/>
+                <w:sz w:val="21"/>
+                <w:szCs w:val="21"/>
+                <w:lang w:val="en-US"/>
+              </w:rPr>
+              <w:t>):</w:t>
+            </w:r>
+          </w:p>
+          <w:p>
+            <w:pPr>
+              <w:rPr>
+                <w:rFonts w:ascii="Courier New" w:hAnsi="Courier New" w:cs="Courier New"/>
+                <w:sz w:val="21"/>
+                <w:szCs w:val="21"/>
+                <w:lang w:val="en-US"/>
+              </w:rPr>
+            </w:pPr>
+            <w:r>
+              <w:rPr>
+                <w:rFonts w:ascii="Courier New" w:hAnsi="Courier New" w:cs="Courier New"/>
+                <w:sz w:val="21"/>
+                <w:szCs w:val="21"/>
+                <w:lang w:val="en-US"/>
+              </w:rPr>
+              <w:t xml:space="preserve">            </w:t>
+            </w:r>
+            <w:proofErr w:type="spellStart"/>
+            <w:r>
+              <w:rPr>
+                <w:rFonts w:ascii="Courier New" w:hAnsi="Courier New" w:cs="Courier New"/>
+                <w:sz w:val="21"/>
+                <w:szCs w:val="21"/>
+                <w:lang w:val="en-US"/>
+              </w:rPr>
+              <w:t>task_</w:t>
+            </w:r>
+            <w:proofErr w:type="gramStart"/>
+            <w:r>
+              <w:rPr>
+                <w:rFonts w:ascii="Courier New" w:hAnsi="Courier New" w:cs="Courier New"/>
+                <w:sz w:val="21"/>
+                <w:szCs w:val="21"/>
+                <w:lang w:val="en-US"/>
+              </w:rPr>
+              <w:t>function</w:t>
+            </w:r>
+            <w:proofErr w:type="spellEnd"/>
+            <w:r>
+              <w:rPr>
+                <w:rFonts w:ascii="Courier New" w:hAnsi="Courier New" w:cs="Courier New"/>
+                <w:sz w:val="21"/>
+                <w:szCs w:val="21"/>
+                <w:lang w:val="en-US"/>
+              </w:rPr>
+              <w:t>(</w:t>
+            </w:r>
+            <w:proofErr w:type="gramEnd"/>
+            <w:r>
+              <w:rPr>
+                <w:rFonts w:ascii="Courier New" w:hAnsi="Courier New" w:cs="Courier New"/>
+                <w:sz w:val="21"/>
+                <w:szCs w:val="21"/>
+                <w:lang w:val="en-US"/>
+              </w:rPr>
+              <w:t>-3, n)</w:t>
+            </w:r>
+          </w:p>
+          <w:p>
+            <w:pPr>
+              <w:rPr>
+                <w:rFonts w:ascii="Courier New" w:hAnsi="Courier New" w:cs="Courier New"/>
+                <w:sz w:val="21"/>
+                <w:szCs w:val="21"/>
+                <w:lang w:val="en-US"/>
+              </w:rPr>
+            </w:pPr>
+          </w:p>
+          <w:p>
+            <w:pPr>
+              <w:rPr>
+                <w:rFonts w:ascii="Courier New" w:hAnsi="Courier New" w:cs="Courier New"/>
+                <w:sz w:val="21"/>
+                <w:szCs w:val="21"/>
+                <w:lang w:val="en-US"/>
+              </w:rPr>
+            </w:pPr>
+            <w:r>
+              <w:rPr>
+                <w:rFonts w:ascii="Courier New" w:hAnsi="Courier New" w:cs="Courier New"/>
+                <w:sz w:val="21"/>
+                <w:szCs w:val="21"/>
+                <w:lang w:val="en-US"/>
+              </w:rPr>
+              <w:t xml:space="preserve">    def </w:t>
+            </w:r>
+            <w:proofErr w:type="spellStart"/>
+            <w:r>
+              <w:rPr>
+                <w:rFonts w:ascii="Courier New" w:hAnsi="Courier New" w:cs="Courier New"/>
+                <w:sz w:val="21"/>
+                <w:szCs w:val="21"/>
+                <w:lang w:val="en-US"/>
+              </w:rPr>
+              <w:t>test_domain_error</w:t>
+            </w:r>
+            <w:proofErr w:type="spellEnd"/>
+            <w:r>
+              <w:rPr>
+                <w:rFonts w:ascii="Courier New" w:hAnsi="Courier New" w:cs="Courier New"/>
+                <w:sz w:val="21"/>
+                <w:szCs w:val="21"/>
+                <w:lang w:val="en-US"/>
+              </w:rPr>
+              <w:t>(self):</w:t>
+            </w:r>
+          </w:p>
+          <w:p>
+            <w:pPr>
+              <w:rPr>
+                <w:rFonts w:ascii="Courier New" w:hAnsi="Courier New" w:cs="Courier New"/>
+                <w:sz w:val="21"/>
+                <w:szCs w:val="21"/>
+                <w:lang w:val="en-US"/>
+              </w:rPr>
+            </w:pPr>
+            <w:r>
+              <w:rPr>
+                <w:rFonts w:ascii="Courier New" w:hAnsi="Courier New" w:cs="Courier New"/>
+                <w:sz w:val="21"/>
+                <w:szCs w:val="21"/>
+                <w:lang w:val="en-US"/>
+              </w:rPr>
+              <w:t xml:space="preserve">        n = -20  </w:t>
+            </w:r>
+          </w:p>
+          <w:p>
+            <w:pPr>
+              <w:rPr>
+                <w:rFonts w:ascii="Courier New" w:hAnsi="Courier New" w:cs="Courier New"/>
+                <w:sz w:val="21"/>
+                <w:szCs w:val="21"/>
+                <w:lang w:val="en-US"/>
+              </w:rPr>
+            </w:pPr>
+            <w:r>
+              <w:rPr>
+                <w:rFonts w:ascii="Courier New" w:hAnsi="Courier New" w:cs="Courier New"/>
+                <w:sz w:val="21"/>
+                <w:szCs w:val="21"/>
+                <w:lang w:val="en-US"/>
+              </w:rPr>
+              <w:t xml:space="preserve">        </w:t>
+            </w:r>
+          </w:p>
+          <w:p>
+            <w:pPr>
+              <w:rPr>
+                <w:rFonts w:ascii="Courier New" w:hAnsi="Courier New" w:cs="Courier New"/>
+                <w:sz w:val="21"/>
+                <w:szCs w:val="21"/>
+                <w:lang w:val="en-US"/>
+              </w:rPr>
+            </w:pPr>
+            <w:r>
+              <w:rPr>
+                <w:rFonts w:ascii="Courier New" w:hAnsi="Courier New" w:cs="Courier New"/>
+                <w:sz w:val="21"/>
+                <w:szCs w:val="21"/>
+                <w:lang w:val="en-US"/>
+              </w:rPr>
+              <w:t xml:space="preserve">        with </w:t>
+            </w:r>
+            <w:proofErr w:type="spellStart"/>
+            <w:proofErr w:type="gramStart"/>
+            <w:r>
+              <w:rPr>
+                <w:rFonts w:ascii="Courier New" w:hAnsi="Courier New" w:cs="Courier New"/>
+                <w:sz w:val="21"/>
+                <w:szCs w:val="21"/>
+                <w:lang w:val="en-US"/>
+              </w:rPr>
+              <w:t>self.assertRaises</w:t>
+            </w:r>
+            <w:proofErr w:type="spellEnd"/>
+            <w:proofErr w:type="gramEnd"/>
+            <w:r>
+              <w:rPr>
+                <w:rFonts w:ascii="Courier New" w:hAnsi="Courier New" w:cs="Courier New"/>
+                <w:sz w:val="21"/>
+                <w:szCs w:val="21"/>
+                <w:lang w:val="en-US"/>
+              </w:rPr>
+              <w:t>(</w:t>
+            </w:r>
+            <w:proofErr w:type="spellStart"/>
+            <w:r>
+              <w:rPr>
+                <w:rFonts w:ascii="Courier New" w:hAnsi="Courier New" w:cs="Courier New"/>
+                <w:sz w:val="21"/>
+                <w:szCs w:val="21"/>
+                <w:lang w:val="en-US"/>
+              </w:rPr>
+              <w:t>ValueError</w:t>
+            </w:r>
+            <w:proofErr w:type="spellEnd"/>
+            <w:r>
+              <w:rPr>
+                <w:rFonts w:ascii="Courier New" w:hAnsi="Courier New" w:cs="Courier New"/>
+                <w:sz w:val="21"/>
+                <w:szCs w:val="21"/>
+                <w:lang w:val="en-US"/>
+              </w:rPr>
+              <w:t>):</w:t>
+            </w:r>
+          </w:p>
+          <w:p>
+            <w:pPr>
+              <w:rPr>
+                <w:rFonts w:ascii="Courier New" w:hAnsi="Courier New" w:cs="Courier New"/>
+                <w:sz w:val="21"/>
+                <w:szCs w:val="21"/>
+                <w:lang w:val="en-US"/>
+              </w:rPr>
+            </w:pPr>
+            <w:r>
+              <w:rPr>
+                <w:rFonts w:ascii="Courier New" w:hAnsi="Courier New" w:cs="Courier New"/>
+                <w:sz w:val="21"/>
+                <w:szCs w:val="21"/>
+                <w:lang w:val="en-US"/>
+              </w:rPr>
+              <w:t xml:space="preserve">            </w:t>
+            </w:r>
+            <w:proofErr w:type="spellStart"/>
+            <w:r>
+              <w:rPr>
+                <w:rFonts w:ascii="Courier New" w:hAnsi="Courier New" w:cs="Courier New"/>
+                <w:sz w:val="21"/>
+                <w:szCs w:val="21"/>
+                <w:lang w:val="en-US"/>
+              </w:rPr>
+              <w:t>task_</w:t>
+            </w:r>
+            <w:proofErr w:type="gramStart"/>
+            <w:r>
+              <w:rPr>
+                <w:rFonts w:ascii="Courier New" w:hAnsi="Courier New" w:cs="Courier New"/>
+                <w:sz w:val="21"/>
+                <w:szCs w:val="21"/>
+                <w:lang w:val="en-US"/>
+              </w:rPr>
+              <w:t>function</w:t>
+            </w:r>
+            <w:proofErr w:type="spellEnd"/>
+            <w:r>
+              <w:rPr>
+                <w:rFonts w:ascii="Courier New" w:hAnsi="Courier New" w:cs="Courier New"/>
+                <w:sz w:val="21"/>
+                <w:szCs w:val="21"/>
+                <w:lang w:val="en-US"/>
+              </w:rPr>
+              <w:t>(</w:t>
+            </w:r>
+            <w:proofErr w:type="gramEnd"/>
+            <w:r>
+              <w:rPr>
+                <w:rFonts w:ascii="Courier New" w:hAnsi="Courier New" w:cs="Courier New"/>
+                <w:sz w:val="21"/>
+                <w:szCs w:val="21"/>
+                <w:lang w:val="en-US"/>
+              </w:rPr>
+              <w:t>-16, n)</w:t>
+            </w:r>
+          </w:p>
+          <w:p>
+            <w:pPr>
+              <w:rPr>
+                <w:rFonts w:ascii="Courier New" w:hAnsi="Courier New" w:cs="Courier New"/>
+                <w:sz w:val="21"/>
+                <w:szCs w:val="21"/>
+                <w:lang w:val="en-US"/>
+              </w:rPr>
+            </w:pPr>
+          </w:p>
+          <w:p>
+            <w:pPr>
+              <w:rPr>
+                <w:rFonts w:ascii="Courier New" w:hAnsi="Courier New" w:cs="Courier New"/>
+                <w:sz w:val="21"/>
+                <w:szCs w:val="21"/>
+                <w:lang w:val="en-US"/>
+              </w:rPr>
+            </w:pPr>
+            <w:r>
+              <w:rPr>
+                <w:rFonts w:ascii="Courier New" w:hAnsi="Courier New" w:cs="Courier New"/>
+                <w:sz w:val="21"/>
+                <w:szCs w:val="21"/>
+                <w:lang w:val="en-US"/>
+              </w:rPr>
+              <w:t xml:space="preserve">    def </w:t>
+            </w:r>
+            <w:proofErr w:type="spellStart"/>
+            <w:r>
+              <w:rPr>
+                <w:rFonts w:ascii="Courier New" w:hAnsi="Courier New" w:cs="Courier New"/>
+                <w:sz w:val="21"/>
+                <w:szCs w:val="21"/>
+                <w:lang w:val="en-US"/>
+              </w:rPr>
+              <w:t>test_invalid_input</w:t>
+            </w:r>
+            <w:proofErr w:type="spellEnd"/>
+            <w:r>
+              <w:rPr>
+                <w:rFonts w:ascii="Courier New" w:hAnsi="Courier New" w:cs="Courier New"/>
+                <w:sz w:val="21"/>
+                <w:szCs w:val="21"/>
+                <w:lang w:val="en-US"/>
+              </w:rPr>
+              <w:t>(self):</w:t>
+            </w:r>
+          </w:p>
+          <w:p>
+            <w:pPr>
+              <w:rPr>
+                <w:rFonts w:ascii="Courier New" w:hAnsi="Courier New" w:cs="Courier New"/>
+                <w:sz w:val="21"/>
+                <w:szCs w:val="21"/>
+                <w:lang w:val="en-US"/>
+              </w:rPr>
+            </w:pPr>
+            <w:r>
+              <w:rPr>
+                <w:rFonts w:ascii="Courier New" w:hAnsi="Courier New" w:cs="Courier New"/>
+                <w:sz w:val="21"/>
+                <w:szCs w:val="21"/>
+                <w:lang w:val="en-US"/>
+              </w:rPr>
+              <w:t xml:space="preserve">        with </w:t>
+            </w:r>
+            <w:proofErr w:type="spellStart"/>
+            <w:proofErr w:type="gramStart"/>
+            <w:r>
+              <w:rPr>
+                <w:rFonts w:ascii="Courier New" w:hAnsi="Courier New" w:cs="Courier New"/>
+                <w:sz w:val="21"/>
+                <w:szCs w:val="21"/>
+                <w:lang w:val="en-US"/>
+              </w:rPr>
+              <w:t>self.assertRaises</w:t>
+            </w:r>
+            <w:proofErr w:type="spellEnd"/>
+            <w:proofErr w:type="gramEnd"/>
+            <w:r>
+              <w:rPr>
+                <w:rFonts w:ascii="Courier New" w:hAnsi="Courier New" w:cs="Courier New"/>
+                <w:sz w:val="21"/>
+                <w:szCs w:val="21"/>
+                <w:lang w:val="en-US"/>
+              </w:rPr>
+              <w:t>(</w:t>
+            </w:r>
+            <w:proofErr w:type="spellStart"/>
+            <w:r>
+              <w:rPr>
+                <w:rFonts w:ascii="Courier New" w:hAnsi="Courier New" w:cs="Courier New"/>
+                <w:sz w:val="21"/>
+                <w:szCs w:val="21"/>
+                <w:lang w:val="en-US"/>
+              </w:rPr>
+              <w:t>TypeError</w:t>
+            </w:r>
+            <w:proofErr w:type="spellEnd"/>
+            <w:r>
+              <w:rPr>
+                <w:rFonts w:ascii="Courier New" w:hAnsi="Courier New" w:cs="Courier New"/>
+                <w:sz w:val="21"/>
+                <w:szCs w:val="21"/>
+                <w:lang w:val="en-US"/>
+              </w:rPr>
+              <w:t>):</w:t>
+            </w:r>
+          </w:p>
+          <w:p>
+            <w:pPr>
+              <w:rPr>
+                <w:rFonts w:ascii="Courier New" w:hAnsi="Courier New" w:cs="Courier New"/>
+                <w:sz w:val="21"/>
+                <w:szCs w:val="21"/>
+                <w:lang w:val="en-US"/>
+              </w:rPr>
+            </w:pPr>
+            <w:r>
+              <w:rPr>
+                <w:rFonts w:ascii="Courier New" w:hAnsi="Courier New" w:cs="Courier New"/>
+                <w:sz w:val="21"/>
+                <w:szCs w:val="21"/>
+                <w:lang w:val="en-US"/>
+              </w:rPr>
+              <w:t xml:space="preserve">            </w:t>
+            </w:r>
+            <w:proofErr w:type="spellStart"/>
+            <w:r>
+              <w:rPr>
+                <w:rFonts w:ascii="Courier New" w:hAnsi="Courier New" w:cs="Courier New"/>
+                <w:sz w:val="21"/>
+                <w:szCs w:val="21"/>
+                <w:lang w:val="en-US"/>
+              </w:rPr>
+              <w:t>task_</w:t>
+            </w:r>
+            <w:proofErr w:type="gramStart"/>
+            <w:r>
+              <w:rPr>
+                <w:rFonts w:ascii="Courier New" w:hAnsi="Courier New" w:cs="Courier New"/>
+                <w:sz w:val="21"/>
+                <w:szCs w:val="21"/>
+                <w:lang w:val="en-US"/>
+              </w:rPr>
+              <w:t>function</w:t>
+            </w:r>
+            <w:proofErr w:type="spellEnd"/>
+            <w:r>
+              <w:rPr>
+                <w:rFonts w:ascii="Courier New" w:hAnsi="Courier New" w:cs="Courier New"/>
+                <w:sz w:val="21"/>
+                <w:szCs w:val="21"/>
+                <w:lang w:val="en-US"/>
+              </w:rPr>
+              <w:t>(</w:t>
+            </w:r>
+            <w:proofErr w:type="gramEnd"/>
+            <w:r>
+              <w:rPr>
+                <w:rFonts w:ascii="Courier New" w:hAnsi="Courier New" w:cs="Courier New"/>
+                <w:sz w:val="21"/>
+                <w:szCs w:val="21"/>
+                <w:lang w:val="en-US"/>
+              </w:rPr>
+              <w:t>"</w:t>
+            </w:r>
+            <w:proofErr w:type="spellStart"/>
+            <w:r>
+              <w:rPr>
+                <w:rFonts w:ascii="Courier New" w:hAnsi="Courier New" w:cs="Courier New"/>
+                <w:sz w:val="21"/>
+                <w:szCs w:val="21"/>
+                <w:lang w:val="en-US"/>
+              </w:rPr>
+              <w:t>строка</w:t>
+            </w:r>
+            <w:proofErr w:type="spellEnd"/>
+            <w:r>
+              <w:rPr>
+                <w:rFonts w:ascii="Courier New" w:hAnsi="Courier New" w:cs="Courier New"/>
+                <w:sz w:val="21"/>
+                <w:szCs w:val="21"/>
+                <w:lang w:val="en-US"/>
+              </w:rPr>
+              <w:t>", 5)</w:t>
+            </w:r>
+          </w:p>
+          <w:p>
+            <w:pPr>
+              <w:rPr>
+                <w:rFonts w:ascii="Courier New" w:hAnsi="Courier New" w:cs="Courier New"/>
+                <w:sz w:val="21"/>
+                <w:szCs w:val="21"/>
+                <w:lang w:val="en-US"/>
+              </w:rPr>
+            </w:pPr>
+          </w:p>
+          <w:p>
+            <w:pPr>
+              <w:rPr>
+                <w:rFonts w:ascii="Courier New" w:hAnsi="Courier New" w:cs="Courier New"/>
+                <w:sz w:val="21"/>
+                <w:szCs w:val="21"/>
+                <w:lang w:val="en-US"/>
+              </w:rPr>
+            </w:pPr>
+          </w:p>
+          <w:p>
+            <w:pPr>
+              <w:rPr>
+                <w:rFonts w:ascii="Courier New" w:hAnsi="Courier New" w:cs="Courier New"/>
+                <w:sz w:val="21"/>
+                <w:szCs w:val="21"/>
+                <w:lang w:val="en-US"/>
+              </w:rPr>
+            </w:pPr>
+            <w:r>
+              <w:rPr>
+                <w:rFonts w:ascii="Courier New" w:hAnsi="Courier New" w:cs="Courier New"/>
+                <w:sz w:val="21"/>
+                <w:szCs w:val="21"/>
+                <w:lang w:val="en-US"/>
+              </w:rPr>
+              <w:t>if __name__ == "__main__":</w:t>
+            </w:r>
+          </w:p>
+          <w:p>
+            <w:pPr>
+              <w:rPr>
+                <w:rFonts w:ascii="Courier New" w:hAnsi="Courier New" w:cs="Courier New"/>
+                <w:sz w:val="21"/>
+                <w:szCs w:val="21"/>
+                <w:lang w:val="en-US"/>
+              </w:rPr>
+            </w:pPr>
+            <w:r>
+              <w:rPr>
+                <w:rFonts w:ascii="Courier New" w:hAnsi="Courier New" w:cs="Courier New"/>
+                <w:sz w:val="21"/>
+                <w:szCs w:val="21"/>
+                <w:lang w:val="en-US"/>
+              </w:rPr>
+              <w:t xml:space="preserve">    </w:t>
+            </w:r>
+            <w:proofErr w:type="spellStart"/>
+            <w:proofErr w:type="gramStart"/>
+            <w:r>
+              <w:rPr>
+                <w:rFonts w:ascii="Courier New" w:hAnsi="Courier New" w:cs="Courier New"/>
+                <w:sz w:val="21"/>
+                <w:szCs w:val="21"/>
+                <w:lang w:val="en-US"/>
+              </w:rPr>
+              <w:t>unittest.main</w:t>
+            </w:r>
+            <w:proofErr w:type="spellEnd"/>
+            <w:proofErr w:type="gramEnd"/>
+            <w:r>
+              <w:rPr>
+                <w:rFonts w:ascii="Courier New" w:hAnsi="Courier New" w:cs="Courier New"/>
+                <w:sz w:val="21"/>
+                <w:szCs w:val="21"/>
+                <w:lang w:val="en-US"/>
+              </w:rPr>
+              <w:t>()</w:t>
+            </w:r>
+          </w:p>
+        </w:tc>
+      </w:tr>
+    </w:tbl>
+    <w:p>
+      <w:pPr>
+        <w:pStyle w:val="a3"/>
+      </w:pPr>
+      <w:r>
+        <w:t xml:space="preserve">Листинг 2. </w:t>
+      </w:r>
+      <w:r>
+        <w:rPr>
+          <w:lang w:val="en-US"/>
+        </w:rPr>
+        <w:t>T</w:t>
+      </w:r>
+      <w:r>
+        <w:rPr>
+          <w:lang w:val="en-US"/>
+        </w:rPr>
+        <w:t>est</w:t>
+      </w:r>
+      <w:r>
+        <w:t>_</w:t>
+      </w:r>
+      <w:r>
+        <w:rPr>
+          <w:lang w:val="en-US"/>
+        </w:rPr>
+        <w:t>main</w:t>
+      </w:r>
+      <w:r>
+        <w:t>.</w:t>
+      </w:r>
+      <w:proofErr w:type="spellStart"/>
+      <w:r>
+        <w:rPr>
+          <w:lang w:val="en-US"/>
+        </w:rPr>
+        <w:t>py</w:t>
+      </w:r>
+      <w:proofErr w:type="spellEnd"/>
+    </w:p>
+    <w:p>
+      <w:pPr>
+        <w:spacing w:line="360" w:lineRule="auto"/>
+        <w:ind w:firstLine="709"/>
+        <w:jc w:val="both"/>
+        <w:rPr>
+          <w:rFonts w:ascii="Times New Roman" w:hAnsi="Times New Roman" w:cs="Times New Roman"/>
+          <w:sz w:val="28"/>
+          <w:szCs w:val="28"/>
+        </w:rPr>
+      </w:pPr>
+    </w:p>
+    <w:p>
+      <w:pPr>
+        <w:spacing w:line="360" w:lineRule="auto"/>
+        <w:jc w:val="both"/>
+        <w:rPr>
+          <w:rFonts w:ascii="Times New Roman" w:hAnsi="Times New Roman" w:cs="Times New Roman"/>
+          <w:sz w:val="28"/>
+          <w:szCs w:val="28"/>
+        </w:rPr>
+      </w:pPr>
+    </w:p>
+    <w:p>
+      <w:pPr>
+        <w:spacing w:line="360" w:lineRule="auto"/>
+        <w:ind w:firstLine="709"/>
+        <w:jc w:val="both"/>
+        <w:rPr>
+          <w:rFonts w:ascii="Times New Roman" w:hAnsi="Times New Roman" w:cs="Times New Roman"/>
+          <w:sz w:val="28"/>
+          <w:szCs w:val="28"/>
+        </w:rPr>
+      </w:pPr>
+      <w:r>
+        <w:rPr>
+          <w:rFonts w:ascii="Times New Roman" w:hAnsi="Times New Roman" w:cs="Times New Roman"/>
+          <w:sz w:val="28"/>
+          <w:szCs w:val="28"/>
+        </w:rPr>
+        <w:lastRenderedPageBreak/>
+        <w:t>Результат запуска тестов:</w:t>
+      </w:r>
+    </w:p>
+    <w:p>
+      <w:pPr>
+        <w:pStyle w:val="a3"/>
+        <w:rPr>
+          <w:lang w:val="en-US"/>
+        </w:rPr>
+      </w:pPr>
+      <w:r>
+        <w:rPr>
+          <w:noProof/>
+        </w:rPr>
+        <w:drawing>
+          <wp:inline distT="0" distB="0" distL="0" distR="0" wp14:anchorId="10E88EE7" wp14:editId="4260E88E">
+            <wp:extent cx="3349869" cy="691101"/>
+            <wp:effectExtent l="0" t="0" r="3175" b="0"/>
+            <wp:docPr id="161508465" name="Рисунок 1"/>
+            <wp:cNvGraphicFramePr>
+              <a:graphicFrameLocks xmlns:a="http://schemas.openxmlformats.org/drawingml/2006/main" noChangeAspect="1"/>
+            </wp:cNvGraphicFramePr>
+            <a:graphic xmlns:a="http://schemas.openxmlformats.org/drawingml/2006/main">
+              <a:graphicData uri="http://schemas.openxmlformats.org/drawingml/2006/picture">
+                <pic:pic xmlns:pic="http://schemas.openxmlformats.org/drawingml/2006/picture">
+                  <pic:nvPicPr>
+                    <pic:cNvPr id="161508465" name=""/>
+                    <pic:cNvPicPr/>
+                  </pic:nvPicPr>
+                  <pic:blipFill>
+                    <a:blip r:embed="rId10"/>
+                    <a:stretch>
+                      <a:fillRect/>
+                    </a:stretch>
+                  </pic:blipFill>
+                  <pic:spPr>
+                    <a:xfrm>
+                      <a:off x="0" y="0"/>
+                      <a:ext cx="3484037" cy="718781"/>
+                    </a:xfrm>
+                    <a:prstGeom prst="rect">
+                      <a:avLst/>
+                    </a:prstGeom>
+                  </pic:spPr>
+                </pic:pic>
+              </a:graphicData>
+            </a:graphic>
+          </wp:inline>
+        </w:drawing>
+      </w:r>
+    </w:p>
+    <w:p>
+      <w:pPr>
+        <w:pStyle w:val="a3"/>
+      </w:pPr>
+      <w:r>
+        <w:t>Рисунок</w:t>
+      </w:r>
+      <w:r>
+        <w:t xml:space="preserve"> 2. Результат выполнения</w:t>
+      </w:r>
+      <w:r>
+        <w:t xml:space="preserve"> </w:t>
+      </w:r>
+      <w:proofErr w:type="spellStart"/>
+      <w:r>
+        <w:rPr>
+          <w:lang w:val="en-US"/>
+        </w:rPr>
+        <w:t>unittest</w:t>
+      </w:r>
+      <w:proofErr w:type="spellEnd"/>
+    </w:p>
+    <w:p>
+      <w:pPr>
+        <w:pStyle w:val="a7"/>
+      </w:pPr>
+      <w:bookmarkStart w:id="7" w:name="_Toc222510509"/>
+      <w:r>
+        <w:t>4. АНАЛИЗ ПОКРЫТИЯ КОДА</w:t>
+      </w:r>
+      <w:bookmarkEnd w:id="7"/>
+    </w:p>
+    <w:p>
+      <w:pPr>
+        <w:spacing w:line="360" w:lineRule="auto"/>
+        <w:ind w:firstLine="709"/>
+        <w:jc w:val="both"/>
+        <w:rPr>
+          <w:rFonts w:ascii="Times New Roman" w:hAnsi="Times New Roman" w:cs="Times New Roman"/>
+          <w:sz w:val="28"/>
+          <w:szCs w:val="28"/>
+        </w:rPr>
+      </w:pPr>
+      <w:r>
+        <w:rPr>
+          <w:rFonts w:ascii="Times New Roman" w:hAnsi="Times New Roman" w:cs="Times New Roman"/>
+          <w:sz w:val="28"/>
+          <w:szCs w:val="28"/>
+        </w:rPr>
+        <w:t xml:space="preserve">Для проверки качества тестов использовалась библиотека </w:t>
+      </w:r>
+      <w:proofErr w:type="spellStart"/>
+      <w:r>
+        <w:rPr>
+          <w:rFonts w:ascii="Times New Roman" w:hAnsi="Times New Roman" w:cs="Times New Roman"/>
+          <w:sz w:val="28"/>
+          <w:szCs w:val="28"/>
+        </w:rPr>
+        <w:t>coverage</w:t>
+      </w:r>
+      <w:proofErr w:type="spellEnd"/>
+      <w:r>
+        <w:rPr>
+          <w:rFonts w:ascii="Times New Roman" w:hAnsi="Times New Roman" w:cs="Times New Roman"/>
+          <w:sz w:val="28"/>
+          <w:szCs w:val="28"/>
+        </w:rPr>
+        <w:t>.</w:t>
+      </w:r>
+    </w:p>
+    <w:p>
+      <w:pPr>
+        <w:spacing w:line="360" w:lineRule="auto"/>
+        <w:jc w:val="center"/>
+        <w:rPr>
+          <w:rFonts w:ascii="Times New Roman" w:hAnsi="Times New Roman" w:cs="Times New Roman"/>
+          <w:sz w:val="28"/>
+          <w:szCs w:val="28"/>
+        </w:rPr>
+      </w:pPr>
+      <w:r>
+        <w:rPr>
+          <w:rFonts w:ascii="Times New Roman" w:hAnsi="Times New Roman" w:cs="Times New Roman"/>
+          <w:noProof/>
+          <w:sz w:val="28"/>
+          <w:szCs w:val="28"/>
+        </w:rPr>
+        <w:drawing>
+          <wp:inline distT="0" distB="0" distL="0" distR="0" wp14:anchorId="73ACEBD5" wp14:editId="34F6873B">
+            <wp:extent cx="3059723" cy="1373031"/>
+            <wp:effectExtent l="0" t="0" r="1270" b="0"/>
+            <wp:docPr id="172413979" name="Рисунок 1"/>
+            <wp:cNvGraphicFramePr>
+              <a:graphicFrameLocks xmlns:a="http://schemas.openxmlformats.org/drawingml/2006/main" noChangeAspect="1"/>
+            </wp:cNvGraphicFramePr>
+            <a:graphic xmlns:a="http://schemas.openxmlformats.org/drawingml/2006/main">
+              <a:graphicData uri="http://schemas.openxmlformats.org/drawingml/2006/picture">
+                <pic:pic xmlns:pic="http://schemas.openxmlformats.org/drawingml/2006/picture">
+                  <pic:nvPicPr>
+                    <pic:cNvPr id="172413979" name=""/>
+                    <pic:cNvPicPr/>
+                  </pic:nvPicPr>
+                  <pic:blipFill>
+                    <a:blip r:embed="rId11"/>
+                    <a:stretch>
+                      <a:fillRect/>
+                    </a:stretch>
+                  </pic:blipFill>
+                  <pic:spPr>
+                    <a:xfrm>
+                      <a:off x="0" y="0"/>
+                      <a:ext cx="3109006" cy="1395147"/>
+                    </a:xfrm>
+                    <a:prstGeom prst="rect">
+                      <a:avLst/>
+                    </a:prstGeom>
+                  </pic:spPr>
+                </pic:pic>
+              </a:graphicData>
+            </a:graphic>
+          </wp:inline>
+        </w:drawing>
+      </w:r>
+    </w:p>
+    <w:p>
+      <w:pPr>
+        <w:pStyle w:val="a3"/>
+      </w:pPr>
+      <w:r>
+        <w:t xml:space="preserve">Рисунок 3. Результат выполнения </w:t>
+      </w:r>
+      <w:r>
+        <w:rPr>
+          <w:lang w:val="en-US"/>
+        </w:rPr>
+        <w:t>coverage</w:t>
+      </w:r>
+      <w:r>
+        <w:t xml:space="preserve"> </w:t>
+      </w:r>
+      <w:r>
+        <w:rPr>
+          <w:lang w:val="en-US"/>
+        </w:rPr>
+        <w:t>report</w:t>
+      </w:r>
+    </w:p>
+    <w:p>
+      <w:pPr>
+        <w:spacing w:line="360" w:lineRule="auto"/>
+        <w:ind w:firstLine="709"/>
+        <w:jc w:val="both"/>
+        <w:rPr>
+          <w:rFonts w:ascii="Times New Roman" w:hAnsi="Times New Roman" w:cs="Times New Roman"/>
+          <w:sz w:val="28"/>
+          <w:szCs w:val="28"/>
+        </w:rPr>
+      </w:pPr>
+      <w:r>
+        <w:rPr>
+          <w:rFonts w:ascii="Times New Roman" w:hAnsi="Times New Roman" w:cs="Times New Roman"/>
+          <w:sz w:val="28"/>
+          <w:szCs w:val="28"/>
+        </w:rPr>
+        <w:t xml:space="preserve">Также был сгенерирован HTML-отчет, подтверждающий, что покрыто 100% строк кода функции (включая ветки </w:t>
+      </w:r>
+      <w:proofErr w:type="spellStart"/>
+      <w:r>
+        <w:rPr>
+          <w:rFonts w:ascii="Times New Roman" w:hAnsi="Times New Roman" w:cs="Times New Roman"/>
+          <w:sz w:val="28"/>
+          <w:szCs w:val="28"/>
+        </w:rPr>
+        <w:t>if</w:t>
+      </w:r>
+      <w:proofErr w:type="spellEnd"/>
+      <w:r>
+        <w:rPr>
+          <w:rFonts w:ascii="Times New Roman" w:hAnsi="Times New Roman" w:cs="Times New Roman"/>
+          <w:sz w:val="28"/>
+          <w:szCs w:val="28"/>
+        </w:rPr>
+        <w:t>/</w:t>
+      </w:r>
+      <w:proofErr w:type="spellStart"/>
+      <w:r>
+        <w:rPr>
+          <w:rFonts w:ascii="Times New Roman" w:hAnsi="Times New Roman" w:cs="Times New Roman"/>
+          <w:sz w:val="28"/>
+          <w:szCs w:val="28"/>
+        </w:rPr>
+        <w:t>else</w:t>
+      </w:r>
+      <w:proofErr w:type="spellEnd"/>
+      <w:r>
+        <w:rPr>
+          <w:rFonts w:ascii="Times New Roman" w:hAnsi="Times New Roman" w:cs="Times New Roman"/>
+          <w:sz w:val="28"/>
+          <w:szCs w:val="28"/>
+        </w:rPr>
+        <w:t>).</w:t>
+      </w:r>
+    </w:p>
+    <w:p>
+      <w:pPr>
+        <w:spacing w:line="360" w:lineRule="auto"/>
+        <w:jc w:val="center"/>
+      </w:pPr>
+      <w:r>
+        <w:rPr>
+          <w:rFonts w:ascii="Times New Roman" w:hAnsi="Times New Roman" w:cs="Times New Roman"/>
+          <w:noProof/>
+          <w:sz w:val="28"/>
+          <w:szCs w:val="28"/>
+        </w:rPr>
+        <w:drawing>
+          <wp:inline distT="0" distB="0" distL="0" distR="0" wp14:anchorId="5955BA60" wp14:editId="35B27BD7">
+            <wp:extent cx="2484311" cy="4334607"/>
+            <wp:effectExtent l="0" t="0" r="5080" b="0"/>
+            <wp:docPr id="2131881718" name="Рисунок 1"/>
+            <wp:cNvGraphicFramePr>
+              <a:graphicFrameLocks xmlns:a="http://schemas.openxmlformats.org/drawingml/2006/main" noChangeAspect="1"/>
+            </wp:cNvGraphicFramePr>
+            <a:graphic xmlns:a="http://schemas.openxmlformats.org/drawingml/2006/main">
+              <a:graphicData uri="http://schemas.openxmlformats.org/drawingml/2006/picture">
+                <pic:pic xmlns:pic="http://schemas.openxmlformats.org/drawingml/2006/picture">
+                  <pic:nvPicPr>
+                    <pic:cNvPr id="2131881718" name=""/>
+                    <pic:cNvPicPr/>
+                  </pic:nvPicPr>
+                  <pic:blipFill>
+                    <a:blip r:embed="rId12"/>
+                    <a:stretch>
+                      <a:fillRect/>
+                    </a:stretch>
+                  </pic:blipFill>
+                  <pic:spPr>
+                    <a:xfrm>
+                      <a:off x="0" y="0"/>
+                      <a:ext cx="2545933" cy="4442124"/>
+                    </a:xfrm>
+                    <a:prstGeom prst="rect">
+                      <a:avLst/>
+                    </a:prstGeom>
+                  </pic:spPr>
+                </pic:pic>
+              </a:graphicData>
+            </a:graphic>
+          </wp:inline>
+        </w:drawing>
+      </w:r>
+    </w:p>
+    <w:p>
+      <w:pPr>
+        <w:pStyle w:val="a3"/>
+        <w:rPr>
+          <w:sz w:val="16"/>
+          <w:szCs w:val="16"/>
+        </w:rPr>
+      </w:pPr>
+      <w:r>
+        <w:t xml:space="preserve">Рисунок 4. </w:t>
+      </w:r>
+      <w:r>
+        <w:rPr>
+          <w:lang w:val="en-US"/>
+        </w:rPr>
+        <w:t>HTML</w:t>
+      </w:r>
+      <w:r>
+        <w:t>-</w:t>
+      </w:r>
+      <w:r>
+        <w:t>отчет</w:t>
+      </w:r>
+    </w:p>
+    <w:p>
+      <w:pPr>
+        <w:pStyle w:val="a7"/>
+      </w:pPr>
+      <w:bookmarkStart w:id="8" w:name="_Toc222510510"/>
+      <w:r>
+        <w:lastRenderedPageBreak/>
+        <w:t xml:space="preserve">5. </w:t>
+      </w:r>
+      <w:r>
+        <w:t>ВИЗУАЛИЗАЦИЯ</w:t>
+      </w:r>
+      <w:r>
+        <w:t xml:space="preserve"> ГРАФИКОВ</w:t>
+      </w:r>
+      <w:bookmarkEnd w:id="8"/>
+    </w:p>
+    <w:p>
+      <w:pPr>
+        <w:spacing w:line="360" w:lineRule="auto"/>
+        <w:ind w:firstLine="709"/>
+        <w:jc w:val="both"/>
+        <w:rPr>
+          <w:rFonts w:ascii="Times New Roman" w:hAnsi="Times New Roman" w:cs="Times New Roman"/>
+          <w:sz w:val="28"/>
+          <w:szCs w:val="28"/>
+        </w:rPr>
+      </w:pPr>
+      <w:r>
+        <w:rPr>
+          <w:rFonts w:ascii="Times New Roman" w:hAnsi="Times New Roman" w:cs="Times New Roman"/>
+          <w:sz w:val="28"/>
+          <w:szCs w:val="28"/>
+        </w:rPr>
+        <w:t>Для анализа поведения функции были построены графики для двух разных значений порога</w:t>
+      </w:r>
+      <w:r>
+        <w:rPr>
+          <w:rFonts w:ascii="Times New Roman" w:hAnsi="Times New Roman" w:cs="Times New Roman"/>
+          <w:sz w:val="28"/>
+          <w:szCs w:val="28"/>
+        </w:rPr>
+        <w:t xml:space="preserve"> </w:t>
+      </w:r>
+      <w:r>
+        <w:rPr>
+          <w:rFonts w:ascii="Times New Roman" w:hAnsi="Times New Roman" w:cs="Times New Roman"/>
+          <w:sz w:val="28"/>
+          <w:szCs w:val="28"/>
+          <w:lang w:val="en-US"/>
+        </w:rPr>
+        <w:t>n</w:t>
+      </w:r>
+      <w:r>
+        <w:rPr>
+          <w:rFonts w:ascii="Times New Roman" w:hAnsi="Times New Roman" w:cs="Times New Roman"/>
+          <w:sz w:val="28"/>
+          <w:szCs w:val="28"/>
+        </w:rPr>
+        <w:t>:</w:t>
+      </w:r>
+    </w:p>
+    <w:p>
+      <w:pPr>
+        <w:pStyle w:val="a5"/>
+        <w:numPr>
+          <w:ilvl w:val="0"/>
+          <w:numId w:val="8"/>
+        </w:numPr>
+        <w:spacing w:line="360" w:lineRule="auto"/>
+        <w:ind w:left="1134"/>
+        <w:jc w:val="both"/>
+        <w:rPr>
+          <w:rFonts w:ascii="Times New Roman" w:hAnsi="Times New Roman" w:cs="Times New Roman"/>
+          <w:sz w:val="28"/>
+          <w:szCs w:val="28"/>
+        </w:rPr>
+      </w:pPr>
+      <w:r>
+        <w:rPr>
+          <w:rFonts w:ascii="Times New Roman" w:hAnsi="Times New Roman" w:cs="Times New Roman"/>
+          <w:sz w:val="28"/>
+          <w:szCs w:val="28"/>
+        </w:rPr>
+        <w:t>н</w:t>
+      </w:r>
+      <w:r>
+        <w:rPr>
+          <w:rFonts w:ascii="Times New Roman" w:hAnsi="Times New Roman" w:cs="Times New Roman"/>
+          <w:sz w:val="28"/>
+          <w:szCs w:val="28"/>
+        </w:rPr>
+        <w:t xml:space="preserve">а графиках видны вертикальные асимптоты в точках x=3 и </w:t>
+      </w:r>
+      <w:r>
+        <w:rPr>
+          <w:rFonts w:ascii="Times New Roman" w:hAnsi="Times New Roman" w:cs="Times New Roman"/>
+          <w:sz w:val="28"/>
+          <w:szCs w:val="28"/>
+          <w:lang w:val="en-US"/>
+        </w:rPr>
+        <w:t>x</w:t>
+      </w:r>
+      <w:r>
+        <w:rPr>
+          <w:rFonts w:ascii="Times New Roman" w:hAnsi="Times New Roman" w:cs="Times New Roman"/>
+          <w:sz w:val="28"/>
+          <w:szCs w:val="28"/>
+        </w:rPr>
+        <w:t>=−3;</w:t>
+      </w:r>
+    </w:p>
+    <w:p>
+      <w:pPr>
+        <w:pStyle w:val="a5"/>
+        <w:numPr>
+          <w:ilvl w:val="0"/>
+          <w:numId w:val="8"/>
+        </w:numPr>
+        <w:spacing w:line="360" w:lineRule="auto"/>
+        <w:ind w:left="1134"/>
+        <w:jc w:val="both"/>
+        <w:rPr>
+          <w:rFonts w:ascii="Times New Roman" w:hAnsi="Times New Roman" w:cs="Times New Roman"/>
+          <w:sz w:val="28"/>
+          <w:szCs w:val="28"/>
+        </w:rPr>
+      </w:pPr>
+      <w:r>
+        <w:rPr>
+          <w:rFonts w:ascii="Times New Roman" w:hAnsi="Times New Roman" w:cs="Times New Roman"/>
+          <w:sz w:val="28"/>
+          <w:szCs w:val="28"/>
+        </w:rPr>
+        <w:t>к</w:t>
+      </w:r>
+      <w:r>
+        <w:rPr>
+          <w:rFonts w:ascii="Times New Roman" w:hAnsi="Times New Roman" w:cs="Times New Roman"/>
+          <w:sz w:val="28"/>
+          <w:szCs w:val="28"/>
+        </w:rPr>
+        <w:t xml:space="preserve">расной пунктирной линией обозначена граница переключения функций </w:t>
+      </w:r>
+      <w:r>
+        <w:rPr>
+          <w:rFonts w:ascii="Times New Roman" w:hAnsi="Times New Roman" w:cs="Times New Roman"/>
+          <w:sz w:val="28"/>
+          <w:szCs w:val="28"/>
+          <w:lang w:val="en-US"/>
+        </w:rPr>
+        <w:t>n</w:t>
+      </w:r>
+      <w:r>
+        <w:rPr>
+          <w:rFonts w:ascii="Times New Roman" w:hAnsi="Times New Roman" w:cs="Times New Roman"/>
+          <w:sz w:val="28"/>
+          <w:szCs w:val="28"/>
+        </w:rPr>
+        <w:t>.</w:t>
+      </w:r>
+    </w:p>
+    <w:p>
+      <w:pPr>
+        <w:spacing w:line="360" w:lineRule="auto"/>
+        <w:ind w:left="349"/>
+        <w:jc w:val="center"/>
+        <w:rPr>
+          <w:rFonts w:ascii="Times New Roman" w:hAnsi="Times New Roman" w:cs="Times New Roman"/>
+          <w:sz w:val="28"/>
+          <w:szCs w:val="28"/>
+          <w:lang w:val="en-US"/>
+        </w:rPr>
+      </w:pPr>
+      <w:r>
+        <w:rPr>
+          <w:rFonts w:ascii="Times New Roman" w:hAnsi="Times New Roman" w:cs="Times New Roman"/>
+          <w:noProof/>
+          <w:sz w:val="28"/>
+          <w:szCs w:val="28"/>
+          <w:lang w:val="en-US"/>
+        </w:rPr>
+        <w:drawing>
+          <wp:inline distT="0" distB="0" distL="0" distR="0" wp14:anchorId="765C8760" wp14:editId="23C59B15">
+            <wp:extent cx="5055576" cy="2397818"/>
+            <wp:effectExtent l="0" t="0" r="0" b="2540"/>
+            <wp:docPr id="1121831121" name="Рисунок 1"/>
+            <wp:cNvGraphicFramePr>
+              <a:graphicFrameLocks xmlns:a="http://schemas.openxmlformats.org/drawingml/2006/main" noChangeAspect="1"/>
+            </wp:cNvGraphicFramePr>
+            <a:graphic xmlns:a="http://schemas.openxmlformats.org/drawingml/2006/main">
+              <a:graphicData uri="http://schemas.openxmlformats.org/drawingml/2006/picture">
+                <pic:pic xmlns:pic="http://schemas.openxmlformats.org/drawingml/2006/picture">
+                  <pic:nvPicPr>
+                    <pic:cNvPr id="1121831121" name=""/>
+                    <pic:cNvPicPr/>
+                  </pic:nvPicPr>
+                  <pic:blipFill>
+                    <a:blip r:embed="rId13"/>
+                    <a:stretch>
+                      <a:fillRect/>
+                    </a:stretch>
+                  </pic:blipFill>
+                  <pic:spPr>
+                    <a:xfrm>
+                      <a:off x="0" y="0"/>
+                      <a:ext cx="5067257" cy="2403358"/>
+                    </a:xfrm>
+                    <a:prstGeom prst="rect">
+                      <a:avLst/>
+                    </a:prstGeom>
+                  </pic:spPr>
+                </pic:pic>
+              </a:graphicData>
+            </a:graphic>
+          </wp:inline>
+        </w:drawing>
+      </w:r>
+    </w:p>
+    <w:p>
+      <w:pPr>
+        <w:pStyle w:val="a3"/>
+        <w:rPr>
+          <w:sz w:val="24"/>
+        </w:rPr>
+      </w:pPr>
+      <w:r>
+        <w:t xml:space="preserve">Рисунок </w:t>
+      </w:r>
+      <w:r>
+        <w:t>5</w:t>
+      </w:r>
+      <w:r>
+        <w:t>. Визуализация графиков</w:t>
+      </w:r>
+    </w:p>
+    <w:p>
+      <w:pPr>
+        <w:pStyle w:val="a7"/>
+      </w:pPr>
+      <w:bookmarkStart w:id="9" w:name="_Toc222510511"/>
+      <w:r>
+        <w:t>ВЫВОДЫ</w:t>
+      </w:r>
+      <w:bookmarkEnd w:id="9"/>
+    </w:p>
+    <w:p>
+      <w:pPr>
+        <w:pStyle w:val="ng-star-inserted"/>
+        <w:shd w:val="clear" w:color="auto" w:fill="FFFFFF"/>
+        <w:spacing w:before="0" w:beforeAutospacing="0" w:after="0" w:afterAutospacing="0" w:line="360" w:lineRule="auto"/>
+        <w:ind w:firstLine="709"/>
+        <w:jc w:val="both"/>
+        <w:rPr>
+          <w:color w:val="2B2D31"/>
+          <w:sz w:val="28"/>
+          <w:szCs w:val="28"/>
+        </w:rPr>
+      </w:pPr>
+      <w:r>
+        <w:rPr>
+          <w:rStyle w:val="ng-star-inserted1"/>
+          <w:color w:val="2B2D31"/>
+          <w:sz w:val="28"/>
+          <w:szCs w:val="28"/>
+        </w:rPr>
+        <w:t>В ходе работы была реализована сдвоенная функция согласно вариан</w:t>
+      </w:r>
+      <w:r>
+        <w:rPr>
+          <w:rStyle w:val="ng-star-inserted1"/>
+          <w:color w:val="2B2D31"/>
+          <w:sz w:val="28"/>
+          <w:szCs w:val="28"/>
+        </w:rPr>
+        <w:t>ту технического задания</w:t>
+      </w:r>
+      <w:r>
+        <w:rPr>
+          <w:rStyle w:val="ng-star-inserted1"/>
+          <w:color w:val="2B2D31"/>
+          <w:sz w:val="28"/>
+          <w:szCs w:val="28"/>
+        </w:rPr>
+        <w:t>. Проведено тестирование двумя способами (</w:t>
+      </w:r>
+      <w:proofErr w:type="spellStart"/>
+      <w:r>
+        <w:rPr>
+          <w:rStyle w:val="inline-code"/>
+          <w:color w:val="2B2D31"/>
+          <w:sz w:val="28"/>
+          <w:szCs w:val="28"/>
+          <w:bdr w:val="none" w:sz="0" w:space="0" w:color="auto" w:frame="1"/>
+        </w:rPr>
+        <w:t>doctest</w:t>
+      </w:r>
+      <w:proofErr w:type="spellEnd"/>
+      <w:r>
+        <w:rPr>
+          <w:rStyle w:val="ng-star-inserted1"/>
+          <w:color w:val="2B2D31"/>
+          <w:sz w:val="28"/>
+          <w:szCs w:val="28"/>
+        </w:rPr>
+        <w:t>,</w:t>
+      </w:r>
+      <w:r>
+        <w:rPr>
+          <w:rStyle w:val="ng-star-inserted1"/>
+          <w:color w:val="2B2D31"/>
+          <w:sz w:val="28"/>
+          <w:szCs w:val="28"/>
+        </w:rPr>
+        <w:t xml:space="preserve"> </w:t>
+      </w:r>
+      <w:proofErr w:type="spellStart"/>
+      <w:r>
+        <w:rPr>
+          <w:rStyle w:val="inline-code"/>
+          <w:color w:val="2B2D31"/>
+          <w:sz w:val="28"/>
+          <w:szCs w:val="28"/>
+          <w:bdr w:val="none" w:sz="0" w:space="0" w:color="auto" w:frame="1"/>
+        </w:rPr>
+        <w:t>unittest</w:t>
+      </w:r>
+      <w:proofErr w:type="spellEnd"/>
+      <w:r>
+        <w:rPr>
+          <w:rStyle w:val="ng-star-inserted1"/>
+          <w:color w:val="2B2D31"/>
+          <w:sz w:val="28"/>
+          <w:szCs w:val="28"/>
+        </w:rPr>
+        <w:t>).</w:t>
+      </w:r>
+    </w:p>
+    <w:p>
+      <w:pPr>
+        <w:pStyle w:val="ng-star-inserted"/>
+        <w:numPr>
+          <w:ilvl w:val="0"/>
+          <w:numId w:val="10"/>
+        </w:numPr>
+        <w:shd w:val="clear" w:color="auto" w:fill="FFFFFF"/>
+        <w:spacing w:before="0" w:beforeAutospacing="0" w:after="0" w:afterAutospacing="0" w:line="360" w:lineRule="auto"/>
+        <w:ind w:left="1134"/>
+        <w:jc w:val="both"/>
+        <w:rPr>
+          <w:color w:val="2B2D31"/>
+          <w:sz w:val="28"/>
+          <w:szCs w:val="28"/>
+        </w:rPr>
+      </w:pPr>
+      <w:r>
+        <w:rPr>
+          <w:rStyle w:val="ng-star-inserted1"/>
+          <w:color w:val="2B2D31"/>
+          <w:sz w:val="28"/>
+          <w:szCs w:val="28"/>
+        </w:rPr>
+        <w:t>Достигнуто полное покрытие кода тестами.</w:t>
+      </w:r>
+    </w:p>
+    <w:p>
+      <w:pPr>
+        <w:pStyle w:val="ng-star-inserted"/>
+        <w:numPr>
+          <w:ilvl w:val="0"/>
+          <w:numId w:val="10"/>
+        </w:numPr>
+        <w:shd w:val="clear" w:color="auto" w:fill="FFFFFF"/>
+        <w:spacing w:before="0" w:beforeAutospacing="0" w:after="0" w:afterAutospacing="0" w:line="360" w:lineRule="auto"/>
+        <w:ind w:left="1134"/>
+        <w:jc w:val="both"/>
+        <w:rPr>
+          <w:color w:val="2B2D31"/>
+          <w:sz w:val="28"/>
+          <w:szCs w:val="28"/>
+        </w:rPr>
+      </w:pPr>
+      <w:r>
+        <w:rPr>
+          <w:rStyle w:val="ng-star-inserted1"/>
+          <w:color w:val="2B2D31"/>
+          <w:sz w:val="28"/>
+          <w:szCs w:val="28"/>
+        </w:rPr>
+        <w:t>Обработаны исключительные ситуации (деление на ноль, выход за область определения корня).</w:t>
+      </w:r>
+    </w:p>
+    <w:p>
+      <w:pPr>
+        <w:pStyle w:val="ng-star-inserted"/>
+        <w:numPr>
+          <w:ilvl w:val="0"/>
+          <w:numId w:val="10"/>
+        </w:numPr>
+        <w:shd w:val="clear" w:color="auto" w:fill="FFFFFF"/>
+        <w:spacing w:before="0" w:beforeAutospacing="0" w:after="0" w:afterAutospacing="0" w:line="360" w:lineRule="auto"/>
+        <w:ind w:left="1134"/>
+        <w:jc w:val="both"/>
+        <w:rPr>
+          <w:color w:val="2B2D31"/>
+          <w:sz w:val="28"/>
+          <w:szCs w:val="28"/>
+        </w:rPr>
+      </w:pPr>
+      <w:r>
+        <w:rPr>
+          <w:rStyle w:val="ng-star-inserted1"/>
+          <w:color w:val="2B2D31"/>
+          <w:sz w:val="28"/>
+          <w:szCs w:val="28"/>
+        </w:rPr>
+        <w:t>Построены графики, подтверждающие математическую природу функций.</w:t>
+      </w:r>
     </w:p>
     <w:sectPr>
+      <w:footerReference w:type="even" r:id="rId14"/>
+      <w:footerReference w:type="default" r:id="rId15"/>
       <w:pgSz w:w="11906" w:h="16838"/>
       <w:pgMar w:top="1134" w:right="850" w:bottom="1134" w:left="1701" w:header="708" w:footer="708" w:gutter="0"/>
       <w:cols w:space="708"/>
+      <w:titlePg/>
       <w:docGrid w:linePitch="360"/>
     </w:sectPr>
   </w:body>
 </w:document>
+</file>
+
+<file path=word/endnotes.xml><?xml version="1.0" encoding="utf-8"?>
+<w:endnotes xmlns:wpc="http://schemas.microsoft.com/office/word/2010/wordprocessingCanvas" xmlns:cx="http://schemas.microsoft.com/office/drawing/2014/chartex" xmlns:cx1="http://schemas.microsoft.com/office/drawing/2015/9/8/chartex" xmlns:cx2="http://schemas.microsoft.com/office/drawing/2015/10/21/chartex" xmlns:cx3="http://schemas.microsoft.com/office/drawing/2016/5/9/chartex" xmlns:cx4="http://schemas.microsoft.com/office/drawing/2016/5/10/chartex" xmlns:cx5="http://schemas.microsoft.com/office/drawing/2016/5/11/chartex" xmlns:cx6="http://schemas.microsoft.com/office/drawing/2016/5/12/chartex" xmlns:cx7="http://schemas.microsoft.com/office/drawing/2016/5/13/chartex" xmlns:cx8="http://schemas.microsoft.com/office/drawing/2016/5/14/chartex" xmlns:mc="http://schemas.openxmlformats.org/markup-compatibility/2006" xmlns:aink="http://schemas.microsoft.com/office/drawing/2016/ink" xmlns:am3d="http://schemas.microsoft.com/office/drawing/2017/model3d" xmlns:o="urn:schemas-microsoft-com:office:office" xmlns:oel="http://schemas.microsoft.com/office/2019/extlst" xmlns:r="http://schemas.openxmlformats.org/officeDocument/2006/relationships" xmlns:m="http://schemas.openxmlformats.org/officeDocument/2006/math" xmlns:v="urn:schemas-microsoft-com:vml" xmlns:wp14="http://schemas.microsoft.com/office/word/2010/wordprocessingDrawing" xmlns:wp="http://schemas.openxmlformats.org/drawingml/2006/wordprocessingDrawing" xmlns:w10="urn:schemas-microsoft-com:office:word" xmlns:w="http://schemas.openxmlformats.org/wordprocessingml/2006/main" xmlns:w14="http://schemas.microsoft.com/office/word/2010/wordml" xmlns:w15="http://schemas.microsoft.com/office/word/2012/wordml" xmlns:w16cex="http://schemas.microsoft.com/office/word/2018/wordml/cex" xmlns:w16cid="http://schemas.microsoft.com/office/word/2016/wordml/cid" xmlns:w16="http://schemas.microsoft.com/office/word/2018/wordml" xmlns:w16sdtdh="http://schemas.microsoft.com/office/word/2020/wordml/sdtdatahash" xmlns:w16se="http://schemas.microsoft.com/office/word/2015/wordml/symex" xmlns:wpg="http://schemas.microsoft.com/office/word/2010/wordprocessingGroup" xmlns:wpi="http://schemas.microsoft.com/office/word/2010/wordprocessingInk" xmlns:wne="http://schemas.microsoft.com/office/word/2006/wordml" xmlns:wps="http://schemas.microsoft.com/office/word/2010/wordprocessingShape" mc:Ignorable="w14 w15 w16se w16cid w16 w16cex w16sdtdh wp14">
+  <w:endnote w:type="separator" w:id="-1">
+    <w:p>
+      <w:r>
+        <w:separator/>
+      </w:r>
+    </w:p>
+  </w:endnote>
+  <w:endnote w:type="continuationSeparator" w:id="0">
+    <w:p>
+      <w:r>
+        <w:continuationSeparator/>
+      </w:r>
+    </w:p>
+  </w:endnote>
+</w:endnotes>
+</file>
+
+<file path=word/footer1.xml><?xml version="1.0" encoding="utf-8"?>
+<w:ftr xmlns:wpc="http://schemas.microsoft.com/office/word/2010/wordprocessingCanvas" xmlns:cx="http://schemas.microsoft.com/office/drawing/2014/chartex" xmlns:cx1="http://schemas.microsoft.com/office/drawing/2015/9/8/chartex" xmlns:cx2="http://schemas.microsoft.com/office/drawing/2015/10/21/chartex" xmlns:cx3="http://schemas.microsoft.com/office/drawing/2016/5/9/chartex" xmlns:cx4="http://schemas.microsoft.com/office/drawing/2016/5/10/chartex" xmlns:cx5="http://schemas.microsoft.com/office/drawing/2016/5/11/chartex" xmlns:cx6="http://schemas.microsoft.com/office/drawing/2016/5/12/chartex" xmlns:cx7="http://schemas.microsoft.com/office/drawing/2016/5/13/chartex" xmlns:cx8="http://schemas.microsoft.com/office/drawing/2016/5/14/chartex" xmlns:mc="http://schemas.openxmlformats.org/markup-compatibility/2006" xmlns:aink="http://schemas.microsoft.com/office/drawing/2016/ink" xmlns:am3d="http://schemas.microsoft.com/office/drawing/2017/model3d" xmlns:o="urn:schemas-microsoft-com:office:office" xmlns:oel="http://schemas.microsoft.com/office/2019/extlst" xmlns:r="http://schemas.openxmlformats.org/officeDocument/2006/relationships" xmlns:m="http://schemas.openxmlformats.org/officeDocument/2006/math" xmlns:v="urn:schemas-microsoft-com:vml" xmlns:wp14="http://schemas.microsoft.com/office/word/2010/wordprocessingDrawing" xmlns:wp="http://schemas.openxmlformats.org/drawingml/2006/wordprocessingDrawing" xmlns:w10="urn:schemas-microsoft-com:office:word" xmlns:w="http://schemas.openxmlformats.org/wordprocessingml/2006/main" xmlns:w14="http://schemas.microsoft.com/office/word/2010/wordml" xmlns:w15="http://schemas.microsoft.com/office/word/2012/wordml" xmlns:w16cex="http://schemas.microsoft.com/office/word/2018/wordml/cex" xmlns:w16cid="http://schemas.microsoft.com/office/word/2016/wordml/cid" xmlns:w16="http://schemas.microsoft.com/office/word/2018/wordml" xmlns:w16sdtdh="http://schemas.microsoft.com/office/word/2020/wordml/sdtdatahash" xmlns:w16se="http://schemas.microsoft.com/office/word/2015/wordml/symex" xmlns:wpg="http://schemas.microsoft.com/office/word/2010/wordprocessingGroup" xmlns:wpi="http://schemas.microsoft.com/office/word/2010/wordprocessingInk" xmlns:wne="http://schemas.microsoft.com/office/word/2006/wordml" xmlns:wps="http://schemas.microsoft.com/office/word/2010/wordprocessingShape" mc:Ignorable="w14 w15 w16se w16cid w16 w16cex w16sdtdh wp14">
+  <w:sdt>
+    <w:sdtPr>
+      <w:rPr>
+        <w:rStyle w:val="af4"/>
+      </w:rPr>
+      <w:id w:val="1752999724"/>
+      <w:docPartObj>
+        <w:docPartGallery w:val="Page Numbers (Bottom of Page)"/>
+        <w:docPartUnique/>
+      </w:docPartObj>
+    </w:sdtPr>
+    <w:sdtContent>
+      <w:p>
+        <w:pPr>
+          <w:pStyle w:val="af2"/>
+          <w:framePr w:wrap="none" w:vAnchor="text" w:hAnchor="margin" w:xAlign="center" w:y="1"/>
+          <w:rPr>
+            <w:rStyle w:val="af4"/>
+          </w:rPr>
+        </w:pPr>
+        <w:r>
+          <w:rPr>
+            <w:rStyle w:val="af4"/>
+          </w:rPr>
+          <w:fldChar w:fldCharType="begin"/>
+        </w:r>
+        <w:r>
+          <w:rPr>
+            <w:rStyle w:val="af4"/>
+          </w:rPr>
+          <w:instrText xml:space="preserve"> PAGE </w:instrText>
+        </w:r>
+        <w:r>
+          <w:rPr>
+            <w:rStyle w:val="af4"/>
+          </w:rPr>
+          <w:fldChar w:fldCharType="end"/>
+        </w:r>
+      </w:p>
+    </w:sdtContent>
+  </w:sdt>
+  <w:p>
+    <w:pPr>
+      <w:pStyle w:val="af2"/>
+    </w:pPr>
+  </w:p>
+</w:ftr>
+</file>
+
+<file path=word/footer2.xml><?xml version="1.0" encoding="utf-8"?>
+<w:ftr xmlns:wpc="http://schemas.microsoft.com/office/word/2010/wordprocessingCanvas" xmlns:cx="http://schemas.microsoft.com/office/drawing/2014/chartex" xmlns:cx1="http://schemas.microsoft.com/office/drawing/2015/9/8/chartex" xmlns:cx2="http://schemas.microsoft.com/office/drawing/2015/10/21/chartex" xmlns:cx3="http://schemas.microsoft.com/office/drawing/2016/5/9/chartex" xmlns:cx4="http://schemas.microsoft.com/office/drawing/2016/5/10/chartex" xmlns:cx5="http://schemas.microsoft.com/office/drawing/2016/5/11/chartex" xmlns:cx6="http://schemas.microsoft.com/office/drawing/2016/5/12/chartex" xmlns:cx7="http://schemas.microsoft.com/office/drawing/2016/5/13/chartex" xmlns:cx8="http://schemas.microsoft.com/office/drawing/2016/5/14/chartex" xmlns:mc="http://schemas.openxmlformats.org/markup-compatibility/2006" xmlns:aink="http://schemas.microsoft.com/office/drawing/2016/ink" xmlns:am3d="http://schemas.microsoft.com/office/drawing/2017/model3d" xmlns:o="urn:schemas-microsoft-com:office:office" xmlns:oel="http://schemas.microsoft.com/office/2019/extlst" xmlns:r="http://schemas.openxmlformats.org/officeDocument/2006/relationships" xmlns:m="http://schemas.openxmlformats.org/officeDocument/2006/math" xmlns:v="urn:schemas-microsoft-com:vml" xmlns:wp14="http://schemas.microsoft.com/office/word/2010/wordprocessingDrawing" xmlns:wp="http://schemas.openxmlformats.org/drawingml/2006/wordprocessingDrawing" xmlns:w10="urn:schemas-microsoft-com:office:word" xmlns:w="http://schemas.openxmlformats.org/wordprocessingml/2006/main" xmlns:w14="http://schemas.microsoft.com/office/word/2010/wordml" xmlns:w15="http://schemas.microsoft.com/office/word/2012/wordml" xmlns:w16cex="http://schemas.microsoft.com/office/word/2018/wordml/cex" xmlns:w16cid="http://schemas.microsoft.com/office/word/2016/wordml/cid" xmlns:w16="http://schemas.microsoft.com/office/word/2018/wordml" xmlns:w16sdtdh="http://schemas.microsoft.com/office/word/2020/wordml/sdtdatahash" xmlns:w16se="http://schemas.microsoft.com/office/word/2015/wordml/symex" xmlns:wpg="http://schemas.microsoft.com/office/word/2010/wordprocessingGroup" xmlns:wpi="http://schemas.microsoft.com/office/word/2010/wordprocessingInk" xmlns:wne="http://schemas.microsoft.com/office/word/2006/wordml" xmlns:wps="http://schemas.microsoft.com/office/word/2010/wordprocessingShape" mc:Ignorable="w14 w15 w16se w16cid w16 w16cex w16sdtdh wp14">
+  <w:sdt>
+    <w:sdtPr>
+      <w:rPr>
+        <w:rStyle w:val="af4"/>
+      </w:rPr>
+      <w:id w:val="-1727438537"/>
+      <w:docPartObj>
+        <w:docPartGallery w:val="Page Numbers (Bottom of Page)"/>
+        <w:docPartUnique/>
+      </w:docPartObj>
+    </w:sdtPr>
+    <w:sdtContent>
+      <w:p>
+        <w:pPr>
+          <w:pStyle w:val="af2"/>
+          <w:framePr w:wrap="none" w:vAnchor="text" w:hAnchor="margin" w:xAlign="center" w:y="1"/>
+          <w:rPr>
+            <w:rStyle w:val="af4"/>
+          </w:rPr>
+        </w:pPr>
+        <w:r>
+          <w:rPr>
+            <w:rStyle w:val="af4"/>
+            <w:rFonts w:ascii="Times New Roman" w:hAnsi="Times New Roman" w:cs="Times New Roman"/>
+            <w:sz w:val="28"/>
+            <w:szCs w:val="28"/>
+          </w:rPr>
+          <w:fldChar w:fldCharType="begin"/>
+        </w:r>
+        <w:r>
+          <w:rPr>
+            <w:rStyle w:val="af4"/>
+            <w:rFonts w:ascii="Times New Roman" w:hAnsi="Times New Roman" w:cs="Times New Roman"/>
+            <w:sz w:val="28"/>
+            <w:szCs w:val="28"/>
+          </w:rPr>
+          <w:instrText xml:space="preserve"> PAGE </w:instrText>
+        </w:r>
+        <w:r>
+          <w:rPr>
+            <w:rStyle w:val="af4"/>
+            <w:rFonts w:ascii="Times New Roman" w:hAnsi="Times New Roman" w:cs="Times New Roman"/>
+            <w:sz w:val="28"/>
+            <w:szCs w:val="28"/>
+          </w:rPr>
+          <w:fldChar w:fldCharType="separate"/>
+        </w:r>
+        <w:r>
+          <w:rPr>
+            <w:rStyle w:val="af4"/>
+            <w:rFonts w:ascii="Times New Roman" w:hAnsi="Times New Roman" w:cs="Times New Roman"/>
+            <w:noProof/>
+            <w:sz w:val="28"/>
+            <w:szCs w:val="28"/>
+          </w:rPr>
+          <w:t>2</w:t>
+        </w:r>
+        <w:r>
+          <w:rPr>
+            <w:rStyle w:val="af4"/>
+            <w:rFonts w:ascii="Times New Roman" w:hAnsi="Times New Roman" w:cs="Times New Roman"/>
+            <w:sz w:val="28"/>
+            <w:szCs w:val="28"/>
+          </w:rPr>
+          <w:fldChar w:fldCharType="end"/>
+        </w:r>
+      </w:p>
+    </w:sdtContent>
+  </w:sdt>
+  <w:p>
+    <w:pPr>
+      <w:pStyle w:val="af2"/>
+    </w:pPr>
+  </w:p>
+</w:ftr>
+</file>
+
+<file path=word/footnotes.xml><?xml version="1.0" encoding="utf-8"?>
+<w:footnotes xmlns:wpc="http://schemas.microsoft.com/office/word/2010/wordprocessingCanvas" xmlns:cx="http://schemas.microsoft.com/office/drawing/2014/chartex" xmlns:cx1="http://schemas.microsoft.com/office/drawing/2015/9/8/chartex" xmlns:cx2="http://schemas.microsoft.com/office/drawing/2015/10/21/chartex" xmlns:cx3="http://schemas.microsoft.com/office/drawing/2016/5/9/chartex" xmlns:cx4="http://schemas.microsoft.com/office/drawing/2016/5/10/chartex" xmlns:cx5="http://schemas.microsoft.com/office/drawing/2016/5/11/chartex" xmlns:cx6="http://schemas.microsoft.com/office/drawing/2016/5/12/chartex" xmlns:cx7="http://schemas.microsoft.com/office/drawing/2016/5/13/chartex" xmlns:cx8="http://schemas.microsoft.com/office/drawing/2016/5/14/chartex" xmlns:mc="http://schemas.openxmlformats.org/markup-compatibility/2006" xmlns:aink="http://schemas.microsoft.com/office/drawing/2016/ink" xmlns:am3d="http://schemas.microsoft.com/office/drawing/2017/model3d" xmlns:o="urn:schemas-microsoft-com:office:office" xmlns:oel="http://schemas.microsoft.com/office/2019/extlst" xmlns:r="http://schemas.openxmlformats.org/officeDocument/2006/relationships" xmlns:m="http://schemas.openxmlformats.org/officeDocument/2006/math" xmlns:v="urn:schemas-microsoft-com:vml" xmlns:wp14="http://schemas.microsoft.com/office/word/2010/wordprocessingDrawing" xmlns:wp="http://schemas.openxmlformats.org/drawingml/2006/wordprocessingDrawing" xmlns:w10="urn:schemas-microsoft-com:office:word" xmlns:w="http://schemas.openxmlformats.org/wordprocessingml/2006/main" xmlns:w14="http://schemas.microsoft.com/office/word/2010/wordml" xmlns:w15="http://schemas.microsoft.com/office/word/2012/wordml" xmlns:w16cex="http://schemas.microsoft.com/office/word/2018/wordml/cex" xmlns:w16cid="http://schemas.microsoft.com/office/word/2016/wordml/cid" xmlns:w16="http://schemas.microsoft.com/office/word/2018/wordml" xmlns:w16sdtdh="http://schemas.microsoft.com/office/word/2020/wordml/sdtdatahash" xmlns:w16se="http://schemas.microsoft.com/office/word/2015/wordml/symex" xmlns:wpg="http://schemas.microsoft.com/office/word/2010/wordprocessingGroup" xmlns:wpi="http://schemas.microsoft.com/office/word/2010/wordprocessingInk" xmlns:wne="http://schemas.microsoft.com/office/word/2006/wordml" xmlns:wps="http://schemas.microsoft.com/office/word/2010/wordprocessingShape" mc:Ignorable="w14 w15 w16se w16cid w16 w16cex w16sdtdh wp14">
+  <w:footnote w:type="separator" w:id="-1">
+    <w:p>
+      <w:r>
+        <w:separator/>
+      </w:r>
+    </w:p>
+  </w:footnote>
+  <w:footnote w:type="continuationSeparator" w:id="0">
+    <w:p>
+      <w:r>
+        <w:continuationSeparator/>
+      </w:r>
+    </w:p>
+  </w:footnote>
+</w:footnotes>
 </file>
 
 <file path=word/numbering.xml><?xml version="1.0" encoding="utf-8"?>
@@ -3496,6 +8511,119 @@
     </w:lvl>
   </w:abstractNum>
   <w:abstractNum w:abstractNumId="4" w15:restartNumberingAfterBreak="0">
+    <w:nsid w:val="4EA60067"/>
+    <w:multiLevelType w:val="hybridMultilevel"/>
+    <w:tmpl w:val="57DAD9E2"/>
+    <w:lvl w:ilvl="0" w:tplc="04190001">
+      <w:start w:val="1"/>
+      <w:numFmt w:val="bullet"/>
+      <w:lvlText w:val=""/>
+      <w:lvlJc w:val="left"/>
+      <w:pPr>
+        <w:ind w:left="1429" w:hanging="360"/>
+      </w:pPr>
+      <w:rPr>
+        <w:rFonts w:ascii="Symbol" w:hAnsi="Symbol" w:hint="default"/>
+      </w:rPr>
+    </w:lvl>
+    <w:lvl w:ilvl="1" w:tplc="04190003" w:tentative="1">
+      <w:start w:val="1"/>
+      <w:numFmt w:val="bullet"/>
+      <w:lvlText w:val="o"/>
+      <w:lvlJc w:val="left"/>
+      <w:pPr>
+        <w:ind w:left="2149" w:hanging="360"/>
+      </w:pPr>
+      <w:rPr>
+        <w:rFonts w:ascii="Courier New" w:hAnsi="Courier New" w:cs="Courier New" w:hint="default"/>
+      </w:rPr>
+    </w:lvl>
+    <w:lvl w:ilvl="2" w:tplc="04190005" w:tentative="1">
+      <w:start w:val="1"/>
+      <w:numFmt w:val="bullet"/>
+      <w:lvlText w:val=""/>
+      <w:lvlJc w:val="left"/>
+      <w:pPr>
+        <w:ind w:left="2869" w:hanging="360"/>
+      </w:pPr>
+      <w:rPr>
+        <w:rFonts w:ascii="Wingdings" w:hAnsi="Wingdings" w:hint="default"/>
+      </w:rPr>
+    </w:lvl>
+    <w:lvl w:ilvl="3" w:tplc="04190001" w:tentative="1">
+      <w:start w:val="1"/>
+      <w:numFmt w:val="bullet"/>
+      <w:lvlText w:val=""/>
+      <w:lvlJc w:val="left"/>
+      <w:pPr>
+        <w:ind w:left="3589" w:hanging="360"/>
+      </w:pPr>
+      <w:rPr>
+        <w:rFonts w:ascii="Symbol" w:hAnsi="Symbol" w:hint="default"/>
+      </w:rPr>
+    </w:lvl>
+    <w:lvl w:ilvl="4" w:tplc="04190003" w:tentative="1">
+      <w:start w:val="1"/>
+      <w:numFmt w:val="bullet"/>
+      <w:lvlText w:val="o"/>
+      <w:lvlJc w:val="left"/>
+      <w:pPr>
+        <w:ind w:left="4309" w:hanging="360"/>
+      </w:pPr>
+      <w:rPr>
+        <w:rFonts w:ascii="Courier New" w:hAnsi="Courier New" w:cs="Courier New" w:hint="default"/>
+      </w:rPr>
+    </w:lvl>
+    <w:lvl w:ilvl="5" w:tplc="04190005" w:tentative="1">
+      <w:start w:val="1"/>
+      <w:numFmt w:val="bullet"/>
+      <w:lvlText w:val=""/>
+      <w:lvlJc w:val="left"/>
+      <w:pPr>
+        <w:ind w:left="5029" w:hanging="360"/>
+      </w:pPr>
+      <w:rPr>
+        <w:rFonts w:ascii="Wingdings" w:hAnsi="Wingdings" w:hint="default"/>
+      </w:rPr>
+    </w:lvl>
+    <w:lvl w:ilvl="6" w:tplc="04190001" w:tentative="1">
+      <w:start w:val="1"/>
+      <w:numFmt w:val="bullet"/>
+      <w:lvlText w:val=""/>
+      <w:lvlJc w:val="left"/>
+      <w:pPr>
+        <w:ind w:left="5749" w:hanging="360"/>
+      </w:pPr>
+      <w:rPr>
+        <w:rFonts w:ascii="Symbol" w:hAnsi="Symbol" w:hint="default"/>
+      </w:rPr>
+    </w:lvl>
+    <w:lvl w:ilvl="7" w:tplc="04190003" w:tentative="1">
+      <w:start w:val="1"/>
+      <w:numFmt w:val="bullet"/>
+      <w:lvlText w:val="o"/>
+      <w:lvlJc w:val="left"/>
+      <w:pPr>
+        <w:ind w:left="6469" w:hanging="360"/>
+      </w:pPr>
+      <w:rPr>
+        <w:rFonts w:ascii="Courier New" w:hAnsi="Courier New" w:cs="Courier New" w:hint="default"/>
+      </w:rPr>
+    </w:lvl>
+    <w:lvl w:ilvl="8" w:tplc="04190005" w:tentative="1">
+      <w:start w:val="1"/>
+      <w:numFmt w:val="bullet"/>
+      <w:lvlText w:val=""/>
+      <w:lvlJc w:val="left"/>
+      <w:pPr>
+        <w:ind w:left="7189" w:hanging="360"/>
+      </w:pPr>
+      <w:rPr>
+        <w:rFonts w:ascii="Wingdings" w:hAnsi="Wingdings" w:hint="default"/>
+      </w:rPr>
+    </w:lvl>
+  </w:abstractNum>
+  <w:abstractNum w:abstractNumId="5" w15:restartNumberingAfterBreak="0">
     <w:nsid w:val="7394567D"/>
     <w:multiLevelType w:val="multilevel"/>
     <w:tmpl w:val="7E70F356"/>
@@ -3608,7 +8736,156 @@
       </w:pPr>
     </w:lvl>
   </w:abstractNum>
-  <w:abstractNum w:abstractNumId="5" w15:restartNumberingAfterBreak="0">
+  <w:abstractNum w:abstractNumId="6" w15:restartNumberingAfterBreak="0">
+    <w:nsid w:val="7A2242A0"/>
+    <w:multiLevelType w:val="multilevel"/>
+    <w:tmpl w:val="59F471DA"/>
+    <w:lvl w:ilvl="0">
+      <w:start w:val="1"/>
+      <w:numFmt w:val="bullet"/>
+      <w:lvlText w:val=""/>
+      <w:lvlJc w:val="left"/>
+      <w:pPr>
+        <w:tabs>
+          <w:tab w:val="num" w:pos="720"/>
+        </w:tabs>
+        <w:ind w:left="720" w:hanging="360"/>
+      </w:pPr>
+      <w:rPr>
+        <w:rFonts w:ascii="Symbol" w:hAnsi="Symbol" w:hint="default"/>
+        <w:sz w:val="20"/>
+      </w:rPr>
+    </w:lvl>
+    <w:lvl w:ilvl="1" w:tentative="1">
+      <w:start w:val="1"/>
+      <w:numFmt w:val="bullet"/>
+      <w:lvlText w:val="o"/>
+      <w:lvlJc w:val="left"/>
+      <w:pPr>
+        <w:tabs>
+          <w:tab w:val="num" w:pos="1440"/>
+        </w:tabs>
+        <w:ind w:left="1440" w:hanging="360"/>
+      </w:pPr>
+      <w:rPr>
+        <w:rFonts w:ascii="Courier New" w:hAnsi="Courier New" w:hint="default"/>
+        <w:sz w:val="20"/>
+      </w:rPr>
+    </w:lvl>
+    <w:lvl w:ilvl="2" w:tentative="1">
+      <w:start w:val="1"/>
+      <w:numFmt w:val="bullet"/>
+      <w:lvlText w:val=""/>
+      <w:lvlJc w:val="left"/>
+      <w:pPr>
+        <w:tabs>
+          <w:tab w:val="num" w:pos="2160"/>
+        </w:tabs>
+        <w:ind w:left="2160" w:hanging="360"/>
+      </w:pPr>
+      <w:rPr>
+        <w:rFonts w:ascii="Wingdings" w:hAnsi="Wingdings" w:hint="default"/>
+        <w:sz w:val="20"/>
+      </w:rPr>
+    </w:lvl>
+    <w:lvl w:ilvl="3" w:tentative="1">
+      <w:start w:val="1"/>
+      <w:numFmt w:val="bullet"/>
+      <w:lvlText w:val=""/>
+      <w:lvlJc w:val="left"/>
+      <w:pPr>
+        <w:tabs>
+          <w:tab w:val="num" w:pos="2880"/>
+        </w:tabs>
+        <w:ind w:left="2880" w:hanging="360"/>
+      </w:pPr>
+      <w:rPr>
+        <w:rFonts w:ascii="Wingdings" w:hAnsi="Wingdings" w:hint="default"/>
+        <w:sz w:val="20"/>
+      </w:rPr>
+    </w:lvl>
+    <w:lvl w:ilvl="4" w:tentative="1">
+      <w:start w:val="1"/>
+      <w:numFmt w:val="bullet"/>
+      <w:lvlText w:val=""/>
+      <w:lvlJc w:val="left"/>
+      <w:pPr>
+        <w:tabs>
+          <w:tab w:val="num" w:pos="3600"/>
+        </w:tabs>
+        <w:ind w:left="3600" w:hanging="360"/>
+      </w:pPr>
+      <w:rPr>
+        <w:rFonts w:ascii="Wingdings" w:hAnsi="Wingdings" w:hint="default"/>
+        <w:sz w:val="20"/>
+      </w:rPr>
+    </w:lvl>
+    <w:lvl w:ilvl="5" w:tentative="1">
+      <w:start w:val="1"/>
+      <w:numFmt w:val="bullet"/>
+      <w:lvlText w:val=""/>
+      <w:lvlJc w:val="left"/>
+      <w:pPr>
+        <w:tabs>
+          <w:tab w:val="num" w:pos="4320"/>
+        </w:tabs>
+        <w:ind w:left="4320" w:hanging="360"/>
+      </w:pPr>
+      <w:rPr>
+        <w:rFonts w:ascii="Wingdings" w:hAnsi="Wingdings" w:hint="default"/>
+        <w:sz w:val="20"/>
+      </w:rPr>
+    </w:lvl>
+    <w:lvl w:ilvl="6" w:tentative="1">
+      <w:start w:val="1"/>
+      <w:numFmt w:val="bullet"/>
+      <w:lvlText w:val=""/>
+      <w:lvlJc w:val="left"/>
+      <w:pPr>
+        <w:tabs>
+          <w:tab w:val="num" w:pos="5040"/>
+        </w:tabs>
+        <w:ind w:left="5040" w:hanging="360"/>
+      </w:pPr>
+      <w:rPr>
+        <w:rFonts w:ascii="Wingdings" w:hAnsi="Wingdings" w:hint="default"/>
+        <w:sz w:val="20"/>
+      </w:rPr>
+    </w:lvl>
+    <w:lvl w:ilvl="7" w:tentative="1">
+      <w:start w:val="1"/>
+      <w:numFmt w:val="bullet"/>
+      <w:lvlText w:val=""/>
+      <w:lvlJc w:val="left"/>
+      <w:pPr>
+        <w:tabs>
+          <w:tab w:val="num" w:pos="5760"/>
+        </w:tabs>
+        <w:ind w:left="5760" w:hanging="360"/>
+      </w:pPr>
+      <w:rPr>
+        <w:rFonts w:ascii="Wingdings" w:hAnsi="Wingdings" w:hint="default"/>
+        <w:sz w:val="20"/>
+      </w:rPr>
+    </w:lvl>
+    <w:lvl w:ilvl="8" w:tentative="1">
+      <w:start w:val="1"/>
+      <w:numFmt w:val="bullet"/>
+      <w:lvlText w:val=""/>
+      <w:lvlJc w:val="left"/>
+      <w:pPr>
+        <w:tabs>
+          <w:tab w:val="num" w:pos="6480"/>
+        </w:tabs>
+        <w:ind w:left="6480" w:hanging="360"/>
+      </w:pPr>
+      <w:rPr>
+        <w:rFonts w:ascii="Wingdings" w:hAnsi="Wingdings" w:hint="default"/>
+        <w:sz w:val="20"/>
+      </w:rPr>
+    </w:lvl>
+  </w:abstractNum>
+  <w:abstractNum w:abstractNumId="7" w15:restartNumberingAfterBreak="0">
     <w:nsid w:val="7AB54030"/>
     <w:multiLevelType w:val="hybridMultilevel"/>
     <w:tmpl w:val="207C8D58"/>
@@ -3721,7 +8998,7 @@
       </w:rPr>
     </w:lvl>
   </w:abstractNum>
-  <w:abstractNum w:abstractNumId="6" w15:restartNumberingAfterBreak="0">
+  <w:abstractNum w:abstractNumId="8" w15:restartNumberingAfterBreak="0">
     <w:nsid w:val="7BFC5230"/>
     <w:multiLevelType w:val="multilevel"/>
     <w:tmpl w:val="791A5F12"/>
@@ -3836,6 +9113,119 @@
         </w:tabs>
         <w:ind w:left="6480" w:hanging="360"/>
       </w:pPr>
+    </w:lvl>
+  </w:abstractNum>
+  <w:abstractNum w:abstractNumId="9" w15:restartNumberingAfterBreak="0">
+    <w:nsid w:val="7DD77A98"/>
+    <w:multiLevelType w:val="hybridMultilevel"/>
+    <w:tmpl w:val="E9E0CDD6"/>
+    <w:lvl w:ilvl="0" w:tplc="04190001">
+      <w:start w:val="1"/>
+      <w:numFmt w:val="bullet"/>
+      <w:lvlText w:val=""/>
+      <w:lvlJc w:val="left"/>
+      <w:pPr>
+        <w:ind w:left="1429" w:hanging="360"/>
+      </w:pPr>
+      <w:rPr>
+        <w:rFonts w:ascii="Symbol" w:hAnsi="Symbol" w:hint="default"/>
+      </w:rPr>
+    </w:lvl>
+    <w:lvl w:ilvl="1" w:tplc="04190003" w:tentative="1">
+      <w:start w:val="1"/>
+      <w:numFmt w:val="bullet"/>
+      <w:lvlText w:val="o"/>
+      <w:lvlJc w:val="left"/>
+      <w:pPr>
+        <w:ind w:left="2149" w:hanging="360"/>
+      </w:pPr>
+      <w:rPr>
+        <w:rFonts w:ascii="Courier New" w:hAnsi="Courier New" w:cs="Courier New" w:hint="default"/>
+      </w:rPr>
+    </w:lvl>
+    <w:lvl w:ilvl="2" w:tplc="04190005" w:tentative="1">
+      <w:start w:val="1"/>
+      <w:numFmt w:val="bullet"/>
+      <w:lvlText w:val=""/>
+      <w:lvlJc w:val="left"/>
+      <w:pPr>
+        <w:ind w:left="2869" w:hanging="360"/>
+      </w:pPr>
+      <w:rPr>
+        <w:rFonts w:ascii="Wingdings" w:hAnsi="Wingdings" w:hint="default"/>
+      </w:rPr>
+    </w:lvl>
+    <w:lvl w:ilvl="3" w:tplc="04190001" w:tentative="1">
+      <w:start w:val="1"/>
+      <w:numFmt w:val="bullet"/>
+      <w:lvlText w:val=""/>
+      <w:lvlJc w:val="left"/>
+      <w:pPr>
+        <w:ind w:left="3589" w:hanging="360"/>
+      </w:pPr>
+      <w:rPr>
+        <w:rFonts w:ascii="Symbol" w:hAnsi="Symbol" w:hint="default"/>
+      </w:rPr>
+    </w:lvl>
+    <w:lvl w:ilvl="4" w:tplc="04190003" w:tentative="1">
+      <w:start w:val="1"/>
+      <w:numFmt w:val="bullet"/>
+      <w:lvlText w:val="o"/>
+      <w:lvlJc w:val="left"/>
+      <w:pPr>
+        <w:ind w:left="4309" w:hanging="360"/>
+      </w:pPr>
+      <w:rPr>
+        <w:rFonts w:ascii="Courier New" w:hAnsi="Courier New" w:cs="Courier New" w:hint="default"/>
+      </w:rPr>
+    </w:lvl>
+    <w:lvl w:ilvl="5" w:tplc="04190005" w:tentative="1">
+      <w:start w:val="1"/>
+      <w:numFmt w:val="bullet"/>
+      <w:lvlText w:val=""/>
+      <w:lvlJc w:val="left"/>
+      <w:pPr>
+        <w:ind w:left="5029" w:hanging="360"/>
+      </w:pPr>
+      <w:rPr>
+        <w:rFonts w:ascii="Wingdings" w:hAnsi="Wingdings" w:hint="default"/>
+      </w:rPr>
+    </w:lvl>
+    <w:lvl w:ilvl="6" w:tplc="04190001" w:tentative="1">
+      <w:start w:val="1"/>
+      <w:numFmt w:val="bullet"/>
+      <w:lvlText w:val=""/>
+      <w:lvlJc w:val="left"/>
+      <w:pPr>
+        <w:ind w:left="5749" w:hanging="360"/>
+      </w:pPr>
+      <w:rPr>
+        <w:rFonts w:ascii="Symbol" w:hAnsi="Symbol" w:hint="default"/>
+      </w:rPr>
+    </w:lvl>
+    <w:lvl w:ilvl="7" w:tplc="04190003" w:tentative="1">
+      <w:start w:val="1"/>
+      <w:numFmt w:val="bullet"/>
+      <w:lvlText w:val="o"/>
+      <w:lvlJc w:val="left"/>
+      <w:pPr>
+        <w:ind w:left="6469" w:hanging="360"/>
+      </w:pPr>
+      <w:rPr>
+        <w:rFonts w:ascii="Courier New" w:hAnsi="Courier New" w:cs="Courier New" w:hint="default"/>
+      </w:rPr>
+    </w:lvl>
+    <w:lvl w:ilvl="8" w:tplc="04190005" w:tentative="1">
+      <w:start w:val="1"/>
+      <w:numFmt w:val="bullet"/>
+      <w:lvlText w:val=""/>
+      <w:lvlJc w:val="left"/>
+      <w:pPr>
+        <w:ind w:left="7189" w:hanging="360"/>
+      </w:pPr>
+      <w:rPr>
+        <w:rFonts w:ascii="Wingdings" w:hAnsi="Wingdings" w:hint="default"/>
+      </w:rPr>
     </w:lvl>
   </w:abstractNum>
   <w:num w:numId="1" w16cid:durableId="1740860714">
@@ -3851,13 +9241,22 @@
     <w:abstractNumId w:val="2"/>
   </w:num>
   <w:num w:numId="5" w16cid:durableId="1819111825">
-    <w:abstractNumId w:val="4"/>
+    <w:abstractNumId w:val="5"/>
   </w:num>
   <w:num w:numId="6" w16cid:durableId="1384328133">
+    <w:abstractNumId w:val="8"/>
+  </w:num>
+  <w:num w:numId="7" w16cid:durableId="751778458">
+    <w:abstractNumId w:val="7"/>
+  </w:num>
+  <w:num w:numId="8" w16cid:durableId="953898713">
+    <w:abstractNumId w:val="9"/>
+  </w:num>
+  <w:num w:numId="9" w16cid:durableId="210270532">
     <w:abstractNumId w:val="6"/>
   </w:num>
-  <w:num w:numId="7" w16cid:durableId="751778458">
-    <w:abstractNumId w:val="5"/>
+  <w:num w:numId="10" w16cid:durableId="452404344">
+    <w:abstractNumId w:val="4"/>
   </w:num>
 </w:numbering>
 </file>
@@ -4259,9 +9658,98 @@
     <w:name w:val="Normal"/>
     <w:qFormat/>
   </w:style>
+  <w:style w:type="paragraph" w:styleId="1">
+    <w:name w:val="heading 1"/>
+    <w:basedOn w:val="a"/>
+    <w:next w:val="a"/>
+    <w:link w:val="10"/>
+    <w:uiPriority w:val="9"/>
+    <w:qFormat/>
+    <w:rsid w:val="00590F8A"/>
+    <w:pPr>
+      <w:keepNext/>
+      <w:keepLines/>
+      <w:spacing w:before="240"/>
+      <w:outlineLvl w:val="0"/>
+    </w:pPr>
+    <w:rPr>
+      <w:rFonts w:asciiTheme="majorHAnsi" w:eastAsiaTheme="majorEastAsia" w:hAnsiTheme="majorHAnsi" w:cstheme="majorBidi"/>
+      <w:color w:val="2F5496" w:themeColor="accent1" w:themeShade="BF"/>
+      <w:sz w:val="32"/>
+      <w:szCs w:val="32"/>
+    </w:rPr>
+  </w:style>
+  <w:style w:type="paragraph" w:styleId="2">
+    <w:name w:val="heading 2"/>
+    <w:basedOn w:val="a"/>
+    <w:next w:val="a"/>
+    <w:link w:val="20"/>
+    <w:uiPriority w:val="9"/>
+    <w:unhideWhenUsed/>
+    <w:qFormat/>
+    <w:rsid w:val="00590F8A"/>
+    <w:pPr>
+      <w:keepNext/>
+      <w:keepLines/>
+      <w:spacing w:before="40"/>
+      <w:outlineLvl w:val="1"/>
+    </w:pPr>
+    <w:rPr>
+      <w:rFonts w:asciiTheme="majorHAnsi" w:eastAsiaTheme="majorEastAsia" w:hAnsiTheme="majorHAnsi" w:cstheme="majorBidi"/>
+      <w:color w:val="2F5496" w:themeColor="accent1" w:themeShade="BF"/>
+      <w:sz w:val="26"/>
+      <w:szCs w:val="26"/>
+    </w:rPr>
+  </w:style>
+  <w:style w:type="paragraph" w:styleId="3">
+    <w:name w:val="heading 3"/>
+    <w:basedOn w:val="a"/>
+    <w:link w:val="30"/>
+    <w:uiPriority w:val="9"/>
+    <w:qFormat/>
+    <w:rsid w:val="00EC3CDA"/>
+    <w:pPr>
+      <w:spacing w:before="100" w:beforeAutospacing="1" w:after="100" w:afterAutospacing="1"/>
+      <w:outlineLvl w:val="2"/>
+    </w:pPr>
+    <w:rPr>
+      <w:rFonts w:ascii="Times New Roman" w:eastAsia="Times New Roman" w:hAnsi="Times New Roman" w:cs="Times New Roman"/>
+      <w:b/>
+      <w:bCs/>
+      <w:kern w:val="0"/>
+      <w:sz w:val="27"/>
+      <w:szCs w:val="27"/>
+      <w:lang w:eastAsia="ru-RU"/>
+      <w14:ligatures w14:val="none"/>
+    </w:rPr>
+  </w:style>
+  <w:style w:type="paragraph" w:styleId="4">
+    <w:name w:val="heading 4"/>
+    <w:basedOn w:val="a"/>
+    <w:next w:val="a"/>
+    <w:link w:val="40"/>
+    <w:uiPriority w:val="9"/>
+    <w:semiHidden/>
+    <w:unhideWhenUsed/>
+    <w:qFormat/>
+    <w:rsid w:val="00EC3CDA"/>
+    <w:pPr>
+      <w:keepNext/>
+      <w:keepLines/>
+      <w:spacing w:before="40"/>
+      <w:outlineLvl w:val="3"/>
+    </w:pPr>
+    <w:rPr>
+      <w:rFonts w:asciiTheme="majorHAnsi" w:eastAsiaTheme="majorEastAsia" w:hAnsiTheme="majorHAnsi" w:cstheme="majorBidi"/>
+      <w:i/>
+      <w:iCs/>
+      <w:color w:val="2F5496" w:themeColor="accent1" w:themeShade="BF"/>
+    </w:rPr>
+  </w:style>
   <w:style w:type="character" w:default="1" w:styleId="a0">
     <w:name w:val="Default Paragraph Font"/>
     <w:uiPriority w:val="1"/>
+    <w:semiHidden/>
     <w:unhideWhenUsed/>
   </w:style>
   <w:style w:type="table" w:default="1" w:styleId="a1">
@@ -4289,15 +9777,15 @@
     <w:name w:val="РИСУНОК ПОДПИСЬ"/>
     <w:basedOn w:val="a"/>
     <w:qFormat/>
-    <w:rsid w:val="00B20C0B"/>
+    <w:rsid w:val="0001600E"/>
     <w:pPr>
-      <w:spacing w:after="340"/>
+      <w:spacing w:line="360" w:lineRule="auto"/>
       <w:jc w:val="center"/>
     </w:pPr>
     <w:rPr>
       <w:rFonts w:ascii="Times New Roman" w:hAnsi="Times New Roman" w:cs="Times New Roman"/>
-      <w:b/>
       <w:bCs/>
+      <w:sz w:val="28"/>
     </w:rPr>
   </w:style>
   <w:style w:type="paragraph" w:customStyle="1" w:styleId="a4">
@@ -4447,6 +9935,463 @@
         <w:insideV w:val="single" w:sz="4" w:space="0" w:color="auto"/>
       </w:tblBorders>
     </w:tblPr>
+  </w:style>
+  <w:style w:type="character" w:customStyle="1" w:styleId="30">
+    <w:name w:val="Заголовок 3 Знак"/>
+    <w:basedOn w:val="a0"/>
+    <w:link w:val="3"/>
+    <w:uiPriority w:val="9"/>
+    <w:rsid w:val="00EC3CDA"/>
+    <w:rPr>
+      <w:rFonts w:ascii="Times New Roman" w:eastAsia="Times New Roman" w:hAnsi="Times New Roman" w:cs="Times New Roman"/>
+      <w:b/>
+      <w:bCs/>
+      <w:kern w:val="0"/>
+      <w:sz w:val="27"/>
+      <w:szCs w:val="27"/>
+      <w:lang w:eastAsia="ru-RU"/>
+      <w14:ligatures w14:val="none"/>
+    </w:rPr>
+  </w:style>
+  <w:style w:type="character" w:customStyle="1" w:styleId="40">
+    <w:name w:val="Заголовок 4 Знак"/>
+    <w:basedOn w:val="a0"/>
+    <w:link w:val="4"/>
+    <w:uiPriority w:val="9"/>
+    <w:semiHidden/>
+    <w:rsid w:val="00EC3CDA"/>
+    <w:rPr>
+      <w:rFonts w:asciiTheme="majorHAnsi" w:eastAsiaTheme="majorEastAsia" w:hAnsiTheme="majorHAnsi" w:cstheme="majorBidi"/>
+      <w:i/>
+      <w:iCs/>
+      <w:color w:val="2F5496" w:themeColor="accent1" w:themeShade="BF"/>
+    </w:rPr>
+  </w:style>
+  <w:style w:type="paragraph" w:customStyle="1" w:styleId="a7">
+    <w:name w:val="ЗАГ"/>
+    <w:basedOn w:val="1"/>
+    <w:qFormat/>
+    <w:rsid w:val="00590F8A"/>
+    <w:pPr>
+      <w:spacing w:before="0" w:line="360" w:lineRule="auto"/>
+      <w:jc w:val="center"/>
+    </w:pPr>
+    <w:rPr>
+      <w:rFonts w:ascii="Times New Roman" w:eastAsia="Times New Roman" w:hAnsi="Times New Roman"/>
+      <w:b/>
+      <w:color w:val="000000" w:themeColor="text1"/>
+      <w:sz w:val="28"/>
+      <w:lang w:eastAsia="ru-RU"/>
+    </w:rPr>
+  </w:style>
+  <w:style w:type="paragraph" w:customStyle="1" w:styleId="a8">
+    <w:name w:val="ПОДЗАГ"/>
+    <w:basedOn w:val="2"/>
+    <w:qFormat/>
+    <w:rsid w:val="00590F8A"/>
+    <w:pPr>
+      <w:spacing w:before="0" w:line="360" w:lineRule="auto"/>
+      <w:jc w:val="center"/>
+    </w:pPr>
+    <w:rPr>
+      <w:rFonts w:ascii="Times New Roman" w:eastAsia="Times New Roman" w:hAnsi="Times New Roman" w:cs="Times New Roman (Основной текст"/>
+      <w:b/>
+      <w:color w:val="000000" w:themeColor="text1"/>
+      <w:sz w:val="28"/>
+      <w:lang w:eastAsia="ru-RU"/>
+    </w:rPr>
+  </w:style>
+  <w:style w:type="character" w:customStyle="1" w:styleId="10">
+    <w:name w:val="Заголовок 1 Знак"/>
+    <w:basedOn w:val="a0"/>
+    <w:link w:val="1"/>
+    <w:uiPriority w:val="9"/>
+    <w:rsid w:val="00590F8A"/>
+    <w:rPr>
+      <w:rFonts w:asciiTheme="majorHAnsi" w:eastAsiaTheme="majorEastAsia" w:hAnsiTheme="majorHAnsi" w:cstheme="majorBidi"/>
+      <w:color w:val="2F5496" w:themeColor="accent1" w:themeShade="BF"/>
+      <w:sz w:val="32"/>
+      <w:szCs w:val="32"/>
+    </w:rPr>
+  </w:style>
+  <w:style w:type="character" w:customStyle="1" w:styleId="20">
+    <w:name w:val="Заголовок 2 Знак"/>
+    <w:basedOn w:val="a0"/>
+    <w:link w:val="2"/>
+    <w:uiPriority w:val="9"/>
+    <w:rsid w:val="00590F8A"/>
+    <w:rPr>
+      <w:rFonts w:asciiTheme="majorHAnsi" w:eastAsiaTheme="majorEastAsia" w:hAnsiTheme="majorHAnsi" w:cstheme="majorBidi"/>
+      <w:color w:val="2F5496" w:themeColor="accent1" w:themeShade="BF"/>
+      <w:sz w:val="26"/>
+      <w:szCs w:val="26"/>
+    </w:rPr>
+  </w:style>
+  <w:style w:type="paragraph" w:styleId="a9">
+    <w:name w:val="Revision"/>
+    <w:hidden/>
+    <w:uiPriority w:val="99"/>
+    <w:semiHidden/>
+    <w:rsid w:val="00590F8A"/>
+  </w:style>
+  <w:style w:type="paragraph" w:styleId="aa">
+    <w:name w:val="Subtitle"/>
+    <w:basedOn w:val="a"/>
+    <w:next w:val="a"/>
+    <w:link w:val="ab"/>
+    <w:uiPriority w:val="11"/>
+    <w:qFormat/>
+    <w:rsid w:val="00590F8A"/>
+    <w:pPr>
+      <w:numPr>
+        <w:ilvl w:val="1"/>
+      </w:numPr>
+      <w:spacing w:after="160"/>
+    </w:pPr>
+    <w:rPr>
+      <w:rFonts w:eastAsiaTheme="minorEastAsia"/>
+      <w:color w:val="5A5A5A" w:themeColor="text1" w:themeTint="A5"/>
+      <w:spacing w:val="15"/>
+      <w:sz w:val="22"/>
+      <w:szCs w:val="22"/>
+    </w:rPr>
+  </w:style>
+  <w:style w:type="character" w:customStyle="1" w:styleId="ab">
+    <w:name w:val="Подзаголовок Знак"/>
+    <w:basedOn w:val="a0"/>
+    <w:link w:val="aa"/>
+    <w:uiPriority w:val="11"/>
+    <w:rsid w:val="00590F8A"/>
+    <w:rPr>
+      <w:rFonts w:eastAsiaTheme="minorEastAsia"/>
+      <w:color w:val="5A5A5A" w:themeColor="text1" w:themeTint="A5"/>
+      <w:spacing w:val="15"/>
+      <w:sz w:val="22"/>
+      <w:szCs w:val="22"/>
+    </w:rPr>
+  </w:style>
+  <w:style w:type="paragraph" w:styleId="ac">
+    <w:name w:val="Body Text"/>
+    <w:basedOn w:val="a"/>
+    <w:link w:val="ad"/>
+    <w:uiPriority w:val="99"/>
+    <w:unhideWhenUsed/>
+    <w:rsid w:val="00590F8A"/>
+    <w:pPr>
+      <w:spacing w:after="120"/>
+    </w:pPr>
+  </w:style>
+  <w:style w:type="character" w:customStyle="1" w:styleId="ad">
+    <w:name w:val="Основной текст Знак"/>
+    <w:basedOn w:val="a0"/>
+    <w:link w:val="ac"/>
+    <w:uiPriority w:val="99"/>
+    <w:rsid w:val="00590F8A"/>
+  </w:style>
+  <w:style w:type="paragraph" w:styleId="ae">
+    <w:name w:val="Body Text Indent"/>
+    <w:basedOn w:val="a"/>
+    <w:link w:val="af"/>
+    <w:uiPriority w:val="99"/>
+    <w:unhideWhenUsed/>
+    <w:rsid w:val="00590F8A"/>
+    <w:pPr>
+      <w:spacing w:after="120"/>
+      <w:ind w:left="283"/>
+    </w:pPr>
+  </w:style>
+  <w:style w:type="character" w:customStyle="1" w:styleId="af">
+    <w:name w:val="Основной текст с отступом Знак"/>
+    <w:basedOn w:val="a0"/>
+    <w:link w:val="ae"/>
+    <w:uiPriority w:val="99"/>
+    <w:rsid w:val="00590F8A"/>
+  </w:style>
+  <w:style w:type="paragraph" w:styleId="af0">
+    <w:name w:val="Body Text First Indent"/>
+    <w:basedOn w:val="ac"/>
+    <w:link w:val="af1"/>
+    <w:uiPriority w:val="99"/>
+    <w:unhideWhenUsed/>
+    <w:rsid w:val="00590F8A"/>
+    <w:pPr>
+      <w:spacing w:after="0"/>
+      <w:ind w:firstLine="360"/>
+    </w:pPr>
+  </w:style>
+  <w:style w:type="character" w:customStyle="1" w:styleId="af1">
+    <w:name w:val="Красная строка Знак"/>
+    <w:basedOn w:val="ad"/>
+    <w:link w:val="af0"/>
+    <w:uiPriority w:val="99"/>
+    <w:rsid w:val="00590F8A"/>
+  </w:style>
+  <w:style w:type="paragraph" w:styleId="21">
+    <w:name w:val="Body Text First Indent 2"/>
+    <w:basedOn w:val="ae"/>
+    <w:link w:val="22"/>
+    <w:uiPriority w:val="99"/>
+    <w:unhideWhenUsed/>
+    <w:rsid w:val="00590F8A"/>
+    <w:pPr>
+      <w:spacing w:after="0"/>
+      <w:ind w:left="360" w:firstLine="360"/>
+    </w:pPr>
+  </w:style>
+  <w:style w:type="character" w:customStyle="1" w:styleId="22">
+    <w:name w:val="Красная строка 2 Знак"/>
+    <w:basedOn w:val="af"/>
+    <w:link w:val="21"/>
+    <w:uiPriority w:val="99"/>
+    <w:rsid w:val="00590F8A"/>
+  </w:style>
+  <w:style w:type="paragraph" w:styleId="af2">
+    <w:name w:val="footer"/>
+    <w:basedOn w:val="a"/>
+    <w:link w:val="af3"/>
+    <w:uiPriority w:val="99"/>
+    <w:unhideWhenUsed/>
+    <w:rsid w:val="0001600E"/>
+    <w:pPr>
+      <w:tabs>
+        <w:tab w:val="center" w:pos="4677"/>
+        <w:tab w:val="right" w:pos="9355"/>
+      </w:tabs>
+    </w:pPr>
+  </w:style>
+  <w:style w:type="character" w:customStyle="1" w:styleId="af3">
+    <w:name w:val="Нижний колонтитул Знак"/>
+    <w:basedOn w:val="a0"/>
+    <w:link w:val="af2"/>
+    <w:uiPriority w:val="99"/>
+    <w:rsid w:val="0001600E"/>
+  </w:style>
+  <w:style w:type="character" w:styleId="af4">
+    <w:name w:val="page number"/>
+    <w:basedOn w:val="a0"/>
+    <w:uiPriority w:val="99"/>
+    <w:semiHidden/>
+    <w:unhideWhenUsed/>
+    <w:rsid w:val="0001600E"/>
+  </w:style>
+  <w:style w:type="paragraph" w:styleId="af5">
+    <w:name w:val="header"/>
+    <w:basedOn w:val="a"/>
+    <w:link w:val="af6"/>
+    <w:uiPriority w:val="99"/>
+    <w:unhideWhenUsed/>
+    <w:rsid w:val="0001600E"/>
+    <w:pPr>
+      <w:tabs>
+        <w:tab w:val="center" w:pos="4677"/>
+        <w:tab w:val="right" w:pos="9355"/>
+      </w:tabs>
+    </w:pPr>
+  </w:style>
+  <w:style w:type="character" w:customStyle="1" w:styleId="af6">
+    <w:name w:val="Верхний колонтитул Знак"/>
+    <w:basedOn w:val="a0"/>
+    <w:link w:val="af5"/>
+    <w:uiPriority w:val="99"/>
+    <w:rsid w:val="0001600E"/>
+  </w:style>
+  <w:style w:type="paragraph" w:styleId="af7">
+    <w:name w:val="TOC Heading"/>
+    <w:basedOn w:val="1"/>
+    <w:next w:val="a"/>
+    <w:uiPriority w:val="39"/>
+    <w:unhideWhenUsed/>
+    <w:qFormat/>
+    <w:rsid w:val="00CB4BC7"/>
+    <w:pPr>
+      <w:spacing w:before="480" w:line="276" w:lineRule="auto"/>
+      <w:outlineLvl w:val="9"/>
+    </w:pPr>
+    <w:rPr>
+      <w:b/>
+      <w:bCs/>
+      <w:kern w:val="0"/>
+      <w:sz w:val="28"/>
+      <w:szCs w:val="28"/>
+      <w:lang w:eastAsia="ru-RU"/>
+      <w14:ligatures w14:val="none"/>
+    </w:rPr>
+  </w:style>
+  <w:style w:type="paragraph" w:styleId="11">
+    <w:name w:val="toc 1"/>
+    <w:basedOn w:val="a"/>
+    <w:next w:val="a"/>
+    <w:autoRedefine/>
+    <w:uiPriority w:val="39"/>
+    <w:unhideWhenUsed/>
+    <w:rsid w:val="00CB4BC7"/>
+    <w:pPr>
+      <w:spacing w:before="120"/>
+    </w:pPr>
+    <w:rPr>
+      <w:rFonts w:cstheme="minorHAnsi"/>
+      <w:b/>
+      <w:bCs/>
+      <w:i/>
+      <w:iCs/>
+    </w:rPr>
+  </w:style>
+  <w:style w:type="paragraph" w:styleId="23">
+    <w:name w:val="toc 2"/>
+    <w:basedOn w:val="a"/>
+    <w:next w:val="a"/>
+    <w:autoRedefine/>
+    <w:uiPriority w:val="39"/>
+    <w:unhideWhenUsed/>
+    <w:rsid w:val="00CB4BC7"/>
+    <w:pPr>
+      <w:spacing w:before="120"/>
+      <w:ind w:left="240"/>
+    </w:pPr>
+    <w:rPr>
+      <w:rFonts w:cstheme="minorHAnsi"/>
+      <w:b/>
+      <w:bCs/>
+      <w:sz w:val="22"/>
+      <w:szCs w:val="22"/>
+    </w:rPr>
+  </w:style>
+  <w:style w:type="character" w:styleId="af8">
+    <w:name w:val="Hyperlink"/>
+    <w:basedOn w:val="a0"/>
+    <w:uiPriority w:val="99"/>
+    <w:unhideWhenUsed/>
+    <w:rsid w:val="00CB4BC7"/>
+    <w:rPr>
+      <w:color w:val="0563C1" w:themeColor="hyperlink"/>
+      <w:u w:val="single"/>
+    </w:rPr>
+  </w:style>
+  <w:style w:type="paragraph" w:styleId="31">
+    <w:name w:val="toc 3"/>
+    <w:basedOn w:val="a"/>
+    <w:next w:val="a"/>
+    <w:autoRedefine/>
+    <w:uiPriority w:val="39"/>
+    <w:semiHidden/>
+    <w:unhideWhenUsed/>
+    <w:rsid w:val="00CB4BC7"/>
+    <w:pPr>
+      <w:ind w:left="480"/>
+    </w:pPr>
+    <w:rPr>
+      <w:rFonts w:cstheme="minorHAnsi"/>
+      <w:sz w:val="20"/>
+      <w:szCs w:val="20"/>
+    </w:rPr>
+  </w:style>
+  <w:style w:type="paragraph" w:styleId="41">
+    <w:name w:val="toc 4"/>
+    <w:basedOn w:val="a"/>
+    <w:next w:val="a"/>
+    <w:autoRedefine/>
+    <w:uiPriority w:val="39"/>
+    <w:semiHidden/>
+    <w:unhideWhenUsed/>
+    <w:rsid w:val="00CB4BC7"/>
+    <w:pPr>
+      <w:ind w:left="720"/>
+    </w:pPr>
+    <w:rPr>
+      <w:rFonts w:cstheme="minorHAnsi"/>
+      <w:sz w:val="20"/>
+      <w:szCs w:val="20"/>
+    </w:rPr>
+  </w:style>
+  <w:style w:type="paragraph" w:styleId="5">
+    <w:name w:val="toc 5"/>
+    <w:basedOn w:val="a"/>
+    <w:next w:val="a"/>
+    <w:autoRedefine/>
+    <w:uiPriority w:val="39"/>
+    <w:semiHidden/>
+    <w:unhideWhenUsed/>
+    <w:rsid w:val="00CB4BC7"/>
+    <w:pPr>
+      <w:ind w:left="960"/>
+    </w:pPr>
+    <w:rPr>
+      <w:rFonts w:cstheme="minorHAnsi"/>
+      <w:sz w:val="20"/>
+      <w:szCs w:val="20"/>
+    </w:rPr>
+  </w:style>
+  <w:style w:type="paragraph" w:styleId="6">
+    <w:name w:val="toc 6"/>
+    <w:basedOn w:val="a"/>
+    <w:next w:val="a"/>
+    <w:autoRedefine/>
+    <w:uiPriority w:val="39"/>
+    <w:semiHidden/>
+    <w:unhideWhenUsed/>
+    <w:rsid w:val="00CB4BC7"/>
+    <w:pPr>
+      <w:ind w:left="1200"/>
+    </w:pPr>
+    <w:rPr>
+      <w:rFonts w:cstheme="minorHAnsi"/>
+      <w:sz w:val="20"/>
+      <w:szCs w:val="20"/>
+    </w:rPr>
+  </w:style>
+  <w:style w:type="paragraph" w:styleId="7">
+    <w:name w:val="toc 7"/>
+    <w:basedOn w:val="a"/>
+    <w:next w:val="a"/>
+    <w:autoRedefine/>
+    <w:uiPriority w:val="39"/>
+    <w:semiHidden/>
+    <w:unhideWhenUsed/>
+    <w:rsid w:val="00CB4BC7"/>
+    <w:pPr>
+      <w:ind w:left="1440"/>
+    </w:pPr>
+    <w:rPr>
+      <w:rFonts w:cstheme="minorHAnsi"/>
+      <w:sz w:val="20"/>
+      <w:szCs w:val="20"/>
+    </w:rPr>
+  </w:style>
+  <w:style w:type="paragraph" w:styleId="8">
+    <w:name w:val="toc 8"/>
+    <w:basedOn w:val="a"/>
+    <w:next w:val="a"/>
+    <w:autoRedefine/>
+    <w:uiPriority w:val="39"/>
+    <w:semiHidden/>
+    <w:unhideWhenUsed/>
+    <w:rsid w:val="00CB4BC7"/>
+    <w:pPr>
+      <w:ind w:left="1680"/>
+    </w:pPr>
+    <w:rPr>
+      <w:rFonts w:cstheme="minorHAnsi"/>
+      <w:sz w:val="20"/>
+      <w:szCs w:val="20"/>
+    </w:rPr>
+  </w:style>
+  <w:style w:type="paragraph" w:styleId="9">
+    <w:name w:val="toc 9"/>
+    <w:basedOn w:val="a"/>
+    <w:next w:val="a"/>
+    <w:autoRedefine/>
+    <w:uiPriority w:val="39"/>
+    <w:semiHidden/>
+    <w:unhideWhenUsed/>
+    <w:rsid w:val="00CB4BC7"/>
+    <w:pPr>
+      <w:ind w:left="1920"/>
+    </w:pPr>
+    <w:rPr>
+      <w:rFonts w:cstheme="minorHAnsi"/>
+      <w:sz w:val="20"/>
+      <w:szCs w:val="20"/>
+    </w:rPr>
   </w:style>
 </w:styles>
 </file>
@@ -4744,4 +10689,16 @@
     </a:ext>
   </a:extLst>
 </a:theme>
+</file>
+
+<file path=customXml/item1.xml><?xml version="1.0" encoding="utf-8"?>
+<b:Sources xmlns:b="http://schemas.openxmlformats.org/officeDocument/2006/bibliography" xmlns="http://schemas.openxmlformats.org/officeDocument/2006/bibliography" SelectedStyle="/APASixthEditionOfficeOnline.xsl" StyleName="APA" Version="6"/>
+</file>
+
+<file path=customXml/itemProps1.xml><?xml version="1.0" encoding="utf-8"?>
+<ds:datastoreItem xmlns:ds="http://schemas.openxmlformats.org/officeDocument/2006/customXml" ds:itemID="{099554D3-F31A-574A-8DAF-7D1F0606D706}">
+  <ds:schemaRefs>
+    <ds:schemaRef ds:uri="http://schemas.openxmlformats.org/officeDocument/2006/bibliography"/>
+  </ds:schemaRefs>
+</ds:datastoreItem>
 </file>